--- a/04-deploy-step-by-step.docx
+++ b/04-deploy-step-by-step.docx
@@ -21,63 +21,25 @@
           <w:lang w:val="en-US"/>
         </w:rPr>
       </w:pPr>
-      <w:proofErr w:type="spellStart"/>
-      <w:r>
-        <w:rPr>
-          <w:lang w:val="en-US"/>
-        </w:rPr>
-        <w:t>az</w:t>
-      </w:r>
-      <w:proofErr w:type="spellEnd"/>
-      <w:r>
-        <w:rPr>
-          <w:lang w:val="en-US"/>
-        </w:rPr>
-        <w:t xml:space="preserve"> account show --output table</w:t>
-      </w:r>
-    </w:p>
-    <w:p>
-      <w:pPr>
-        <w:rPr>
-          <w:lang w:val="en-US"/>
-        </w:rPr>
-      </w:pPr>
-      <w:proofErr w:type="spellStart"/>
-      <w:r>
-        <w:rPr>
-          <w:lang w:val="en-US"/>
-        </w:rPr>
-        <w:t>az</w:t>
-      </w:r>
-      <w:proofErr w:type="spellEnd"/>
-      <w:r>
-        <w:rPr>
-          <w:lang w:val="en-US"/>
-        </w:rPr>
-        <w:t xml:space="preserve"> </w:t>
-      </w:r>
-      <w:proofErr w:type="spellStart"/>
-      <w:r>
-        <w:rPr>
-          <w:lang w:val="en-US"/>
-        </w:rPr>
-        <w:t>acr</w:t>
-      </w:r>
-      <w:proofErr w:type="spellEnd"/>
-      <w:r>
-        <w:rPr>
-          <w:lang w:val="en-US"/>
-        </w:rPr>
-        <w:t xml:space="preserve"> login --name </w:t>
-      </w:r>
-      <w:proofErr w:type="spellStart"/>
-      <w:r>
-        <w:rPr>
-          <w:lang w:val="en-US"/>
-        </w:rPr>
-        <w:t>dnsstudentacr</w:t>
-      </w:r>
-      <w:proofErr w:type="spellEnd"/>
+      <w:r>
+        <w:rPr>
+          <w:lang w:val="en-US"/>
+        </w:rPr>
+        <w:t>az account show --output table</w:t>
+      </w:r>
+    </w:p>
+    <w:p>
+      <w:pPr>
+        <w:rPr>
+          <w:lang w:val="en-US"/>
+        </w:rPr>
+      </w:pPr>
+      <w:r>
+        <w:rPr>
+          <w:lang w:val="en-US"/>
+        </w:rPr>
+        <w:t>az acr login --name dnsstudentacr</w:t>
+      </w:r>
     </w:p>
     <w:p>
       <w:pPr>
@@ -132,56 +94,12 @@
           </wp:inline>
         </w:drawing>
       </w:r>
-      <w:proofErr w:type="spellStart"/>
-      <w:r>
-        <w:rPr>
-          <w:lang w:val="en-US"/>
-        </w:rPr>
-        <w:t>az</w:t>
-      </w:r>
-      <w:proofErr w:type="spellEnd"/>
-      <w:r>
-        <w:rPr>
-          <w:lang w:val="en-US"/>
-        </w:rPr>
-        <w:t xml:space="preserve"> group create --name </w:t>
-      </w:r>
-      <w:proofErr w:type="spellStart"/>
-      <w:r>
-        <w:rPr>
-          <w:lang w:val="en-US"/>
-        </w:rPr>
-        <w:t>dns</w:t>
-      </w:r>
-      <w:proofErr w:type="spellEnd"/>
-      <w:r>
-        <w:rPr>
-          <w:lang w:val="en-US"/>
-        </w:rPr>
-        <w:t>-student-</w:t>
-      </w:r>
-      <w:proofErr w:type="spellStart"/>
-      <w:r>
-        <w:rPr>
-          <w:lang w:val="en-US"/>
-        </w:rPr>
-        <w:t>rg</w:t>
-      </w:r>
-      <w:proofErr w:type="spellEnd"/>
-      <w:r>
-        <w:rPr>
-          <w:lang w:val="en-US"/>
-        </w:rPr>
-        <w:t xml:space="preserve"> --location </w:t>
-      </w:r>
-      <w:proofErr w:type="spellStart"/>
-      <w:r>
-        <w:rPr>
-          <w:lang w:val="en-US"/>
-        </w:rPr>
-        <w:t>eastus</w:t>
-      </w:r>
-      <w:proofErr w:type="spellEnd"/>
+      <w:r>
+        <w:rPr>
+          <w:lang w:val="en-US"/>
+        </w:rPr>
+        <w:t>az group create --name dns-student-rg --location eastus</w:t>
+      </w:r>
     </w:p>
     <w:p>
       <w:pPr>
@@ -240,152 +158,54 @@
     </w:p>
     <w:p>
       <w:r>
-        <w:t xml:space="preserve">Ese error significa que tu suscripción de Azure todavía no tiene registrado el proveedor de recursos que necesita Azure Container </w:t>
-      </w:r>
-      <w:proofErr w:type="spellStart"/>
-      <w:r>
-        <w:t>Registry</w:t>
-      </w:r>
-      <w:proofErr w:type="spellEnd"/>
-      <w:r>
-        <w:t xml:space="preserve">: </w:t>
-      </w:r>
-      <w:proofErr w:type="spellStart"/>
-      <w:r>
-        <w:t>Microsoft.ContainerRegistry</w:t>
-      </w:r>
-      <w:proofErr w:type="spellEnd"/>
-      <w:r>
-        <w:t>. Microsoft indica que debes registrar el proveedor en la suscripción antes de usar ese tipo de recurso.</w:t>
-      </w:r>
-    </w:p>
-    <w:p>
-      <w:pPr>
-        <w:rPr>
-          <w:lang w:val="en-US"/>
-        </w:rPr>
-      </w:pPr>
-      <w:proofErr w:type="spellStart"/>
-      <w:r>
-        <w:rPr>
-          <w:lang w:val="en-US"/>
-        </w:rPr>
-        <w:t>az</w:t>
-      </w:r>
-      <w:proofErr w:type="spellEnd"/>
-      <w:r>
-        <w:rPr>
-          <w:lang w:val="en-US"/>
-        </w:rPr>
-        <w:t xml:space="preserve"> provider register --namespace </w:t>
-      </w:r>
-      <w:proofErr w:type="spellStart"/>
-      <w:r>
-        <w:rPr>
-          <w:lang w:val="en-US"/>
-        </w:rPr>
-        <w:t>Microsoft.ContainerRegistry</w:t>
-      </w:r>
-      <w:proofErr w:type="spellEnd"/>
-    </w:p>
-    <w:p>
-      <w:pPr>
-        <w:rPr>
-          <w:lang w:val="en-US"/>
-        </w:rPr>
-      </w:pPr>
-    </w:p>
-    <w:p>
-      <w:pPr>
-        <w:rPr>
-          <w:lang w:val="en-US"/>
-        </w:rPr>
-      </w:pPr>
-      <w:r>
-        <w:rPr>
-          <w:lang w:val="en-US"/>
-        </w:rPr>
-        <w:t xml:space="preserve">para </w:t>
-      </w:r>
-      <w:proofErr w:type="spellStart"/>
-      <w:r>
-        <w:rPr>
-          <w:lang w:val="en-US"/>
-        </w:rPr>
-        <w:t>revisar</w:t>
-      </w:r>
-      <w:proofErr w:type="spellEnd"/>
-      <w:r>
-        <w:rPr>
-          <w:lang w:val="en-US"/>
-        </w:rPr>
-        <w:t xml:space="preserve"> el </w:t>
-      </w:r>
-      <w:proofErr w:type="spellStart"/>
-      <w:r>
-        <w:rPr>
-          <w:lang w:val="en-US"/>
-        </w:rPr>
-        <w:t>estado</w:t>
-      </w:r>
-      <w:proofErr w:type="spellEnd"/>
-    </w:p>
-    <w:p>
-      <w:pPr>
-        <w:rPr>
-          <w:lang w:val="en-US"/>
-        </w:rPr>
-      </w:pPr>
-      <w:proofErr w:type="spellStart"/>
-      <w:r>
-        <w:rPr>
-          <w:lang w:val="en-US"/>
-        </w:rPr>
-        <w:t>az</w:t>
-      </w:r>
-      <w:proofErr w:type="spellEnd"/>
-      <w:r>
-        <w:rPr>
-          <w:lang w:val="en-US"/>
-        </w:rPr>
-        <w:t xml:space="preserve"> provider show --namespace </w:t>
-      </w:r>
-      <w:proofErr w:type="spellStart"/>
-      <w:r>
-        <w:rPr>
-          <w:lang w:val="en-US"/>
-        </w:rPr>
-        <w:t>Microsoft.ContainerRegistry</w:t>
-      </w:r>
-      <w:proofErr w:type="spellEnd"/>
-      <w:r>
-        <w:rPr>
-          <w:lang w:val="en-US"/>
-        </w:rPr>
-        <w:t xml:space="preserve"> --query "</w:t>
-      </w:r>
-      <w:proofErr w:type="spellStart"/>
-      <w:r>
-        <w:rPr>
-          <w:lang w:val="en-US"/>
-        </w:rPr>
-        <w:t>registrationState</w:t>
-      </w:r>
-      <w:proofErr w:type="spellEnd"/>
-      <w:r>
-        <w:rPr>
-          <w:lang w:val="en-US"/>
-        </w:rPr>
-        <w:t xml:space="preserve">" -o </w:t>
-      </w:r>
-      <w:proofErr w:type="spellStart"/>
-      <w:r>
-        <w:rPr>
-          <w:lang w:val="en-US"/>
-        </w:rPr>
-        <w:t>tsv</w:t>
-      </w:r>
-      <w:proofErr w:type="spellEnd"/>
+        <w:t>Ese error significa que tu suscripción de Azure todavía no tiene registrado el proveedor de recursos que necesita Azure Container Registry: Microsoft.ContainerRegistry. Microsoft indica que debes registrar el proveedor en la suscripción antes de usar ese tipo de recurso.</w:t>
+      </w:r>
+    </w:p>
+    <w:p>
+      <w:pPr>
+        <w:rPr>
+          <w:lang w:val="en-US"/>
+        </w:rPr>
+      </w:pPr>
+      <w:r>
+        <w:rPr>
+          <w:lang w:val="en-US"/>
+        </w:rPr>
+        <w:t>az provider register --namespace Microsoft.ContainerRegistry</w:t>
+      </w:r>
+    </w:p>
+    <w:p>
+      <w:pPr>
+        <w:rPr>
+          <w:lang w:val="en-US"/>
+        </w:rPr>
+      </w:pPr>
+    </w:p>
+    <w:p>
+      <w:pPr>
+        <w:rPr>
+          <w:lang w:val="en-US"/>
+        </w:rPr>
+      </w:pPr>
+      <w:r>
+        <w:rPr>
+          <w:lang w:val="en-US"/>
+        </w:rPr>
+        <w:t>para revisar el estado</w:t>
+      </w:r>
+    </w:p>
+    <w:p>
+      <w:pPr>
+        <w:rPr>
+          <w:lang w:val="en-US"/>
+        </w:rPr>
+      </w:pPr>
+      <w:r>
+        <w:rPr>
+          <w:lang w:val="en-US"/>
+        </w:rPr>
+        <w:t>az provider show --namespace Microsoft.ContainerRegistry --query "registrationState" -o tsv</w:t>
+      </w:r>
     </w:p>
     <w:p>
       <w:pPr>
@@ -442,89 +262,11 @@
           <w:lang w:val="en-US"/>
         </w:rPr>
       </w:pPr>
-      <w:proofErr w:type="spellStart"/>
-      <w:r>
-        <w:rPr>
-          <w:lang w:val="en-US"/>
-        </w:rPr>
-        <w:t>az</w:t>
-      </w:r>
-      <w:proofErr w:type="spellEnd"/>
-      <w:r>
-        <w:rPr>
-          <w:lang w:val="en-US"/>
-        </w:rPr>
-        <w:t xml:space="preserve"> </w:t>
-      </w:r>
-      <w:proofErr w:type="spellStart"/>
-      <w:r>
-        <w:rPr>
-          <w:lang w:val="en-US"/>
-        </w:rPr>
-        <w:t>acr</w:t>
-      </w:r>
-      <w:proofErr w:type="spellEnd"/>
-      <w:r>
-        <w:rPr>
-          <w:lang w:val="en-US"/>
-        </w:rPr>
-        <w:t xml:space="preserve"> create --resource-group </w:t>
-      </w:r>
-      <w:proofErr w:type="spellStart"/>
-      <w:r>
-        <w:rPr>
-          <w:lang w:val="en-US"/>
-        </w:rPr>
-        <w:t>dns</w:t>
-      </w:r>
-      <w:proofErr w:type="spellEnd"/>
-      <w:r>
-        <w:rPr>
-          <w:lang w:val="en-US"/>
-        </w:rPr>
-        <w:t>-student-</w:t>
-      </w:r>
-      <w:proofErr w:type="spellStart"/>
-      <w:r>
-        <w:rPr>
-          <w:lang w:val="en-US"/>
-        </w:rPr>
-        <w:t>rg</w:t>
-      </w:r>
-      <w:proofErr w:type="spellEnd"/>
-      <w:r>
-        <w:rPr>
-          <w:lang w:val="en-US"/>
-        </w:rPr>
-        <w:t xml:space="preserve"> --name </w:t>
-      </w:r>
-      <w:proofErr w:type="spellStart"/>
-      <w:r>
-        <w:rPr>
-          <w:lang w:val="en-US"/>
-        </w:rPr>
-        <w:t>dnsstudentacr</w:t>
-      </w:r>
-      <w:proofErr w:type="spellEnd"/>
-      <w:r>
-        <w:rPr>
-          <w:lang w:val="en-US"/>
-        </w:rPr>
-        <w:t xml:space="preserve"> --</w:t>
-      </w:r>
-      <w:proofErr w:type="spellStart"/>
-      <w:r>
-        <w:rPr>
-          <w:lang w:val="en-US"/>
-        </w:rPr>
-        <w:t>sku</w:t>
-      </w:r>
-      <w:proofErr w:type="spellEnd"/>
-      <w:r>
-        <w:rPr>
-          <w:lang w:val="en-US"/>
-        </w:rPr>
-        <w:t xml:space="preserve"> Basic --admin-enabled true</w:t>
+      <w:r>
+        <w:rPr>
+          <w:lang w:val="en-US"/>
+        </w:rPr>
+        <w:t>az acr create --resource-group dns-student-rg --name dnsstudentacr --sku Basic --admin-enabled true</w:t>
       </w:r>
     </w:p>
     <w:p>
@@ -535,36 +277,18 @@
         <w:br/>
       </w:r>
       <w:r>
-        <w:t xml:space="preserve">ahora a crear las </w:t>
-      </w:r>
-      <w:proofErr w:type="spellStart"/>
-      <w:r>
-        <w:t>imagenes</w:t>
-      </w:r>
-      <w:proofErr w:type="spellEnd"/>
-      <w:r>
-        <w:t xml:space="preserve"> e</w:t>
-      </w:r>
-      <w:r>
-        <w:t xml:space="preserve">n </w:t>
-      </w:r>
-      <w:proofErr w:type="spellStart"/>
-      <w:r>
-        <w:t>azure</w:t>
-      </w:r>
-      <w:proofErr w:type="spellEnd"/>
+        <w:t>ahora a crear las imagenes e</w:t>
+      </w:r>
+      <w:r>
+        <w:t>n azure</w:t>
+      </w:r>
       <w:r>
         <w:br/>
       </w:r>
       <w:r>
         <w:br/>
-        <w:t xml:space="preserve">cd </w:t>
-      </w:r>
-      <w:proofErr w:type="spellStart"/>
-      <w:r>
-        <w:t>document-notification-system</w:t>
-      </w:r>
-      <w:proofErr w:type="spellEnd"/>
+        <w:t>cd document-notification-system</w:t>
+      </w:r>
     </w:p>
     <w:p/>
     <w:p>
@@ -574,42 +298,20 @@
         </w:rPr>
       </w:pPr>
       <w:r>
-        <w:t xml:space="preserve">hacer un </w:t>
-      </w:r>
-      <w:proofErr w:type="spellStart"/>
-      <w:r>
-        <w:t>build</w:t>
-      </w:r>
-      <w:proofErr w:type="spellEnd"/>
-      <w:r>
-        <w:t xml:space="preserve"> por cada imagen que tenga</w:t>
-      </w:r>
-    </w:p>
-    <w:p>
-      <w:pPr>
-        <w:rPr>
-          <w:lang w:val="en-US"/>
-        </w:rPr>
-      </w:pPr>
-      <w:r>
-        <w:rPr>
-          <w:lang w:val="en-US"/>
-        </w:rPr>
-        <w:t>docker build --no-cache -t document-service:1.0 -f document-service/</w:t>
-      </w:r>
-      <w:proofErr w:type="spellStart"/>
-      <w:r>
-        <w:rPr>
-          <w:lang w:val="en-US"/>
-        </w:rPr>
-        <w:t>Dockerfile</w:t>
-      </w:r>
-      <w:proofErr w:type="spellEnd"/>
-      <w:r>
-        <w:rPr>
-          <w:lang w:val="en-US"/>
-        </w:rPr>
-        <w:t xml:space="preserve"> .</w:t>
+        <w:t>hacer un build por cada imagen que tenga</w:t>
+      </w:r>
+    </w:p>
+    <w:p>
+      <w:pPr>
+        <w:rPr>
+          <w:lang w:val="en-US"/>
+        </w:rPr>
+      </w:pPr>
+      <w:r>
+        <w:rPr>
+          <w:lang w:val="en-US"/>
+        </w:rPr>
+        <w:t>docker build --no-cache -t document-service:1.0 -f document-service/Dockerfile .</w:t>
       </w:r>
     </w:p>
     <w:p>
@@ -723,70 +425,12 @@
           <w:lang w:val="en-US"/>
         </w:rPr>
       </w:pPr>
-      <w:proofErr w:type="spellStart"/>
-      <w:r>
-        <w:rPr>
-          <w:lang w:val="en-US"/>
-        </w:rPr>
-        <w:t>az</w:t>
-      </w:r>
-      <w:proofErr w:type="spellEnd"/>
-      <w:r>
-        <w:rPr>
-          <w:lang w:val="en-US"/>
-        </w:rPr>
-        <w:t xml:space="preserve"> </w:t>
-      </w:r>
-      <w:proofErr w:type="spellStart"/>
-      <w:r>
-        <w:rPr>
-          <w:lang w:val="en-US"/>
-        </w:rPr>
-        <w:t>acr</w:t>
-      </w:r>
-      <w:proofErr w:type="spellEnd"/>
-      <w:r>
-        <w:rPr>
-          <w:lang w:val="en-US"/>
-        </w:rPr>
-        <w:t xml:space="preserve"> show --name </w:t>
-      </w:r>
-      <w:proofErr w:type="spellStart"/>
-      <w:r>
-        <w:rPr>
-          <w:lang w:val="en-US"/>
-        </w:rPr>
-        <w:t>dnsstudentacr</w:t>
-      </w:r>
-      <w:proofErr w:type="spellEnd"/>
-      <w:r>
-        <w:rPr>
-          <w:lang w:val="en-US"/>
-        </w:rPr>
-        <w:t xml:space="preserve"> --query </w:t>
-      </w:r>
-      <w:proofErr w:type="spellStart"/>
-      <w:r>
-        <w:rPr>
-          <w:lang w:val="en-US"/>
-        </w:rPr>
-        <w:t>loginServer</w:t>
-      </w:r>
-      <w:proofErr w:type="spellEnd"/>
-      <w:r>
-        <w:rPr>
-          <w:lang w:val="en-US"/>
-        </w:rPr>
-        <w:t xml:space="preserve"> --output </w:t>
-      </w:r>
-      <w:proofErr w:type="spellStart"/>
-      <w:r>
-        <w:rPr>
-          <w:lang w:val="en-US"/>
-        </w:rPr>
-        <w:t>tsv</w:t>
-      </w:r>
-      <w:proofErr w:type="spellEnd"/>
+      <w:r>
+        <w:rPr>
+          <w:lang w:val="en-US"/>
+        </w:rPr>
+        <w:t>az acr show --name dnsstudentacr --query loginServer --output tsv</w:t>
+      </w:r>
     </w:p>
     <w:p>
       <w:pPr>
@@ -807,13 +451,8 @@
       </w:r>
     </w:p>
     <w:p>
-      <w:proofErr w:type="spellStart"/>
-      <w:r>
-        <w:t>docker</w:t>
-      </w:r>
-      <w:proofErr w:type="spellEnd"/>
-      <w:r>
-        <w:t xml:space="preserve"> tag document-service:1.0 dnsstudentacr.azurecr.io/document-service:1.0</w:t>
+      <w:r>
+        <w:t>docker tag document-service:1.0 dnsstudentacr.azurecr.io/document-service:1.0</w:t>
       </w:r>
     </w:p>
     <w:p/>
@@ -913,72 +552,20 @@
           <w:lang w:val="en-US"/>
         </w:rPr>
         <w:lastRenderedPageBreak/>
-        <w:t xml:space="preserve">Para </w:t>
-      </w:r>
-      <w:proofErr w:type="spellStart"/>
-      <w:r>
-        <w:rPr>
-          <w:u w:val="single"/>
-          <w:lang w:val="en-US"/>
-        </w:rPr>
-        <w:t>confirmar</w:t>
-      </w:r>
-      <w:proofErr w:type="spellEnd"/>
-      <w:r>
-        <w:rPr>
-          <w:u w:val="single"/>
-          <w:lang w:val="en-US"/>
-        </w:rPr>
-        <w:t xml:space="preserve"> </w:t>
-      </w:r>
-    </w:p>
-    <w:p>
-      <w:pPr>
-        <w:rPr>
-          <w:lang w:val="en-US"/>
-        </w:rPr>
-      </w:pPr>
-      <w:proofErr w:type="spellStart"/>
-      <w:r>
-        <w:rPr>
-          <w:lang w:val="en-US"/>
-        </w:rPr>
-        <w:t>az</w:t>
-      </w:r>
-      <w:proofErr w:type="spellEnd"/>
-      <w:r>
-        <w:rPr>
-          <w:lang w:val="en-US"/>
-        </w:rPr>
-        <w:t xml:space="preserve"> </w:t>
-      </w:r>
-      <w:proofErr w:type="spellStart"/>
-      <w:r>
-        <w:rPr>
-          <w:lang w:val="en-US"/>
-        </w:rPr>
-        <w:t>acr</w:t>
-      </w:r>
-      <w:proofErr w:type="spellEnd"/>
-      <w:r>
-        <w:rPr>
-          <w:lang w:val="en-US"/>
-        </w:rPr>
-        <w:t xml:space="preserve"> repository list --name </w:t>
-      </w:r>
-      <w:proofErr w:type="spellStart"/>
-      <w:r>
-        <w:rPr>
-          <w:lang w:val="en-US"/>
-        </w:rPr>
-        <w:t>dnsstudentacr</w:t>
-      </w:r>
-      <w:proofErr w:type="spellEnd"/>
-      <w:r>
-        <w:rPr>
-          <w:lang w:val="en-US"/>
-        </w:rPr>
-        <w:t xml:space="preserve"> --output table</w:t>
+        <w:t xml:space="preserve">Para confirmar </w:t>
+      </w:r>
+    </w:p>
+    <w:p>
+      <w:pPr>
+        <w:rPr>
+          <w:lang w:val="en-US"/>
+        </w:rPr>
+      </w:pPr>
+      <w:r>
+        <w:rPr>
+          <w:lang w:val="en-US"/>
+        </w:rPr>
+        <w:t>az acr repository list --name dnsstudentacr --output table</w:t>
       </w:r>
     </w:p>
     <w:p>
@@ -1045,63 +632,7 @@
     </w:p>
     <w:p>
       <w:r>
-        <w:t xml:space="preserve">Esto evita completamente el </w:t>
-      </w:r>
-      <w:proofErr w:type="spellStart"/>
-      <w:r>
-        <w:t>TasksOperationsNotAllowed</w:t>
-      </w:r>
-      <w:proofErr w:type="spellEnd"/>
-      <w:r>
-        <w:t>. Microsoft también ha indicado que cambiar una suscripción gratuita a Pay-As-You-</w:t>
-      </w:r>
-      <w:proofErr w:type="spellStart"/>
-      <w:r>
-        <w:t>Go</w:t>
-      </w:r>
-      <w:proofErr w:type="spellEnd"/>
-      <w:r>
-        <w:t xml:space="preserve"> puede habilitar </w:t>
-      </w:r>
-      <w:proofErr w:type="spellStart"/>
-      <w:r>
-        <w:t>az</w:t>
-      </w:r>
-      <w:proofErr w:type="spellEnd"/>
-      <w:r>
-        <w:t xml:space="preserve"> </w:t>
-      </w:r>
-      <w:proofErr w:type="spellStart"/>
-      <w:r>
-        <w:t>acr</w:t>
-      </w:r>
-      <w:proofErr w:type="spellEnd"/>
-      <w:r>
-        <w:t xml:space="preserve"> </w:t>
-      </w:r>
-      <w:proofErr w:type="spellStart"/>
-      <w:r>
-        <w:t>build</w:t>
-      </w:r>
-      <w:proofErr w:type="spellEnd"/>
-      <w:r>
-        <w:t xml:space="preserve">, pero para un proyecto universitario normalmente no necesitas hacerlo; construir localmente y hacer </w:t>
-      </w:r>
-      <w:proofErr w:type="spellStart"/>
-      <w:r>
-        <w:t>docker</w:t>
-      </w:r>
-      <w:proofErr w:type="spellEnd"/>
-      <w:r>
-        <w:t xml:space="preserve"> </w:t>
-      </w:r>
-      <w:proofErr w:type="spellStart"/>
-      <w:r>
-        <w:t>push</w:t>
-      </w:r>
-      <w:proofErr w:type="spellEnd"/>
-      <w:r>
-        <w:t xml:space="preserve"> es suficiente</w:t>
+        <w:t>Esto evita completamente el TasksOperationsNotAllowed. Microsoft también ha indicado que cambiar una suscripción gratuita a Pay-As-You-Go puede habilitar az acr build, pero para un proyecto universitario normalmente no necesitas hacerlo; construir localmente y hacer docker push es suficiente</w:t>
       </w:r>
     </w:p>
     <w:p/>
@@ -1128,21 +659,7 @@
         <w:rPr>
           <w:lang w:val="en-US"/>
         </w:rPr>
-        <w:t>-service:1.0 -f customer-service/</w:t>
-      </w:r>
-      <w:proofErr w:type="spellStart"/>
-      <w:r>
-        <w:rPr>
-          <w:lang w:val="en-US"/>
-        </w:rPr>
-        <w:t>Dockerfile</w:t>
-      </w:r>
-      <w:proofErr w:type="spellEnd"/>
-      <w:r>
-        <w:rPr>
-          <w:lang w:val="en-US"/>
-        </w:rPr>
-        <w:t xml:space="preserve"> .</w:t>
+        <w:t>-service:1.0 -f customer-service/Dockerfile .</w:t>
       </w:r>
     </w:p>
     <w:p>
@@ -1232,21 +749,7 @@
         <w:rPr>
           <w:lang w:val="en-US"/>
         </w:rPr>
-        <w:t>-service/</w:t>
-      </w:r>
-      <w:proofErr w:type="spellStart"/>
-      <w:r>
-        <w:rPr>
-          <w:lang w:val="en-US"/>
-        </w:rPr>
-        <w:t>Dockerfile</w:t>
-      </w:r>
-      <w:proofErr w:type="spellEnd"/>
-      <w:r>
-        <w:rPr>
-          <w:lang w:val="en-US"/>
-        </w:rPr>
-        <w:t xml:space="preserve"> .</w:t>
+        <w:t>-service/Dockerfile .</w:t>
       </w:r>
     </w:p>
     <w:p>
@@ -1365,21 +868,7 @@
         <w:rPr>
           <w:lang w:val="en-US"/>
         </w:rPr>
-        <w:t>-service/</w:t>
-      </w:r>
-      <w:proofErr w:type="spellStart"/>
-      <w:r>
-        <w:rPr>
-          <w:lang w:val="en-US"/>
-        </w:rPr>
-        <w:t>Dockerfile</w:t>
-      </w:r>
-      <w:proofErr w:type="spellEnd"/>
-      <w:r>
-        <w:rPr>
-          <w:lang w:val="en-US"/>
-        </w:rPr>
-        <w:t xml:space="preserve"> .</w:t>
+        <w:t>-service/Dockerfile .</w:t>
       </w:r>
     </w:p>
     <w:p>
@@ -1460,15 +949,7 @@
     <w:p>
       <w:r>
         <w:lastRenderedPageBreak/>
-        <w:t xml:space="preserve">validamos la </w:t>
-      </w:r>
-      <w:proofErr w:type="spellStart"/>
-      <w:r>
-        <w:t>creacion</w:t>
-      </w:r>
-      <w:proofErr w:type="spellEnd"/>
-      <w:r>
-        <w:t xml:space="preserve"> de cada u</w:t>
+        <w:t>validamos la creacion de cada u</w:t>
       </w:r>
       <w:r>
         <w:t>no</w:t>
@@ -1481,47 +962,11 @@
           <w:lang w:val="en-US"/>
         </w:rPr>
       </w:pPr>
-      <w:proofErr w:type="spellStart"/>
-      <w:r>
-        <w:rPr>
-          <w:lang w:val="en-US"/>
-        </w:rPr>
-        <w:t>az</w:t>
-      </w:r>
-      <w:proofErr w:type="spellEnd"/>
-      <w:r>
-        <w:rPr>
-          <w:lang w:val="en-US"/>
-        </w:rPr>
-        <w:t xml:space="preserve"> </w:t>
-      </w:r>
-      <w:proofErr w:type="spellStart"/>
-      <w:r>
-        <w:rPr>
-          <w:lang w:val="en-US"/>
-        </w:rPr>
-        <w:t>acr</w:t>
-      </w:r>
-      <w:proofErr w:type="spellEnd"/>
-      <w:r>
-        <w:rPr>
-          <w:lang w:val="en-US"/>
-        </w:rPr>
-        <w:t xml:space="preserve"> repository list --name </w:t>
-      </w:r>
-      <w:proofErr w:type="spellStart"/>
-      <w:r>
-        <w:rPr>
-          <w:lang w:val="en-US"/>
-        </w:rPr>
-        <w:t>dnsstudentacr</w:t>
-      </w:r>
-      <w:proofErr w:type="spellEnd"/>
-      <w:r>
-        <w:rPr>
-          <w:lang w:val="en-US"/>
-        </w:rPr>
-        <w:t xml:space="preserve"> -o table</w:t>
+      <w:r>
+        <w:rPr>
+          <w:lang w:val="en-US"/>
+        </w:rPr>
+        <w:t>az acr repository list --name dnsstudentacr -o table</w:t>
       </w:r>
     </w:p>
     <w:p>
@@ -1592,43 +1037,17 @@
         <w:t>Va</w:t>
       </w:r>
       <w:r>
-        <w:t xml:space="preserve">mos a ver que </w:t>
-      </w:r>
-      <w:proofErr w:type="spellStart"/>
-      <w:r>
-        <w:t>reginones</w:t>
-      </w:r>
-      <w:proofErr w:type="spellEnd"/>
-      <w:r>
-        <w:t xml:space="preserve"> podemos usar en  </w:t>
-      </w:r>
-      <w:proofErr w:type="spellStart"/>
-      <w:r>
-        <w:t>postgres</w:t>
-      </w:r>
-      <w:proofErr w:type="spellEnd"/>
-    </w:p>
-    <w:p>
-      <w:pPr>
-        <w:tabs>
-          <w:tab w:val="left" w:pos="2115"/>
-        </w:tabs>
-      </w:pPr>
-      <w:proofErr w:type="spellStart"/>
-      <w:r>
-        <w:t>list-skus</w:t>
-      </w:r>
-      <w:proofErr w:type="spellEnd"/>
-      <w:r>
-        <w:t xml:space="preserve"> es precisamente el comando oficial para consultar qué </w:t>
-      </w:r>
-      <w:proofErr w:type="spellStart"/>
-      <w:r>
-        <w:t>SKUs</w:t>
-      </w:r>
-      <w:proofErr w:type="spellEnd"/>
-      <w:r>
-        <w:t xml:space="preserve"> de PostgreSQL Flexible Server están disponibles en una región.</w:t>
+        <w:t>mos a ver que reginones podemos usar en  postgres</w:t>
+      </w:r>
+    </w:p>
+    <w:p>
+      <w:pPr>
+        <w:tabs>
+          <w:tab w:val="left" w:pos="2115"/>
+        </w:tabs>
+      </w:pPr>
+      <w:r>
+        <w:t>list-skus es precisamente el comando oficial para consultar qué SKUs de PostgreSQL Flexible Server están disponibles en una región.</w:t>
       </w:r>
       <w:r>
         <w:tab/>
@@ -1650,373 +1069,131 @@
           <w:tab w:val="left" w:pos="2115"/>
         </w:tabs>
       </w:pPr>
-      <w:proofErr w:type="spellStart"/>
-      <w:r>
-        <w:t>az</w:t>
-      </w:r>
-      <w:proofErr w:type="spellEnd"/>
-      <w:r>
+      <w:r>
+        <w:t>az postgres flexible-server list-skus --location centralus</w:t>
+      </w:r>
+    </w:p>
+    <w:p>
+      <w:pPr>
+        <w:tabs>
+          <w:tab w:val="left" w:pos="2115"/>
+        </w:tabs>
+      </w:pPr>
+      <w:r>
+        <w:t xml:space="preserve">si muestra </w:t>
+      </w:r>
+      <w:r>
+        <w:t>Standard_B1ms, entonces crea el servidor especificando explícitamente esa región:</w:t>
+      </w:r>
+    </w:p>
+    <w:p>
+      <w:pPr>
+        <w:tabs>
+          <w:tab w:val="left" w:pos="2115"/>
+        </w:tabs>
+      </w:pPr>
+      <w:r>
+        <w:t xml:space="preserve">Creando la base de datos </w:t>
+      </w:r>
+    </w:p>
+    <w:p>
+      <w:pPr>
+        <w:tabs>
+          <w:tab w:val="left" w:pos="2115"/>
+        </w:tabs>
+      </w:pPr>
+      <w:r>
+        <w:t>az provider register --namespace Microsoft.DBforPostgreSQL</w:t>
+      </w:r>
+    </w:p>
+    <w:p>
+      <w:pPr>
+        <w:tabs>
+          <w:tab w:val="left" w:pos="2115"/>
+        </w:tabs>
+        <w:rPr>
+          <w:lang w:val="en-US"/>
+        </w:rPr>
+      </w:pPr>
+      <w:r>
+        <w:rPr>
+          <w:lang w:val="en-US"/>
+        </w:rPr>
+        <w:t>az provider show --namespace Microsoft.DBforPostgreSQL --query registrationState --output tsv</w:t>
+      </w:r>
+      <w:r>
+        <w:rPr>
+          <w:lang w:val="en-US"/>
+        </w:rPr>
         <w:t xml:space="preserve"> </w:t>
       </w:r>
-      <w:proofErr w:type="spellStart"/>
-      <w:r>
-        <w:t>postgres</w:t>
-      </w:r>
-      <w:proofErr w:type="spellEnd"/>
-      <w:r>
-        <w:t xml:space="preserve"> flexible-server </w:t>
-      </w:r>
-      <w:proofErr w:type="spellStart"/>
-      <w:r>
-        <w:t>list-skus</w:t>
-      </w:r>
-      <w:proofErr w:type="spellEnd"/>
-      <w:r>
-        <w:t xml:space="preserve"> --</w:t>
-      </w:r>
-      <w:proofErr w:type="spellStart"/>
-      <w:r>
-        <w:t>location</w:t>
-      </w:r>
-      <w:proofErr w:type="spellEnd"/>
-      <w:r>
-        <w:t xml:space="preserve"> </w:t>
-      </w:r>
-      <w:proofErr w:type="spellStart"/>
-      <w:r>
-        <w:t>centralus</w:t>
-      </w:r>
-      <w:proofErr w:type="spellEnd"/>
-    </w:p>
-    <w:p>
-      <w:pPr>
-        <w:tabs>
-          <w:tab w:val="left" w:pos="2115"/>
-        </w:tabs>
-      </w:pPr>
-      <w:r>
-        <w:t xml:space="preserve">si muestra </w:t>
-      </w:r>
-      <w:r>
-        <w:t>Standard_B1ms, entonces crea el servidor especificando explícitamente esa región:</w:t>
-      </w:r>
-    </w:p>
-    <w:p>
-      <w:pPr>
-        <w:tabs>
-          <w:tab w:val="left" w:pos="2115"/>
-        </w:tabs>
-      </w:pPr>
-      <w:r>
-        <w:t xml:space="preserve">Creando la base de datos </w:t>
-      </w:r>
-    </w:p>
-    <w:p>
-      <w:pPr>
-        <w:tabs>
-          <w:tab w:val="left" w:pos="2115"/>
-        </w:tabs>
-      </w:pPr>
-      <w:proofErr w:type="spellStart"/>
-      <w:r>
-        <w:t>az</w:t>
-      </w:r>
-      <w:proofErr w:type="spellEnd"/>
-      <w:r>
-        <w:t xml:space="preserve"> </w:t>
-      </w:r>
-      <w:proofErr w:type="spellStart"/>
-      <w:r>
-        <w:t>provider</w:t>
-      </w:r>
-      <w:proofErr w:type="spellEnd"/>
-      <w:r>
-        <w:t xml:space="preserve"> </w:t>
-      </w:r>
-      <w:proofErr w:type="spellStart"/>
-      <w:r>
-        <w:t>register</w:t>
-      </w:r>
-      <w:proofErr w:type="spellEnd"/>
-      <w:r>
-        <w:t xml:space="preserve"> --</w:t>
-      </w:r>
-      <w:proofErr w:type="spellStart"/>
-      <w:r>
-        <w:t>namespace</w:t>
-      </w:r>
-      <w:proofErr w:type="spellEnd"/>
-      <w:r>
-        <w:t xml:space="preserve"> </w:t>
-      </w:r>
-      <w:proofErr w:type="spellStart"/>
-      <w:r>
-        <w:t>Microsoft.DBforPostgreSQL</w:t>
-      </w:r>
-      <w:proofErr w:type="spellEnd"/>
-    </w:p>
-    <w:p>
-      <w:pPr>
-        <w:tabs>
-          <w:tab w:val="left" w:pos="2115"/>
-        </w:tabs>
-        <w:rPr>
-          <w:lang w:val="en-US"/>
-        </w:rPr>
-      </w:pPr>
-      <w:proofErr w:type="spellStart"/>
-      <w:r>
-        <w:rPr>
-          <w:lang w:val="en-US"/>
-        </w:rPr>
-        <w:t>az</w:t>
-      </w:r>
-      <w:proofErr w:type="spellEnd"/>
-      <w:r>
-        <w:rPr>
-          <w:lang w:val="en-US"/>
-        </w:rPr>
-        <w:t xml:space="preserve"> provider show --namespace </w:t>
-      </w:r>
-      <w:proofErr w:type="spellStart"/>
-      <w:r>
-        <w:rPr>
-          <w:lang w:val="en-US"/>
-        </w:rPr>
-        <w:t>Microsoft.DBforPostgreSQL</w:t>
-      </w:r>
-      <w:proofErr w:type="spellEnd"/>
-      <w:r>
-        <w:rPr>
-          <w:lang w:val="en-US"/>
-        </w:rPr>
-        <w:t xml:space="preserve"> --query </w:t>
-      </w:r>
-      <w:proofErr w:type="spellStart"/>
-      <w:r>
-        <w:rPr>
-          <w:lang w:val="en-US"/>
-        </w:rPr>
-        <w:t>registrationState</w:t>
-      </w:r>
-      <w:proofErr w:type="spellEnd"/>
-      <w:r>
-        <w:rPr>
-          <w:lang w:val="en-US"/>
-        </w:rPr>
-        <w:t xml:space="preserve"> --output </w:t>
-      </w:r>
-      <w:proofErr w:type="spellStart"/>
-      <w:r>
-        <w:rPr>
-          <w:lang w:val="en-US"/>
-        </w:rPr>
-        <w:t>tsv</w:t>
-      </w:r>
-      <w:proofErr w:type="spellEnd"/>
-      <w:r>
-        <w:rPr>
-          <w:lang w:val="en-US"/>
-        </w:rPr>
-        <w:t xml:space="preserve"> </w:t>
-      </w:r>
-    </w:p>
-    <w:p>
-      <w:pPr>
-        <w:tabs>
-          <w:tab w:val="left" w:pos="2115"/>
-        </w:tabs>
-        <w:rPr>
-          <w:lang w:val="en-US"/>
-        </w:rPr>
-      </w:pPr>
-      <w:proofErr w:type="spellStart"/>
-      <w:r>
-        <w:rPr>
-          <w:lang w:val="en-US"/>
-        </w:rPr>
-        <w:t>deberia</w:t>
-      </w:r>
-      <w:proofErr w:type="spellEnd"/>
-      <w:r>
-        <w:rPr>
-          <w:lang w:val="en-US"/>
-        </w:rPr>
-        <w:t xml:space="preserve"> </w:t>
-      </w:r>
-      <w:proofErr w:type="spellStart"/>
-      <w:r>
-        <w:rPr>
-          <w:lang w:val="en-US"/>
-        </w:rPr>
-        <w:t>salir</w:t>
-      </w:r>
-      <w:proofErr w:type="spellEnd"/>
-      <w:r>
-        <w:rPr>
-          <w:lang w:val="en-US"/>
-        </w:rPr>
-        <w:t xml:space="preserve"> registered</w:t>
-      </w:r>
-    </w:p>
-    <w:p>
-      <w:pPr>
-        <w:tabs>
-          <w:tab w:val="left" w:pos="2115"/>
-        </w:tabs>
-        <w:rPr>
-          <w:lang w:val="en-US"/>
-        </w:rPr>
-      </w:pPr>
-    </w:p>
-    <w:p>
-      <w:pPr>
-        <w:tabs>
-          <w:tab w:val="left" w:pos="2115"/>
-        </w:tabs>
-        <w:rPr>
-          <w:lang w:val="en-US"/>
-        </w:rPr>
-      </w:pPr>
-    </w:p>
-    <w:p>
-      <w:pPr>
-        <w:tabs>
-          <w:tab w:val="left" w:pos="2115"/>
-        </w:tabs>
-        <w:rPr>
-          <w:lang w:val="en-US"/>
-        </w:rPr>
-      </w:pPr>
-      <w:proofErr w:type="spellStart"/>
+    </w:p>
+    <w:p>
+      <w:pPr>
+        <w:tabs>
+          <w:tab w:val="left" w:pos="2115"/>
+        </w:tabs>
+        <w:rPr>
+          <w:lang w:val="en-US"/>
+        </w:rPr>
+      </w:pPr>
+      <w:r>
+        <w:rPr>
+          <w:lang w:val="en-US"/>
+        </w:rPr>
+        <w:t>deberia salir registered</w:t>
+      </w:r>
+    </w:p>
+    <w:p>
+      <w:pPr>
+        <w:tabs>
+          <w:tab w:val="left" w:pos="2115"/>
+        </w:tabs>
+        <w:rPr>
+          <w:lang w:val="en-US"/>
+        </w:rPr>
+      </w:pPr>
+    </w:p>
+    <w:p>
+      <w:pPr>
+        <w:tabs>
+          <w:tab w:val="left" w:pos="2115"/>
+        </w:tabs>
+        <w:rPr>
+          <w:lang w:val="en-US"/>
+        </w:rPr>
+      </w:pPr>
+    </w:p>
+    <w:p>
+      <w:pPr>
+        <w:tabs>
+          <w:tab w:val="left" w:pos="2115"/>
+        </w:tabs>
+        <w:rPr>
+          <w:lang w:val="en-US"/>
+        </w:rPr>
+      </w:pPr>
       <w:r>
         <w:rPr>
           <w:lang w:val="en-US"/>
         </w:rPr>
         <w:t>creacion</w:t>
       </w:r>
-      <w:proofErr w:type="spellEnd"/>
-    </w:p>
-    <w:p>
-      <w:pPr>
-        <w:tabs>
-          <w:tab w:val="left" w:pos="2115"/>
-        </w:tabs>
-        <w:rPr>
-          <w:lang w:val="en-US"/>
-        </w:rPr>
-      </w:pPr>
-      <w:proofErr w:type="spellStart"/>
-      <w:r>
-        <w:rPr>
-          <w:lang w:val="en-US"/>
-        </w:rPr>
-        <w:t>az</w:t>
-      </w:r>
-      <w:proofErr w:type="spellEnd"/>
-      <w:r>
-        <w:rPr>
-          <w:lang w:val="en-US"/>
-        </w:rPr>
-        <w:t xml:space="preserve"> </w:t>
-      </w:r>
-      <w:proofErr w:type="spellStart"/>
-      <w:r>
-        <w:rPr>
-          <w:lang w:val="en-US"/>
-        </w:rPr>
-        <w:t>postgres</w:t>
-      </w:r>
-      <w:proofErr w:type="spellEnd"/>
-      <w:r>
-        <w:rPr>
-          <w:lang w:val="en-US"/>
-        </w:rPr>
-        <w:t xml:space="preserve"> flexible-server create --resource-group </w:t>
-      </w:r>
-      <w:proofErr w:type="spellStart"/>
-      <w:r>
-        <w:rPr>
-          <w:lang w:val="en-US"/>
-        </w:rPr>
-        <w:t>dns</w:t>
-      </w:r>
-      <w:proofErr w:type="spellEnd"/>
-      <w:r>
-        <w:rPr>
-          <w:lang w:val="en-US"/>
-        </w:rPr>
-        <w:t>-student-</w:t>
-      </w:r>
-      <w:proofErr w:type="spellStart"/>
-      <w:r>
-        <w:rPr>
-          <w:lang w:val="en-US"/>
-        </w:rPr>
-        <w:t>rg</w:t>
-      </w:r>
-      <w:proofErr w:type="spellEnd"/>
-      <w:r>
-        <w:rPr>
-          <w:lang w:val="en-US"/>
-        </w:rPr>
-        <w:t xml:space="preserve"> --name </w:t>
-      </w:r>
-      <w:proofErr w:type="spellStart"/>
-      <w:r>
-        <w:rPr>
-          <w:lang w:val="en-US"/>
-        </w:rPr>
-        <w:t>dns</w:t>
-      </w:r>
-      <w:proofErr w:type="spellEnd"/>
-      <w:r>
-        <w:rPr>
-          <w:lang w:val="en-US"/>
-        </w:rPr>
-        <w:t>-student-</w:t>
-      </w:r>
-      <w:proofErr w:type="spellStart"/>
-      <w:r>
-        <w:rPr>
-          <w:lang w:val="en-US"/>
-        </w:rPr>
-        <w:t>pg</w:t>
-      </w:r>
-      <w:proofErr w:type="spellEnd"/>
-      <w:r>
-        <w:rPr>
-          <w:lang w:val="en-US"/>
-        </w:rPr>
-        <w:t xml:space="preserve"> --location </w:t>
-      </w:r>
-      <w:proofErr w:type="spellStart"/>
-      <w:r>
-        <w:rPr>
-          <w:lang w:val="en-US"/>
-        </w:rPr>
-        <w:t>centralus</w:t>
-      </w:r>
-      <w:proofErr w:type="spellEnd"/>
-      <w:r>
-        <w:rPr>
-          <w:lang w:val="en-US"/>
-        </w:rPr>
-        <w:t xml:space="preserve"> --admin-user </w:t>
-      </w:r>
-      <w:proofErr w:type="spellStart"/>
-      <w:r>
-        <w:rPr>
-          <w:lang w:val="en-US"/>
-        </w:rPr>
-        <w:t>dnsadmin</w:t>
-      </w:r>
-      <w:proofErr w:type="spellEnd"/>
-      <w:r>
-        <w:rPr>
-          <w:lang w:val="en-US"/>
-        </w:rPr>
-        <w:t xml:space="preserve"> --admin-password "</w:t>
+    </w:p>
+    <w:p>
+      <w:pPr>
+        <w:tabs>
+          <w:tab w:val="left" w:pos="2115"/>
+        </w:tabs>
+        <w:rPr>
+          <w:lang w:val="en-US"/>
+        </w:rPr>
+      </w:pPr>
+      <w:r>
+        <w:rPr>
+          <w:lang w:val="en-US"/>
+        </w:rPr>
+        <w:t>az postgres flexible-server create --resource-group dns-student-rg --name dns-student-pg --location centralus --admin-user dnsadmin --admin-password "</w:t>
       </w:r>
       <w:r>
         <w:rPr>
@@ -2028,21 +1205,7 @@
         <w:rPr>
           <w:lang w:val="en-US"/>
         </w:rPr>
-        <w:t>" --</w:t>
-      </w:r>
-      <w:proofErr w:type="spellStart"/>
-      <w:r>
-        <w:rPr>
-          <w:lang w:val="en-US"/>
-        </w:rPr>
-        <w:t>sku</w:t>
-      </w:r>
-      <w:proofErr w:type="spellEnd"/>
-      <w:r>
-        <w:rPr>
-          <w:lang w:val="en-US"/>
-        </w:rPr>
-        <w:t>-name Standard_B1ms --tier Burstable --storage-size 32 --version 15 --public-access 0.0.0.0</w:t>
+        <w:t>" --sku-name Standard_B1ms --tier Burstable --storage-size 32 --version 15 --public-access 0.0.0.0</w:t>
       </w:r>
     </w:p>
     <w:p>
@@ -2123,21 +1286,8 @@
           <w:tab w:val="left" w:pos="2115"/>
         </w:tabs>
       </w:pPr>
-      <w:proofErr w:type="spellStart"/>
-      <w:r>
-        <w:t>Conectandose</w:t>
-      </w:r>
-      <w:proofErr w:type="spellEnd"/>
-      <w:r>
-        <w:t xml:space="preserve"> a la </w:t>
-      </w:r>
-      <w:proofErr w:type="spellStart"/>
-      <w:r>
-        <w:t>db</w:t>
-      </w:r>
-      <w:proofErr w:type="spellEnd"/>
-      <w:r>
-        <w:t xml:space="preserve"> y corriendo script inicial </w:t>
+      <w:r>
+        <w:t xml:space="preserve">Conectandose a la db y corriendo script inicial </w:t>
       </w:r>
     </w:p>
     <w:p>
@@ -2155,98 +1305,12 @@
         </w:rPr>
         <w:br/>
       </w:r>
-      <w:proofErr w:type="spellStart"/>
-      <w:r>
-        <w:rPr>
-          <w:lang w:val="en-US"/>
-        </w:rPr>
-        <w:t>psql</w:t>
-      </w:r>
-      <w:proofErr w:type="spellEnd"/>
-      <w:r>
-        <w:rPr>
-          <w:lang w:val="en-US"/>
-        </w:rPr>
-        <w:t xml:space="preserve"> "host=dns-student-pg.postgres.database.azure.com port=5432 </w:t>
-      </w:r>
-      <w:proofErr w:type="spellStart"/>
-      <w:r>
-        <w:rPr>
-          <w:lang w:val="en-US"/>
-        </w:rPr>
-        <w:t>dbname</w:t>
-      </w:r>
-      <w:proofErr w:type="spellEnd"/>
-      <w:r>
-        <w:rPr>
-          <w:lang w:val="en-US"/>
-        </w:rPr>
-        <w:t>=</w:t>
-      </w:r>
-      <w:proofErr w:type="spellStart"/>
-      <w:r>
-        <w:rPr>
-          <w:lang w:val="en-US"/>
-        </w:rPr>
-        <w:t>postgres</w:t>
-      </w:r>
-      <w:proofErr w:type="spellEnd"/>
-      <w:r>
-        <w:rPr>
-          <w:lang w:val="en-US"/>
-        </w:rPr>
-        <w:t xml:space="preserve"> user=</w:t>
-      </w:r>
-      <w:proofErr w:type="spellStart"/>
-      <w:r>
-        <w:rPr>
-          <w:lang w:val="en-US"/>
-        </w:rPr>
-        <w:t>dnsadmin</w:t>
-      </w:r>
-      <w:proofErr w:type="spellEnd"/>
-      <w:r>
-        <w:rPr>
-          <w:lang w:val="en-US"/>
-        </w:rPr>
-        <w:t xml:space="preserve"> </w:t>
-      </w:r>
-      <w:proofErr w:type="spellStart"/>
-      <w:r>
-        <w:rPr>
-          <w:lang w:val="en-US"/>
-        </w:rPr>
-        <w:t>sslmode</w:t>
-      </w:r>
-      <w:proofErr w:type="spellEnd"/>
-      <w:r>
-        <w:rPr>
-          <w:lang w:val="en-US"/>
-        </w:rPr>
-        <w:t xml:space="preserve">=require" -f </w:t>
-      </w:r>
-      <w:proofErr w:type="spellStart"/>
-      <w:r>
-        <w:rPr>
-          <w:lang w:val="en-US"/>
-        </w:rPr>
-        <w:t>infraestructure</w:t>
-      </w:r>
-      <w:proofErr w:type="spellEnd"/>
-      <w:r>
-        <w:rPr>
-          <w:lang w:val="en-US"/>
-        </w:rPr>
-        <w:t>/docker-compose/</w:t>
-      </w:r>
-      <w:proofErr w:type="spellStart"/>
-      <w:r>
-        <w:rPr>
-          <w:lang w:val="en-US"/>
-        </w:rPr>
-        <w:t>init-db.sql</w:t>
-      </w:r>
-      <w:proofErr w:type="spellEnd"/>
+      <w:r>
+        <w:rPr>
+          <w:lang w:val="en-US"/>
+        </w:rPr>
+        <w:t>psql "host=dns-student-pg.postgres.database.azure.com port=5432 dbname=postgres user=dnsadmin sslmode=require" -f infraestructure/docker-compose/init-db.sql</w:t>
+      </w:r>
     </w:p>
     <w:p>
       <w:pPr>
@@ -2344,12 +1408,10 @@
           <w:tab w:val="left" w:pos="2115"/>
         </w:tabs>
       </w:pPr>
-      <w:proofErr w:type="spellStart"/>
       <w:r>
         <w:lastRenderedPageBreak/>
         <w:t>creadsad</w:t>
       </w:r>
-      <w:proofErr w:type="spellEnd"/>
       <w:r>
         <w:rPr>
           <w:noProof/>
@@ -2392,34 +1454,10 @@
         </w:drawing>
       </w:r>
       <w:r>
-        <w:t xml:space="preserve">creando un </w:t>
-      </w:r>
-      <w:proofErr w:type="spellStart"/>
-      <w:r>
-        <w:t>cluster</w:t>
-      </w:r>
-      <w:proofErr w:type="spellEnd"/>
-      <w:r>
-        <w:t xml:space="preserve"> de </w:t>
-      </w:r>
-      <w:r>
-        <w:t xml:space="preserve">Kafka en </w:t>
-      </w:r>
-      <w:proofErr w:type="spellStart"/>
-      <w:r>
-        <w:t>confluent</w:t>
-      </w:r>
-      <w:proofErr w:type="spellEnd"/>
-      <w:r>
-        <w:t xml:space="preserve"> </w:t>
-      </w:r>
-      <w:proofErr w:type="spellStart"/>
-      <w:r>
-        <w:t>cloud</w:t>
-      </w:r>
-      <w:proofErr w:type="spellEnd"/>
-      <w:r>
-        <w:t xml:space="preserve"> </w:t>
+        <w:t xml:space="preserve">creando un cluster de </w:t>
+      </w:r>
+      <w:r>
+        <w:t xml:space="preserve">Kafka en confluent cloud </w:t>
       </w:r>
     </w:p>
     <w:p>
@@ -2490,15 +1528,7 @@
         </w:tabs>
       </w:pPr>
       <w:r>
-        <w:t xml:space="preserve">Para no usar tarjeta usar el siguiente </w:t>
-      </w:r>
-      <w:proofErr w:type="spellStart"/>
-      <w:r>
-        <w:t>codigo</w:t>
-      </w:r>
-      <w:proofErr w:type="spellEnd"/>
-      <w:r>
-        <w:t xml:space="preserve"> </w:t>
+        <w:t xml:space="preserve">Para no usar tarjeta usar el siguiente codigo </w:t>
       </w:r>
       <w:r>
         <w:t>CONFLUENTDEV1</w:t>
@@ -2520,13 +1550,8 @@
           <w:tab w:val="left" w:pos="2115"/>
         </w:tabs>
       </w:pPr>
-      <w:proofErr w:type="spellStart"/>
-      <w:r>
-        <w:t>Creacion</w:t>
-      </w:r>
-      <w:proofErr w:type="spellEnd"/>
-      <w:r>
-        <w:t xml:space="preserve"> de ambiente </w:t>
+      <w:r>
+        <w:t xml:space="preserve">Creacion de ambiente </w:t>
       </w:r>
     </w:p>
     <w:p>
@@ -2583,13 +1608,8 @@
         </w:tabs>
       </w:pPr>
       <w:r>
-        <w:t xml:space="preserve">Creación de </w:t>
-      </w:r>
-      <w:proofErr w:type="spellStart"/>
-      <w:r>
-        <w:t>cluster</w:t>
-      </w:r>
-      <w:proofErr w:type="spellEnd"/>
+        <w:t>Creación de cluster</w:t>
+      </w:r>
     </w:p>
     <w:p>
       <w:pPr>
@@ -2653,13 +1673,8 @@
       </w:pPr>
       <w:r>
         <w:lastRenderedPageBreak/>
-        <w:t xml:space="preserve">New </w:t>
-      </w:r>
-      <w:proofErr w:type="spellStart"/>
-      <w:r>
-        <w:t>cluster</w:t>
-      </w:r>
-      <w:proofErr w:type="spellEnd"/>
+        <w:t>New cluster</w:t>
+      </w:r>
     </w:p>
     <w:p>
       <w:pPr>
@@ -2728,29 +1743,8 @@
           <w:tab w:val="left" w:pos="2115"/>
         </w:tabs>
       </w:pPr>
-      <w:proofErr w:type="spellStart"/>
-      <w:r>
-        <w:t>Creacion</w:t>
-      </w:r>
-      <w:proofErr w:type="spellEnd"/>
-      <w:r>
-        <w:t xml:space="preserve"> de </w:t>
-      </w:r>
-      <w:proofErr w:type="spellStart"/>
-      <w:r>
-        <w:t>topics</w:t>
-      </w:r>
-      <w:proofErr w:type="spellEnd"/>
-      <w:r>
-        <w:t xml:space="preserve"> con la misma estructura de </w:t>
-      </w:r>
-      <w:proofErr w:type="spellStart"/>
-      <w:r>
-        <w:t>avro</w:t>
-      </w:r>
-      <w:proofErr w:type="spellEnd"/>
-      <w:r>
-        <w:t xml:space="preserve"> </w:t>
+      <w:r>
+        <w:t xml:space="preserve">Creacion de topics con la misma estructura de avro </w:t>
       </w:r>
     </w:p>
     <w:p>
@@ -2818,13 +1812,8 @@
       </w:pPr>
       <w:r>
         <w:lastRenderedPageBreak/>
-        <w:t xml:space="preserve">Todos los </w:t>
-      </w:r>
-      <w:proofErr w:type="spellStart"/>
-      <w:r>
-        <w:t>topics</w:t>
-      </w:r>
-      <w:proofErr w:type="spellEnd"/>
+        <w:t>Todos los topics</w:t>
+      </w:r>
       <w:r>
         <w:br/>
       </w:r>
@@ -2876,76 +1865,20 @@
         </w:tabs>
       </w:pPr>
       <w:r>
-        <w:t>los **</w:t>
-      </w:r>
-      <w:proofErr w:type="spellStart"/>
-      <w:r>
-        <w:t>consumer</w:t>
-      </w:r>
-      <w:proofErr w:type="spellEnd"/>
-      <w:r>
-        <w:t xml:space="preserve"> </w:t>
-      </w:r>
-      <w:proofErr w:type="spellStart"/>
-      <w:r>
-        <w:t>groups</w:t>
-      </w:r>
-      <w:proofErr w:type="spellEnd"/>
-      <w:r>
-        <w:t>** (`</w:t>
-      </w:r>
-      <w:proofErr w:type="spellStart"/>
-      <w:r>
-        <w:t>generator-topic-consumer</w:t>
-      </w:r>
-      <w:proofErr w:type="spellEnd"/>
-      <w:r>
-        <w:t>`, `</w:t>
-      </w:r>
-      <w:proofErr w:type="spellStart"/>
-      <w:r>
-        <w:t>notification-topic-consumer</w:t>
-      </w:r>
-      <w:proofErr w:type="spellEnd"/>
-      <w:r>
-        <w:t>`, `</w:t>
-      </w:r>
-      <w:proofErr w:type="spellStart"/>
-      <w:r>
-        <w:t>customer-topic-consumer</w:t>
-      </w:r>
-      <w:proofErr w:type="spellEnd"/>
-      <w:r>
-        <w:t>`)</w:t>
-      </w:r>
-    </w:p>
-    <w:p>
-      <w:pPr>
-        <w:tabs>
-          <w:tab w:val="left" w:pos="2115"/>
-        </w:tabs>
-      </w:pPr>
-      <w:r>
-        <w:t xml:space="preserve">ahora vamos activar el </w:t>
-      </w:r>
-      <w:proofErr w:type="spellStart"/>
-      <w:r>
-        <w:t>schema</w:t>
-      </w:r>
-      <w:proofErr w:type="spellEnd"/>
-      <w:r>
-        <w:t xml:space="preserve"> </w:t>
-      </w:r>
-      <w:proofErr w:type="spellStart"/>
-      <w:r>
-        <w:t>r</w:t>
-      </w:r>
-      <w:r>
-        <w:t>egistry</w:t>
-      </w:r>
-      <w:proofErr w:type="spellEnd"/>
-      <w:r>
-        <w:t xml:space="preserve"> </w:t>
+        <w:t>los **consumer groups** (`generator-topic-consumer`, `notification-topic-consumer`, `customer-topic-consumer`)</w:t>
+      </w:r>
+    </w:p>
+    <w:p>
+      <w:pPr>
+        <w:tabs>
+          <w:tab w:val="left" w:pos="2115"/>
+        </w:tabs>
+      </w:pPr>
+      <w:r>
+        <w:t>ahora vamos activar el schema r</w:t>
+      </w:r>
+      <w:r>
+        <w:t xml:space="preserve">egistry </w:t>
       </w:r>
     </w:p>
     <w:p>
@@ -3029,13 +1962,8 @@
         <w:t>Ahora se generar las credenciales</w:t>
       </w:r>
       <w:r>
-        <w:t xml:space="preserve"> de la api </w:t>
-      </w:r>
-      <w:proofErr w:type="spellStart"/>
-      <w:r>
-        <w:t>key</w:t>
-      </w:r>
-      <w:proofErr w:type="spellEnd"/>
+        <w:t xml:space="preserve"> de la api key</w:t>
+      </w:r>
       <w:r>
         <w:br/>
       </w:r>
@@ -3054,6 +1982,9 @@
         </w:tabs>
       </w:pPr>
       <w:r>
+        <w:rPr>
+          <w:noProof/>
+        </w:rPr>
         <w:drawing>
           <wp:inline distT="0" distB="0" distL="0" distR="0" wp14:anchorId="56C9CE53" wp14:editId="59803EBB">
             <wp:extent cx="5696444" cy="3086367"/>
@@ -3091,6 +2022,9 @@
         </w:drawing>
       </w:r>
       <w:r>
+        <w:rPr>
+          <w:noProof/>
+        </w:rPr>
         <w:drawing>
           <wp:inline distT="0" distB="0" distL="0" distR="0" wp14:anchorId="5125A9C6" wp14:editId="728154F4">
             <wp:extent cx="5943600" cy="2499360"/>
@@ -3301,14 +2235,8 @@
         <w:tabs>
           <w:tab w:val="left" w:pos="2115"/>
         </w:tabs>
-        <w:rPr>
-          <w:lang w:val="en-US"/>
-        </w:rPr>
-      </w:pPr>
-      <w:r>
-        <w:rPr>
-          <w:lang w:val="en-US"/>
-        </w:rPr>
+      </w:pPr>
+      <w:r>
         <w:t>&lt;&gt;</w:t>
       </w:r>
     </w:p>
@@ -3317,9 +2245,6 @@
         <w:tabs>
           <w:tab w:val="left" w:pos="2115"/>
         </w:tabs>
-        <w:rPr>
-          <w:lang w:val="en-US"/>
-        </w:rPr>
       </w:pPr>
     </w:p>
     <w:p>
@@ -3336,33 +2261,8 @@
           <w:b/>
           <w:bCs/>
         </w:rPr>
-        <w:t xml:space="preserve">) API </w:t>
-      </w:r>
-      <w:proofErr w:type="spellStart"/>
-      <w:r>
-        <w:rPr>
-          <w:b/>
-          <w:bCs/>
-        </w:rPr>
-        <w:t>key</w:t>
-      </w:r>
-      <w:proofErr w:type="spellEnd"/>
-      <w:r>
-        <w:rPr>
-          <w:b/>
-          <w:bCs/>
-        </w:rPr>
-        <w:t xml:space="preserve"> del Schema </w:t>
-      </w:r>
-      <w:proofErr w:type="spellStart"/>
-      <w:r>
-        <w:rPr>
-          <w:b/>
-          <w:bCs/>
-        </w:rPr>
-        <w:t>Registry</w:t>
-      </w:r>
-      <w:proofErr w:type="spellEnd"/>
+        <w:t>) API key del Schema Registry</w:t>
+      </w:r>
       <w:r>
         <w:t xml:space="preserve"> (es un servicio aparte, con llaves propias):</w:t>
       </w:r>
@@ -3381,6 +2281,9 @@
         </w:tabs>
       </w:pPr>
       <w:r>
+        <w:rPr>
+          <w:noProof/>
+        </w:rPr>
         <w:drawing>
           <wp:inline distT="0" distB="0" distL="0" distR="0" wp14:anchorId="0C43ADE3" wp14:editId="70A4F8E9">
             <wp:extent cx="5943600" cy="2103120"/>
@@ -3439,47 +2342,375 @@
           <w:bCs/>
         </w:rPr>
         <w:lastRenderedPageBreak/>
-        <w:t xml:space="preserve">El correo: Azure </w:t>
-      </w:r>
-      <w:proofErr w:type="spellStart"/>
-      <w:r>
-        <w:rPr>
-          <w:b/>
-          <w:bCs/>
-        </w:rPr>
-        <w:t>Communication</w:t>
-      </w:r>
-      <w:proofErr w:type="spellEnd"/>
-      <w:r>
-        <w:rPr>
-          <w:b/>
-          <w:bCs/>
-        </w:rPr>
-        <w:t xml:space="preserve"> </w:t>
-      </w:r>
-      <w:proofErr w:type="spellStart"/>
-      <w:r>
-        <w:rPr>
-          <w:b/>
-          <w:bCs/>
-        </w:rPr>
-        <w:t>Services</w:t>
-      </w:r>
-      <w:proofErr w:type="spellEnd"/>
-      <w:r>
-        <w:rPr>
-          <w:b/>
-          <w:bCs/>
-        </w:rPr>
-        <w:t xml:space="preserve"> Email (el proveedor del sistema)</w:t>
-      </w:r>
-    </w:p>
-    <w:p>
-      <w:pPr>
-        <w:tabs>
-          <w:tab w:val="left" w:pos="2115"/>
-        </w:tabs>
-      </w:pPr>
+        <w:t>El correo: Azure Communication Services Email (el proveedor del sistema)</w:t>
+      </w:r>
+    </w:p>
+    <w:p>
+      <w:pPr>
+        <w:tabs>
+          <w:tab w:val="left" w:pos="2115"/>
+        </w:tabs>
+        <w:rPr>
+          <w:lang w:val="en-US"/>
+        </w:rPr>
+      </w:pPr>
+      <w:r>
+        <w:rPr>
+          <w:lang w:val="en-US"/>
+        </w:rPr>
+        <w:t>az communication create -g dns-student-rg -n dns-comm --location global --data-location UnitedStates</w:t>
+      </w:r>
+    </w:p>
+    <w:p>
+      <w:pPr>
+        <w:tabs>
+          <w:tab w:val="left" w:pos="2115"/>
+        </w:tabs>
+        <w:rPr>
+          <w:lang w:val="en-US"/>
+        </w:rPr>
+      </w:pPr>
+    </w:p>
+    <w:p>
+      <w:pPr>
+        <w:tabs>
+          <w:tab w:val="left" w:pos="2115"/>
+        </w:tabs>
+        <w:rPr>
+          <w:lang w:val="en-US"/>
+        </w:rPr>
+      </w:pPr>
+      <w:r>
+        <w:rPr>
+          <w:lang w:val="en-US"/>
+        </w:rPr>
+        <w:drawing>
+          <wp:inline distT="0" distB="0" distL="0" distR="0" wp14:anchorId="5D8B91E6" wp14:editId="5EAC35F4">
+            <wp:extent cx="5943600" cy="2100580"/>
+            <wp:effectExtent l="0" t="0" r="0" b="0"/>
+            <wp:docPr id="2047094428" name="Imagen 1"/>
+            <wp:cNvGraphicFramePr>
+              <a:graphicFrameLocks xmlns:a="http://schemas.openxmlformats.org/drawingml/2006/main" noChangeAspect="1"/>
+            </wp:cNvGraphicFramePr>
+            <a:graphic xmlns:a="http://schemas.openxmlformats.org/drawingml/2006/main">
+              <a:graphicData uri="http://schemas.openxmlformats.org/drawingml/2006/picture">
+                <pic:pic xmlns:pic="http://schemas.openxmlformats.org/drawingml/2006/picture">
+                  <pic:nvPicPr>
+                    <pic:cNvPr id="2047094428" name=""/>
+                    <pic:cNvPicPr/>
+                  </pic:nvPicPr>
+                  <pic:blipFill>
+                    <a:blip r:embed="rId25"/>
+                    <a:stretch>
+                      <a:fillRect/>
+                    </a:stretch>
+                  </pic:blipFill>
+                  <pic:spPr>
+                    <a:xfrm>
+                      <a:off x="0" y="0"/>
+                      <a:ext cx="5943600" cy="2100580"/>
+                    </a:xfrm>
+                    <a:prstGeom prst="rect">
+                      <a:avLst/>
+                    </a:prstGeom>
+                  </pic:spPr>
+                </pic:pic>
+              </a:graphicData>
+            </a:graphic>
+          </wp:inline>
+        </w:drawing>
+      </w:r>
+    </w:p>
+    <w:p>
+      <w:pPr>
+        <w:tabs>
+          <w:tab w:val="left" w:pos="2115"/>
+        </w:tabs>
+        <w:rPr>
+          <w:lang w:val="en-US"/>
+        </w:rPr>
+      </w:pPr>
+      <w:r>
+        <w:rPr>
+          <w:lang w:val="en-US"/>
+        </w:rPr>
+        <w:t>az communication email create -g dns-student-rg -n dns-email --location global --data-location UnitedStates</w:t>
+      </w:r>
+    </w:p>
+    <w:p>
+      <w:pPr>
+        <w:tabs>
+          <w:tab w:val="left" w:pos="2115"/>
+        </w:tabs>
+        <w:rPr>
+          <w:lang w:val="en-US"/>
+        </w:rPr>
+      </w:pPr>
+    </w:p>
+    <w:p>
+      <w:pPr>
+        <w:tabs>
+          <w:tab w:val="left" w:pos="2115"/>
+        </w:tabs>
+        <w:rPr>
+          <w:lang w:val="en-US"/>
+        </w:rPr>
+      </w:pPr>
+    </w:p>
+    <w:p>
+      <w:pPr>
+        <w:tabs>
+          <w:tab w:val="left" w:pos="2115"/>
+        </w:tabs>
+        <w:rPr>
+          <w:lang w:val="en-US"/>
+        </w:rPr>
+      </w:pPr>
+      <w:r>
+        <w:rPr>
+          <w:lang w:val="en-US"/>
+        </w:rPr>
+        <w:drawing>
+          <wp:inline distT="0" distB="0" distL="0" distR="0" wp14:anchorId="77EEBC1D" wp14:editId="2C9378A7">
+            <wp:extent cx="5943600" cy="1483995"/>
+            <wp:effectExtent l="0" t="0" r="0" b="1905"/>
+            <wp:docPr id="1542863163" name="Imagen 1"/>
+            <wp:cNvGraphicFramePr>
+              <a:graphicFrameLocks xmlns:a="http://schemas.openxmlformats.org/drawingml/2006/main" noChangeAspect="1"/>
+            </wp:cNvGraphicFramePr>
+            <a:graphic xmlns:a="http://schemas.openxmlformats.org/drawingml/2006/main">
+              <a:graphicData uri="http://schemas.openxmlformats.org/drawingml/2006/picture">
+                <pic:pic xmlns:pic="http://schemas.openxmlformats.org/drawingml/2006/picture">
+                  <pic:nvPicPr>
+                    <pic:cNvPr id="1542863163" name=""/>
+                    <pic:cNvPicPr/>
+                  </pic:nvPicPr>
+                  <pic:blipFill>
+                    <a:blip r:embed="rId26"/>
+                    <a:stretch>
+                      <a:fillRect/>
+                    </a:stretch>
+                  </pic:blipFill>
+                  <pic:spPr>
+                    <a:xfrm>
+                      <a:off x="0" y="0"/>
+                      <a:ext cx="5943600" cy="1483995"/>
+                    </a:xfrm>
+                    <a:prstGeom prst="rect">
+                      <a:avLst/>
+                    </a:prstGeom>
+                  </pic:spPr>
+                </pic:pic>
+              </a:graphicData>
+            </a:graphic>
+          </wp:inline>
+        </w:drawing>
+      </w:r>
+    </w:p>
+    <w:p>
+      <w:pPr>
+        <w:tabs>
+          <w:tab w:val="left" w:pos="2115"/>
+        </w:tabs>
+        <w:rPr>
+          <w:lang w:val="en-US"/>
+        </w:rPr>
+      </w:pPr>
+      <w:r>
+        <w:rPr>
+          <w:lang w:val="en-US"/>
+        </w:rPr>
+        <w:t>az communication email domain create -g dns-student-rg --email-service-name dns-email --name AzureManagedDomain --location global --domain-management AzureManaged</w:t>
+      </w:r>
+    </w:p>
+    <w:p>
+      <w:pPr>
+        <w:tabs>
+          <w:tab w:val="left" w:pos="2115"/>
+        </w:tabs>
+        <w:rPr>
+          <w:lang w:val="en-US"/>
+        </w:rPr>
+      </w:pPr>
+    </w:p>
+    <w:p>
+      <w:pPr>
+        <w:tabs>
+          <w:tab w:val="left" w:pos="2115"/>
+        </w:tabs>
+        <w:rPr>
+          <w:lang w:val="en-US"/>
+        </w:rPr>
+      </w:pPr>
+      <w:r>
+        <w:rPr>
+          <w:lang w:val="en-US"/>
+        </w:rPr>
+        <w:lastRenderedPageBreak/>
+        <w:drawing>
+          <wp:inline distT="0" distB="0" distL="0" distR="0" wp14:anchorId="2FC44B0B" wp14:editId="064BFBDE">
+            <wp:extent cx="5943600" cy="2630170"/>
+            <wp:effectExtent l="0" t="0" r="0" b="0"/>
+            <wp:docPr id="1005109608" name="Imagen 1"/>
+            <wp:cNvGraphicFramePr>
+              <a:graphicFrameLocks xmlns:a="http://schemas.openxmlformats.org/drawingml/2006/main" noChangeAspect="1"/>
+            </wp:cNvGraphicFramePr>
+            <a:graphic xmlns:a="http://schemas.openxmlformats.org/drawingml/2006/main">
+              <a:graphicData uri="http://schemas.openxmlformats.org/drawingml/2006/picture">
+                <pic:pic xmlns:pic="http://schemas.openxmlformats.org/drawingml/2006/picture">
+                  <pic:nvPicPr>
+                    <pic:cNvPr id="1005109608" name=""/>
+                    <pic:cNvPicPr/>
+                  </pic:nvPicPr>
+                  <pic:blipFill>
+                    <a:blip r:embed="rId27"/>
+                    <a:stretch>
+                      <a:fillRect/>
+                    </a:stretch>
+                  </pic:blipFill>
+                  <pic:spPr>
+                    <a:xfrm>
+                      <a:off x="0" y="0"/>
+                      <a:ext cx="5943600" cy="2630170"/>
+                    </a:xfrm>
+                    <a:prstGeom prst="rect">
+                      <a:avLst/>
+                    </a:prstGeom>
+                  </pic:spPr>
+                </pic:pic>
+              </a:graphicData>
+            </a:graphic>
+          </wp:inline>
+        </w:drawing>
+      </w:r>
+    </w:p>
+    <w:p>
+      <w:pPr>
+        <w:tabs>
+          <w:tab w:val="left" w:pos="2115"/>
+        </w:tabs>
+        <w:rPr>
+          <w:lang w:val="en-US"/>
+        </w:rPr>
+      </w:pPr>
+      <w:r>
+        <w:rPr>
+          <w:lang w:val="en-US"/>
+        </w:rPr>
+        <w:t>DOMAIN_ID=$(az communication email domain show -g dns-student-rg --email-service-name dns-email --name AzureManagedDomain --query id -o tsv)</w:t>
+      </w:r>
+    </w:p>
+    <w:p>
+      <w:pPr>
+        <w:tabs>
+          <w:tab w:val="left" w:pos="2115"/>
+        </w:tabs>
+        <w:rPr>
+          <w:lang w:val="en-US"/>
+        </w:rPr>
+      </w:pPr>
+    </w:p>
+    <w:p>
+      <w:pPr>
+        <w:tabs>
+          <w:tab w:val="left" w:pos="2115"/>
+        </w:tabs>
+        <w:rPr>
+          <w:lang w:val="en-US"/>
+        </w:rPr>
+      </w:pPr>
+    </w:p>
+    <w:p>
+      <w:pPr>
+        <w:tabs>
+          <w:tab w:val="left" w:pos="2115"/>
+        </w:tabs>
+        <w:rPr>
+          <w:lang w:val="en-US"/>
+        </w:rPr>
+      </w:pPr>
+      <w:r>
+        <w:rPr>
+          <w:lang w:val="en-US"/>
+        </w:rPr>
+        <w:t>Echo DOMAIN_ID</w:t>
+      </w:r>
+    </w:p>
+    <w:p>
+      <w:pPr>
+        <w:tabs>
+          <w:tab w:val="left" w:pos="2115"/>
+        </w:tabs>
+        <w:rPr>
+          <w:lang w:val="en-US"/>
+        </w:rPr>
+      </w:pPr>
+      <w:r>
+        <w:rPr>
+          <w:lang w:val="en-US"/>
+        </w:rPr>
+        <w:t>az communication update -g dns-student-rg -n dns-comm --linked-domains /subscriptions/7ae6dfa7-ae47-4f98-ad69-4cd34f6c52f0/resourceGroups/dns-student-rg/providers/Microsoft.Communication/emailServices/dns-email/domains/AzureManagedDomain</w:t>
+      </w:r>
+    </w:p>
+    <w:p>
+      <w:pPr>
+        <w:tabs>
+          <w:tab w:val="left" w:pos="2115"/>
+        </w:tabs>
+        <w:rPr>
+          <w:lang w:val="en-US"/>
+        </w:rPr>
+      </w:pPr>
+    </w:p>
+    <w:p>
+      <w:pPr>
+        <w:tabs>
+          <w:tab w:val="left" w:pos="2115"/>
+        </w:tabs>
+        <w:rPr>
+          <w:lang w:val="en-US"/>
+        </w:rPr>
+      </w:pPr>
+      <w:r>
+        <w:rPr>
+          <w:lang w:val="en-US"/>
+        </w:rPr>
+        <w:drawing>
+          <wp:inline distT="0" distB="0" distL="0" distR="0" wp14:anchorId="0B68E280" wp14:editId="4E3456FF">
+            <wp:extent cx="5943600" cy="2068830"/>
+            <wp:effectExtent l="0" t="0" r="0" b="7620"/>
+            <wp:docPr id="1552251153" name="Imagen 1"/>
+            <wp:cNvGraphicFramePr>
+              <a:graphicFrameLocks xmlns:a="http://schemas.openxmlformats.org/drawingml/2006/main" noChangeAspect="1"/>
+            </wp:cNvGraphicFramePr>
+            <a:graphic xmlns:a="http://schemas.openxmlformats.org/drawingml/2006/main">
+              <a:graphicData uri="http://schemas.openxmlformats.org/drawingml/2006/picture">
+                <pic:pic xmlns:pic="http://schemas.openxmlformats.org/drawingml/2006/picture">
+                  <pic:nvPicPr>
+                    <pic:cNvPr id="1552251153" name=""/>
+                    <pic:cNvPicPr/>
+                  </pic:nvPicPr>
+                  <pic:blipFill>
+                    <a:blip r:embed="rId28"/>
+                    <a:stretch>
+                      <a:fillRect/>
+                    </a:stretch>
+                  </pic:blipFill>
+                  <pic:spPr>
+                    <a:xfrm>
+                      <a:off x="0" y="0"/>
+                      <a:ext cx="5943600" cy="2068830"/>
+                    </a:xfrm>
+                    <a:prstGeom prst="rect">
+                      <a:avLst/>
+                    </a:prstGeom>
+                  </pic:spPr>
+                </pic:pic>
+              </a:graphicData>
+            </a:graphic>
+          </wp:inline>
+        </w:drawing>
+      </w:r>
     </w:p>
     <w:sectPr>
       <w:pgSz w:w="12240" w:h="15840"/>

--- a/04-deploy-step-by-step.docx
+++ b/04-deploy-step-by-step.docx
@@ -21,25 +21,64 @@
           <w:lang w:val="en-US"/>
         </w:rPr>
       </w:pPr>
-      <w:r>
-        <w:rPr>
-          <w:lang w:val="en-US"/>
-        </w:rPr>
-        <w:t>az account show --output table</w:t>
-      </w:r>
-    </w:p>
-    <w:p>
-      <w:pPr>
-        <w:rPr>
-          <w:lang w:val="en-US"/>
-        </w:rPr>
-      </w:pPr>
-      <w:r>
-        <w:rPr>
-          <w:lang w:val="en-US"/>
-        </w:rPr>
-        <w:t>az acr login --name dnsstudentacr</w:t>
-      </w:r>
+      <w:proofErr w:type="spellStart"/>
+      <w:r>
+        <w:rPr>
+          <w:lang w:val="en-US"/>
+        </w:rPr>
+        <w:t>az</w:t>
+      </w:r>
+      <w:proofErr w:type="spellEnd"/>
+      <w:r>
+        <w:rPr>
+          <w:lang w:val="en-US"/>
+        </w:rPr>
+        <w:t xml:space="preserve"> account show --output table</w:t>
+      </w:r>
+    </w:p>
+    <w:p>
+      <w:pPr>
+        <w:ind w:left="708" w:hanging="708"/>
+        <w:rPr>
+          <w:lang w:val="en-US"/>
+        </w:rPr>
+      </w:pPr>
+      <w:proofErr w:type="spellStart"/>
+      <w:r>
+        <w:rPr>
+          <w:lang w:val="en-US"/>
+        </w:rPr>
+        <w:t>az</w:t>
+      </w:r>
+      <w:proofErr w:type="spellEnd"/>
+      <w:r>
+        <w:rPr>
+          <w:lang w:val="en-US"/>
+        </w:rPr>
+        <w:t xml:space="preserve"> </w:t>
+      </w:r>
+      <w:proofErr w:type="spellStart"/>
+      <w:r>
+        <w:rPr>
+          <w:lang w:val="en-US"/>
+        </w:rPr>
+        <w:t>acr</w:t>
+      </w:r>
+      <w:proofErr w:type="spellEnd"/>
+      <w:r>
+        <w:rPr>
+          <w:lang w:val="en-US"/>
+        </w:rPr>
+        <w:t xml:space="preserve"> login --name </w:t>
+      </w:r>
+      <w:proofErr w:type="spellStart"/>
+      <w:r>
+        <w:rPr>
+          <w:lang w:val="en-US"/>
+        </w:rPr>
+        <w:t>dnsstudentacr</w:t>
+      </w:r>
+      <w:proofErr w:type="spellEnd"/>
     </w:p>
     <w:p>
       <w:pPr>
@@ -94,12 +133,56 @@
           </wp:inline>
         </w:drawing>
       </w:r>
-      <w:r>
-        <w:rPr>
-          <w:lang w:val="en-US"/>
-        </w:rPr>
-        <w:t>az group create --name dns-student-rg --location eastus</w:t>
-      </w:r>
+      <w:proofErr w:type="spellStart"/>
+      <w:r>
+        <w:rPr>
+          <w:lang w:val="en-US"/>
+        </w:rPr>
+        <w:t>az</w:t>
+      </w:r>
+      <w:proofErr w:type="spellEnd"/>
+      <w:r>
+        <w:rPr>
+          <w:lang w:val="en-US"/>
+        </w:rPr>
+        <w:t xml:space="preserve"> group create --name </w:t>
+      </w:r>
+      <w:proofErr w:type="spellStart"/>
+      <w:r>
+        <w:rPr>
+          <w:lang w:val="en-US"/>
+        </w:rPr>
+        <w:t>dns</w:t>
+      </w:r>
+      <w:proofErr w:type="spellEnd"/>
+      <w:r>
+        <w:rPr>
+          <w:lang w:val="en-US"/>
+        </w:rPr>
+        <w:t>-student-</w:t>
+      </w:r>
+      <w:proofErr w:type="spellStart"/>
+      <w:r>
+        <w:rPr>
+          <w:lang w:val="en-US"/>
+        </w:rPr>
+        <w:t>rg</w:t>
+      </w:r>
+      <w:proofErr w:type="spellEnd"/>
+      <w:r>
+        <w:rPr>
+          <w:lang w:val="en-US"/>
+        </w:rPr>
+        <w:t xml:space="preserve"> --location </w:t>
+      </w:r>
+      <w:proofErr w:type="spellStart"/>
+      <w:r>
+        <w:rPr>
+          <w:lang w:val="en-US"/>
+        </w:rPr>
+        <w:t>eastus</w:t>
+      </w:r>
+      <w:proofErr w:type="spellEnd"/>
     </w:p>
     <w:p>
       <w:pPr>
@@ -158,54 +241,152 @@
     </w:p>
     <w:p>
       <w:r>
-        <w:t>Ese error significa que tu suscripción de Azure todavía no tiene registrado el proveedor de recursos que necesita Azure Container Registry: Microsoft.ContainerRegistry. Microsoft indica que debes registrar el proveedor en la suscripción antes de usar ese tipo de recurso.</w:t>
-      </w:r>
-    </w:p>
-    <w:p>
-      <w:pPr>
-        <w:rPr>
-          <w:lang w:val="en-US"/>
-        </w:rPr>
-      </w:pPr>
-      <w:r>
-        <w:rPr>
-          <w:lang w:val="en-US"/>
-        </w:rPr>
-        <w:t>az provider register --namespace Microsoft.ContainerRegistry</w:t>
-      </w:r>
-    </w:p>
-    <w:p>
-      <w:pPr>
-        <w:rPr>
-          <w:lang w:val="en-US"/>
-        </w:rPr>
-      </w:pPr>
-    </w:p>
-    <w:p>
-      <w:pPr>
-        <w:rPr>
-          <w:lang w:val="en-US"/>
-        </w:rPr>
-      </w:pPr>
-      <w:r>
-        <w:rPr>
-          <w:lang w:val="en-US"/>
-        </w:rPr>
-        <w:t>para revisar el estado</w:t>
-      </w:r>
-    </w:p>
-    <w:p>
-      <w:pPr>
-        <w:rPr>
-          <w:lang w:val="en-US"/>
-        </w:rPr>
-      </w:pPr>
-      <w:r>
-        <w:rPr>
-          <w:lang w:val="en-US"/>
-        </w:rPr>
-        <w:t>az provider show --namespace Microsoft.ContainerRegistry --query "registrationState" -o tsv</w:t>
-      </w:r>
+        <w:t xml:space="preserve">Ese error significa que tu suscripción de Azure todavía no tiene registrado el proveedor de recursos que necesita Azure Container </w:t>
+      </w:r>
+      <w:proofErr w:type="spellStart"/>
+      <w:r>
+        <w:t>Registry</w:t>
+      </w:r>
+      <w:proofErr w:type="spellEnd"/>
+      <w:r>
+        <w:t xml:space="preserve">: </w:t>
+      </w:r>
+      <w:proofErr w:type="spellStart"/>
+      <w:r>
+        <w:t>Microsoft.ContainerRegistry</w:t>
+      </w:r>
+      <w:proofErr w:type="spellEnd"/>
+      <w:r>
+        <w:t>. Microsoft indica que debes registrar el proveedor en la suscripción antes de usar ese tipo de recurso.</w:t>
+      </w:r>
+    </w:p>
+    <w:p>
+      <w:pPr>
+        <w:rPr>
+          <w:lang w:val="en-US"/>
+        </w:rPr>
+      </w:pPr>
+      <w:proofErr w:type="spellStart"/>
+      <w:r>
+        <w:rPr>
+          <w:lang w:val="en-US"/>
+        </w:rPr>
+        <w:t>az</w:t>
+      </w:r>
+      <w:proofErr w:type="spellEnd"/>
+      <w:r>
+        <w:rPr>
+          <w:lang w:val="en-US"/>
+        </w:rPr>
+        <w:t xml:space="preserve"> provider register --namespace </w:t>
+      </w:r>
+      <w:proofErr w:type="spellStart"/>
+      <w:r>
+        <w:rPr>
+          <w:lang w:val="en-US"/>
+        </w:rPr>
+        <w:t>Microsoft.ContainerRegistry</w:t>
+      </w:r>
+      <w:proofErr w:type="spellEnd"/>
+    </w:p>
+    <w:p>
+      <w:pPr>
+        <w:rPr>
+          <w:lang w:val="en-US"/>
+        </w:rPr>
+      </w:pPr>
+    </w:p>
+    <w:p>
+      <w:pPr>
+        <w:rPr>
+          <w:lang w:val="en-US"/>
+        </w:rPr>
+      </w:pPr>
+      <w:r>
+        <w:rPr>
+          <w:lang w:val="en-US"/>
+        </w:rPr>
+        <w:t xml:space="preserve">para </w:t>
+      </w:r>
+      <w:proofErr w:type="spellStart"/>
+      <w:r>
+        <w:rPr>
+          <w:lang w:val="en-US"/>
+        </w:rPr>
+        <w:t>revisar</w:t>
+      </w:r>
+      <w:proofErr w:type="spellEnd"/>
+      <w:r>
+        <w:rPr>
+          <w:lang w:val="en-US"/>
+        </w:rPr>
+        <w:t xml:space="preserve"> el </w:t>
+      </w:r>
+      <w:proofErr w:type="spellStart"/>
+      <w:r>
+        <w:rPr>
+          <w:lang w:val="en-US"/>
+        </w:rPr>
+        <w:t>estado</w:t>
+      </w:r>
+      <w:proofErr w:type="spellEnd"/>
+    </w:p>
+    <w:p>
+      <w:pPr>
+        <w:rPr>
+          <w:lang w:val="en-US"/>
+        </w:rPr>
+      </w:pPr>
+      <w:proofErr w:type="spellStart"/>
+      <w:r>
+        <w:rPr>
+          <w:lang w:val="en-US"/>
+        </w:rPr>
+        <w:t>az</w:t>
+      </w:r>
+      <w:proofErr w:type="spellEnd"/>
+      <w:r>
+        <w:rPr>
+          <w:lang w:val="en-US"/>
+        </w:rPr>
+        <w:t xml:space="preserve"> provider show --namespace </w:t>
+      </w:r>
+      <w:proofErr w:type="spellStart"/>
+      <w:r>
+        <w:rPr>
+          <w:lang w:val="en-US"/>
+        </w:rPr>
+        <w:t>Microsoft.ContainerRegistry</w:t>
+      </w:r>
+      <w:proofErr w:type="spellEnd"/>
+      <w:r>
+        <w:rPr>
+          <w:lang w:val="en-US"/>
+        </w:rPr>
+        <w:t xml:space="preserve"> --query "</w:t>
+      </w:r>
+      <w:proofErr w:type="spellStart"/>
+      <w:r>
+        <w:rPr>
+          <w:lang w:val="en-US"/>
+        </w:rPr>
+        <w:t>registrationState</w:t>
+      </w:r>
+      <w:proofErr w:type="spellEnd"/>
+      <w:r>
+        <w:rPr>
+          <w:lang w:val="en-US"/>
+        </w:rPr>
+        <w:t xml:space="preserve">" -o </w:t>
+      </w:r>
+      <w:proofErr w:type="spellStart"/>
+      <w:r>
+        <w:rPr>
+          <w:lang w:val="en-US"/>
+        </w:rPr>
+        <w:t>tsv</w:t>
+      </w:r>
+      <w:proofErr w:type="spellEnd"/>
     </w:p>
     <w:p>
       <w:pPr>
@@ -262,11 +443,89 @@
           <w:lang w:val="en-US"/>
         </w:rPr>
       </w:pPr>
-      <w:r>
-        <w:rPr>
-          <w:lang w:val="en-US"/>
-        </w:rPr>
-        <w:t>az acr create --resource-group dns-student-rg --name dnsstudentacr --sku Basic --admin-enabled true</w:t>
+      <w:proofErr w:type="spellStart"/>
+      <w:r>
+        <w:rPr>
+          <w:lang w:val="en-US"/>
+        </w:rPr>
+        <w:t>az</w:t>
+      </w:r>
+      <w:proofErr w:type="spellEnd"/>
+      <w:r>
+        <w:rPr>
+          <w:lang w:val="en-US"/>
+        </w:rPr>
+        <w:t xml:space="preserve"> </w:t>
+      </w:r>
+      <w:proofErr w:type="spellStart"/>
+      <w:r>
+        <w:rPr>
+          <w:lang w:val="en-US"/>
+        </w:rPr>
+        <w:t>acr</w:t>
+      </w:r>
+      <w:proofErr w:type="spellEnd"/>
+      <w:r>
+        <w:rPr>
+          <w:lang w:val="en-US"/>
+        </w:rPr>
+        <w:t xml:space="preserve"> create --resource-group </w:t>
+      </w:r>
+      <w:proofErr w:type="spellStart"/>
+      <w:r>
+        <w:rPr>
+          <w:lang w:val="en-US"/>
+        </w:rPr>
+        <w:t>dns</w:t>
+      </w:r>
+      <w:proofErr w:type="spellEnd"/>
+      <w:r>
+        <w:rPr>
+          <w:lang w:val="en-US"/>
+        </w:rPr>
+        <w:t>-student-</w:t>
+      </w:r>
+      <w:proofErr w:type="spellStart"/>
+      <w:r>
+        <w:rPr>
+          <w:lang w:val="en-US"/>
+        </w:rPr>
+        <w:t>rg</w:t>
+      </w:r>
+      <w:proofErr w:type="spellEnd"/>
+      <w:r>
+        <w:rPr>
+          <w:lang w:val="en-US"/>
+        </w:rPr>
+        <w:t xml:space="preserve"> --name </w:t>
+      </w:r>
+      <w:proofErr w:type="spellStart"/>
+      <w:r>
+        <w:rPr>
+          <w:lang w:val="en-US"/>
+        </w:rPr>
+        <w:t>dnsstudentacr</w:t>
+      </w:r>
+      <w:proofErr w:type="spellEnd"/>
+      <w:r>
+        <w:rPr>
+          <w:lang w:val="en-US"/>
+        </w:rPr>
+        <w:t xml:space="preserve"> --</w:t>
+      </w:r>
+      <w:proofErr w:type="spellStart"/>
+      <w:r>
+        <w:rPr>
+          <w:lang w:val="en-US"/>
+        </w:rPr>
+        <w:t>sku</w:t>
+      </w:r>
+      <w:proofErr w:type="spellEnd"/>
+      <w:r>
+        <w:rPr>
+          <w:lang w:val="en-US"/>
+        </w:rPr>
+        <w:t xml:space="preserve"> Basic --admin-enabled true</w:t>
       </w:r>
     </w:p>
     <w:p>
@@ -277,18 +536,36 @@
         <w:br/>
       </w:r>
       <w:r>
-        <w:t>ahora a crear las imagenes e</w:t>
-      </w:r>
-      <w:r>
-        <w:t>n azure</w:t>
-      </w:r>
+        <w:t xml:space="preserve">ahora a crear las </w:t>
+      </w:r>
+      <w:proofErr w:type="spellStart"/>
+      <w:r>
+        <w:t>imagenes</w:t>
+      </w:r>
+      <w:proofErr w:type="spellEnd"/>
+      <w:r>
+        <w:t xml:space="preserve"> e</w:t>
+      </w:r>
+      <w:r>
+        <w:t xml:space="preserve">n </w:t>
+      </w:r>
+      <w:proofErr w:type="spellStart"/>
+      <w:r>
+        <w:t>azure</w:t>
+      </w:r>
+      <w:proofErr w:type="spellEnd"/>
       <w:r>
         <w:br/>
       </w:r>
       <w:r>
         <w:br/>
-        <w:t>cd document-notification-system</w:t>
-      </w:r>
+        <w:t xml:space="preserve">cd </w:t>
+      </w:r>
+      <w:proofErr w:type="spellStart"/>
+      <w:r>
+        <w:t>document-notification-system</w:t>
+      </w:r>
+      <w:proofErr w:type="spellEnd"/>
     </w:p>
     <w:p/>
     <w:p>
@@ -298,21 +575,45 @@
         </w:rPr>
       </w:pPr>
       <w:r>
-        <w:t>hacer un build por cada imagen que tenga</w:t>
-      </w:r>
-    </w:p>
-    <w:p>
-      <w:pPr>
-        <w:rPr>
-          <w:lang w:val="en-US"/>
-        </w:rPr>
-      </w:pPr>
-      <w:r>
-        <w:rPr>
-          <w:lang w:val="en-US"/>
-        </w:rPr>
-        <w:t>docker build --no-cache -t document-service:1.0 -f document-service/Dockerfile .</w:t>
-      </w:r>
+        <w:t xml:space="preserve">hacer un </w:t>
+      </w:r>
+      <w:proofErr w:type="spellStart"/>
+      <w:r>
+        <w:t>build</w:t>
+      </w:r>
+      <w:proofErr w:type="spellEnd"/>
+      <w:r>
+        <w:t xml:space="preserve"> por cada imagen que tenga</w:t>
+      </w:r>
+    </w:p>
+    <w:p>
+      <w:pPr>
+        <w:rPr>
+          <w:lang w:val="en-US"/>
+        </w:rPr>
+      </w:pPr>
+      <w:r>
+        <w:rPr>
+          <w:lang w:val="en-US"/>
+        </w:rPr>
+        <w:t>docker build --no-cache -t document-service:1.0 -f document-service/</w:t>
+      </w:r>
+      <w:proofErr w:type="spellStart"/>
+      <w:proofErr w:type="gramStart"/>
+      <w:r>
+        <w:rPr>
+          <w:lang w:val="en-US"/>
+        </w:rPr>
+        <w:t>Dockerfile</w:t>
+      </w:r>
+      <w:proofErr w:type="spellEnd"/>
+      <w:r>
+        <w:rPr>
+          <w:lang w:val="en-US"/>
+        </w:rPr>
+        <w:t xml:space="preserve"> .</w:t>
+      </w:r>
+      <w:proofErr w:type="gramEnd"/>
     </w:p>
     <w:p>
       <w:r>
@@ -408,8 +709,13 @@
       <w:r>
         <w:t xml:space="preserve">saber a que </w:t>
       </w:r>
-      <w:r>
-        <w:t>server de tu ACR</w:t>
+      <w:proofErr w:type="gramStart"/>
+      <w:r>
+        <w:t>server</w:t>
+      </w:r>
+      <w:proofErr w:type="gramEnd"/>
+      <w:r>
+        <w:t xml:space="preserve"> de tu ACR</w:t>
       </w:r>
       <w:r>
         <w:t xml:space="preserve"> subir</w:t>
@@ -425,12 +731,70 @@
           <w:lang w:val="en-US"/>
         </w:rPr>
       </w:pPr>
-      <w:r>
-        <w:rPr>
-          <w:lang w:val="en-US"/>
-        </w:rPr>
-        <w:t>az acr show --name dnsstudentacr --query loginServer --output tsv</w:t>
-      </w:r>
+      <w:proofErr w:type="spellStart"/>
+      <w:r>
+        <w:rPr>
+          <w:lang w:val="en-US"/>
+        </w:rPr>
+        <w:t>az</w:t>
+      </w:r>
+      <w:proofErr w:type="spellEnd"/>
+      <w:r>
+        <w:rPr>
+          <w:lang w:val="en-US"/>
+        </w:rPr>
+        <w:t xml:space="preserve"> </w:t>
+      </w:r>
+      <w:proofErr w:type="spellStart"/>
+      <w:r>
+        <w:rPr>
+          <w:lang w:val="en-US"/>
+        </w:rPr>
+        <w:t>acr</w:t>
+      </w:r>
+      <w:proofErr w:type="spellEnd"/>
+      <w:r>
+        <w:rPr>
+          <w:lang w:val="en-US"/>
+        </w:rPr>
+        <w:t xml:space="preserve"> show --name </w:t>
+      </w:r>
+      <w:proofErr w:type="spellStart"/>
+      <w:r>
+        <w:rPr>
+          <w:lang w:val="en-US"/>
+        </w:rPr>
+        <w:t>dnsstudentacr</w:t>
+      </w:r>
+      <w:proofErr w:type="spellEnd"/>
+      <w:r>
+        <w:rPr>
+          <w:lang w:val="en-US"/>
+        </w:rPr>
+        <w:t xml:space="preserve"> --query </w:t>
+      </w:r>
+      <w:proofErr w:type="spellStart"/>
+      <w:r>
+        <w:rPr>
+          <w:lang w:val="en-US"/>
+        </w:rPr>
+        <w:t>loginServer</w:t>
+      </w:r>
+      <w:proofErr w:type="spellEnd"/>
+      <w:r>
+        <w:rPr>
+          <w:lang w:val="en-US"/>
+        </w:rPr>
+        <w:t xml:space="preserve"> --output </w:t>
+      </w:r>
+      <w:proofErr w:type="spellStart"/>
+      <w:r>
+        <w:rPr>
+          <w:lang w:val="en-US"/>
+        </w:rPr>
+        <w:t>tsv</w:t>
+      </w:r>
+      <w:proofErr w:type="spellEnd"/>
     </w:p>
     <w:p>
       <w:pPr>
@@ -451,8 +815,13 @@
       </w:r>
     </w:p>
     <w:p>
-      <w:r>
-        <w:t>docker tag document-service:1.0 dnsstudentacr.azurecr.io/document-service:1.0</w:t>
+      <w:proofErr w:type="spellStart"/>
+      <w:r>
+        <w:t>docker</w:t>
+      </w:r>
+      <w:proofErr w:type="spellEnd"/>
+      <w:r>
+        <w:t xml:space="preserve"> tag document-service:1.0 dnsstudentacr.azurecr.io/document-service:1.0</w:t>
       </w:r>
     </w:p>
     <w:p/>
@@ -552,20 +921,72 @@
           <w:lang w:val="en-US"/>
         </w:rPr>
         <w:lastRenderedPageBreak/>
-        <w:t xml:space="preserve">Para confirmar </w:t>
-      </w:r>
-    </w:p>
-    <w:p>
-      <w:pPr>
-        <w:rPr>
-          <w:lang w:val="en-US"/>
-        </w:rPr>
-      </w:pPr>
-      <w:r>
-        <w:rPr>
-          <w:lang w:val="en-US"/>
-        </w:rPr>
-        <w:t>az acr repository list --name dnsstudentacr --output table</w:t>
+        <w:t xml:space="preserve">Para </w:t>
+      </w:r>
+      <w:proofErr w:type="spellStart"/>
+      <w:r>
+        <w:rPr>
+          <w:u w:val="single"/>
+          <w:lang w:val="en-US"/>
+        </w:rPr>
+        <w:t>confirmar</w:t>
+      </w:r>
+      <w:proofErr w:type="spellEnd"/>
+      <w:r>
+        <w:rPr>
+          <w:u w:val="single"/>
+          <w:lang w:val="en-US"/>
+        </w:rPr>
+        <w:t xml:space="preserve"> </w:t>
+      </w:r>
+    </w:p>
+    <w:p>
+      <w:pPr>
+        <w:rPr>
+          <w:lang w:val="en-US"/>
+        </w:rPr>
+      </w:pPr>
+      <w:proofErr w:type="spellStart"/>
+      <w:r>
+        <w:rPr>
+          <w:lang w:val="en-US"/>
+        </w:rPr>
+        <w:t>az</w:t>
+      </w:r>
+      <w:proofErr w:type="spellEnd"/>
+      <w:r>
+        <w:rPr>
+          <w:lang w:val="en-US"/>
+        </w:rPr>
+        <w:t xml:space="preserve"> </w:t>
+      </w:r>
+      <w:proofErr w:type="spellStart"/>
+      <w:r>
+        <w:rPr>
+          <w:lang w:val="en-US"/>
+        </w:rPr>
+        <w:t>acr</w:t>
+      </w:r>
+      <w:proofErr w:type="spellEnd"/>
+      <w:r>
+        <w:rPr>
+          <w:lang w:val="en-US"/>
+        </w:rPr>
+        <w:t xml:space="preserve"> repository list --name </w:t>
+      </w:r>
+      <w:proofErr w:type="spellStart"/>
+      <w:r>
+        <w:rPr>
+          <w:lang w:val="en-US"/>
+        </w:rPr>
+        <w:t>dnsstudentacr</w:t>
+      </w:r>
+      <w:proofErr w:type="spellEnd"/>
+      <w:r>
+        <w:rPr>
+          <w:lang w:val="en-US"/>
+        </w:rPr>
+        <w:t xml:space="preserve"> --output table</w:t>
       </w:r>
     </w:p>
     <w:p>
@@ -632,7 +1053,63 @@
     </w:p>
     <w:p>
       <w:r>
-        <w:t>Esto evita completamente el TasksOperationsNotAllowed. Microsoft también ha indicado que cambiar una suscripción gratuita a Pay-As-You-Go puede habilitar az acr build, pero para un proyecto universitario normalmente no necesitas hacerlo; construir localmente y hacer docker push es suficiente</w:t>
+        <w:t xml:space="preserve">Esto evita completamente el </w:t>
+      </w:r>
+      <w:proofErr w:type="spellStart"/>
+      <w:r>
+        <w:t>TasksOperationsNotAllowed</w:t>
+      </w:r>
+      <w:proofErr w:type="spellEnd"/>
+      <w:r>
+        <w:t>. Microsoft también ha indicado que cambiar una suscripción gratuita a Pay-As-You-</w:t>
+      </w:r>
+      <w:proofErr w:type="spellStart"/>
+      <w:r>
+        <w:t>Go</w:t>
+      </w:r>
+      <w:proofErr w:type="spellEnd"/>
+      <w:r>
+        <w:t xml:space="preserve"> puede habilitar </w:t>
+      </w:r>
+      <w:proofErr w:type="spellStart"/>
+      <w:r>
+        <w:t>az</w:t>
+      </w:r>
+      <w:proofErr w:type="spellEnd"/>
+      <w:r>
+        <w:t xml:space="preserve"> </w:t>
+      </w:r>
+      <w:proofErr w:type="spellStart"/>
+      <w:r>
+        <w:t>acr</w:t>
+      </w:r>
+      <w:proofErr w:type="spellEnd"/>
+      <w:r>
+        <w:t xml:space="preserve"> </w:t>
+      </w:r>
+      <w:proofErr w:type="spellStart"/>
+      <w:r>
+        <w:t>build</w:t>
+      </w:r>
+      <w:proofErr w:type="spellEnd"/>
+      <w:r>
+        <w:t xml:space="preserve">, pero para un proyecto universitario normalmente no necesitas hacerlo; construir localmente y hacer </w:t>
+      </w:r>
+      <w:proofErr w:type="spellStart"/>
+      <w:r>
+        <w:t>docker</w:t>
+      </w:r>
+      <w:proofErr w:type="spellEnd"/>
+      <w:r>
+        <w:t xml:space="preserve"> </w:t>
+      </w:r>
+      <w:proofErr w:type="spellStart"/>
+      <w:r>
+        <w:t>push</w:t>
+      </w:r>
+      <w:proofErr w:type="spellEnd"/>
+      <w:r>
+        <w:t xml:space="preserve"> es suficiente</w:t>
       </w:r>
     </w:p>
     <w:p/>
@@ -659,8 +1136,24 @@
         <w:rPr>
           <w:lang w:val="en-US"/>
         </w:rPr>
-        <w:t>-service:1.0 -f customer-service/Dockerfile .</w:t>
-      </w:r>
+        <w:t>-service:1.0 -f customer-service/</w:t>
+      </w:r>
+      <w:proofErr w:type="spellStart"/>
+      <w:proofErr w:type="gramStart"/>
+      <w:r>
+        <w:rPr>
+          <w:lang w:val="en-US"/>
+        </w:rPr>
+        <w:t>Dockerfile</w:t>
+      </w:r>
+      <w:proofErr w:type="spellEnd"/>
+      <w:r>
+        <w:rPr>
+          <w:lang w:val="en-US"/>
+        </w:rPr>
+        <w:t xml:space="preserve"> .</w:t>
+      </w:r>
+      <w:proofErr w:type="gramEnd"/>
     </w:p>
     <w:p>
       <w:pPr>
@@ -749,8 +1242,24 @@
         <w:rPr>
           <w:lang w:val="en-US"/>
         </w:rPr>
-        <w:t>-service/Dockerfile .</w:t>
-      </w:r>
+        <w:t>-service/</w:t>
+      </w:r>
+      <w:proofErr w:type="spellStart"/>
+      <w:proofErr w:type="gramStart"/>
+      <w:r>
+        <w:rPr>
+          <w:lang w:val="en-US"/>
+        </w:rPr>
+        <w:t>Dockerfile</w:t>
+      </w:r>
+      <w:proofErr w:type="spellEnd"/>
+      <w:r>
+        <w:rPr>
+          <w:lang w:val="en-US"/>
+        </w:rPr>
+        <w:t xml:space="preserve"> .</w:t>
+      </w:r>
+      <w:proofErr w:type="gramEnd"/>
     </w:p>
     <w:p>
       <w:pPr>
@@ -868,8 +1377,24 @@
         <w:rPr>
           <w:lang w:val="en-US"/>
         </w:rPr>
-        <w:t>-service/Dockerfile .</w:t>
-      </w:r>
+        <w:t>-service/</w:t>
+      </w:r>
+      <w:proofErr w:type="spellStart"/>
+      <w:proofErr w:type="gramStart"/>
+      <w:r>
+        <w:rPr>
+          <w:lang w:val="en-US"/>
+        </w:rPr>
+        <w:t>Dockerfile</w:t>
+      </w:r>
+      <w:proofErr w:type="spellEnd"/>
+      <w:r>
+        <w:rPr>
+          <w:lang w:val="en-US"/>
+        </w:rPr>
+        <w:t xml:space="preserve"> .</w:t>
+      </w:r>
+      <w:proofErr w:type="gramEnd"/>
     </w:p>
     <w:p>
       <w:pPr>
@@ -949,7 +1474,15 @@
     <w:p>
       <w:r>
         <w:lastRenderedPageBreak/>
-        <w:t>validamos la creacion de cada u</w:t>
+        <w:t xml:space="preserve">validamos la </w:t>
+      </w:r>
+      <w:proofErr w:type="spellStart"/>
+      <w:r>
+        <w:t>creacion</w:t>
+      </w:r>
+      <w:proofErr w:type="spellEnd"/>
+      <w:r>
+        <w:t xml:space="preserve"> de cada u</w:t>
       </w:r>
       <w:r>
         <w:t>no</w:t>
@@ -962,11 +1495,47 @@
           <w:lang w:val="en-US"/>
         </w:rPr>
       </w:pPr>
-      <w:r>
-        <w:rPr>
-          <w:lang w:val="en-US"/>
-        </w:rPr>
-        <w:t>az acr repository list --name dnsstudentacr -o table</w:t>
+      <w:proofErr w:type="spellStart"/>
+      <w:r>
+        <w:rPr>
+          <w:lang w:val="en-US"/>
+        </w:rPr>
+        <w:t>az</w:t>
+      </w:r>
+      <w:proofErr w:type="spellEnd"/>
+      <w:r>
+        <w:rPr>
+          <w:lang w:val="en-US"/>
+        </w:rPr>
+        <w:t xml:space="preserve"> </w:t>
+      </w:r>
+      <w:proofErr w:type="spellStart"/>
+      <w:r>
+        <w:rPr>
+          <w:lang w:val="en-US"/>
+        </w:rPr>
+        <w:t>acr</w:t>
+      </w:r>
+      <w:proofErr w:type="spellEnd"/>
+      <w:r>
+        <w:rPr>
+          <w:lang w:val="en-US"/>
+        </w:rPr>
+        <w:t xml:space="preserve"> repository list --name </w:t>
+      </w:r>
+      <w:proofErr w:type="spellStart"/>
+      <w:r>
+        <w:rPr>
+          <w:lang w:val="en-US"/>
+        </w:rPr>
+        <w:t>dnsstudentacr</w:t>
+      </w:r>
+      <w:proofErr w:type="spellEnd"/>
+      <w:r>
+        <w:rPr>
+          <w:lang w:val="en-US"/>
+        </w:rPr>
+        <w:t xml:space="preserve"> -o table</w:t>
       </w:r>
     </w:p>
     <w:p>
@@ -1037,17 +1606,48 @@
         <w:t>Va</w:t>
       </w:r>
       <w:r>
-        <w:t>mos a ver que reginones podemos usar en  postgres</w:t>
-      </w:r>
-    </w:p>
-    <w:p>
-      <w:pPr>
-        <w:tabs>
-          <w:tab w:val="left" w:pos="2115"/>
-        </w:tabs>
-      </w:pPr>
-      <w:r>
-        <w:t>list-skus es precisamente el comando oficial para consultar qué SKUs de PostgreSQL Flexible Server están disponibles en una región.</w:t>
+        <w:t xml:space="preserve">mos a ver que </w:t>
+      </w:r>
+      <w:proofErr w:type="spellStart"/>
+      <w:r>
+        <w:t>reginones</w:t>
+      </w:r>
+      <w:proofErr w:type="spellEnd"/>
+      <w:r>
+        <w:t xml:space="preserve"> podemos usar </w:t>
+      </w:r>
+      <w:proofErr w:type="gramStart"/>
+      <w:r>
+        <w:t xml:space="preserve">en  </w:t>
+      </w:r>
+      <w:proofErr w:type="spellStart"/>
+      <w:r>
+        <w:t>postgres</w:t>
+      </w:r>
+      <w:proofErr w:type="spellEnd"/>
+      <w:proofErr w:type="gramEnd"/>
+    </w:p>
+    <w:p>
+      <w:pPr>
+        <w:tabs>
+          <w:tab w:val="left" w:pos="2115"/>
+        </w:tabs>
+      </w:pPr>
+      <w:proofErr w:type="spellStart"/>
+      <w:r>
+        <w:t>list-skus</w:t>
+      </w:r>
+      <w:proofErr w:type="spellEnd"/>
+      <w:r>
+        <w:t xml:space="preserve"> es precisamente el comando oficial para consultar qué </w:t>
+      </w:r>
+      <w:proofErr w:type="spellStart"/>
+      <w:r>
+        <w:t>SKUs</w:t>
+      </w:r>
+      <w:proofErr w:type="spellEnd"/>
+      <w:r>
+        <w:t xml:space="preserve"> de PostgreSQL Flexible Server están disponibles en una región.</w:t>
       </w:r>
       <w:r>
         <w:tab/>
@@ -1069,9 +1669,43 @@
           <w:tab w:val="left" w:pos="2115"/>
         </w:tabs>
       </w:pPr>
-      <w:r>
-        <w:t>az postgres flexible-server list-skus --location centralus</w:t>
-      </w:r>
+      <w:proofErr w:type="spellStart"/>
+      <w:r>
+        <w:t>az</w:t>
+      </w:r>
+      <w:proofErr w:type="spellEnd"/>
+      <w:r>
+        <w:t xml:space="preserve"> </w:t>
+      </w:r>
+      <w:proofErr w:type="spellStart"/>
+      <w:r>
+        <w:t>postgres</w:t>
+      </w:r>
+      <w:proofErr w:type="spellEnd"/>
+      <w:r>
+        <w:t xml:space="preserve"> flexible-server </w:t>
+      </w:r>
+      <w:proofErr w:type="spellStart"/>
+      <w:r>
+        <w:t>list-skus</w:t>
+      </w:r>
+      <w:proofErr w:type="spellEnd"/>
+      <w:r>
+        <w:t xml:space="preserve"> --</w:t>
+      </w:r>
+      <w:proofErr w:type="spellStart"/>
+      <w:r>
+        <w:t>location</w:t>
+      </w:r>
+      <w:proofErr w:type="spellEnd"/>
+      <w:r>
+        <w:t xml:space="preserve"> </w:t>
+      </w:r>
+      <w:proofErr w:type="spellStart"/>
+      <w:r>
+        <w:t>centralus</w:t>
+      </w:r>
+      <w:proofErr w:type="spellEnd"/>
     </w:p>
     <w:p>
       <w:pPr>
@@ -1102,98 +1736,306 @@
           <w:tab w:val="left" w:pos="2115"/>
         </w:tabs>
       </w:pPr>
-      <w:r>
-        <w:t>az provider register --namespace Microsoft.DBforPostgreSQL</w:t>
-      </w:r>
-    </w:p>
-    <w:p>
-      <w:pPr>
-        <w:tabs>
-          <w:tab w:val="left" w:pos="2115"/>
-        </w:tabs>
-        <w:rPr>
-          <w:lang w:val="en-US"/>
-        </w:rPr>
-      </w:pPr>
-      <w:r>
-        <w:rPr>
-          <w:lang w:val="en-US"/>
-        </w:rPr>
-        <w:t>az provider show --namespace Microsoft.DBforPostgreSQL --query registrationState --output tsv</w:t>
-      </w:r>
-      <w:r>
-        <w:rPr>
-          <w:lang w:val="en-US"/>
-        </w:rPr>
+      <w:proofErr w:type="spellStart"/>
+      <w:r>
+        <w:t>az</w:t>
+      </w:r>
+      <w:proofErr w:type="spellEnd"/>
+      <w:r>
         <w:t xml:space="preserve"> </w:t>
       </w:r>
-    </w:p>
-    <w:p>
-      <w:pPr>
-        <w:tabs>
-          <w:tab w:val="left" w:pos="2115"/>
-        </w:tabs>
-        <w:rPr>
-          <w:lang w:val="en-US"/>
-        </w:rPr>
-      </w:pPr>
-      <w:r>
-        <w:rPr>
-          <w:lang w:val="en-US"/>
-        </w:rPr>
-        <w:t>deberia salir registered</w:t>
-      </w:r>
-    </w:p>
-    <w:p>
-      <w:pPr>
-        <w:tabs>
-          <w:tab w:val="left" w:pos="2115"/>
-        </w:tabs>
-        <w:rPr>
-          <w:lang w:val="en-US"/>
-        </w:rPr>
-      </w:pPr>
-    </w:p>
-    <w:p>
-      <w:pPr>
-        <w:tabs>
-          <w:tab w:val="left" w:pos="2115"/>
-        </w:tabs>
-        <w:rPr>
-          <w:lang w:val="en-US"/>
-        </w:rPr>
-      </w:pPr>
-    </w:p>
-    <w:p>
-      <w:pPr>
-        <w:tabs>
-          <w:tab w:val="left" w:pos="2115"/>
-        </w:tabs>
-        <w:rPr>
-          <w:lang w:val="en-US"/>
-        </w:rPr>
-      </w:pPr>
+      <w:proofErr w:type="spellStart"/>
+      <w:r>
+        <w:t>provider</w:t>
+      </w:r>
+      <w:proofErr w:type="spellEnd"/>
+      <w:r>
+        <w:t xml:space="preserve"> </w:t>
+      </w:r>
+      <w:proofErr w:type="spellStart"/>
+      <w:r>
+        <w:t>register</w:t>
+      </w:r>
+      <w:proofErr w:type="spellEnd"/>
+      <w:r>
+        <w:t xml:space="preserve"> --</w:t>
+      </w:r>
+      <w:proofErr w:type="spellStart"/>
+      <w:r>
+        <w:t>namespace</w:t>
+      </w:r>
+      <w:proofErr w:type="spellEnd"/>
+      <w:r>
+        <w:t xml:space="preserve"> </w:t>
+      </w:r>
+      <w:proofErr w:type="spellStart"/>
+      <w:r>
+        <w:t>Microsoft.DBforPostgreSQL</w:t>
+      </w:r>
+      <w:proofErr w:type="spellEnd"/>
+    </w:p>
+    <w:p>
+      <w:pPr>
+        <w:tabs>
+          <w:tab w:val="left" w:pos="2115"/>
+        </w:tabs>
+        <w:rPr>
+          <w:lang w:val="en-US"/>
+        </w:rPr>
+      </w:pPr>
+      <w:proofErr w:type="spellStart"/>
+      <w:r>
+        <w:rPr>
+          <w:lang w:val="en-US"/>
+        </w:rPr>
+        <w:t>az</w:t>
+      </w:r>
+      <w:proofErr w:type="spellEnd"/>
+      <w:r>
+        <w:rPr>
+          <w:lang w:val="en-US"/>
+        </w:rPr>
+        <w:t xml:space="preserve"> provider show --namespace </w:t>
+      </w:r>
+      <w:proofErr w:type="spellStart"/>
+      <w:r>
+        <w:rPr>
+          <w:lang w:val="en-US"/>
+        </w:rPr>
+        <w:t>Microsoft.DBforPostgreSQL</w:t>
+      </w:r>
+      <w:proofErr w:type="spellEnd"/>
+      <w:r>
+        <w:rPr>
+          <w:lang w:val="en-US"/>
+        </w:rPr>
+        <w:t xml:space="preserve"> --query </w:t>
+      </w:r>
+      <w:proofErr w:type="spellStart"/>
+      <w:r>
+        <w:rPr>
+          <w:lang w:val="en-US"/>
+        </w:rPr>
+        <w:t>registrationState</w:t>
+      </w:r>
+      <w:proofErr w:type="spellEnd"/>
+      <w:r>
+        <w:rPr>
+          <w:lang w:val="en-US"/>
+        </w:rPr>
+        <w:t xml:space="preserve"> --output </w:t>
+      </w:r>
+      <w:proofErr w:type="spellStart"/>
+      <w:r>
+        <w:rPr>
+          <w:lang w:val="en-US"/>
+        </w:rPr>
+        <w:t>tsv</w:t>
+      </w:r>
+      <w:proofErr w:type="spellEnd"/>
+      <w:r>
+        <w:rPr>
+          <w:lang w:val="en-US"/>
+        </w:rPr>
+        <w:t xml:space="preserve"> </w:t>
+      </w:r>
+    </w:p>
+    <w:p>
+      <w:pPr>
+        <w:tabs>
+          <w:tab w:val="left" w:pos="2115"/>
+        </w:tabs>
+        <w:rPr>
+          <w:lang w:val="en-US"/>
+        </w:rPr>
+      </w:pPr>
+      <w:proofErr w:type="spellStart"/>
+      <w:r>
+        <w:rPr>
+          <w:lang w:val="en-US"/>
+        </w:rPr>
+        <w:t>deberia</w:t>
+      </w:r>
+      <w:proofErr w:type="spellEnd"/>
+      <w:r>
+        <w:rPr>
+          <w:lang w:val="en-US"/>
+        </w:rPr>
+        <w:t xml:space="preserve"> </w:t>
+      </w:r>
+      <w:proofErr w:type="spellStart"/>
+      <w:r>
+        <w:rPr>
+          <w:lang w:val="en-US"/>
+        </w:rPr>
+        <w:t>salir</w:t>
+      </w:r>
+      <w:proofErr w:type="spellEnd"/>
+      <w:r>
+        <w:rPr>
+          <w:lang w:val="en-US"/>
+        </w:rPr>
+        <w:t xml:space="preserve"> registered</w:t>
+      </w:r>
+    </w:p>
+    <w:p>
+      <w:pPr>
+        <w:tabs>
+          <w:tab w:val="left" w:pos="2115"/>
+        </w:tabs>
+        <w:rPr>
+          <w:lang w:val="en-US"/>
+        </w:rPr>
+      </w:pPr>
+    </w:p>
+    <w:p>
+      <w:pPr>
+        <w:tabs>
+          <w:tab w:val="left" w:pos="2115"/>
+        </w:tabs>
+        <w:rPr>
+          <w:lang w:val="en-US"/>
+        </w:rPr>
+      </w:pPr>
+    </w:p>
+    <w:p>
+      <w:pPr>
+        <w:tabs>
+          <w:tab w:val="left" w:pos="2115"/>
+        </w:tabs>
+        <w:rPr>
+          <w:lang w:val="en-US"/>
+        </w:rPr>
+      </w:pPr>
+      <w:proofErr w:type="spellStart"/>
       <w:r>
         <w:rPr>
           <w:lang w:val="en-US"/>
         </w:rPr>
         <w:t>creacion</w:t>
       </w:r>
-    </w:p>
-    <w:p>
-      <w:pPr>
-        <w:tabs>
-          <w:tab w:val="left" w:pos="2115"/>
-        </w:tabs>
-        <w:rPr>
-          <w:lang w:val="en-US"/>
-        </w:rPr>
-      </w:pPr>
-      <w:r>
-        <w:rPr>
-          <w:lang w:val="en-US"/>
-        </w:rPr>
-        <w:t>az postgres flexible-server create --resource-group dns-student-rg --name dns-student-pg --location centralus --admin-user dnsadmin --admin-password "</w:t>
+      <w:proofErr w:type="spellEnd"/>
+    </w:p>
+    <w:p>
+      <w:pPr>
+        <w:tabs>
+          <w:tab w:val="left" w:pos="2115"/>
+        </w:tabs>
+        <w:rPr>
+          <w:lang w:val="en-US"/>
+        </w:rPr>
+      </w:pPr>
+      <w:proofErr w:type="spellStart"/>
+      <w:r>
+        <w:rPr>
+          <w:lang w:val="en-US"/>
+        </w:rPr>
+        <w:t>az</w:t>
+      </w:r>
+      <w:proofErr w:type="spellEnd"/>
+      <w:r>
+        <w:rPr>
+          <w:lang w:val="en-US"/>
+        </w:rPr>
+        <w:t xml:space="preserve"> </w:t>
+      </w:r>
+      <w:proofErr w:type="spellStart"/>
+      <w:r>
+        <w:rPr>
+          <w:lang w:val="en-US"/>
+        </w:rPr>
+        <w:t>postgres</w:t>
+      </w:r>
+      <w:proofErr w:type="spellEnd"/>
+      <w:r>
+        <w:rPr>
+          <w:lang w:val="en-US"/>
+        </w:rPr>
+        <w:t xml:space="preserve"> flexible-server create --resource-group </w:t>
+      </w:r>
+      <w:proofErr w:type="spellStart"/>
+      <w:r>
+        <w:rPr>
+          <w:lang w:val="en-US"/>
+        </w:rPr>
+        <w:t>dns</w:t>
+      </w:r>
+      <w:proofErr w:type="spellEnd"/>
+      <w:r>
+        <w:rPr>
+          <w:lang w:val="en-US"/>
+        </w:rPr>
+        <w:t>-student-</w:t>
+      </w:r>
+      <w:proofErr w:type="spellStart"/>
+      <w:r>
+        <w:rPr>
+          <w:lang w:val="en-US"/>
+        </w:rPr>
+        <w:t>rg</w:t>
+      </w:r>
+      <w:proofErr w:type="spellEnd"/>
+      <w:r>
+        <w:rPr>
+          <w:lang w:val="en-US"/>
+        </w:rPr>
+        <w:t xml:space="preserve"> --name </w:t>
+      </w:r>
+      <w:proofErr w:type="spellStart"/>
+      <w:r>
+        <w:rPr>
+          <w:lang w:val="en-US"/>
+        </w:rPr>
+        <w:t>dns</w:t>
+      </w:r>
+      <w:proofErr w:type="spellEnd"/>
+      <w:r>
+        <w:rPr>
+          <w:lang w:val="en-US"/>
+        </w:rPr>
+        <w:t>-student-</w:t>
+      </w:r>
+      <w:proofErr w:type="spellStart"/>
+      <w:r>
+        <w:rPr>
+          <w:lang w:val="en-US"/>
+        </w:rPr>
+        <w:t>pg</w:t>
+      </w:r>
+      <w:proofErr w:type="spellEnd"/>
+      <w:r>
+        <w:rPr>
+          <w:lang w:val="en-US"/>
+        </w:rPr>
+        <w:t xml:space="preserve"> --location </w:t>
+      </w:r>
+      <w:proofErr w:type="spellStart"/>
+      <w:r>
+        <w:rPr>
+          <w:lang w:val="en-US"/>
+        </w:rPr>
+        <w:t>centralus</w:t>
+      </w:r>
+      <w:proofErr w:type="spellEnd"/>
+      <w:r>
+        <w:rPr>
+          <w:lang w:val="en-US"/>
+        </w:rPr>
+        <w:t xml:space="preserve"> --admin-user </w:t>
+      </w:r>
+      <w:proofErr w:type="spellStart"/>
+      <w:r>
+        <w:rPr>
+          <w:lang w:val="en-US"/>
+        </w:rPr>
+        <w:t>dnsadmin</w:t>
+      </w:r>
+      <w:proofErr w:type="spellEnd"/>
+      <w:r>
+        <w:rPr>
+          <w:lang w:val="en-US"/>
+        </w:rPr>
+        <w:t xml:space="preserve"> --admin-password "</w:t>
       </w:r>
       <w:r>
         <w:rPr>
@@ -1205,7 +2047,21 @@
         <w:rPr>
           <w:lang w:val="en-US"/>
         </w:rPr>
-        <w:t>" --sku-name Standard_B1ms --tier Burstable --storage-size 32 --version 15 --public-access 0.0.0.0</w:t>
+        <w:t>" --</w:t>
+      </w:r>
+      <w:proofErr w:type="spellStart"/>
+      <w:r>
+        <w:rPr>
+          <w:lang w:val="en-US"/>
+        </w:rPr>
+        <w:t>sku</w:t>
+      </w:r>
+      <w:proofErr w:type="spellEnd"/>
+      <w:r>
+        <w:rPr>
+          <w:lang w:val="en-US"/>
+        </w:rPr>
+        <w:t>-name Standard_B1ms --tier Burstable --storage-size 32 --version 15 --public-access 0.0.0.0</w:t>
       </w:r>
     </w:p>
     <w:p>
@@ -1286,8 +2142,21 @@
           <w:tab w:val="left" w:pos="2115"/>
         </w:tabs>
       </w:pPr>
-      <w:r>
-        <w:t xml:space="preserve">Conectandose a la db y corriendo script inicial </w:t>
+      <w:proofErr w:type="spellStart"/>
+      <w:r>
+        <w:t>Conectandose</w:t>
+      </w:r>
+      <w:proofErr w:type="spellEnd"/>
+      <w:r>
+        <w:t xml:space="preserve"> a la </w:t>
+      </w:r>
+      <w:proofErr w:type="spellStart"/>
+      <w:r>
+        <w:t>db</w:t>
+      </w:r>
+      <w:proofErr w:type="spellEnd"/>
+      <w:r>
+        <w:t xml:space="preserve"> y corriendo script inicial </w:t>
       </w:r>
     </w:p>
     <w:p>
@@ -1305,12 +2174,98 @@
         </w:rPr>
         <w:br/>
       </w:r>
-      <w:r>
-        <w:rPr>
-          <w:lang w:val="en-US"/>
-        </w:rPr>
-        <w:t>psql "host=dns-student-pg.postgres.database.azure.com port=5432 dbname=postgres user=dnsadmin sslmode=require" -f infraestructure/docker-compose/init-db.sql</w:t>
-      </w:r>
+      <w:proofErr w:type="spellStart"/>
+      <w:r>
+        <w:rPr>
+          <w:lang w:val="en-US"/>
+        </w:rPr>
+        <w:t>psql</w:t>
+      </w:r>
+      <w:proofErr w:type="spellEnd"/>
+      <w:r>
+        <w:rPr>
+          <w:lang w:val="en-US"/>
+        </w:rPr>
+        <w:t xml:space="preserve"> "host=dns-student-pg.postgres.database.azure.com port=5432 </w:t>
+      </w:r>
+      <w:proofErr w:type="spellStart"/>
+      <w:r>
+        <w:rPr>
+          <w:lang w:val="en-US"/>
+        </w:rPr>
+        <w:t>dbname</w:t>
+      </w:r>
+      <w:proofErr w:type="spellEnd"/>
+      <w:r>
+        <w:rPr>
+          <w:lang w:val="en-US"/>
+        </w:rPr>
+        <w:t>=</w:t>
+      </w:r>
+      <w:proofErr w:type="spellStart"/>
+      <w:r>
+        <w:rPr>
+          <w:lang w:val="en-US"/>
+        </w:rPr>
+        <w:t>postgres</w:t>
+      </w:r>
+      <w:proofErr w:type="spellEnd"/>
+      <w:r>
+        <w:rPr>
+          <w:lang w:val="en-US"/>
+        </w:rPr>
+        <w:t xml:space="preserve"> user=</w:t>
+      </w:r>
+      <w:proofErr w:type="spellStart"/>
+      <w:r>
+        <w:rPr>
+          <w:lang w:val="en-US"/>
+        </w:rPr>
+        <w:t>dnsadmin</w:t>
+      </w:r>
+      <w:proofErr w:type="spellEnd"/>
+      <w:r>
+        <w:rPr>
+          <w:lang w:val="en-US"/>
+        </w:rPr>
+        <w:t xml:space="preserve"> </w:t>
+      </w:r>
+      <w:proofErr w:type="spellStart"/>
+      <w:r>
+        <w:rPr>
+          <w:lang w:val="en-US"/>
+        </w:rPr>
+        <w:t>sslmode</w:t>
+      </w:r>
+      <w:proofErr w:type="spellEnd"/>
+      <w:r>
+        <w:rPr>
+          <w:lang w:val="en-US"/>
+        </w:rPr>
+        <w:t xml:space="preserve">=require" -f </w:t>
+      </w:r>
+      <w:proofErr w:type="spellStart"/>
+      <w:r>
+        <w:rPr>
+          <w:lang w:val="en-US"/>
+        </w:rPr>
+        <w:t>infraestructure</w:t>
+      </w:r>
+      <w:proofErr w:type="spellEnd"/>
+      <w:r>
+        <w:rPr>
+          <w:lang w:val="en-US"/>
+        </w:rPr>
+        <w:t>/docker-compose/</w:t>
+      </w:r>
+      <w:proofErr w:type="spellStart"/>
+      <w:r>
+        <w:rPr>
+          <w:lang w:val="en-US"/>
+        </w:rPr>
+        <w:t>init-db.sql</w:t>
+      </w:r>
+      <w:proofErr w:type="spellEnd"/>
     </w:p>
     <w:p>
       <w:pPr>
@@ -1408,10 +2363,12 @@
           <w:tab w:val="left" w:pos="2115"/>
         </w:tabs>
       </w:pPr>
+      <w:proofErr w:type="spellStart"/>
       <w:r>
         <w:lastRenderedPageBreak/>
         <w:t>creadsad</w:t>
       </w:r>
+      <w:proofErr w:type="spellEnd"/>
       <w:r>
         <w:rPr>
           <w:noProof/>
@@ -1454,10 +2411,36 @@
         </w:drawing>
       </w:r>
       <w:r>
-        <w:t xml:space="preserve">creando un cluster de </w:t>
-      </w:r>
-      <w:r>
-        <w:t xml:space="preserve">Kafka en confluent cloud </w:t>
+        <w:t xml:space="preserve">creando un </w:t>
+      </w:r>
+      <w:proofErr w:type="spellStart"/>
+      <w:proofErr w:type="gramStart"/>
+      <w:r>
+        <w:t>cluster</w:t>
+      </w:r>
+      <w:proofErr w:type="spellEnd"/>
+      <w:proofErr w:type="gramEnd"/>
+      <w:r>
+        <w:t xml:space="preserve"> de </w:t>
+      </w:r>
+      <w:r>
+        <w:t xml:space="preserve">Kafka en </w:t>
+      </w:r>
+      <w:proofErr w:type="spellStart"/>
+      <w:r>
+        <w:t>confluent</w:t>
+      </w:r>
+      <w:proofErr w:type="spellEnd"/>
+      <w:r>
+        <w:t xml:space="preserve"> </w:t>
+      </w:r>
+      <w:proofErr w:type="spellStart"/>
+      <w:r>
+        <w:t>cloud</w:t>
+      </w:r>
+      <w:proofErr w:type="spellEnd"/>
+      <w:r>
+        <w:t xml:space="preserve"> </w:t>
       </w:r>
     </w:p>
     <w:p>
@@ -1528,7 +2511,15 @@
         </w:tabs>
       </w:pPr>
       <w:r>
-        <w:t xml:space="preserve">Para no usar tarjeta usar el siguiente codigo </w:t>
+        <w:t xml:space="preserve">Para no usar tarjeta usar el siguiente </w:t>
+      </w:r>
+      <w:proofErr w:type="spellStart"/>
+      <w:r>
+        <w:t>codigo</w:t>
+      </w:r>
+      <w:proofErr w:type="spellEnd"/>
+      <w:r>
+        <w:t xml:space="preserve"> </w:t>
       </w:r>
       <w:r>
         <w:t>CONFLUENTDEV1</w:t>
@@ -1550,8 +2541,13 @@
           <w:tab w:val="left" w:pos="2115"/>
         </w:tabs>
       </w:pPr>
-      <w:r>
-        <w:t xml:space="preserve">Creacion de ambiente </w:t>
+      <w:proofErr w:type="spellStart"/>
+      <w:r>
+        <w:t>Creacion</w:t>
+      </w:r>
+      <w:proofErr w:type="spellEnd"/>
+      <w:r>
+        <w:t xml:space="preserve"> de ambiente </w:t>
       </w:r>
     </w:p>
     <w:p>
@@ -1608,8 +2604,15 @@
         </w:tabs>
       </w:pPr>
       <w:r>
-        <w:t>Creación de cluster</w:t>
-      </w:r>
+        <w:t xml:space="preserve">Creación de </w:t>
+      </w:r>
+      <w:proofErr w:type="spellStart"/>
+      <w:proofErr w:type="gramStart"/>
+      <w:r>
+        <w:t>cluster</w:t>
+      </w:r>
+      <w:proofErr w:type="spellEnd"/>
+      <w:proofErr w:type="gramEnd"/>
     </w:p>
     <w:p>
       <w:pPr>
@@ -1673,8 +2676,15 @@
       </w:pPr>
       <w:r>
         <w:lastRenderedPageBreak/>
-        <w:t>New cluster</w:t>
-      </w:r>
+        <w:t xml:space="preserve">New </w:t>
+      </w:r>
+      <w:proofErr w:type="spellStart"/>
+      <w:proofErr w:type="gramStart"/>
+      <w:r>
+        <w:t>cluster</w:t>
+      </w:r>
+      <w:proofErr w:type="spellEnd"/>
+      <w:proofErr w:type="gramEnd"/>
     </w:p>
     <w:p>
       <w:pPr>
@@ -1743,8 +2753,29 @@
           <w:tab w:val="left" w:pos="2115"/>
         </w:tabs>
       </w:pPr>
-      <w:r>
-        <w:t xml:space="preserve">Creacion de topics con la misma estructura de avro </w:t>
+      <w:proofErr w:type="spellStart"/>
+      <w:r>
+        <w:t>Creacion</w:t>
+      </w:r>
+      <w:proofErr w:type="spellEnd"/>
+      <w:r>
+        <w:t xml:space="preserve"> de </w:t>
+      </w:r>
+      <w:proofErr w:type="spellStart"/>
+      <w:r>
+        <w:t>topics</w:t>
+      </w:r>
+      <w:proofErr w:type="spellEnd"/>
+      <w:r>
+        <w:t xml:space="preserve"> con la misma estructura de </w:t>
+      </w:r>
+      <w:proofErr w:type="spellStart"/>
+      <w:r>
+        <w:t>avro</w:t>
+      </w:r>
+      <w:proofErr w:type="spellEnd"/>
+      <w:r>
+        <w:t xml:space="preserve"> </w:t>
       </w:r>
     </w:p>
     <w:p>
@@ -1812,8 +2843,13 @@
       </w:pPr>
       <w:r>
         <w:lastRenderedPageBreak/>
-        <w:t>Todos los topics</w:t>
-      </w:r>
+        <w:t xml:space="preserve">Todos los </w:t>
+      </w:r>
+      <w:proofErr w:type="spellStart"/>
+      <w:r>
+        <w:t>topics</w:t>
+      </w:r>
+      <w:proofErr w:type="spellEnd"/>
       <w:r>
         <w:br/>
       </w:r>
@@ -1865,20 +2901,84 @@
         </w:tabs>
       </w:pPr>
       <w:r>
-        <w:t>los **consumer groups** (`generator-topic-consumer`, `notification-topic-consumer`, `customer-topic-consumer`)</w:t>
-      </w:r>
-    </w:p>
-    <w:p>
-      <w:pPr>
-        <w:tabs>
-          <w:tab w:val="left" w:pos="2115"/>
-        </w:tabs>
-      </w:pPr>
-      <w:r>
-        <w:t>ahora vamos activar el schema r</w:t>
-      </w:r>
-      <w:r>
-        <w:t xml:space="preserve">egistry </w:t>
+        <w:t>los **</w:t>
+      </w:r>
+      <w:proofErr w:type="spellStart"/>
+      <w:r>
+        <w:t>consumer</w:t>
+      </w:r>
+      <w:proofErr w:type="spellEnd"/>
+      <w:r>
+        <w:t xml:space="preserve"> </w:t>
+      </w:r>
+      <w:proofErr w:type="spellStart"/>
+      <w:r>
+        <w:t>groups</w:t>
+      </w:r>
+      <w:proofErr w:type="spellEnd"/>
+      <w:r>
+        <w:t>** (`</w:t>
+      </w:r>
+      <w:proofErr w:type="spellStart"/>
+      <w:r>
+        <w:t>generator-topic-consumer</w:t>
+      </w:r>
+      <w:proofErr w:type="spellEnd"/>
+      <w:r>
+        <w:t>`, `</w:t>
+      </w:r>
+      <w:proofErr w:type="spellStart"/>
+      <w:r>
+        <w:t>notification-topic-consumer</w:t>
+      </w:r>
+      <w:proofErr w:type="spellEnd"/>
+      <w:r>
+        <w:t>`, `</w:t>
+      </w:r>
+      <w:proofErr w:type="spellStart"/>
+      <w:r>
+        <w:t>customer-topic-consumer</w:t>
+      </w:r>
+      <w:proofErr w:type="spellEnd"/>
+      <w:r>
+        <w:t>`)</w:t>
+      </w:r>
+    </w:p>
+    <w:p>
+      <w:pPr>
+        <w:tabs>
+          <w:tab w:val="left" w:pos="2115"/>
+        </w:tabs>
+      </w:pPr>
+      <w:r>
+        <w:t xml:space="preserve">ahora </w:t>
+      </w:r>
+      <w:proofErr w:type="gramStart"/>
+      <w:r>
+        <w:t>vamos</w:t>
+      </w:r>
+      <w:proofErr w:type="gramEnd"/>
+      <w:r>
+        <w:t xml:space="preserve"> activar el </w:t>
+      </w:r>
+      <w:proofErr w:type="spellStart"/>
+      <w:r>
+        <w:t>schema</w:t>
+      </w:r>
+      <w:proofErr w:type="spellEnd"/>
+      <w:r>
+        <w:t xml:space="preserve"> </w:t>
+      </w:r>
+      <w:proofErr w:type="spellStart"/>
+      <w:r>
+        <w:t>r</w:t>
+      </w:r>
+      <w:r>
+        <w:t>egistry</w:t>
+      </w:r>
+      <w:proofErr w:type="spellEnd"/>
+      <w:r>
+        <w:t xml:space="preserve"> </w:t>
       </w:r>
     </w:p>
     <w:p>
@@ -1962,8 +3062,21 @@
         <w:t>Ahora se generar las credenciales</w:t>
       </w:r>
       <w:r>
-        <w:t xml:space="preserve"> de la api key</w:t>
-      </w:r>
+        <w:t xml:space="preserve"> </w:t>
+      </w:r>
+      <w:proofErr w:type="gramStart"/>
+      <w:r>
+        <w:t>de la api</w:t>
+      </w:r>
+      <w:proofErr w:type="gramEnd"/>
+      <w:r>
+        <w:t xml:space="preserve"> </w:t>
+      </w:r>
+      <w:proofErr w:type="spellStart"/>
+      <w:r>
+        <w:t>key</w:t>
+      </w:r>
+      <w:proofErr w:type="spellEnd"/>
       <w:r>
         <w:br/>
       </w:r>
@@ -2181,11 +3294,19 @@
           <w:lang w:val="en-US"/>
         </w:rPr>
       </w:pPr>
-      <w:r>
-        <w:rPr>
-          <w:lang w:val="en-US"/>
-        </w:rPr>
-        <w:t>Resource:</w:t>
+      <w:proofErr w:type="gramStart"/>
+      <w:r>
+        <w:rPr>
+          <w:lang w:val="en-US"/>
+        </w:rPr>
+        <w:t>Resource</w:t>
+      </w:r>
+      <w:proofErr w:type="gramEnd"/>
+      <w:r>
+        <w:rPr>
+          <w:lang w:val="en-US"/>
+        </w:rPr>
+        <w:t>:</w:t>
       </w:r>
     </w:p>
     <w:p>
@@ -2254,15 +3375,48 @@
         </w:tabs>
       </w:pPr>
       <w:r>
-        <w:t xml:space="preserve">Ahora se generaran las </w:t>
+        <w:t xml:space="preserve">Ahora se </w:t>
+      </w:r>
+      <w:proofErr w:type="gramStart"/>
+      <w:r>
+        <w:t>generaran</w:t>
+      </w:r>
+      <w:proofErr w:type="gramEnd"/>
+      <w:r>
+        <w:t xml:space="preserve"> las </w:t>
       </w:r>
       <w:r>
         <w:rPr>
           <w:b/>
           <w:bCs/>
         </w:rPr>
-        <w:t>) API key del Schema Registry</w:t>
-      </w:r>
+        <w:t xml:space="preserve">) API </w:t>
+      </w:r>
+      <w:proofErr w:type="spellStart"/>
+      <w:r>
+        <w:rPr>
+          <w:b/>
+          <w:bCs/>
+        </w:rPr>
+        <w:t>key</w:t>
+      </w:r>
+      <w:proofErr w:type="spellEnd"/>
+      <w:r>
+        <w:rPr>
+          <w:b/>
+          <w:bCs/>
+        </w:rPr>
+        <w:t xml:space="preserve"> del Schema </w:t>
+      </w:r>
+      <w:proofErr w:type="spellStart"/>
+      <w:r>
+        <w:rPr>
+          <w:b/>
+          <w:bCs/>
+        </w:rPr>
+        <w:t>Registry</w:t>
+      </w:r>
+      <w:proofErr w:type="spellEnd"/>
       <w:r>
         <w:t xml:space="preserve"> (es un servicio aparte, con llaves propias):</w:t>
       </w:r>
@@ -2342,46 +3496,137 @@
           <w:bCs/>
         </w:rPr>
         <w:lastRenderedPageBreak/>
-        <w:t>El correo: Azure Communication Services Email (el proveedor del sistema)</w:t>
-      </w:r>
-    </w:p>
-    <w:p>
-      <w:pPr>
-        <w:tabs>
-          <w:tab w:val="left" w:pos="2115"/>
-        </w:tabs>
-        <w:rPr>
-          <w:lang w:val="en-US"/>
-        </w:rPr>
-      </w:pPr>
-      <w:r>
-        <w:rPr>
-          <w:lang w:val="en-US"/>
-        </w:rPr>
-        <w:t>az communication create -g dns-student-rg -n dns-comm --location global --data-location UnitedStates</w:t>
-      </w:r>
-    </w:p>
-    <w:p>
-      <w:pPr>
-        <w:tabs>
-          <w:tab w:val="left" w:pos="2115"/>
-        </w:tabs>
-        <w:rPr>
-          <w:lang w:val="en-US"/>
-        </w:rPr>
-      </w:pPr>
-    </w:p>
-    <w:p>
-      <w:pPr>
-        <w:tabs>
-          <w:tab w:val="left" w:pos="2115"/>
-        </w:tabs>
-        <w:rPr>
-          <w:lang w:val="en-US"/>
-        </w:rPr>
-      </w:pPr>
-      <w:r>
-        <w:rPr>
+        <w:t xml:space="preserve">El correo: Azure </w:t>
+      </w:r>
+      <w:proofErr w:type="spellStart"/>
+      <w:r>
+        <w:rPr>
+          <w:b/>
+          <w:bCs/>
+        </w:rPr>
+        <w:t>Communication</w:t>
+      </w:r>
+      <w:proofErr w:type="spellEnd"/>
+      <w:r>
+        <w:rPr>
+          <w:b/>
+          <w:bCs/>
+        </w:rPr>
+        <w:t xml:space="preserve"> </w:t>
+      </w:r>
+      <w:proofErr w:type="spellStart"/>
+      <w:r>
+        <w:rPr>
+          <w:b/>
+          <w:bCs/>
+        </w:rPr>
+        <w:t>Services</w:t>
+      </w:r>
+      <w:proofErr w:type="spellEnd"/>
+      <w:r>
+        <w:rPr>
+          <w:b/>
+          <w:bCs/>
+        </w:rPr>
+        <w:t xml:space="preserve"> Email (el proveedor del sistema)</w:t>
+      </w:r>
+    </w:p>
+    <w:p>
+      <w:pPr>
+        <w:tabs>
+          <w:tab w:val="left" w:pos="2115"/>
+        </w:tabs>
+        <w:rPr>
+          <w:lang w:val="en-US"/>
+        </w:rPr>
+      </w:pPr>
+      <w:proofErr w:type="spellStart"/>
+      <w:r>
+        <w:rPr>
+          <w:lang w:val="en-US"/>
+        </w:rPr>
+        <w:t>az</w:t>
+      </w:r>
+      <w:proofErr w:type="spellEnd"/>
+      <w:r>
+        <w:rPr>
+          <w:lang w:val="en-US"/>
+        </w:rPr>
+        <w:t xml:space="preserve"> communication create -g </w:t>
+      </w:r>
+      <w:proofErr w:type="spellStart"/>
+      <w:r>
+        <w:rPr>
+          <w:lang w:val="en-US"/>
+        </w:rPr>
+        <w:t>dns</w:t>
+      </w:r>
+      <w:proofErr w:type="spellEnd"/>
+      <w:r>
+        <w:rPr>
+          <w:lang w:val="en-US"/>
+        </w:rPr>
+        <w:t>-student-</w:t>
+      </w:r>
+      <w:proofErr w:type="spellStart"/>
+      <w:r>
+        <w:rPr>
+          <w:lang w:val="en-US"/>
+        </w:rPr>
+        <w:t>rg</w:t>
+      </w:r>
+      <w:proofErr w:type="spellEnd"/>
+      <w:r>
+        <w:rPr>
+          <w:lang w:val="en-US"/>
+        </w:rPr>
+        <w:t xml:space="preserve"> -n </w:t>
+      </w:r>
+      <w:proofErr w:type="spellStart"/>
+      <w:r>
+        <w:rPr>
+          <w:lang w:val="en-US"/>
+        </w:rPr>
+        <w:t>dns</w:t>
+      </w:r>
+      <w:proofErr w:type="spellEnd"/>
+      <w:r>
+        <w:rPr>
+          <w:lang w:val="en-US"/>
+        </w:rPr>
+        <w:t xml:space="preserve">-comm --location global --data-location </w:t>
+      </w:r>
+      <w:proofErr w:type="spellStart"/>
+      <w:r>
+        <w:rPr>
+          <w:lang w:val="en-US"/>
+        </w:rPr>
+        <w:t>UnitedStates</w:t>
+      </w:r>
+      <w:proofErr w:type="spellEnd"/>
+    </w:p>
+    <w:p>
+      <w:pPr>
+        <w:tabs>
+          <w:tab w:val="left" w:pos="2115"/>
+        </w:tabs>
+        <w:rPr>
+          <w:lang w:val="en-US"/>
+        </w:rPr>
+      </w:pPr>
+    </w:p>
+    <w:p>
+      <w:pPr>
+        <w:tabs>
+          <w:tab w:val="left" w:pos="2115"/>
+        </w:tabs>
+        <w:rPr>
+          <w:lang w:val="en-US"/>
+        </w:rPr>
+      </w:pPr>
+      <w:r>
+        <w:rPr>
+          <w:noProof/>
           <w:lang w:val="en-US"/>
         </w:rPr>
         <w:drawing>
@@ -2430,44 +3675,103 @@
           <w:lang w:val="en-US"/>
         </w:rPr>
       </w:pPr>
-      <w:r>
-        <w:rPr>
-          <w:lang w:val="en-US"/>
-        </w:rPr>
-        <w:t>az communication email create -g dns-student-rg -n dns-email --location global --data-location UnitedStates</w:t>
-      </w:r>
-    </w:p>
-    <w:p>
-      <w:pPr>
-        <w:tabs>
-          <w:tab w:val="left" w:pos="2115"/>
-        </w:tabs>
-        <w:rPr>
-          <w:lang w:val="en-US"/>
-        </w:rPr>
-      </w:pPr>
-    </w:p>
-    <w:p>
-      <w:pPr>
-        <w:tabs>
-          <w:tab w:val="left" w:pos="2115"/>
-        </w:tabs>
-        <w:rPr>
-          <w:lang w:val="en-US"/>
-        </w:rPr>
-      </w:pPr>
-    </w:p>
-    <w:p>
-      <w:pPr>
-        <w:tabs>
-          <w:tab w:val="left" w:pos="2115"/>
-        </w:tabs>
-        <w:rPr>
-          <w:lang w:val="en-US"/>
-        </w:rPr>
-      </w:pPr>
-      <w:r>
-        <w:rPr>
+      <w:proofErr w:type="spellStart"/>
+      <w:r>
+        <w:rPr>
+          <w:lang w:val="en-US"/>
+        </w:rPr>
+        <w:t>az</w:t>
+      </w:r>
+      <w:proofErr w:type="spellEnd"/>
+      <w:r>
+        <w:rPr>
+          <w:lang w:val="en-US"/>
+        </w:rPr>
+        <w:t xml:space="preserve"> communication email create -g </w:t>
+      </w:r>
+      <w:proofErr w:type="spellStart"/>
+      <w:r>
+        <w:rPr>
+          <w:lang w:val="en-US"/>
+        </w:rPr>
+        <w:t>dns</w:t>
+      </w:r>
+      <w:proofErr w:type="spellEnd"/>
+      <w:r>
+        <w:rPr>
+          <w:lang w:val="en-US"/>
+        </w:rPr>
+        <w:t>-student-</w:t>
+      </w:r>
+      <w:proofErr w:type="spellStart"/>
+      <w:r>
+        <w:rPr>
+          <w:lang w:val="en-US"/>
+        </w:rPr>
+        <w:t>rg</w:t>
+      </w:r>
+      <w:proofErr w:type="spellEnd"/>
+      <w:r>
+        <w:rPr>
+          <w:lang w:val="en-US"/>
+        </w:rPr>
+        <w:t xml:space="preserve"> -n </w:t>
+      </w:r>
+      <w:proofErr w:type="spellStart"/>
+      <w:r>
+        <w:rPr>
+          <w:lang w:val="en-US"/>
+        </w:rPr>
+        <w:t>dns</w:t>
+      </w:r>
+      <w:proofErr w:type="spellEnd"/>
+      <w:r>
+        <w:rPr>
+          <w:lang w:val="en-US"/>
+        </w:rPr>
+        <w:t xml:space="preserve">-email --location global --data-location </w:t>
+      </w:r>
+      <w:proofErr w:type="spellStart"/>
+      <w:r>
+        <w:rPr>
+          <w:lang w:val="en-US"/>
+        </w:rPr>
+        <w:t>UnitedStates</w:t>
+      </w:r>
+      <w:proofErr w:type="spellEnd"/>
+    </w:p>
+    <w:p>
+      <w:pPr>
+        <w:tabs>
+          <w:tab w:val="left" w:pos="2115"/>
+        </w:tabs>
+        <w:rPr>
+          <w:lang w:val="en-US"/>
+        </w:rPr>
+      </w:pPr>
+    </w:p>
+    <w:p>
+      <w:pPr>
+        <w:tabs>
+          <w:tab w:val="left" w:pos="2115"/>
+        </w:tabs>
+        <w:rPr>
+          <w:lang w:val="en-US"/>
+        </w:rPr>
+      </w:pPr>
+    </w:p>
+    <w:p>
+      <w:pPr>
+        <w:tabs>
+          <w:tab w:val="left" w:pos="2115"/>
+        </w:tabs>
+        <w:rPr>
+          <w:lang w:val="en-US"/>
+        </w:rPr>
+      </w:pPr>
+      <w:r>
+        <w:rPr>
+          <w:noProof/>
           <w:lang w:val="en-US"/>
         </w:rPr>
         <w:drawing>
@@ -2516,34 +3820,107 @@
           <w:lang w:val="en-US"/>
         </w:rPr>
       </w:pPr>
-      <w:r>
-        <w:rPr>
-          <w:lang w:val="en-US"/>
-        </w:rPr>
-        <w:t>az communication email domain create -g dns-student-rg --email-service-name dns-email --name AzureManagedDomain --location global --domain-management AzureManaged</w:t>
-      </w:r>
-    </w:p>
-    <w:p>
-      <w:pPr>
-        <w:tabs>
-          <w:tab w:val="left" w:pos="2115"/>
-        </w:tabs>
-        <w:rPr>
-          <w:lang w:val="en-US"/>
-        </w:rPr>
-      </w:pPr>
-    </w:p>
-    <w:p>
-      <w:pPr>
-        <w:tabs>
-          <w:tab w:val="left" w:pos="2115"/>
-        </w:tabs>
-        <w:rPr>
-          <w:lang w:val="en-US"/>
-        </w:rPr>
-      </w:pPr>
-      <w:r>
-        <w:rPr>
+      <w:proofErr w:type="spellStart"/>
+      <w:r>
+        <w:rPr>
+          <w:lang w:val="en-US"/>
+        </w:rPr>
+        <w:t>az</w:t>
+      </w:r>
+      <w:proofErr w:type="spellEnd"/>
+      <w:r>
+        <w:rPr>
+          <w:lang w:val="en-US"/>
+        </w:rPr>
+        <w:t xml:space="preserve"> communication email domain create -g </w:t>
+      </w:r>
+      <w:proofErr w:type="spellStart"/>
+      <w:r>
+        <w:rPr>
+          <w:lang w:val="en-US"/>
+        </w:rPr>
+        <w:t>dns</w:t>
+      </w:r>
+      <w:proofErr w:type="spellEnd"/>
+      <w:r>
+        <w:rPr>
+          <w:lang w:val="en-US"/>
+        </w:rPr>
+        <w:t>-student-</w:t>
+      </w:r>
+      <w:proofErr w:type="spellStart"/>
+      <w:r>
+        <w:rPr>
+          <w:lang w:val="en-US"/>
+        </w:rPr>
+        <w:t>rg</w:t>
+      </w:r>
+      <w:proofErr w:type="spellEnd"/>
+      <w:r>
+        <w:rPr>
+          <w:lang w:val="en-US"/>
+        </w:rPr>
+        <w:t xml:space="preserve"> --email-service-name </w:t>
+      </w:r>
+      <w:proofErr w:type="spellStart"/>
+      <w:r>
+        <w:rPr>
+          <w:lang w:val="en-US"/>
+        </w:rPr>
+        <w:t>dns</w:t>
+      </w:r>
+      <w:proofErr w:type="spellEnd"/>
+      <w:r>
+        <w:rPr>
+          <w:lang w:val="en-US"/>
+        </w:rPr>
+        <w:t xml:space="preserve">-email --name </w:t>
+      </w:r>
+      <w:proofErr w:type="spellStart"/>
+      <w:r>
+        <w:rPr>
+          <w:lang w:val="en-US"/>
+        </w:rPr>
+        <w:t>AzureManagedDomain</w:t>
+      </w:r>
+      <w:proofErr w:type="spellEnd"/>
+      <w:r>
+        <w:rPr>
+          <w:lang w:val="en-US"/>
+        </w:rPr>
+        <w:t xml:space="preserve"> --location global --domain-management </w:t>
+      </w:r>
+      <w:proofErr w:type="spellStart"/>
+      <w:r>
+        <w:rPr>
+          <w:lang w:val="en-US"/>
+        </w:rPr>
+        <w:t>AzureManaged</w:t>
+      </w:r>
+      <w:proofErr w:type="spellEnd"/>
+    </w:p>
+    <w:p>
+      <w:pPr>
+        <w:tabs>
+          <w:tab w:val="left" w:pos="2115"/>
+        </w:tabs>
+        <w:rPr>
+          <w:lang w:val="en-US"/>
+        </w:rPr>
+      </w:pPr>
+    </w:p>
+    <w:p>
+      <w:pPr>
+        <w:tabs>
+          <w:tab w:val="left" w:pos="2115"/>
+        </w:tabs>
+        <w:rPr>
+          <w:lang w:val="en-US"/>
+        </w:rPr>
+      </w:pPr>
+      <w:r>
+        <w:rPr>
+          <w:noProof/>
           <w:lang w:val="en-US"/>
         </w:rPr>
         <w:lastRenderedPageBreak/>
@@ -2597,7 +3974,91 @@
         <w:rPr>
           <w:lang w:val="en-US"/>
         </w:rPr>
-        <w:t>DOMAIN_ID=$(az communication email domain show -g dns-student-rg --email-service-name dns-email --name AzureManagedDomain --query id -o tsv)</w:t>
+        <w:t>DOMAIN_ID=$(</w:t>
+      </w:r>
+      <w:proofErr w:type="spellStart"/>
+      <w:r>
+        <w:rPr>
+          <w:lang w:val="en-US"/>
+        </w:rPr>
+        <w:t>az</w:t>
+      </w:r>
+      <w:proofErr w:type="spellEnd"/>
+      <w:r>
+        <w:rPr>
+          <w:lang w:val="en-US"/>
+        </w:rPr>
+        <w:t xml:space="preserve"> communication email domain show -g </w:t>
+      </w:r>
+      <w:proofErr w:type="spellStart"/>
+      <w:r>
+        <w:rPr>
+          <w:lang w:val="en-US"/>
+        </w:rPr>
+        <w:t>dns</w:t>
+      </w:r>
+      <w:proofErr w:type="spellEnd"/>
+      <w:r>
+        <w:rPr>
+          <w:lang w:val="en-US"/>
+        </w:rPr>
+        <w:t>-student-</w:t>
+      </w:r>
+      <w:proofErr w:type="spellStart"/>
+      <w:r>
+        <w:rPr>
+          <w:lang w:val="en-US"/>
+        </w:rPr>
+        <w:t>rg</w:t>
+      </w:r>
+      <w:proofErr w:type="spellEnd"/>
+      <w:r>
+        <w:rPr>
+          <w:lang w:val="en-US"/>
+        </w:rPr>
+        <w:t xml:space="preserve"> --email-service-name </w:t>
+      </w:r>
+      <w:proofErr w:type="spellStart"/>
+      <w:r>
+        <w:rPr>
+          <w:lang w:val="en-US"/>
+        </w:rPr>
+        <w:t>dns</w:t>
+      </w:r>
+      <w:proofErr w:type="spellEnd"/>
+      <w:r>
+        <w:rPr>
+          <w:lang w:val="en-US"/>
+        </w:rPr>
+        <w:t xml:space="preserve">-email --name </w:t>
+      </w:r>
+      <w:proofErr w:type="spellStart"/>
+      <w:r>
+        <w:rPr>
+          <w:lang w:val="en-US"/>
+        </w:rPr>
+        <w:t>AzureManagedDomain</w:t>
+      </w:r>
+      <w:proofErr w:type="spellEnd"/>
+      <w:r>
+        <w:rPr>
+          <w:lang w:val="en-US"/>
+        </w:rPr>
+        <w:t xml:space="preserve"> --query id -o </w:t>
+      </w:r>
+      <w:proofErr w:type="spellStart"/>
+      <w:r>
+        <w:rPr>
+          <w:lang w:val="en-US"/>
+        </w:rPr>
+        <w:t>tsv</w:t>
+      </w:r>
+      <w:proofErr w:type="spellEnd"/>
+      <w:r>
+        <w:rPr>
+          <w:lang w:val="en-US"/>
+        </w:rPr>
+        <w:t>)</w:t>
       </w:r>
     </w:p>
     <w:p>
@@ -2645,34 +4106,85 @@
           <w:lang w:val="en-US"/>
         </w:rPr>
       </w:pPr>
-      <w:r>
-        <w:rPr>
-          <w:lang w:val="en-US"/>
-        </w:rPr>
-        <w:t>az communication update -g dns-student-rg -n dns-comm --linked-domains /subscriptions/7ae6dfa7-ae47-4f98-ad69-4cd34f6c52f0/resourceGroups/dns-student-rg/providers/Microsoft.Communication/emailServices/dns-email/domains/AzureManagedDomain</w:t>
-      </w:r>
-    </w:p>
-    <w:p>
-      <w:pPr>
-        <w:tabs>
-          <w:tab w:val="left" w:pos="2115"/>
-        </w:tabs>
-        <w:rPr>
-          <w:lang w:val="en-US"/>
-        </w:rPr>
-      </w:pPr>
-    </w:p>
-    <w:p>
-      <w:pPr>
-        <w:tabs>
-          <w:tab w:val="left" w:pos="2115"/>
-        </w:tabs>
-        <w:rPr>
-          <w:lang w:val="en-US"/>
-        </w:rPr>
-      </w:pPr>
-      <w:r>
-        <w:rPr>
+      <w:proofErr w:type="spellStart"/>
+      <w:r>
+        <w:rPr>
+          <w:lang w:val="en-US"/>
+        </w:rPr>
+        <w:t>az</w:t>
+      </w:r>
+      <w:proofErr w:type="spellEnd"/>
+      <w:r>
+        <w:rPr>
+          <w:lang w:val="en-US"/>
+        </w:rPr>
+        <w:t xml:space="preserve"> communication update -g </w:t>
+      </w:r>
+      <w:proofErr w:type="spellStart"/>
+      <w:r>
+        <w:rPr>
+          <w:lang w:val="en-US"/>
+        </w:rPr>
+        <w:t>dns</w:t>
+      </w:r>
+      <w:proofErr w:type="spellEnd"/>
+      <w:r>
+        <w:rPr>
+          <w:lang w:val="en-US"/>
+        </w:rPr>
+        <w:t>-student-</w:t>
+      </w:r>
+      <w:proofErr w:type="spellStart"/>
+      <w:r>
+        <w:rPr>
+          <w:lang w:val="en-US"/>
+        </w:rPr>
+        <w:t>rg</w:t>
+      </w:r>
+      <w:proofErr w:type="spellEnd"/>
+      <w:r>
+        <w:rPr>
+          <w:lang w:val="en-US"/>
+        </w:rPr>
+        <w:t xml:space="preserve"> -n </w:t>
+      </w:r>
+      <w:proofErr w:type="spellStart"/>
+      <w:r>
+        <w:rPr>
+          <w:lang w:val="en-US"/>
+        </w:rPr>
+        <w:t>dns</w:t>
+      </w:r>
+      <w:proofErr w:type="spellEnd"/>
+      <w:r>
+        <w:rPr>
+          <w:lang w:val="en-US"/>
+        </w:rPr>
+        <w:t>-comm --linked-domains /subscriptions/7ae6dfa7-ae47-4f98-ad69-4cd34f6c52f0/resourceGroups/dns-student-rg/providers/Microsoft.Communication/emailServices/dns-email/domains/AzureManagedDomain</w:t>
+      </w:r>
+    </w:p>
+    <w:p>
+      <w:pPr>
+        <w:tabs>
+          <w:tab w:val="left" w:pos="2115"/>
+        </w:tabs>
+        <w:rPr>
+          <w:lang w:val="en-US"/>
+        </w:rPr>
+      </w:pPr>
+    </w:p>
+    <w:p>
+      <w:pPr>
+        <w:tabs>
+          <w:tab w:val="left" w:pos="2115"/>
+        </w:tabs>
+        <w:rPr>
+          <w:lang w:val="en-US"/>
+        </w:rPr>
+      </w:pPr>
+      <w:r>
+        <w:rPr>
+          <w:noProof/>
           <w:lang w:val="en-US"/>
         </w:rPr>
         <w:drawing>
@@ -2711,6 +4223,891 @@
           </wp:inline>
         </w:drawing>
       </w:r>
+    </w:p>
+    <w:p>
+      <w:pPr>
+        <w:tabs>
+          <w:tab w:val="left" w:pos="2115"/>
+        </w:tabs>
+        <w:rPr>
+          <w:lang w:val="en-US"/>
+        </w:rPr>
+      </w:pPr>
+    </w:p>
+    <w:p>
+      <w:pPr>
+        <w:tabs>
+          <w:tab w:val="left" w:pos="2115"/>
+        </w:tabs>
+        <w:rPr>
+          <w:lang w:val="en-US"/>
+        </w:rPr>
+      </w:pPr>
+    </w:p>
+    <w:p>
+      <w:pPr>
+        <w:tabs>
+          <w:tab w:val="left" w:pos="2115"/>
+        </w:tabs>
+        <w:rPr>
+          <w:lang w:val="en-US"/>
+        </w:rPr>
+      </w:pPr>
+      <w:proofErr w:type="spellStart"/>
+      <w:r>
+        <w:rPr>
+          <w:lang w:val="en-US"/>
+        </w:rPr>
+        <w:t>az</w:t>
+      </w:r>
+      <w:proofErr w:type="spellEnd"/>
+      <w:r>
+        <w:rPr>
+          <w:lang w:val="en-US"/>
+        </w:rPr>
+        <w:t xml:space="preserve"> communication list-key -g </w:t>
+      </w:r>
+      <w:proofErr w:type="spellStart"/>
+      <w:r>
+        <w:rPr>
+          <w:lang w:val="en-US"/>
+        </w:rPr>
+        <w:t>dns</w:t>
+      </w:r>
+      <w:proofErr w:type="spellEnd"/>
+      <w:r>
+        <w:rPr>
+          <w:lang w:val="en-US"/>
+        </w:rPr>
+        <w:t>-student-</w:t>
+      </w:r>
+      <w:proofErr w:type="spellStart"/>
+      <w:r>
+        <w:rPr>
+          <w:lang w:val="en-US"/>
+        </w:rPr>
+        <w:t>rg</w:t>
+      </w:r>
+      <w:proofErr w:type="spellEnd"/>
+      <w:r>
+        <w:rPr>
+          <w:lang w:val="en-US"/>
+        </w:rPr>
+        <w:t xml:space="preserve"> -n </w:t>
+      </w:r>
+      <w:proofErr w:type="spellStart"/>
+      <w:r>
+        <w:rPr>
+          <w:lang w:val="en-US"/>
+        </w:rPr>
+        <w:t>dns</w:t>
+      </w:r>
+      <w:proofErr w:type="spellEnd"/>
+      <w:r>
+        <w:rPr>
+          <w:lang w:val="en-US"/>
+        </w:rPr>
+        <w:t xml:space="preserve">-comm --query </w:t>
+      </w:r>
+      <w:proofErr w:type="spellStart"/>
+      <w:r>
+        <w:rPr>
+          <w:lang w:val="en-US"/>
+        </w:rPr>
+        <w:t>primaryConnectionString</w:t>
+      </w:r>
+      <w:proofErr w:type="spellEnd"/>
+      <w:r>
+        <w:rPr>
+          <w:lang w:val="en-US"/>
+        </w:rPr>
+        <w:t xml:space="preserve"> -o </w:t>
+      </w:r>
+      <w:proofErr w:type="spellStart"/>
+      <w:r>
+        <w:rPr>
+          <w:lang w:val="en-US"/>
+        </w:rPr>
+        <w:t>tsv</w:t>
+      </w:r>
+      <w:proofErr w:type="spellEnd"/>
+    </w:p>
+    <w:p>
+      <w:pPr>
+        <w:tabs>
+          <w:tab w:val="left" w:pos="2115"/>
+        </w:tabs>
+        <w:rPr>
+          <w:lang w:val="en-US"/>
+        </w:rPr>
+      </w:pPr>
+    </w:p>
+    <w:p>
+      <w:pPr>
+        <w:tabs>
+          <w:tab w:val="left" w:pos="2115"/>
+        </w:tabs>
+        <w:rPr>
+          <w:lang w:val="en-US"/>
+        </w:rPr>
+      </w:pPr>
+    </w:p>
+    <w:p>
+      <w:pPr>
+        <w:tabs>
+          <w:tab w:val="left" w:pos="2115"/>
+        </w:tabs>
+        <w:rPr>
+          <w:lang w:val="en-US"/>
+        </w:rPr>
+      </w:pPr>
+      <w:proofErr w:type="spellStart"/>
+      <w:r>
+        <w:rPr>
+          <w:lang w:val="en-US"/>
+        </w:rPr>
+        <w:t>az</w:t>
+      </w:r>
+      <w:proofErr w:type="spellEnd"/>
+      <w:r>
+        <w:rPr>
+          <w:lang w:val="en-US"/>
+        </w:rPr>
+        <w:t xml:space="preserve"> communication email domain show -g </w:t>
+      </w:r>
+      <w:proofErr w:type="spellStart"/>
+      <w:r>
+        <w:rPr>
+          <w:lang w:val="en-US"/>
+        </w:rPr>
+        <w:t>dns</w:t>
+      </w:r>
+      <w:proofErr w:type="spellEnd"/>
+      <w:r>
+        <w:rPr>
+          <w:lang w:val="en-US"/>
+        </w:rPr>
+        <w:t>-student-</w:t>
+      </w:r>
+      <w:proofErr w:type="spellStart"/>
+      <w:r>
+        <w:rPr>
+          <w:lang w:val="en-US"/>
+        </w:rPr>
+        <w:t>rg</w:t>
+      </w:r>
+      <w:proofErr w:type="spellEnd"/>
+      <w:r>
+        <w:rPr>
+          <w:lang w:val="en-US"/>
+        </w:rPr>
+        <w:t xml:space="preserve"> --email-service-name </w:t>
+      </w:r>
+      <w:proofErr w:type="spellStart"/>
+      <w:r>
+        <w:rPr>
+          <w:lang w:val="en-US"/>
+        </w:rPr>
+        <w:t>dns</w:t>
+      </w:r>
+      <w:proofErr w:type="spellEnd"/>
+      <w:r>
+        <w:rPr>
+          <w:lang w:val="en-US"/>
+        </w:rPr>
+        <w:t xml:space="preserve">-email --name </w:t>
+      </w:r>
+      <w:proofErr w:type="spellStart"/>
+      <w:r>
+        <w:rPr>
+          <w:lang w:val="en-US"/>
+        </w:rPr>
+        <w:t>AzureManagedDomain</w:t>
+      </w:r>
+      <w:proofErr w:type="spellEnd"/>
+    </w:p>
+    <w:p>
+      <w:pPr>
+        <w:tabs>
+          <w:tab w:val="left" w:pos="2115"/>
+        </w:tabs>
+        <w:rPr>
+          <w:lang w:val="en-US"/>
+        </w:rPr>
+      </w:pPr>
+    </w:p>
+    <w:p>
+      <w:pPr>
+        <w:tabs>
+          <w:tab w:val="left" w:pos="2115"/>
+        </w:tabs>
+        <w:rPr>
+          <w:lang w:val="en-US"/>
+        </w:rPr>
+      </w:pPr>
+      <w:r>
+        <w:rPr>
+          <w:lang w:val="en-US"/>
+        </w:rPr>
+        <w:t>"</w:t>
+      </w:r>
+      <w:proofErr w:type="spellStart"/>
+      <w:r>
+        <w:rPr>
+          <w:lang w:val="en-US"/>
+        </w:rPr>
+        <w:t>fromSenderDomain</w:t>
+      </w:r>
+      <w:proofErr w:type="spellEnd"/>
+      <w:r>
+        <w:rPr>
+          <w:lang w:val="en-US"/>
+        </w:rPr>
+        <w:t>": "9d0daf71-78e9-4ee0-b251-5e2929db499e.azurecomm.net"</w:t>
+      </w:r>
+    </w:p>
+    <w:p>
+      <w:pPr>
+        <w:tabs>
+          <w:tab w:val="left" w:pos="2115"/>
+        </w:tabs>
+        <w:rPr>
+          <w:lang w:val="en-US"/>
+        </w:rPr>
+      </w:pPr>
+      <w:proofErr w:type="spellStart"/>
+      <w:r>
+        <w:rPr>
+          <w:lang w:val="en-US"/>
+        </w:rPr>
+        <w:t>Entonces</w:t>
+      </w:r>
+      <w:proofErr w:type="spellEnd"/>
+      <w:r>
+        <w:rPr>
+          <w:lang w:val="en-US"/>
+        </w:rPr>
+        <w:t xml:space="preserve"> seria </w:t>
+      </w:r>
+    </w:p>
+    <w:p>
+      <w:pPr>
+        <w:tabs>
+          <w:tab w:val="left" w:pos="2115"/>
+        </w:tabs>
+        <w:rPr>
+          <w:lang w:val="en-US"/>
+        </w:rPr>
+      </w:pPr>
+    </w:p>
+    <w:p>
+      <w:pPr>
+        <w:tabs>
+          <w:tab w:val="left" w:pos="2115"/>
+        </w:tabs>
+        <w:rPr>
+          <w:lang w:val="en-US"/>
+        </w:rPr>
+      </w:pPr>
+      <w:hyperlink r:id="rId29" w:history="1">
+        <w:r>
+          <w:rPr>
+            <w:rStyle w:val="Hipervnculo"/>
+            <w:lang w:val="en-US"/>
+          </w:rPr>
+          <w:t>donotreply@&lt;guid&gt;.azurecomm.net</w:t>
+        </w:r>
+      </w:hyperlink>
+    </w:p>
+    <w:p>
+      <w:pPr>
+        <w:tabs>
+          <w:tab w:val="left" w:pos="2115"/>
+        </w:tabs>
+        <w:rPr>
+          <w:lang w:val="en-US"/>
+        </w:rPr>
+      </w:pPr>
+      <w:r>
+        <w:rPr>
+          <w:lang w:val="en-US"/>
+        </w:rPr>
+        <w:t>donotreply@9d0daf71-78e9-4ee0-b251-5e2929db499e.azurecomm.net</w:t>
+      </w:r>
+    </w:p>
+    <w:p>
+      <w:pPr>
+        <w:tabs>
+          <w:tab w:val="left" w:pos="2115"/>
+        </w:tabs>
+        <w:rPr>
+          <w:lang w:val="en-US"/>
+        </w:rPr>
+      </w:pPr>
+      <w:r>
+        <w:rPr>
+          <w:lang w:val="en-US"/>
+        </w:rPr>
+        <w:drawing>
+          <wp:inline distT="0" distB="0" distL="0" distR="0" wp14:anchorId="630388AB" wp14:editId="30C3E59B">
+            <wp:extent cx="5943600" cy="3002915"/>
+            <wp:effectExtent l="0" t="0" r="0" b="6985"/>
+            <wp:docPr id="283486807" name="Imagen 1"/>
+            <wp:cNvGraphicFramePr>
+              <a:graphicFrameLocks xmlns:a="http://schemas.openxmlformats.org/drawingml/2006/main" noChangeAspect="1"/>
+            </wp:cNvGraphicFramePr>
+            <a:graphic xmlns:a="http://schemas.openxmlformats.org/drawingml/2006/main">
+              <a:graphicData uri="http://schemas.openxmlformats.org/drawingml/2006/picture">
+                <pic:pic xmlns:pic="http://schemas.openxmlformats.org/drawingml/2006/picture">
+                  <pic:nvPicPr>
+                    <pic:cNvPr id="283486807" name=""/>
+                    <pic:cNvPicPr/>
+                  </pic:nvPicPr>
+                  <pic:blipFill>
+                    <a:blip r:embed="rId30"/>
+                    <a:stretch>
+                      <a:fillRect/>
+                    </a:stretch>
+                  </pic:blipFill>
+                  <pic:spPr>
+                    <a:xfrm>
+                      <a:off x="0" y="0"/>
+                      <a:ext cx="5943600" cy="3002915"/>
+                    </a:xfrm>
+                    <a:prstGeom prst="rect">
+                      <a:avLst/>
+                    </a:prstGeom>
+                  </pic:spPr>
+                </pic:pic>
+              </a:graphicData>
+            </a:graphic>
+          </wp:inline>
+        </w:drawing>
+      </w:r>
+    </w:p>
+    <w:p>
+      <w:pPr>
+        <w:tabs>
+          <w:tab w:val="left" w:pos="2115"/>
+        </w:tabs>
+        <w:rPr>
+          <w:lang w:val="en-US"/>
+        </w:rPr>
+      </w:pPr>
+    </w:p>
+    <w:p>
+      <w:pPr>
+        <w:tabs>
+          <w:tab w:val="left" w:pos="2115"/>
+        </w:tabs>
+        <w:rPr>
+          <w:lang w:val="en-US"/>
+        </w:rPr>
+      </w:pPr>
+    </w:p>
+    <w:p>
+      <w:pPr>
+        <w:tabs>
+          <w:tab w:val="left" w:pos="2115"/>
+        </w:tabs>
+        <w:rPr>
+          <w:b/>
+          <w:bCs/>
+        </w:rPr>
+      </w:pPr>
+      <w:r>
+        <w:rPr>
+          <w:b/>
+          <w:bCs/>
+        </w:rPr>
+        <w:t>Crear el entorno y desplegar los 4 microservicios</w:t>
+      </w:r>
+    </w:p>
+    <w:p>
+      <w:pPr>
+        <w:tabs>
+          <w:tab w:val="left" w:pos="2115"/>
+        </w:tabs>
+        <w:rPr>
+          <w:lang w:val="en-US"/>
+        </w:rPr>
+      </w:pPr>
+    </w:p>
+    <w:p>
+      <w:pPr>
+        <w:tabs>
+          <w:tab w:val="left" w:pos="2115"/>
+        </w:tabs>
+        <w:rPr>
+          <w:lang w:val="en-US"/>
+        </w:rPr>
+      </w:pPr>
+      <w:proofErr w:type="spellStart"/>
+      <w:r>
+        <w:rPr>
+          <w:lang w:val="en-US"/>
+        </w:rPr>
+        <w:lastRenderedPageBreak/>
+        <w:t>az</w:t>
+      </w:r>
+      <w:proofErr w:type="spellEnd"/>
+      <w:r>
+        <w:rPr>
+          <w:lang w:val="en-US"/>
+        </w:rPr>
+        <w:t xml:space="preserve"> provider register -</w:t>
+      </w:r>
+      <w:proofErr w:type="gramStart"/>
+      <w:r>
+        <w:rPr>
+          <w:lang w:val="en-US"/>
+        </w:rPr>
+        <w:t xml:space="preserve">n </w:t>
+      </w:r>
+      <w:proofErr w:type="spellStart"/>
+      <w:r>
+        <w:rPr>
+          <w:lang w:val="en-US"/>
+        </w:rPr>
+        <w:t>Microsoft</w:t>
+      </w:r>
+      <w:proofErr w:type="gramEnd"/>
+      <w:r>
+        <w:rPr>
+          <w:lang w:val="en-US"/>
+        </w:rPr>
+        <w:t>.OperationalInsights</w:t>
+      </w:r>
+      <w:proofErr w:type="spellEnd"/>
+      <w:r>
+        <w:rPr>
+          <w:lang w:val="en-US"/>
+        </w:rPr>
+        <w:t xml:space="preserve"> </w:t>
+      </w:r>
+    </w:p>
+    <w:p>
+      <w:pPr>
+        <w:tabs>
+          <w:tab w:val="left" w:pos="2115"/>
+        </w:tabs>
+        <w:rPr>
+          <w:lang w:val="en-US"/>
+        </w:rPr>
+      </w:pPr>
+      <w:proofErr w:type="spellStart"/>
+      <w:r>
+        <w:rPr>
+          <w:lang w:val="en-US"/>
+        </w:rPr>
+        <w:t>az</w:t>
+      </w:r>
+      <w:proofErr w:type="spellEnd"/>
+      <w:r>
+        <w:rPr>
+          <w:lang w:val="en-US"/>
+        </w:rPr>
+        <w:t xml:space="preserve"> provider show -n </w:t>
+      </w:r>
+      <w:proofErr w:type="spellStart"/>
+      <w:r>
+        <w:rPr>
+          <w:lang w:val="en-US"/>
+        </w:rPr>
+        <w:t>Microsoft.OperationalInsights</w:t>
+      </w:r>
+      <w:proofErr w:type="spellEnd"/>
+      <w:r>
+        <w:rPr>
+          <w:lang w:val="en-US"/>
+        </w:rPr>
+        <w:t xml:space="preserve"> --query </w:t>
+      </w:r>
+      <w:proofErr w:type="spellStart"/>
+      <w:r>
+        <w:rPr>
+          <w:lang w:val="en-US"/>
+        </w:rPr>
+        <w:t>registrationState</w:t>
+      </w:r>
+      <w:proofErr w:type="spellEnd"/>
+      <w:r>
+        <w:rPr>
+          <w:lang w:val="en-US"/>
+        </w:rPr>
+        <w:t xml:space="preserve"> -o </w:t>
+      </w:r>
+      <w:proofErr w:type="spellStart"/>
+      <w:r>
+        <w:rPr>
+          <w:lang w:val="en-US"/>
+        </w:rPr>
+        <w:t>tsv</w:t>
+      </w:r>
+      <w:proofErr w:type="spellEnd"/>
+    </w:p>
+    <w:p>
+      <w:pPr>
+        <w:tabs>
+          <w:tab w:val="left" w:pos="2115"/>
+        </w:tabs>
+        <w:rPr>
+          <w:lang w:val="en-US"/>
+        </w:rPr>
+      </w:pPr>
+    </w:p>
+    <w:p>
+      <w:pPr>
+        <w:tabs>
+          <w:tab w:val="left" w:pos="2115"/>
+        </w:tabs>
+        <w:rPr>
+          <w:lang w:val="en-US"/>
+        </w:rPr>
+      </w:pPr>
+      <w:proofErr w:type="spellStart"/>
+      <w:r>
+        <w:rPr>
+          <w:lang w:val="en-US"/>
+        </w:rPr>
+        <w:t>debe</w:t>
+      </w:r>
+      <w:proofErr w:type="spellEnd"/>
+      <w:r>
+        <w:rPr>
+          <w:lang w:val="en-US"/>
+        </w:rPr>
+        <w:t xml:space="preserve"> </w:t>
+      </w:r>
+      <w:proofErr w:type="spellStart"/>
+      <w:r>
+        <w:rPr>
+          <w:lang w:val="en-US"/>
+        </w:rPr>
+        <w:t>salir</w:t>
+      </w:r>
+      <w:proofErr w:type="spellEnd"/>
+      <w:r>
+        <w:rPr>
+          <w:lang w:val="en-US"/>
+        </w:rPr>
+        <w:t xml:space="preserve"> registered</w:t>
+      </w:r>
+    </w:p>
+    <w:p>
+      <w:pPr>
+        <w:tabs>
+          <w:tab w:val="left" w:pos="2115"/>
+        </w:tabs>
+        <w:rPr>
+          <w:lang w:val="en-US"/>
+        </w:rPr>
+      </w:pPr>
+      <w:r>
+        <w:rPr>
+          <w:lang w:val="en-US"/>
+        </w:rPr>
+        <w:drawing>
+          <wp:inline distT="0" distB="0" distL="0" distR="0" wp14:anchorId="1611EB7E" wp14:editId="5F2F52CC">
+            <wp:extent cx="5943600" cy="1623060"/>
+            <wp:effectExtent l="0" t="0" r="0" b="0"/>
+            <wp:docPr id="1802892839" name="Imagen 1"/>
+            <wp:cNvGraphicFramePr>
+              <a:graphicFrameLocks xmlns:a="http://schemas.openxmlformats.org/drawingml/2006/main" noChangeAspect="1"/>
+            </wp:cNvGraphicFramePr>
+            <a:graphic xmlns:a="http://schemas.openxmlformats.org/drawingml/2006/main">
+              <a:graphicData uri="http://schemas.openxmlformats.org/drawingml/2006/picture">
+                <pic:pic xmlns:pic="http://schemas.openxmlformats.org/drawingml/2006/picture">
+                  <pic:nvPicPr>
+                    <pic:cNvPr id="1802892839" name=""/>
+                    <pic:cNvPicPr/>
+                  </pic:nvPicPr>
+                  <pic:blipFill>
+                    <a:blip r:embed="rId31"/>
+                    <a:stretch>
+                      <a:fillRect/>
+                    </a:stretch>
+                  </pic:blipFill>
+                  <pic:spPr>
+                    <a:xfrm>
+                      <a:off x="0" y="0"/>
+                      <a:ext cx="5943600" cy="1623060"/>
+                    </a:xfrm>
+                    <a:prstGeom prst="rect">
+                      <a:avLst/>
+                    </a:prstGeom>
+                  </pic:spPr>
+                </pic:pic>
+              </a:graphicData>
+            </a:graphic>
+          </wp:inline>
+        </w:drawing>
+      </w:r>
+    </w:p>
+    <w:p>
+      <w:pPr>
+        <w:tabs>
+          <w:tab w:val="left" w:pos="2115"/>
+        </w:tabs>
+        <w:rPr>
+          <w:lang w:val="en-US"/>
+        </w:rPr>
+      </w:pPr>
+    </w:p>
+    <w:p>
+      <w:pPr>
+        <w:tabs>
+          <w:tab w:val="left" w:pos="2115"/>
+        </w:tabs>
+        <w:rPr>
+          <w:lang w:val="en-US"/>
+        </w:rPr>
+      </w:pPr>
+    </w:p>
+    <w:p>
+      <w:pPr>
+        <w:tabs>
+          <w:tab w:val="left" w:pos="2115"/>
+        </w:tabs>
+        <w:rPr>
+          <w:lang w:val="en-US"/>
+        </w:rPr>
+      </w:pPr>
+      <w:proofErr w:type="spellStart"/>
+      <w:r>
+        <w:rPr>
+          <w:lang w:val="en-US"/>
+        </w:rPr>
+        <w:t>az</w:t>
+      </w:r>
+      <w:proofErr w:type="spellEnd"/>
+      <w:r>
+        <w:rPr>
+          <w:lang w:val="en-US"/>
+        </w:rPr>
+        <w:t xml:space="preserve"> </w:t>
+      </w:r>
+      <w:proofErr w:type="spellStart"/>
+      <w:r>
+        <w:rPr>
+          <w:lang w:val="en-US"/>
+        </w:rPr>
+        <w:t>containerapp</w:t>
+      </w:r>
+      <w:proofErr w:type="spellEnd"/>
+      <w:r>
+        <w:rPr>
+          <w:lang w:val="en-US"/>
+        </w:rPr>
+        <w:t xml:space="preserve"> env create --resource-group </w:t>
+      </w:r>
+      <w:proofErr w:type="spellStart"/>
+      <w:r>
+        <w:rPr>
+          <w:lang w:val="en-US"/>
+        </w:rPr>
+        <w:t>dns</w:t>
+      </w:r>
+      <w:proofErr w:type="spellEnd"/>
+      <w:r>
+        <w:rPr>
+          <w:lang w:val="en-US"/>
+        </w:rPr>
+        <w:t>-student-</w:t>
+      </w:r>
+      <w:proofErr w:type="spellStart"/>
+      <w:r>
+        <w:rPr>
+          <w:lang w:val="en-US"/>
+        </w:rPr>
+        <w:t>rg</w:t>
+      </w:r>
+      <w:proofErr w:type="spellEnd"/>
+      <w:r>
+        <w:rPr>
+          <w:lang w:val="en-US"/>
+        </w:rPr>
+        <w:t xml:space="preserve"> --name </w:t>
+      </w:r>
+      <w:proofErr w:type="spellStart"/>
+      <w:r>
+        <w:rPr>
+          <w:lang w:val="en-US"/>
+        </w:rPr>
+        <w:t>dns</w:t>
+      </w:r>
+      <w:proofErr w:type="spellEnd"/>
+      <w:r>
+        <w:rPr>
+          <w:lang w:val="en-US"/>
+        </w:rPr>
+        <w:t xml:space="preserve">-student-env --location </w:t>
+      </w:r>
+      <w:proofErr w:type="spellStart"/>
+      <w:r>
+        <w:rPr>
+          <w:lang w:val="en-US"/>
+        </w:rPr>
+        <w:t>eastus</w:t>
+      </w:r>
+      <w:proofErr w:type="spellEnd"/>
+    </w:p>
+    <w:p>
+      <w:pPr>
+        <w:tabs>
+          <w:tab w:val="left" w:pos="2115"/>
+        </w:tabs>
+        <w:rPr>
+          <w:lang w:val="en-US"/>
+        </w:rPr>
+      </w:pPr>
+      <w:r>
+        <w:rPr>
+          <w:lang w:val="en-US"/>
+        </w:rPr>
+        <w:drawing>
+          <wp:inline distT="0" distB="0" distL="0" distR="0" wp14:anchorId="6D7E53AE" wp14:editId="744AA000">
+            <wp:extent cx="5943600" cy="3141345"/>
+            <wp:effectExtent l="0" t="0" r="0" b="1905"/>
+            <wp:docPr id="435146755" name="Imagen 1"/>
+            <wp:cNvGraphicFramePr>
+              <a:graphicFrameLocks xmlns:a="http://schemas.openxmlformats.org/drawingml/2006/main" noChangeAspect="1"/>
+            </wp:cNvGraphicFramePr>
+            <a:graphic xmlns:a="http://schemas.openxmlformats.org/drawingml/2006/main">
+              <a:graphicData uri="http://schemas.openxmlformats.org/drawingml/2006/picture">
+                <pic:pic xmlns:pic="http://schemas.openxmlformats.org/drawingml/2006/picture">
+                  <pic:nvPicPr>
+                    <pic:cNvPr id="435146755" name=""/>
+                    <pic:cNvPicPr/>
+                  </pic:nvPicPr>
+                  <pic:blipFill>
+                    <a:blip r:embed="rId32"/>
+                    <a:stretch>
+                      <a:fillRect/>
+                    </a:stretch>
+                  </pic:blipFill>
+                  <pic:spPr>
+                    <a:xfrm>
+                      <a:off x="0" y="0"/>
+                      <a:ext cx="5943600" cy="3141345"/>
+                    </a:xfrm>
+                    <a:prstGeom prst="rect">
+                      <a:avLst/>
+                    </a:prstGeom>
+                  </pic:spPr>
+                </pic:pic>
+              </a:graphicData>
+            </a:graphic>
+          </wp:inline>
+        </w:drawing>
+      </w:r>
+    </w:p>
+    <w:p>
+      <w:pPr>
+        <w:tabs>
+          <w:tab w:val="left" w:pos="2115"/>
+        </w:tabs>
+        <w:rPr>
+          <w:lang w:val="en-US"/>
+        </w:rPr>
+      </w:pPr>
+    </w:p>
+    <w:p>
+      <w:pPr>
+        <w:tabs>
+          <w:tab w:val="left" w:pos="2115"/>
+        </w:tabs>
+      </w:pPr>
+      <w:r>
+        <w:t xml:space="preserve">servicios en </w:t>
+      </w:r>
+      <w:proofErr w:type="spellStart"/>
+      <w:r>
+        <w:t>azure</w:t>
+      </w:r>
+      <w:proofErr w:type="spellEnd"/>
+      <w:r>
+        <w:t xml:space="preserve"> </w:t>
+      </w:r>
+      <w:proofErr w:type="spellStart"/>
+      <w:r>
+        <w:t>cloud</w:t>
+      </w:r>
+      <w:proofErr w:type="spellEnd"/>
+      <w:r>
+        <w:t xml:space="preserve"> </w:t>
+      </w:r>
+      <w:proofErr w:type="spellStart"/>
+      <w:proofErr w:type="gramStart"/>
+      <w:r>
+        <w:t>ui</w:t>
+      </w:r>
+      <w:proofErr w:type="spellEnd"/>
+      <w:r>
+        <w:t xml:space="preserve">  imagen</w:t>
+      </w:r>
+      <w:proofErr w:type="gramEnd"/>
+      <w:r>
+        <w:t xml:space="preserve">  de </w:t>
+      </w:r>
+      <w:proofErr w:type="spellStart"/>
+      <w:r>
+        <w:t>docker</w:t>
+      </w:r>
+      <w:proofErr w:type="spellEnd"/>
+    </w:p>
+    <w:p>
+      <w:pPr>
+        <w:tabs>
+          <w:tab w:val="left" w:pos="2115"/>
+        </w:tabs>
+        <w:ind w:left="2115" w:hanging="2115"/>
+      </w:pPr>
+      <w:r>
+        <w:lastRenderedPageBreak/>
+        <w:drawing>
+          <wp:inline distT="0" distB="0" distL="0" distR="0" wp14:anchorId="33EF4BB1" wp14:editId="2DC227BA">
+            <wp:extent cx="5943600" cy="2781300"/>
+            <wp:effectExtent l="0" t="0" r="0" b="0"/>
+            <wp:docPr id="1743512065" name="Imagen 1"/>
+            <wp:cNvGraphicFramePr>
+              <a:graphicFrameLocks xmlns:a="http://schemas.openxmlformats.org/drawingml/2006/main" noChangeAspect="1"/>
+            </wp:cNvGraphicFramePr>
+            <a:graphic xmlns:a="http://schemas.openxmlformats.org/drawingml/2006/main">
+              <a:graphicData uri="http://schemas.openxmlformats.org/drawingml/2006/picture">
+                <pic:pic xmlns:pic="http://schemas.openxmlformats.org/drawingml/2006/picture">
+                  <pic:nvPicPr>
+                    <pic:cNvPr id="1743512065" name=""/>
+                    <pic:cNvPicPr/>
+                  </pic:nvPicPr>
+                  <pic:blipFill>
+                    <a:blip r:embed="rId33"/>
+                    <a:stretch>
+                      <a:fillRect/>
+                    </a:stretch>
+                  </pic:blipFill>
+                  <pic:spPr>
+                    <a:xfrm>
+                      <a:off x="0" y="0"/>
+                      <a:ext cx="5943600" cy="2781300"/>
+                    </a:xfrm>
+                    <a:prstGeom prst="rect">
+                      <a:avLst/>
+                    </a:prstGeom>
+                  </pic:spPr>
+                </pic:pic>
+              </a:graphicData>
+            </a:graphic>
+          </wp:inline>
+        </w:drawing>
+      </w:r>
+    </w:p>
+    <w:p>
+      <w:pPr>
+        <w:tabs>
+          <w:tab w:val="left" w:pos="2115"/>
+        </w:tabs>
+      </w:pPr>
     </w:p>
     <w:sectPr>
       <w:pgSz w:w="12240" w:h="15840"/>
@@ -3665,6 +6062,29 @@
       <w:szCs w:val="20"/>
     </w:rPr>
   </w:style>
+  <w:style w:type="character" w:styleId="Hipervnculo">
+    <w:name w:val="Hyperlink"/>
+    <w:basedOn w:val="Fuentedeprrafopredeter"/>
+    <w:uiPriority w:val="99"/>
+    <w:unhideWhenUsed/>
+    <w:rsid w:val="000F340E"/>
+    <w:rPr>
+      <w:color w:val="467886" w:themeColor="hyperlink"/>
+      <w:u w:val="single"/>
+    </w:rPr>
+  </w:style>
+  <w:style w:type="character" w:styleId="Mencinsinresolver">
+    <w:name w:val="Unresolved Mention"/>
+    <w:basedOn w:val="Fuentedeprrafopredeter"/>
+    <w:uiPriority w:val="99"/>
+    <w:semiHidden/>
+    <w:unhideWhenUsed/>
+    <w:rsid w:val="000F340E"/>
+    <w:rPr>
+      <w:color w:val="605E5C"/>
+      <w:shd w:val="clear" w:color="auto" w:fill="E1DFDD"/>
+    </w:rPr>
+  </w:style>
 </w:styles>
 </file>
 

--- a/04-deploy-step-by-step.docx
+++ b/04-deploy-step-by-step.docx
@@ -113,7 +113,7 @@
                     <pic:cNvPicPr/>
                   </pic:nvPicPr>
                   <pic:blipFill>
-                    <a:blip r:embed="rId4"/>
+                    <a:blip r:embed="rId6"/>
                     <a:stretch>
                       <a:fillRect/>
                     </a:stretch>
@@ -211,7 +211,7 @@
                     <pic:cNvPicPr/>
                   </pic:nvPicPr>
                   <pic:blipFill>
-                    <a:blip r:embed="rId5"/>
+                    <a:blip r:embed="rId7"/>
                     <a:stretch>
                       <a:fillRect/>
                     </a:stretch>
@@ -416,7 +416,7 @@
                     <pic:cNvPicPr/>
                   </pic:nvPicPr>
                   <pic:blipFill>
-                    <a:blip r:embed="rId6"/>
+                    <a:blip r:embed="rId8"/>
                     <a:stretch>
                       <a:fillRect/>
                     </a:stretch>
@@ -637,7 +637,7 @@
                     <pic:cNvPicPr/>
                   </pic:nvPicPr>
                   <pic:blipFill>
-                    <a:blip r:embed="rId7"/>
+                    <a:blip r:embed="rId9"/>
                     <a:stretch>
                       <a:fillRect/>
                     </a:stretch>
@@ -683,7 +683,7 @@
                     <pic:cNvPicPr/>
                   </pic:nvPicPr>
                   <pic:blipFill>
-                    <a:blip r:embed="rId8"/>
+                    <a:blip r:embed="rId10"/>
                     <a:stretch>
                       <a:fillRect/>
                     </a:stretch>
@@ -872,7 +872,7 @@
                     <pic:cNvPicPr/>
                   </pic:nvPicPr>
                   <pic:blipFill>
-                    <a:blip r:embed="rId9"/>
+                    <a:blip r:embed="rId11"/>
                     <a:stretch>
                       <a:fillRect/>
                     </a:stretch>
@@ -1023,7 +1023,7 @@
                     <pic:cNvPicPr/>
                   </pic:nvPicPr>
                   <pic:blipFill>
-                    <a:blip r:embed="rId10"/>
+                    <a:blip r:embed="rId12"/>
                     <a:stretch>
                       <a:fillRect/>
                     </a:stretch>
@@ -1565,7 +1565,7 @@
                     <pic:cNvPicPr/>
                   </pic:nvPicPr>
                   <pic:blipFill>
-                    <a:blip r:embed="rId11"/>
+                    <a:blip r:embed="rId13"/>
                     <a:stretch>
                       <a:fillRect/>
                     </a:stretch>
@@ -2105,7 +2105,7 @@
                     <pic:cNvPicPr/>
                   </pic:nvPicPr>
                   <pic:blipFill>
-                    <a:blip r:embed="rId12"/>
+                    <a:blip r:embed="rId14"/>
                     <a:stretch>
                       <a:fillRect/>
                     </a:stretch>
@@ -2306,7 +2306,7 @@
                     <pic:cNvPicPr/>
                   </pic:nvPicPr>
                   <pic:blipFill>
-                    <a:blip r:embed="rId13"/>
+                    <a:blip r:embed="rId15"/>
                     <a:stretch>
                       <a:fillRect/>
                     </a:stretch>
@@ -2390,7 +2390,7 @@
                     <pic:cNvPicPr/>
                   </pic:nvPicPr>
                   <pic:blipFill>
-                    <a:blip r:embed="rId14"/>
+                    <a:blip r:embed="rId16"/>
                     <a:stretch>
                       <a:fillRect/>
                     </a:stretch>
@@ -2476,7 +2476,7 @@
                     <pic:cNvPicPr/>
                   </pic:nvPicPr>
                   <pic:blipFill>
-                    <a:blip r:embed="rId15"/>
+                    <a:blip r:embed="rId17"/>
                     <a:stretch>
                       <a:fillRect/>
                     </a:stretch>
@@ -2576,7 +2576,7 @@
                     <pic:cNvPicPr/>
                   </pic:nvPicPr>
                   <pic:blipFill>
-                    <a:blip r:embed="rId16"/>
+                    <a:blip r:embed="rId18"/>
                     <a:stretch>
                       <a:fillRect/>
                     </a:stretch>
@@ -2640,7 +2640,7 @@
                     <pic:cNvPicPr/>
                   </pic:nvPicPr>
                   <pic:blipFill>
-                    <a:blip r:embed="rId17"/>
+                    <a:blip r:embed="rId19"/>
                     <a:stretch>
                       <a:fillRect/>
                     </a:stretch>
@@ -2719,7 +2719,7 @@
                     <pic:cNvPicPr/>
                   </pic:nvPicPr>
                   <pic:blipFill>
-                    <a:blip r:embed="rId18"/>
+                    <a:blip r:embed="rId20"/>
                     <a:stretch>
                       <a:fillRect/>
                     </a:stretch>
@@ -2807,7 +2807,7 @@
                     <pic:cNvPicPr/>
                   </pic:nvPicPr>
                   <pic:blipFill>
-                    <a:blip r:embed="rId19"/>
+                    <a:blip r:embed="rId21"/>
                     <a:stretch>
                       <a:fillRect/>
                     </a:stretch>
@@ -2873,7 +2873,7 @@
                     <pic:cNvPicPr/>
                   </pic:nvPicPr>
                   <pic:blipFill>
-                    <a:blip r:embed="rId20"/>
+                    <a:blip r:embed="rId22"/>
                     <a:stretch>
                       <a:fillRect/>
                     </a:stretch>
@@ -3007,7 +3007,7 @@
                     <pic:cNvPicPr/>
                   </pic:nvPicPr>
                   <pic:blipFill>
-                    <a:blip r:embed="rId21"/>
+                    <a:blip r:embed="rId23"/>
                     <a:stretch>
                       <a:fillRect/>
                     </a:stretch>
@@ -3114,7 +3114,7 @@
                     <pic:cNvPicPr/>
                   </pic:nvPicPr>
                   <pic:blipFill>
-                    <a:blip r:embed="rId22"/>
+                    <a:blip r:embed="rId24"/>
                     <a:stretch>
                       <a:fillRect/>
                     </a:stretch>
@@ -3154,7 +3154,7 @@
                     <pic:cNvPicPr/>
                   </pic:nvPicPr>
                   <pic:blipFill>
-                    <a:blip r:embed="rId23"/>
+                    <a:blip r:embed="rId25"/>
                     <a:stretch>
                       <a:fillRect/>
                     </a:stretch>
@@ -3454,7 +3454,7 @@
                     <pic:cNvPicPr/>
                   </pic:nvPicPr>
                   <pic:blipFill>
-                    <a:blip r:embed="rId24"/>
+                    <a:blip r:embed="rId26"/>
                     <a:stretch>
                       <a:fillRect/>
                     </a:stretch>
@@ -3645,7 +3645,7 @@
                     <pic:cNvPicPr/>
                   </pic:nvPicPr>
                   <pic:blipFill>
-                    <a:blip r:embed="rId25"/>
+                    <a:blip r:embed="rId27"/>
                     <a:stretch>
                       <a:fillRect/>
                     </a:stretch>
@@ -3790,7 +3790,7 @@
                     <pic:cNvPicPr/>
                   </pic:nvPicPr>
                   <pic:blipFill>
-                    <a:blip r:embed="rId26"/>
+                    <a:blip r:embed="rId28"/>
                     <a:stretch>
                       <a:fillRect/>
                     </a:stretch>
@@ -3940,7 +3940,7 @@
                     <pic:cNvPicPr/>
                   </pic:nvPicPr>
                   <pic:blipFill>
-                    <a:blip r:embed="rId27"/>
+                    <a:blip r:embed="rId29"/>
                     <a:stretch>
                       <a:fillRect/>
                     </a:stretch>
@@ -4203,7 +4203,7 @@
                     <pic:cNvPicPr/>
                   </pic:nvPicPr>
                   <pic:blipFill>
-                    <a:blip r:embed="rId28"/>
+                    <a:blip r:embed="rId30"/>
                     <a:stretch>
                       <a:fillRect/>
                     </a:stretch>
@@ -4441,28 +4441,16 @@
         <w:tabs>
           <w:tab w:val="left" w:pos="2115"/>
         </w:tabs>
-        <w:rPr>
-          <w:lang w:val="en-US"/>
-        </w:rPr>
-      </w:pPr>
-      <w:r>
-        <w:rPr>
-          <w:lang w:val="en-US"/>
-        </w:rPr>
+      </w:pPr>
+      <w:r>
         <w:t>"</w:t>
       </w:r>
       <w:proofErr w:type="spellStart"/>
       <w:r>
-        <w:rPr>
-          <w:lang w:val="en-US"/>
-        </w:rPr>
         <w:t>fromSenderDomain</w:t>
       </w:r>
       <w:proofErr w:type="spellEnd"/>
       <w:r>
-        <w:rPr>
-          <w:lang w:val="en-US"/>
-        </w:rPr>
         <w:t>": "9d0daf71-78e9-4ee0-b251-5e2929db499e.azurecomm.net"</w:t>
       </w:r>
     </w:p>
@@ -4471,49 +4459,28 @@
         <w:tabs>
           <w:tab w:val="left" w:pos="2115"/>
         </w:tabs>
-        <w:rPr>
-          <w:lang w:val="en-US"/>
-        </w:rPr>
-      </w:pPr>
-      <w:proofErr w:type="spellStart"/>
-      <w:r>
-        <w:rPr>
-          <w:lang w:val="en-US"/>
-        </w:rPr>
-        <w:t>Entonces</w:t>
-      </w:r>
-      <w:proofErr w:type="spellEnd"/>
-      <w:r>
-        <w:rPr>
-          <w:lang w:val="en-US"/>
-        </w:rPr>
-        <w:t xml:space="preserve"> seria </w:t>
-      </w:r>
-    </w:p>
-    <w:p>
-      <w:pPr>
-        <w:tabs>
-          <w:tab w:val="left" w:pos="2115"/>
-        </w:tabs>
-        <w:rPr>
-          <w:lang w:val="en-US"/>
-        </w:rPr>
-      </w:pPr>
-    </w:p>
-    <w:p>
-      <w:pPr>
-        <w:tabs>
-          <w:tab w:val="left" w:pos="2115"/>
-        </w:tabs>
-        <w:rPr>
-          <w:lang w:val="en-US"/>
-        </w:rPr>
-      </w:pPr>
-      <w:hyperlink r:id="rId29" w:history="1">
+      </w:pPr>
+      <w:r>
+        <w:t xml:space="preserve">Entonces seria </w:t>
+      </w:r>
+    </w:p>
+    <w:p>
+      <w:pPr>
+        <w:tabs>
+          <w:tab w:val="left" w:pos="2115"/>
+        </w:tabs>
+      </w:pPr>
+    </w:p>
+    <w:p>
+      <w:pPr>
+        <w:tabs>
+          <w:tab w:val="left" w:pos="2115"/>
+        </w:tabs>
+      </w:pPr>
+      <w:hyperlink r:id="rId31" w:history="1">
         <w:r>
           <w:rPr>
             <w:rStyle w:val="Hipervnculo"/>
-            <w:lang w:val="en-US"/>
           </w:rPr>
           <w:t>donotreply@&lt;guid&gt;.azurecomm.net</w:t>
         </w:r>
@@ -4524,14 +4491,8 @@
         <w:tabs>
           <w:tab w:val="left" w:pos="2115"/>
         </w:tabs>
-        <w:rPr>
-          <w:lang w:val="en-US"/>
-        </w:rPr>
-      </w:pPr>
-      <w:r>
-        <w:rPr>
-          <w:lang w:val="en-US"/>
-        </w:rPr>
+      </w:pPr>
+      <w:r>
         <w:t>donotreply@9d0daf71-78e9-4ee0-b251-5e2929db499e.azurecomm.net</w:t>
       </w:r>
     </w:p>
@@ -4546,6 +4507,7 @@
       </w:pPr>
       <w:r>
         <w:rPr>
+          <w:noProof/>
           <w:lang w:val="en-US"/>
         </w:rPr>
         <w:drawing>
@@ -4564,7 +4526,7 @@
                     <pic:cNvPicPr/>
                   </pic:nvPicPr>
                   <pic:blipFill>
-                    <a:blip r:embed="rId30"/>
+                    <a:blip r:embed="rId32"/>
                     <a:stretch>
                       <a:fillRect/>
                     </a:stretch>
@@ -4628,9 +4590,6 @@
         <w:tabs>
           <w:tab w:val="left" w:pos="2115"/>
         </w:tabs>
-        <w:rPr>
-          <w:lang w:val="en-US"/>
-        </w:rPr>
       </w:pPr>
     </w:p>
     <w:p>
@@ -4805,6 +4764,7 @@
       </w:pPr>
       <w:r>
         <w:rPr>
+          <w:noProof/>
           <w:lang w:val="en-US"/>
         </w:rPr>
         <w:drawing>
@@ -4823,7 +4783,7 @@
                     <pic:cNvPicPr/>
                   </pic:nvPicPr>
                   <pic:blipFill>
-                    <a:blip r:embed="rId31"/>
+                    <a:blip r:embed="rId33"/>
                     <a:stretch>
                       <a:fillRect/>
                     </a:stretch>
@@ -4963,6 +4923,7 @@
       </w:pPr>
       <w:r>
         <w:rPr>
+          <w:noProof/>
           <w:lang w:val="en-US"/>
         </w:rPr>
         <w:drawing>
@@ -4981,7 +4942,7 @@
                     <pic:cNvPicPr/>
                   </pic:nvPicPr>
                   <pic:blipFill>
-                    <a:blip r:embed="rId32"/>
+                    <a:blip r:embed="rId34"/>
                     <a:stretch>
                       <a:fillRect/>
                     </a:stretch>
@@ -5007,6 +4968,2916 @@
         <w:tabs>
           <w:tab w:val="left" w:pos="2115"/>
         </w:tabs>
+        <w:ind w:firstLine="708"/>
+        <w:rPr>
+          <w:lang w:val="en-US"/>
+        </w:rPr>
+      </w:pPr>
+    </w:p>
+    <w:p>
+      <w:pPr>
+        <w:tabs>
+          <w:tab w:val="left" w:pos="2115"/>
+        </w:tabs>
+        <w:ind w:firstLine="708"/>
+      </w:pPr>
+      <w:r>
+        <w:t>Usando los variables de e</w:t>
+      </w:r>
+      <w:r>
+        <w:t>ntorno para crear contenedores</w:t>
+      </w:r>
+    </w:p>
+    <w:p>
+      <w:pPr>
+        <w:tabs>
+          <w:tab w:val="left" w:pos="2115"/>
+        </w:tabs>
+        <w:ind w:firstLine="708"/>
+      </w:pPr>
+      <w:r>
+        <w:lastRenderedPageBreak/>
+        <w:t xml:space="preserve">cd </w:t>
+      </w:r>
+      <w:proofErr w:type="spellStart"/>
+      <w:r>
+        <w:t>document-notification-system</w:t>
+      </w:r>
+      <w:proofErr w:type="spellEnd"/>
+    </w:p>
+    <w:p>
+      <w:pPr>
+        <w:tabs>
+          <w:tab w:val="left" w:pos="2115"/>
+        </w:tabs>
+        <w:ind w:firstLine="708"/>
+      </w:pPr>
+      <w:r>
+        <w:t>set -a            # exporta automáticamente todo lo que se defina...</w:t>
+      </w:r>
+    </w:p>
+    <w:p>
+      <w:pPr>
+        <w:tabs>
+          <w:tab w:val="left" w:pos="2115"/>
+        </w:tabs>
+        <w:ind w:firstLine="708"/>
+      </w:pPr>
+      <w:proofErr w:type="spellStart"/>
+      <w:r>
+        <w:t>source</w:t>
+      </w:r>
+      <w:proofErr w:type="spellEnd"/>
+      <w:r>
+        <w:t xml:space="preserve"> .</w:t>
+      </w:r>
+      <w:proofErr w:type="spellStart"/>
+      <w:r>
+        <w:t>env-cloud</w:t>
+      </w:r>
+      <w:proofErr w:type="spellEnd"/>
+      <w:r>
+        <w:t xml:space="preserve"> # ...al leer el archivo</w:t>
+      </w:r>
+    </w:p>
+    <w:p>
+      <w:pPr>
+        <w:tabs>
+          <w:tab w:val="left" w:pos="2115"/>
+        </w:tabs>
+        <w:ind w:firstLine="708"/>
+      </w:pPr>
+      <w:r>
+        <w:t>set +a</w:t>
+      </w:r>
+    </w:p>
+    <w:p>
+      <w:pPr>
+        <w:tabs>
+          <w:tab w:val="left" w:pos="2115"/>
+        </w:tabs>
+        <w:ind w:firstLine="708"/>
+      </w:pPr>
+    </w:p>
+    <w:p>
+      <w:pPr>
+        <w:tabs>
+          <w:tab w:val="left" w:pos="2115"/>
+        </w:tabs>
+        <w:ind w:firstLine="708"/>
+      </w:pPr>
+      <w:r>
+        <w:t># Verifica que cargó (no imprimas los secretos completos en pantalla):</w:t>
+      </w:r>
+    </w:p>
+    <w:p>
+      <w:pPr>
+        <w:tabs>
+          <w:tab w:val="left" w:pos="2115"/>
+        </w:tabs>
+        <w:ind w:firstLine="708"/>
+        <w:rPr>
+          <w:lang w:val="en-US"/>
+        </w:rPr>
+      </w:pPr>
+      <w:r>
+        <w:rPr>
+          <w:lang w:val="en-US"/>
+        </w:rPr>
+        <w:t>echo "$MAIL_FROM"</w:t>
+      </w:r>
+    </w:p>
+    <w:p>
+      <w:pPr>
+        <w:tabs>
+          <w:tab w:val="left" w:pos="2115"/>
+        </w:tabs>
+        <w:ind w:firstLine="708"/>
+        <w:rPr>
+          <w:lang w:val="en-US"/>
+        </w:rPr>
+      </w:pPr>
+      <w:r>
+        <w:rPr>
+          <w:lang w:val="en-US"/>
+        </w:rPr>
+        <w:t>echo "${ACS_CONNECTION_</w:t>
+      </w:r>
+      <w:proofErr w:type="gramStart"/>
+      <w:r>
+        <w:rPr>
+          <w:lang w:val="en-US"/>
+        </w:rPr>
+        <w:t>STRING:0:30</w:t>
+      </w:r>
+      <w:proofErr w:type="gramEnd"/>
+      <w:r>
+        <w:rPr>
+          <w:lang w:val="en-US"/>
+        </w:rPr>
+        <w:t>}..."</w:t>
+      </w:r>
+    </w:p>
+    <w:p>
+      <w:pPr>
+        <w:tabs>
+          <w:tab w:val="left" w:pos="2115"/>
+        </w:tabs>
+        <w:ind w:firstLine="708"/>
+      </w:pPr>
+      <w:r>
+        <w:rPr>
+          <w:noProof/>
+        </w:rPr>
+        <w:drawing>
+          <wp:inline distT="0" distB="0" distL="0" distR="0" wp14:anchorId="19A1F560" wp14:editId="5AA1071E">
+            <wp:extent cx="5943600" cy="1488440"/>
+            <wp:effectExtent l="0" t="0" r="0" b="0"/>
+            <wp:docPr id="698665633" name="Imagen 1"/>
+            <wp:cNvGraphicFramePr>
+              <a:graphicFrameLocks xmlns:a="http://schemas.openxmlformats.org/drawingml/2006/main" noChangeAspect="1"/>
+            </wp:cNvGraphicFramePr>
+            <a:graphic xmlns:a="http://schemas.openxmlformats.org/drawingml/2006/main">
+              <a:graphicData uri="http://schemas.openxmlformats.org/drawingml/2006/picture">
+                <pic:pic xmlns:pic="http://schemas.openxmlformats.org/drawingml/2006/picture">
+                  <pic:nvPicPr>
+                    <pic:cNvPr id="698665633" name=""/>
+                    <pic:cNvPicPr/>
+                  </pic:nvPicPr>
+                  <pic:blipFill>
+                    <a:blip r:embed="rId35"/>
+                    <a:stretch>
+                      <a:fillRect/>
+                    </a:stretch>
+                  </pic:blipFill>
+                  <pic:spPr>
+                    <a:xfrm>
+                      <a:off x="0" y="0"/>
+                      <a:ext cx="5943600" cy="1488440"/>
+                    </a:xfrm>
+                    <a:prstGeom prst="rect">
+                      <a:avLst/>
+                    </a:prstGeom>
+                  </pic:spPr>
+                </pic:pic>
+              </a:graphicData>
+            </a:graphic>
+          </wp:inline>
+        </w:drawing>
+      </w:r>
+    </w:p>
+    <w:p>
+      <w:pPr>
+        <w:tabs>
+          <w:tab w:val="left" w:pos="2115"/>
+        </w:tabs>
+        <w:ind w:firstLine="708"/>
+        <w:rPr>
+          <w:lang w:val="en-US"/>
+        </w:rPr>
+      </w:pPr>
+      <w:r>
+        <w:rPr>
+          <w:lang w:val="en-US"/>
+        </w:rPr>
+        <w:lastRenderedPageBreak/>
+        <w:t xml:space="preserve">Customer service </w:t>
+      </w:r>
+      <w:r>
+        <w:rPr>
+          <w:lang w:val="en-US"/>
+        </w:rPr>
+        <w:br/>
+      </w:r>
+      <w:r>
+        <w:rPr>
+          <w:lang w:val="en-US"/>
+        </w:rPr>
+        <w:br/>
+      </w:r>
+      <w:r>
+        <w:rPr>
+          <w:noProof/>
+        </w:rPr>
+        <w:drawing>
+          <wp:inline distT="0" distB="0" distL="0" distR="0" wp14:anchorId="319F1E37" wp14:editId="4056F7D3">
+            <wp:extent cx="5456393" cy="3696020"/>
+            <wp:effectExtent l="0" t="0" r="0" b="0"/>
+            <wp:docPr id="1871551386" name="Imagen 1"/>
+            <wp:cNvGraphicFramePr>
+              <a:graphicFrameLocks xmlns:a="http://schemas.openxmlformats.org/drawingml/2006/main" noChangeAspect="1"/>
+            </wp:cNvGraphicFramePr>
+            <a:graphic xmlns:a="http://schemas.openxmlformats.org/drawingml/2006/main">
+              <a:graphicData uri="http://schemas.openxmlformats.org/drawingml/2006/picture">
+                <pic:pic xmlns:pic="http://schemas.openxmlformats.org/drawingml/2006/picture">
+                  <pic:nvPicPr>
+                    <pic:cNvPr id="1871551386" name=""/>
+                    <pic:cNvPicPr/>
+                  </pic:nvPicPr>
+                  <pic:blipFill>
+                    <a:blip r:embed="rId36"/>
+                    <a:stretch>
+                      <a:fillRect/>
+                    </a:stretch>
+                  </pic:blipFill>
+                  <pic:spPr>
+                    <a:xfrm>
+                      <a:off x="0" y="0"/>
+                      <a:ext cx="5456393" cy="3696020"/>
+                    </a:xfrm>
+                    <a:prstGeom prst="rect">
+                      <a:avLst/>
+                    </a:prstGeom>
+                  </pic:spPr>
+                </pic:pic>
+              </a:graphicData>
+            </a:graphic>
+          </wp:inline>
+        </w:drawing>
+      </w:r>
+    </w:p>
+    <w:p>
+      <w:pPr>
+        <w:tabs>
+          <w:tab w:val="left" w:pos="2115"/>
+        </w:tabs>
+        <w:ind w:firstLine="708"/>
+        <w:rPr>
+          <w:lang w:val="en-US"/>
+        </w:rPr>
+      </w:pPr>
+      <w:r>
+        <w:rPr>
+          <w:lang w:val="en-US"/>
+        </w:rPr>
+        <w:br/>
+      </w:r>
+    </w:p>
+    <w:p>
+      <w:pPr>
+        <w:tabs>
+          <w:tab w:val="left" w:pos="2115"/>
+        </w:tabs>
+        <w:ind w:firstLine="708"/>
+        <w:rPr>
+          <w:lang w:val="en-US"/>
+        </w:rPr>
+      </w:pPr>
+      <w:proofErr w:type="spellStart"/>
+      <w:r>
+        <w:rPr>
+          <w:lang w:val="en-US"/>
+        </w:rPr>
+        <w:t>az</w:t>
+      </w:r>
+      <w:proofErr w:type="spellEnd"/>
+      <w:r>
+        <w:rPr>
+          <w:lang w:val="en-US"/>
+        </w:rPr>
+        <w:t xml:space="preserve"> </w:t>
+      </w:r>
+      <w:proofErr w:type="spellStart"/>
+      <w:r>
+        <w:rPr>
+          <w:lang w:val="en-US"/>
+        </w:rPr>
+        <w:t>containerapp</w:t>
+      </w:r>
+      <w:proofErr w:type="spellEnd"/>
+      <w:r>
+        <w:rPr>
+          <w:lang w:val="en-US"/>
+        </w:rPr>
+        <w:t xml:space="preserve"> create \</w:t>
+      </w:r>
+    </w:p>
+    <w:p>
+      <w:pPr>
+        <w:tabs>
+          <w:tab w:val="left" w:pos="2115"/>
+        </w:tabs>
+        <w:ind w:firstLine="708"/>
+        <w:rPr>
+          <w:lang w:val="en-US"/>
+        </w:rPr>
+      </w:pPr>
+      <w:r>
+        <w:rPr>
+          <w:lang w:val="en-US"/>
+        </w:rPr>
+        <w:t xml:space="preserve">  --resource-group "$RESOURCE_GROUP" \</w:t>
+      </w:r>
+    </w:p>
+    <w:p>
+      <w:pPr>
+        <w:tabs>
+          <w:tab w:val="left" w:pos="2115"/>
+        </w:tabs>
+        <w:ind w:firstLine="708"/>
+        <w:rPr>
+          <w:lang w:val="en-US"/>
+        </w:rPr>
+      </w:pPr>
+      <w:r>
+        <w:rPr>
+          <w:lang w:val="en-US"/>
+        </w:rPr>
+        <w:t xml:space="preserve">  --name notification-service \</w:t>
+      </w:r>
+    </w:p>
+    <w:p>
+      <w:pPr>
+        <w:tabs>
+          <w:tab w:val="left" w:pos="2115"/>
+        </w:tabs>
+        <w:ind w:firstLine="708"/>
+        <w:rPr>
+          <w:lang w:val="en-US"/>
+        </w:rPr>
+      </w:pPr>
+      <w:r>
+        <w:rPr>
+          <w:lang w:val="en-US"/>
+        </w:rPr>
+        <w:t xml:space="preserve">  --environment "$CONTAINERAPPS_ENV" \</w:t>
+      </w:r>
+    </w:p>
+    <w:p>
+      <w:pPr>
+        <w:tabs>
+          <w:tab w:val="left" w:pos="2115"/>
+        </w:tabs>
+        <w:ind w:firstLine="708"/>
+        <w:rPr>
+          <w:lang w:val="en-US"/>
+        </w:rPr>
+      </w:pPr>
+      <w:r>
+        <w:rPr>
+          <w:lang w:val="en-US"/>
+        </w:rPr>
+        <w:t xml:space="preserve">  --image "$ACR_NAME.azurecr.io/notification-service:1.0" \</w:t>
+      </w:r>
+    </w:p>
+    <w:p>
+      <w:pPr>
+        <w:tabs>
+          <w:tab w:val="left" w:pos="2115"/>
+        </w:tabs>
+        <w:ind w:firstLine="708"/>
+        <w:rPr>
+          <w:lang w:val="en-US"/>
+        </w:rPr>
+      </w:pPr>
+      <w:r>
+        <w:rPr>
+          <w:lang w:val="en-US"/>
+        </w:rPr>
+        <w:t xml:space="preserve">  --registry-server "$ACR_NAME.azurecr.io" \</w:t>
+      </w:r>
+    </w:p>
+    <w:p>
+      <w:pPr>
+        <w:tabs>
+          <w:tab w:val="left" w:pos="2115"/>
+        </w:tabs>
+        <w:ind w:firstLine="708"/>
+        <w:rPr>
+          <w:lang w:val="en-US"/>
+        </w:rPr>
+      </w:pPr>
+      <w:r>
+        <w:rPr>
+          <w:lang w:val="en-US"/>
+        </w:rPr>
+        <w:t xml:space="preserve">  --</w:t>
+      </w:r>
+      <w:proofErr w:type="spellStart"/>
+      <w:r>
+        <w:rPr>
+          <w:lang w:val="en-US"/>
+        </w:rPr>
+        <w:t>cpu</w:t>
+      </w:r>
+      <w:proofErr w:type="spellEnd"/>
+      <w:r>
+        <w:rPr>
+          <w:lang w:val="en-US"/>
+        </w:rPr>
+        <w:t xml:space="preserve"> 0.5 --memory 1.0Gi \</w:t>
+      </w:r>
+    </w:p>
+    <w:p>
+      <w:pPr>
+        <w:tabs>
+          <w:tab w:val="left" w:pos="2115"/>
+        </w:tabs>
+        <w:ind w:firstLine="708"/>
+        <w:rPr>
+          <w:lang w:val="en-US"/>
+        </w:rPr>
+      </w:pPr>
+      <w:r>
+        <w:rPr>
+          <w:lang w:val="en-US"/>
+        </w:rPr>
+        <w:t xml:space="preserve">  --target-port 8183 --ingress internal \</w:t>
+      </w:r>
+    </w:p>
+    <w:p>
+      <w:pPr>
+        <w:tabs>
+          <w:tab w:val="left" w:pos="2115"/>
+        </w:tabs>
+        <w:ind w:firstLine="708"/>
+        <w:rPr>
+          <w:lang w:val="en-US"/>
+        </w:rPr>
+      </w:pPr>
+      <w:r>
+        <w:rPr>
+          <w:lang w:val="en-US"/>
+        </w:rPr>
+        <w:t xml:space="preserve">  --min-replicas 0 --max-replicas 1 \</w:t>
+      </w:r>
+    </w:p>
+    <w:p>
+      <w:pPr>
+        <w:tabs>
+          <w:tab w:val="left" w:pos="2115"/>
+        </w:tabs>
+        <w:ind w:firstLine="708"/>
+        <w:rPr>
+          <w:lang w:val="en-US"/>
+        </w:rPr>
+      </w:pPr>
+      <w:r>
+        <w:rPr>
+          <w:lang w:val="en-US"/>
+        </w:rPr>
+        <w:t xml:space="preserve">  --secrets </w:t>
+      </w:r>
+      <w:proofErr w:type="spellStart"/>
+      <w:r>
+        <w:rPr>
+          <w:lang w:val="en-US"/>
+        </w:rPr>
+        <w:t>pgpass</w:t>
+      </w:r>
+      <w:proofErr w:type="spellEnd"/>
+      <w:r>
+        <w:rPr>
+          <w:lang w:val="en-US"/>
+        </w:rPr>
+        <w:t>="$POSTGRES_PASSWORD" \</w:t>
+      </w:r>
+    </w:p>
+    <w:p>
+      <w:pPr>
+        <w:tabs>
+          <w:tab w:val="left" w:pos="2115"/>
+        </w:tabs>
+        <w:ind w:firstLine="708"/>
+        <w:rPr>
+          <w:lang w:val="en-US"/>
+        </w:rPr>
+      </w:pPr>
+      <w:r>
+        <w:rPr>
+          <w:lang w:val="en-US"/>
+        </w:rPr>
+        <w:t xml:space="preserve">            </w:t>
+      </w:r>
+      <w:proofErr w:type="spellStart"/>
+      <w:r>
+        <w:rPr>
+          <w:lang w:val="en-US"/>
+        </w:rPr>
+        <w:t>kafkajaas</w:t>
+      </w:r>
+      <w:proofErr w:type="spellEnd"/>
+      <w:r>
+        <w:rPr>
+          <w:lang w:val="en-US"/>
+        </w:rPr>
+        <w:t>="$KAFKA_SASL_JAAS_CONFIG" \</w:t>
+      </w:r>
+    </w:p>
+    <w:p>
+      <w:pPr>
+        <w:tabs>
+          <w:tab w:val="left" w:pos="2115"/>
+        </w:tabs>
+        <w:ind w:firstLine="708"/>
+        <w:rPr>
+          <w:lang w:val="en-US"/>
+        </w:rPr>
+      </w:pPr>
+      <w:r>
+        <w:rPr>
+          <w:lang w:val="en-US"/>
+        </w:rPr>
+        <w:lastRenderedPageBreak/>
+        <w:t xml:space="preserve">            </w:t>
+      </w:r>
+      <w:proofErr w:type="spellStart"/>
+      <w:r>
+        <w:rPr>
+          <w:lang w:val="en-US"/>
+        </w:rPr>
+        <w:t>srauth</w:t>
+      </w:r>
+      <w:proofErr w:type="spellEnd"/>
+      <w:r>
+        <w:rPr>
+          <w:lang w:val="en-US"/>
+        </w:rPr>
+        <w:t>="$SCHEMA_REGISTRY_AUTH_USER_INFO" \</w:t>
+      </w:r>
+    </w:p>
+    <w:p>
+      <w:pPr>
+        <w:tabs>
+          <w:tab w:val="left" w:pos="2115"/>
+        </w:tabs>
+        <w:ind w:firstLine="708"/>
+        <w:rPr>
+          <w:lang w:val="en-US"/>
+        </w:rPr>
+      </w:pPr>
+      <w:r>
+        <w:rPr>
+          <w:lang w:val="en-US"/>
+        </w:rPr>
+        <w:t xml:space="preserve">            </w:t>
+      </w:r>
+      <w:proofErr w:type="spellStart"/>
+      <w:r>
+        <w:rPr>
+          <w:lang w:val="en-US"/>
+        </w:rPr>
+        <w:t>acsconn</w:t>
+      </w:r>
+      <w:proofErr w:type="spellEnd"/>
+      <w:r>
+        <w:rPr>
+          <w:lang w:val="en-US"/>
+        </w:rPr>
+        <w:t>="$ACS_CONNECTION_STRING" \</w:t>
+      </w:r>
+    </w:p>
+    <w:p>
+      <w:pPr>
+        <w:tabs>
+          <w:tab w:val="left" w:pos="2115"/>
+        </w:tabs>
+        <w:ind w:firstLine="708"/>
+        <w:rPr>
+          <w:lang w:val="en-US"/>
+        </w:rPr>
+      </w:pPr>
+      <w:r>
+        <w:rPr>
+          <w:lang w:val="en-US"/>
+        </w:rPr>
+        <w:t xml:space="preserve">  --env-vars \</w:t>
+      </w:r>
+    </w:p>
+    <w:p>
+      <w:pPr>
+        <w:tabs>
+          <w:tab w:val="left" w:pos="2115"/>
+        </w:tabs>
+        <w:ind w:firstLine="708"/>
+        <w:rPr>
+          <w:lang w:val="en-US"/>
+        </w:rPr>
+      </w:pPr>
+      <w:r>
+        <w:rPr>
+          <w:lang w:val="en-US"/>
+        </w:rPr>
+        <w:t xml:space="preserve">    DB_HOST="$DB_HOST" DB_PORT="$DB_PORT" DB_NAME="$DB_NAME" \</w:t>
+      </w:r>
+    </w:p>
+    <w:p>
+      <w:pPr>
+        <w:tabs>
+          <w:tab w:val="left" w:pos="2115"/>
+        </w:tabs>
+        <w:ind w:firstLine="708"/>
+        <w:rPr>
+          <w:lang w:val="en-US"/>
+        </w:rPr>
+      </w:pPr>
+      <w:r>
+        <w:rPr>
+          <w:lang w:val="en-US"/>
+        </w:rPr>
+        <w:t xml:space="preserve">    "DB_EXTRA_PARAMS=$DB_EXTRA_PARAMS" \</w:t>
+      </w:r>
+    </w:p>
+    <w:p>
+      <w:pPr>
+        <w:tabs>
+          <w:tab w:val="left" w:pos="2115"/>
+        </w:tabs>
+        <w:ind w:firstLine="708"/>
+        <w:rPr>
+          <w:lang w:val="en-US"/>
+        </w:rPr>
+      </w:pPr>
+      <w:r>
+        <w:rPr>
+          <w:lang w:val="en-US"/>
+        </w:rPr>
+        <w:t xml:space="preserve">    POSTGRES_USER="$POSTGRES_USER" POSTGRES_PASSWORD=</w:t>
+      </w:r>
+      <w:proofErr w:type="spellStart"/>
+      <w:proofErr w:type="gramStart"/>
+      <w:r>
+        <w:rPr>
+          <w:lang w:val="en-US"/>
+        </w:rPr>
+        <w:t>secretref:pgpass</w:t>
+      </w:r>
+      <w:proofErr w:type="spellEnd"/>
+      <w:proofErr w:type="gramEnd"/>
+      <w:r>
+        <w:rPr>
+          <w:lang w:val="en-US"/>
+        </w:rPr>
+        <w:t xml:space="preserve"> \</w:t>
+      </w:r>
+    </w:p>
+    <w:p>
+      <w:pPr>
+        <w:tabs>
+          <w:tab w:val="left" w:pos="2115"/>
+        </w:tabs>
+        <w:ind w:firstLine="708"/>
+        <w:rPr>
+          <w:lang w:val="en-US"/>
+        </w:rPr>
+      </w:pPr>
+      <w:r>
+        <w:rPr>
+          <w:lang w:val="en-US"/>
+        </w:rPr>
+        <w:t xml:space="preserve">    SQL_INIT_MODE=never \</w:t>
+      </w:r>
+    </w:p>
+    <w:p>
+      <w:pPr>
+        <w:tabs>
+          <w:tab w:val="left" w:pos="2115"/>
+        </w:tabs>
+        <w:ind w:firstLine="708"/>
+        <w:rPr>
+          <w:lang w:val="en-US"/>
+        </w:rPr>
+      </w:pPr>
+      <w:r>
+        <w:rPr>
+          <w:lang w:val="en-US"/>
+        </w:rPr>
+        <w:t xml:space="preserve">    KAFKA_BOOTSTRAP_SERVERS="$KAFKA_BOOTSTRAP_SERVERS" \</w:t>
+      </w:r>
+    </w:p>
+    <w:p>
+      <w:pPr>
+        <w:tabs>
+          <w:tab w:val="left" w:pos="2115"/>
+        </w:tabs>
+        <w:ind w:firstLine="708"/>
+        <w:rPr>
+          <w:lang w:val="en-US"/>
+        </w:rPr>
+      </w:pPr>
+      <w:r>
+        <w:rPr>
+          <w:lang w:val="en-US"/>
+        </w:rPr>
+        <w:t xml:space="preserve">    KAFKA_SECURITY_PROTOCOL="$KAFKA_SECURITY_PROTOCOL" \</w:t>
+      </w:r>
+    </w:p>
+    <w:p>
+      <w:pPr>
+        <w:tabs>
+          <w:tab w:val="left" w:pos="2115"/>
+        </w:tabs>
+        <w:ind w:firstLine="708"/>
+        <w:rPr>
+          <w:lang w:val="en-US"/>
+        </w:rPr>
+      </w:pPr>
+      <w:r>
+        <w:rPr>
+          <w:lang w:val="en-US"/>
+        </w:rPr>
+        <w:t xml:space="preserve">    KAFKA_SASL_MECHANISM="$KAFKA_SASL_MECHANISM" \</w:t>
+      </w:r>
+    </w:p>
+    <w:p>
+      <w:pPr>
+        <w:tabs>
+          <w:tab w:val="left" w:pos="2115"/>
+        </w:tabs>
+        <w:ind w:firstLine="708"/>
+        <w:rPr>
+          <w:lang w:val="en-US"/>
+        </w:rPr>
+      </w:pPr>
+      <w:r>
+        <w:rPr>
+          <w:lang w:val="en-US"/>
+        </w:rPr>
+        <w:t xml:space="preserve">    KAFKA_SASL_JAAS_CONFIG=</w:t>
+      </w:r>
+      <w:proofErr w:type="spellStart"/>
+      <w:proofErr w:type="gramStart"/>
+      <w:r>
+        <w:rPr>
+          <w:lang w:val="en-US"/>
+        </w:rPr>
+        <w:t>secretref:kafkajaas</w:t>
+      </w:r>
+      <w:proofErr w:type="spellEnd"/>
+      <w:proofErr w:type="gramEnd"/>
+      <w:r>
+        <w:rPr>
+          <w:lang w:val="en-US"/>
+        </w:rPr>
+        <w:t xml:space="preserve"> \</w:t>
+      </w:r>
+    </w:p>
+    <w:p>
+      <w:pPr>
+        <w:tabs>
+          <w:tab w:val="left" w:pos="2115"/>
+        </w:tabs>
+        <w:ind w:firstLine="708"/>
+        <w:rPr>
+          <w:lang w:val="en-US"/>
+        </w:rPr>
+      </w:pPr>
+      <w:r>
+        <w:rPr>
+          <w:lang w:val="en-US"/>
+        </w:rPr>
+        <w:t xml:space="preserve">    SCHEMA_REGISTRY_URL="$SCHEMA_REGISTRY_URL" \</w:t>
+      </w:r>
+    </w:p>
+    <w:p>
+      <w:pPr>
+        <w:tabs>
+          <w:tab w:val="left" w:pos="2115"/>
+        </w:tabs>
+        <w:ind w:firstLine="708"/>
+        <w:rPr>
+          <w:lang w:val="en-US"/>
+        </w:rPr>
+      </w:pPr>
+      <w:r>
+        <w:rPr>
+          <w:lang w:val="en-US"/>
+        </w:rPr>
+        <w:t xml:space="preserve">    SCHEMA_REGISTRY_AUTH_USER_INFO=</w:t>
+      </w:r>
+      <w:proofErr w:type="spellStart"/>
+      <w:proofErr w:type="gramStart"/>
+      <w:r>
+        <w:rPr>
+          <w:lang w:val="en-US"/>
+        </w:rPr>
+        <w:t>secretref:srauth</w:t>
+      </w:r>
+      <w:proofErr w:type="spellEnd"/>
+      <w:proofErr w:type="gramEnd"/>
+      <w:r>
+        <w:rPr>
+          <w:lang w:val="en-US"/>
+        </w:rPr>
+        <w:t xml:space="preserve"> \</w:t>
+      </w:r>
+    </w:p>
+    <w:p>
+      <w:pPr>
+        <w:tabs>
+          <w:tab w:val="left" w:pos="2115"/>
+        </w:tabs>
+        <w:ind w:firstLine="708"/>
+        <w:rPr>
+          <w:lang w:val="en-US"/>
+        </w:rPr>
+      </w:pPr>
+      <w:r>
+        <w:rPr>
+          <w:lang w:val="en-US"/>
+        </w:rPr>
+        <w:t xml:space="preserve">    ACS_CONNECTION_STRING=</w:t>
+      </w:r>
+      <w:proofErr w:type="spellStart"/>
+      <w:proofErr w:type="gramStart"/>
+      <w:r>
+        <w:rPr>
+          <w:lang w:val="en-US"/>
+        </w:rPr>
+        <w:t>secretref:acsconn</w:t>
+      </w:r>
+      <w:proofErr w:type="spellEnd"/>
+      <w:proofErr w:type="gramEnd"/>
+      <w:r>
+        <w:rPr>
+          <w:lang w:val="en-US"/>
+        </w:rPr>
+        <w:t xml:space="preserve"> \</w:t>
+      </w:r>
+    </w:p>
+    <w:p>
+      <w:pPr>
+        <w:tabs>
+          <w:tab w:val="left" w:pos="2115"/>
+        </w:tabs>
+        <w:ind w:firstLine="708"/>
+        <w:rPr>
+          <w:lang w:val="en-US"/>
+        </w:rPr>
+      </w:pPr>
+      <w:r>
+        <w:rPr>
+          <w:lang w:val="en-US"/>
+        </w:rPr>
+        <w:t xml:space="preserve">    MAIL_FROM="$MAIL_FROM" \</w:t>
+      </w:r>
+    </w:p>
+    <w:p>
+      <w:pPr>
+        <w:tabs>
+          <w:tab w:val="left" w:pos="2115"/>
+        </w:tabs>
+        <w:ind w:firstLine="708"/>
+        <w:rPr>
+          <w:lang w:val="en-US"/>
+        </w:rPr>
+      </w:pPr>
+      <w:r>
+        <w:rPr>
+          <w:lang w:val="en-US"/>
+        </w:rPr>
+        <w:t xml:space="preserve">    MAIL_RATE_LIMIT_TOKENS="$MAIL_RATE_LIMIT_TOKENS" \</w:t>
+      </w:r>
+    </w:p>
+    <w:p>
+      <w:pPr>
+        <w:tabs>
+          <w:tab w:val="left" w:pos="2115"/>
+        </w:tabs>
+        <w:ind w:firstLine="708"/>
+        <w:rPr>
+          <w:lang w:val="en-US"/>
+        </w:rPr>
+      </w:pPr>
+      <w:r>
+        <w:rPr>
+          <w:lang w:val="en-US"/>
+        </w:rPr>
+        <w:t xml:space="preserve">    MAIL_RATE_LIMIT_REFILL_MS="$MAIL_RATE_LIMIT_REFILL_MS" \</w:t>
+      </w:r>
+    </w:p>
+    <w:p>
+      <w:pPr>
+        <w:tabs>
+          <w:tab w:val="left" w:pos="2115"/>
+        </w:tabs>
+        <w:ind w:firstLine="708"/>
+        <w:rPr>
+          <w:lang w:val="en-US"/>
+        </w:rPr>
+      </w:pPr>
+      <w:r>
+        <w:rPr>
+          <w:lang w:val="en-US"/>
+        </w:rPr>
+        <w:t xml:space="preserve">    APP_LOG_LEVEL="$APP_LOG_LEVEL"</w:t>
+      </w:r>
+    </w:p>
+    <w:p>
+      <w:pPr>
+        <w:tabs>
+          <w:tab w:val="left" w:pos="2115"/>
+        </w:tabs>
+        <w:ind w:firstLine="708"/>
+        <w:rPr>
+          <w:lang w:val="en-US"/>
+        </w:rPr>
+      </w:pPr>
+    </w:p>
+    <w:p>
+      <w:pPr>
+        <w:tabs>
+          <w:tab w:val="left" w:pos="2115"/>
+        </w:tabs>
+        <w:ind w:firstLine="708"/>
+        <w:rPr>
+          <w:lang w:val="en-US"/>
+        </w:rPr>
+      </w:pPr>
+      <w:r>
+        <w:rPr>
+          <w:noProof/>
+          <w:lang w:val="en-US"/>
+        </w:rPr>
+        <w:lastRenderedPageBreak/>
+        <w:drawing>
+          <wp:inline distT="0" distB="0" distL="0" distR="0" wp14:anchorId="4382DEBA" wp14:editId="766C8E57">
+            <wp:extent cx="5943600" cy="3521710"/>
+            <wp:effectExtent l="0" t="0" r="0" b="2540"/>
+            <wp:docPr id="848385807" name="Imagen 1"/>
+            <wp:cNvGraphicFramePr>
+              <a:graphicFrameLocks xmlns:a="http://schemas.openxmlformats.org/drawingml/2006/main" noChangeAspect="1"/>
+            </wp:cNvGraphicFramePr>
+            <a:graphic xmlns:a="http://schemas.openxmlformats.org/drawingml/2006/main">
+              <a:graphicData uri="http://schemas.openxmlformats.org/drawingml/2006/picture">
+                <pic:pic xmlns:pic="http://schemas.openxmlformats.org/drawingml/2006/picture">
+                  <pic:nvPicPr>
+                    <pic:cNvPr id="848385807" name=""/>
+                    <pic:cNvPicPr/>
+                  </pic:nvPicPr>
+                  <pic:blipFill>
+                    <a:blip r:embed="rId37"/>
+                    <a:stretch>
+                      <a:fillRect/>
+                    </a:stretch>
+                  </pic:blipFill>
+                  <pic:spPr>
+                    <a:xfrm>
+                      <a:off x="0" y="0"/>
+                      <a:ext cx="5943600" cy="3521710"/>
+                    </a:xfrm>
+                    <a:prstGeom prst="rect">
+                      <a:avLst/>
+                    </a:prstGeom>
+                  </pic:spPr>
+                </pic:pic>
+              </a:graphicData>
+            </a:graphic>
+          </wp:inline>
+        </w:drawing>
+      </w:r>
+    </w:p>
+    <w:p>
+      <w:pPr>
+        <w:tabs>
+          <w:tab w:val="left" w:pos="2115"/>
+        </w:tabs>
+      </w:pPr>
+    </w:p>
+    <w:p>
+      <w:pPr>
+        <w:tabs>
+          <w:tab w:val="left" w:pos="2115"/>
+        </w:tabs>
+        <w:rPr>
+          <w:lang w:val="en-US"/>
+        </w:rPr>
+      </w:pPr>
+      <w:proofErr w:type="spellStart"/>
+      <w:r>
+        <w:rPr>
+          <w:lang w:val="en-US"/>
+        </w:rPr>
+        <w:t>Docuemtn</w:t>
+      </w:r>
+      <w:proofErr w:type="spellEnd"/>
+      <w:r>
+        <w:rPr>
+          <w:lang w:val="en-US"/>
+        </w:rPr>
+        <w:t xml:space="preserve"> </w:t>
+      </w:r>
+    </w:p>
+    <w:p>
+      <w:pPr>
+        <w:tabs>
+          <w:tab w:val="left" w:pos="2115"/>
+        </w:tabs>
+        <w:rPr>
+          <w:lang w:val="en-US"/>
+        </w:rPr>
+      </w:pPr>
+    </w:p>
+    <w:p>
+      <w:pPr>
+        <w:tabs>
+          <w:tab w:val="left" w:pos="2115"/>
+        </w:tabs>
+        <w:rPr>
+          <w:lang w:val="en-US"/>
+        </w:rPr>
+      </w:pPr>
+      <w:proofErr w:type="spellStart"/>
+      <w:r>
+        <w:rPr>
+          <w:lang w:val="en-US"/>
+        </w:rPr>
+        <w:t>az</w:t>
+      </w:r>
+      <w:proofErr w:type="spellEnd"/>
+      <w:r>
+        <w:rPr>
+          <w:lang w:val="en-US"/>
+        </w:rPr>
+        <w:t xml:space="preserve"> </w:t>
+      </w:r>
+      <w:proofErr w:type="spellStart"/>
+      <w:r>
+        <w:rPr>
+          <w:lang w:val="en-US"/>
+        </w:rPr>
+        <w:t>containerapp</w:t>
+      </w:r>
+      <w:proofErr w:type="spellEnd"/>
+      <w:r>
+        <w:rPr>
+          <w:lang w:val="en-US"/>
+        </w:rPr>
+        <w:t xml:space="preserve"> create \</w:t>
+      </w:r>
+    </w:p>
+    <w:p>
+      <w:pPr>
+        <w:tabs>
+          <w:tab w:val="left" w:pos="2115"/>
+        </w:tabs>
+        <w:rPr>
+          <w:lang w:val="en-US"/>
+        </w:rPr>
+      </w:pPr>
+      <w:r>
+        <w:rPr>
+          <w:lang w:val="en-US"/>
+        </w:rPr>
+        <w:t xml:space="preserve">  --resource-group "$RESOURCE_GROUP" \</w:t>
+      </w:r>
+    </w:p>
+    <w:p>
+      <w:pPr>
+        <w:tabs>
+          <w:tab w:val="left" w:pos="2115"/>
+        </w:tabs>
+        <w:rPr>
+          <w:lang w:val="en-US"/>
+        </w:rPr>
+      </w:pPr>
+      <w:r>
+        <w:rPr>
+          <w:lang w:val="en-US"/>
+        </w:rPr>
+        <w:t xml:space="preserve">  --name document-service \</w:t>
+      </w:r>
+    </w:p>
+    <w:p>
+      <w:pPr>
+        <w:tabs>
+          <w:tab w:val="left" w:pos="2115"/>
+        </w:tabs>
+        <w:rPr>
+          <w:lang w:val="en-US"/>
+        </w:rPr>
+      </w:pPr>
+      <w:r>
+        <w:rPr>
+          <w:lang w:val="en-US"/>
+        </w:rPr>
+        <w:t xml:space="preserve">  --environment "$CONTAINERAPPS_ENV" \</w:t>
+      </w:r>
+    </w:p>
+    <w:p>
+      <w:pPr>
+        <w:tabs>
+          <w:tab w:val="left" w:pos="2115"/>
+        </w:tabs>
+        <w:rPr>
+          <w:lang w:val="en-US"/>
+        </w:rPr>
+      </w:pPr>
+      <w:r>
+        <w:rPr>
+          <w:lang w:val="en-US"/>
+        </w:rPr>
+        <w:t xml:space="preserve">  --image "$ACR_NAME.azurecr.io/document-service:1.0" \</w:t>
+      </w:r>
+    </w:p>
+    <w:p>
+      <w:pPr>
+        <w:tabs>
+          <w:tab w:val="left" w:pos="2115"/>
+        </w:tabs>
+        <w:rPr>
+          <w:lang w:val="en-US"/>
+        </w:rPr>
+      </w:pPr>
+      <w:r>
+        <w:rPr>
+          <w:lang w:val="en-US"/>
+        </w:rPr>
+        <w:t xml:space="preserve">  --registry-server "$ACR_NAME.azurecr.io" \</w:t>
+      </w:r>
+    </w:p>
+    <w:p>
+      <w:pPr>
+        <w:tabs>
+          <w:tab w:val="left" w:pos="2115"/>
+        </w:tabs>
+        <w:rPr>
+          <w:lang w:val="en-US"/>
+        </w:rPr>
+      </w:pPr>
+      <w:r>
+        <w:rPr>
+          <w:lang w:val="en-US"/>
+        </w:rPr>
+        <w:t xml:space="preserve">  --</w:t>
+      </w:r>
+      <w:proofErr w:type="spellStart"/>
+      <w:r>
+        <w:rPr>
+          <w:lang w:val="en-US"/>
+        </w:rPr>
+        <w:t>cpu</w:t>
+      </w:r>
+      <w:proofErr w:type="spellEnd"/>
+      <w:r>
+        <w:rPr>
+          <w:lang w:val="en-US"/>
+        </w:rPr>
+        <w:t xml:space="preserve"> 0.5 --memory 1.0Gi \</w:t>
+      </w:r>
+    </w:p>
+    <w:p>
+      <w:pPr>
+        <w:tabs>
+          <w:tab w:val="left" w:pos="2115"/>
+        </w:tabs>
+        <w:rPr>
+          <w:lang w:val="en-US"/>
+        </w:rPr>
+      </w:pPr>
+      <w:r>
+        <w:rPr>
+          <w:lang w:val="en-US"/>
+        </w:rPr>
+        <w:t xml:space="preserve">  --target-port 8181 --ingress external \</w:t>
+      </w:r>
+    </w:p>
+    <w:p>
+      <w:pPr>
+        <w:tabs>
+          <w:tab w:val="left" w:pos="2115"/>
+        </w:tabs>
+        <w:rPr>
+          <w:lang w:val="en-US"/>
+        </w:rPr>
+      </w:pPr>
+      <w:r>
+        <w:rPr>
+          <w:lang w:val="en-US"/>
+        </w:rPr>
+        <w:t xml:space="preserve">  --min-replicas 0 --max-replicas 1 \</w:t>
+      </w:r>
+    </w:p>
+    <w:p>
+      <w:pPr>
+        <w:tabs>
+          <w:tab w:val="left" w:pos="2115"/>
+        </w:tabs>
+        <w:rPr>
+          <w:lang w:val="en-US"/>
+        </w:rPr>
+      </w:pPr>
+      <w:r>
+        <w:rPr>
+          <w:lang w:val="en-US"/>
+        </w:rPr>
+        <w:t xml:space="preserve">  --secrets </w:t>
+      </w:r>
+      <w:proofErr w:type="spellStart"/>
+      <w:r>
+        <w:rPr>
+          <w:lang w:val="en-US"/>
+        </w:rPr>
+        <w:t>pgpass</w:t>
+      </w:r>
+      <w:proofErr w:type="spellEnd"/>
+      <w:r>
+        <w:rPr>
+          <w:lang w:val="en-US"/>
+        </w:rPr>
+        <w:t>="$POSTGRES_PASSWORD" \</w:t>
+      </w:r>
+    </w:p>
+    <w:p>
+      <w:pPr>
+        <w:tabs>
+          <w:tab w:val="left" w:pos="2115"/>
+        </w:tabs>
+        <w:rPr>
+          <w:lang w:val="en-US"/>
+        </w:rPr>
+      </w:pPr>
+      <w:r>
+        <w:rPr>
+          <w:lang w:val="en-US"/>
+        </w:rPr>
+        <w:t xml:space="preserve">            </w:t>
+      </w:r>
+      <w:proofErr w:type="spellStart"/>
+      <w:r>
+        <w:rPr>
+          <w:lang w:val="en-US"/>
+        </w:rPr>
+        <w:t>kafkajaas</w:t>
+      </w:r>
+      <w:proofErr w:type="spellEnd"/>
+      <w:r>
+        <w:rPr>
+          <w:lang w:val="en-US"/>
+        </w:rPr>
+        <w:t>="$KAFKA_SASL_JAAS_CONFIG" \</w:t>
+      </w:r>
+    </w:p>
+    <w:p>
+      <w:pPr>
+        <w:tabs>
+          <w:tab w:val="left" w:pos="2115"/>
+        </w:tabs>
+        <w:rPr>
+          <w:lang w:val="en-US"/>
+        </w:rPr>
+      </w:pPr>
+      <w:r>
+        <w:rPr>
+          <w:lang w:val="en-US"/>
+        </w:rPr>
+        <w:lastRenderedPageBreak/>
+        <w:t xml:space="preserve">            </w:t>
+      </w:r>
+      <w:proofErr w:type="spellStart"/>
+      <w:r>
+        <w:rPr>
+          <w:lang w:val="en-US"/>
+        </w:rPr>
+        <w:t>srauth</w:t>
+      </w:r>
+      <w:proofErr w:type="spellEnd"/>
+      <w:r>
+        <w:rPr>
+          <w:lang w:val="en-US"/>
+        </w:rPr>
+        <w:t>="$SCHEMA_REGISTRY_AUTH_USER_INFO" \</w:t>
+      </w:r>
+    </w:p>
+    <w:p>
+      <w:pPr>
+        <w:tabs>
+          <w:tab w:val="left" w:pos="2115"/>
+        </w:tabs>
+        <w:rPr>
+          <w:lang w:val="en-US"/>
+        </w:rPr>
+      </w:pPr>
+      <w:r>
+        <w:rPr>
+          <w:lang w:val="en-US"/>
+        </w:rPr>
+        <w:t xml:space="preserve">  --env-vars \</w:t>
+      </w:r>
+    </w:p>
+    <w:p>
+      <w:pPr>
+        <w:tabs>
+          <w:tab w:val="left" w:pos="2115"/>
+        </w:tabs>
+        <w:rPr>
+          <w:lang w:val="en-US"/>
+        </w:rPr>
+      </w:pPr>
+      <w:r>
+        <w:rPr>
+          <w:lang w:val="en-US"/>
+        </w:rPr>
+        <w:t xml:space="preserve">    DB_HOST="$DB_HOST" DB_PORT="$DB_PORT" DB_NAME="$DB_NAME" \</w:t>
+      </w:r>
+    </w:p>
+    <w:p>
+      <w:pPr>
+        <w:tabs>
+          <w:tab w:val="left" w:pos="2115"/>
+        </w:tabs>
+        <w:rPr>
+          <w:lang w:val="en-US"/>
+        </w:rPr>
+      </w:pPr>
+      <w:r>
+        <w:rPr>
+          <w:lang w:val="en-US"/>
+        </w:rPr>
+        <w:t xml:space="preserve">    "DB_EXTRA_PARAMS=$DB_EXTRA_PARAMS" \</w:t>
+      </w:r>
+    </w:p>
+    <w:p>
+      <w:pPr>
+        <w:tabs>
+          <w:tab w:val="left" w:pos="2115"/>
+        </w:tabs>
+        <w:rPr>
+          <w:lang w:val="en-US"/>
+        </w:rPr>
+      </w:pPr>
+      <w:r>
+        <w:rPr>
+          <w:lang w:val="en-US"/>
+        </w:rPr>
+        <w:t xml:space="preserve">    POSTGRES_USER="$POSTGRES_USER" POSTGRES_PASSWORD=</w:t>
+      </w:r>
+      <w:proofErr w:type="spellStart"/>
+      <w:proofErr w:type="gramStart"/>
+      <w:r>
+        <w:rPr>
+          <w:lang w:val="en-US"/>
+        </w:rPr>
+        <w:t>secretref:pgpass</w:t>
+      </w:r>
+      <w:proofErr w:type="spellEnd"/>
+      <w:proofErr w:type="gramEnd"/>
+      <w:r>
+        <w:rPr>
+          <w:lang w:val="en-US"/>
+        </w:rPr>
+        <w:t xml:space="preserve"> \</w:t>
+      </w:r>
+    </w:p>
+    <w:p>
+      <w:pPr>
+        <w:tabs>
+          <w:tab w:val="left" w:pos="2115"/>
+        </w:tabs>
+        <w:rPr>
+          <w:lang w:val="en-US"/>
+        </w:rPr>
+      </w:pPr>
+      <w:r>
+        <w:rPr>
+          <w:lang w:val="en-US"/>
+        </w:rPr>
+        <w:t xml:space="preserve">    SQL_INIT_MODE="$SQL_INIT_MODE" \</w:t>
+      </w:r>
+    </w:p>
+    <w:p>
+      <w:pPr>
+        <w:tabs>
+          <w:tab w:val="left" w:pos="2115"/>
+        </w:tabs>
+        <w:rPr>
+          <w:lang w:val="en-US"/>
+        </w:rPr>
+      </w:pPr>
+      <w:r>
+        <w:rPr>
+          <w:lang w:val="en-US"/>
+        </w:rPr>
+        <w:t xml:space="preserve">    KAFKA_BOOTSTRAP_SERVERS="$KAFKA_BOOTSTRAP_SERVERS" \</w:t>
+      </w:r>
+    </w:p>
+    <w:p>
+      <w:pPr>
+        <w:tabs>
+          <w:tab w:val="left" w:pos="2115"/>
+        </w:tabs>
+        <w:rPr>
+          <w:lang w:val="en-US"/>
+        </w:rPr>
+      </w:pPr>
+      <w:r>
+        <w:rPr>
+          <w:lang w:val="en-US"/>
+        </w:rPr>
+        <w:t xml:space="preserve">    KAFKA_SECURITY_PROTOCOL="$KAFKA_SECURITY_PROTOCOL" \</w:t>
+      </w:r>
+    </w:p>
+    <w:p>
+      <w:pPr>
+        <w:tabs>
+          <w:tab w:val="left" w:pos="2115"/>
+        </w:tabs>
+        <w:rPr>
+          <w:lang w:val="en-US"/>
+        </w:rPr>
+      </w:pPr>
+      <w:r>
+        <w:rPr>
+          <w:lang w:val="en-US"/>
+        </w:rPr>
+        <w:t xml:space="preserve">    KAFKA_SASL_MECHANISM="$KAFKA_SASL_MECHANISM" \</w:t>
+      </w:r>
+    </w:p>
+    <w:p>
+      <w:pPr>
+        <w:tabs>
+          <w:tab w:val="left" w:pos="2115"/>
+        </w:tabs>
+        <w:rPr>
+          <w:lang w:val="en-US"/>
+        </w:rPr>
+      </w:pPr>
+      <w:r>
+        <w:rPr>
+          <w:lang w:val="en-US"/>
+        </w:rPr>
+        <w:t xml:space="preserve">    KAFKA_SASL_JAAS_CONFIG=</w:t>
+      </w:r>
+      <w:proofErr w:type="spellStart"/>
+      <w:proofErr w:type="gramStart"/>
+      <w:r>
+        <w:rPr>
+          <w:lang w:val="en-US"/>
+        </w:rPr>
+        <w:t>secretref:kafkajaas</w:t>
+      </w:r>
+      <w:proofErr w:type="spellEnd"/>
+      <w:proofErr w:type="gramEnd"/>
+      <w:r>
+        <w:rPr>
+          <w:lang w:val="en-US"/>
+        </w:rPr>
+        <w:t xml:space="preserve"> \</w:t>
+      </w:r>
+    </w:p>
+    <w:p>
+      <w:pPr>
+        <w:tabs>
+          <w:tab w:val="left" w:pos="2115"/>
+        </w:tabs>
+        <w:rPr>
+          <w:lang w:val="en-US"/>
+        </w:rPr>
+      </w:pPr>
+      <w:r>
+        <w:rPr>
+          <w:lang w:val="en-US"/>
+        </w:rPr>
+        <w:t xml:space="preserve">    SCHEMA_REGISTRY_URL="$SCHEMA_REGISTRY_URL" \</w:t>
+      </w:r>
+    </w:p>
+    <w:p>
+      <w:pPr>
+        <w:tabs>
+          <w:tab w:val="left" w:pos="2115"/>
+        </w:tabs>
+        <w:rPr>
+          <w:lang w:val="en-US"/>
+        </w:rPr>
+      </w:pPr>
+      <w:r>
+        <w:rPr>
+          <w:lang w:val="en-US"/>
+        </w:rPr>
+        <w:t xml:space="preserve">    SCHEMA_REGISTRY_AUTH_USER_INFO=</w:t>
+      </w:r>
+      <w:proofErr w:type="spellStart"/>
+      <w:proofErr w:type="gramStart"/>
+      <w:r>
+        <w:rPr>
+          <w:lang w:val="en-US"/>
+        </w:rPr>
+        <w:t>secretref:srauth</w:t>
+      </w:r>
+      <w:proofErr w:type="spellEnd"/>
+      <w:proofErr w:type="gramEnd"/>
+      <w:r>
+        <w:rPr>
+          <w:lang w:val="en-US"/>
+        </w:rPr>
+        <w:t xml:space="preserve"> \</w:t>
+      </w:r>
+    </w:p>
+    <w:p>
+      <w:pPr>
+        <w:tabs>
+          <w:tab w:val="left" w:pos="2115"/>
+        </w:tabs>
+        <w:rPr>
+          <w:lang w:val="en-US"/>
+        </w:rPr>
+      </w:pPr>
+      <w:r>
+        <w:rPr>
+          <w:lang w:val="en-US"/>
+        </w:rPr>
+        <w:t xml:space="preserve">    APP_LOG_LEVEL="$APP_LOG_LEVEL"</w:t>
+      </w:r>
+    </w:p>
+    <w:p>
+      <w:pPr>
+        <w:tabs>
+          <w:tab w:val="left" w:pos="2115"/>
+        </w:tabs>
+        <w:rPr>
+          <w:lang w:val="en-US"/>
+        </w:rPr>
+      </w:pPr>
+    </w:p>
+    <w:p>
+      <w:pPr>
+        <w:tabs>
+          <w:tab w:val="left" w:pos="2115"/>
+        </w:tabs>
+        <w:rPr>
+          <w:lang w:val="en-US"/>
+        </w:rPr>
+      </w:pPr>
+      <w:r>
+        <w:rPr>
+          <w:noProof/>
+          <w:lang w:val="en-US"/>
+        </w:rPr>
+        <w:drawing>
+          <wp:inline distT="0" distB="0" distL="0" distR="0" wp14:anchorId="414B4A95" wp14:editId="550C4E56">
+            <wp:extent cx="5943600" cy="3329940"/>
+            <wp:effectExtent l="0" t="0" r="0" b="3810"/>
+            <wp:docPr id="1996037182" name="Imagen 1"/>
+            <wp:cNvGraphicFramePr>
+              <a:graphicFrameLocks xmlns:a="http://schemas.openxmlformats.org/drawingml/2006/main" noChangeAspect="1"/>
+            </wp:cNvGraphicFramePr>
+            <a:graphic xmlns:a="http://schemas.openxmlformats.org/drawingml/2006/main">
+              <a:graphicData uri="http://schemas.openxmlformats.org/drawingml/2006/picture">
+                <pic:pic xmlns:pic="http://schemas.openxmlformats.org/drawingml/2006/picture">
+                  <pic:nvPicPr>
+                    <pic:cNvPr id="1996037182" name=""/>
+                    <pic:cNvPicPr/>
+                  </pic:nvPicPr>
+                  <pic:blipFill>
+                    <a:blip r:embed="rId38"/>
+                    <a:stretch>
+                      <a:fillRect/>
+                    </a:stretch>
+                  </pic:blipFill>
+                  <pic:spPr>
+                    <a:xfrm>
+                      <a:off x="0" y="0"/>
+                      <a:ext cx="5943600" cy="3329940"/>
+                    </a:xfrm>
+                    <a:prstGeom prst="rect">
+                      <a:avLst/>
+                    </a:prstGeom>
+                  </pic:spPr>
+                </pic:pic>
+              </a:graphicData>
+            </a:graphic>
+          </wp:inline>
+        </w:drawing>
+      </w:r>
+    </w:p>
+    <w:p>
+      <w:pPr>
+        <w:tabs>
+          <w:tab w:val="left" w:pos="2115"/>
+        </w:tabs>
+        <w:rPr>
+          <w:lang w:val="en-US"/>
+        </w:rPr>
+      </w:pPr>
+      <w:r>
+        <w:rPr>
+          <w:lang w:val="en-US"/>
+        </w:rPr>
+        <w:t>Generator</w:t>
+      </w:r>
+    </w:p>
+    <w:p>
+      <w:pPr>
+        <w:tabs>
+          <w:tab w:val="left" w:pos="2115"/>
+        </w:tabs>
+        <w:rPr>
+          <w:lang w:val="en-US"/>
+        </w:rPr>
+      </w:pPr>
+      <w:proofErr w:type="spellStart"/>
+      <w:r>
+        <w:rPr>
+          <w:lang w:val="en-US"/>
+        </w:rPr>
+        <w:lastRenderedPageBreak/>
+        <w:t>az</w:t>
+      </w:r>
+      <w:proofErr w:type="spellEnd"/>
+      <w:r>
+        <w:rPr>
+          <w:lang w:val="en-US"/>
+        </w:rPr>
+        <w:t xml:space="preserve"> </w:t>
+      </w:r>
+      <w:proofErr w:type="spellStart"/>
+      <w:r>
+        <w:rPr>
+          <w:lang w:val="en-US"/>
+        </w:rPr>
+        <w:t>containerapp</w:t>
+      </w:r>
+      <w:proofErr w:type="spellEnd"/>
+      <w:r>
+        <w:rPr>
+          <w:lang w:val="en-US"/>
+        </w:rPr>
+        <w:t xml:space="preserve"> create \</w:t>
+      </w:r>
+    </w:p>
+    <w:p>
+      <w:pPr>
+        <w:tabs>
+          <w:tab w:val="left" w:pos="2115"/>
+        </w:tabs>
+        <w:rPr>
+          <w:lang w:val="en-US"/>
+        </w:rPr>
+      </w:pPr>
+      <w:r>
+        <w:rPr>
+          <w:lang w:val="en-US"/>
+        </w:rPr>
+        <w:t xml:space="preserve">  --resource-group "$RESOURCE_GROUP" \</w:t>
+      </w:r>
+    </w:p>
+    <w:p>
+      <w:pPr>
+        <w:tabs>
+          <w:tab w:val="left" w:pos="2115"/>
+        </w:tabs>
+        <w:rPr>
+          <w:lang w:val="en-US"/>
+        </w:rPr>
+      </w:pPr>
+      <w:r>
+        <w:rPr>
+          <w:lang w:val="en-US"/>
+        </w:rPr>
+        <w:t xml:space="preserve">  --name generator-service \</w:t>
+      </w:r>
+    </w:p>
+    <w:p>
+      <w:pPr>
+        <w:tabs>
+          <w:tab w:val="left" w:pos="2115"/>
+        </w:tabs>
+        <w:rPr>
+          <w:lang w:val="en-US"/>
+        </w:rPr>
+      </w:pPr>
+      <w:r>
+        <w:rPr>
+          <w:lang w:val="en-US"/>
+        </w:rPr>
+        <w:t xml:space="preserve">  --environment "$CONTAINERAPPS_ENV" \</w:t>
+      </w:r>
+    </w:p>
+    <w:p>
+      <w:pPr>
+        <w:tabs>
+          <w:tab w:val="left" w:pos="2115"/>
+        </w:tabs>
+        <w:rPr>
+          <w:lang w:val="en-US"/>
+        </w:rPr>
+      </w:pPr>
+      <w:r>
+        <w:rPr>
+          <w:lang w:val="en-US"/>
+        </w:rPr>
+        <w:t xml:space="preserve">  --image "$ACR_NAME.azurecr.io/generator-service:1.0" \</w:t>
+      </w:r>
+    </w:p>
+    <w:p>
+      <w:pPr>
+        <w:tabs>
+          <w:tab w:val="left" w:pos="2115"/>
+        </w:tabs>
+        <w:rPr>
+          <w:lang w:val="en-US"/>
+        </w:rPr>
+      </w:pPr>
+      <w:r>
+        <w:rPr>
+          <w:lang w:val="en-US"/>
+        </w:rPr>
+        <w:t xml:space="preserve">  --registry-server "$ACR_NAME.azurecr.io" \</w:t>
+      </w:r>
+    </w:p>
+    <w:p>
+      <w:pPr>
+        <w:tabs>
+          <w:tab w:val="left" w:pos="2115"/>
+        </w:tabs>
+        <w:rPr>
+          <w:lang w:val="en-US"/>
+        </w:rPr>
+      </w:pPr>
+      <w:r>
+        <w:rPr>
+          <w:lang w:val="en-US"/>
+        </w:rPr>
+        <w:t xml:space="preserve">  --</w:t>
+      </w:r>
+      <w:proofErr w:type="spellStart"/>
+      <w:r>
+        <w:rPr>
+          <w:lang w:val="en-US"/>
+        </w:rPr>
+        <w:t>cpu</w:t>
+      </w:r>
+      <w:proofErr w:type="spellEnd"/>
+      <w:r>
+        <w:rPr>
+          <w:lang w:val="en-US"/>
+        </w:rPr>
+        <w:t xml:space="preserve"> 0.5 --memory 1.0Gi \</w:t>
+      </w:r>
+    </w:p>
+    <w:p>
+      <w:pPr>
+        <w:tabs>
+          <w:tab w:val="left" w:pos="2115"/>
+        </w:tabs>
+        <w:rPr>
+          <w:lang w:val="en-US"/>
+        </w:rPr>
+      </w:pPr>
+      <w:r>
+        <w:rPr>
+          <w:lang w:val="en-US"/>
+        </w:rPr>
+        <w:t xml:space="preserve">  --target-port 8182 --ingress internal \</w:t>
+      </w:r>
+    </w:p>
+    <w:p>
+      <w:pPr>
+        <w:tabs>
+          <w:tab w:val="left" w:pos="2115"/>
+        </w:tabs>
+        <w:rPr>
+          <w:lang w:val="en-US"/>
+        </w:rPr>
+      </w:pPr>
+      <w:r>
+        <w:rPr>
+          <w:lang w:val="en-US"/>
+        </w:rPr>
+        <w:t xml:space="preserve">  --min-replicas 0 --max-replicas 1 \</w:t>
+      </w:r>
+    </w:p>
+    <w:p>
+      <w:pPr>
+        <w:tabs>
+          <w:tab w:val="left" w:pos="2115"/>
+        </w:tabs>
+        <w:rPr>
+          <w:lang w:val="en-US"/>
+        </w:rPr>
+      </w:pPr>
+      <w:r>
+        <w:rPr>
+          <w:lang w:val="en-US"/>
+        </w:rPr>
+        <w:t xml:space="preserve">  --secrets </w:t>
+      </w:r>
+      <w:proofErr w:type="spellStart"/>
+      <w:r>
+        <w:rPr>
+          <w:lang w:val="en-US"/>
+        </w:rPr>
+        <w:t>pgpass</w:t>
+      </w:r>
+      <w:proofErr w:type="spellEnd"/>
+      <w:r>
+        <w:rPr>
+          <w:lang w:val="en-US"/>
+        </w:rPr>
+        <w:t>="$POSTGRES_PASSWORD" \</w:t>
+      </w:r>
+    </w:p>
+    <w:p>
+      <w:pPr>
+        <w:tabs>
+          <w:tab w:val="left" w:pos="2115"/>
+        </w:tabs>
+        <w:rPr>
+          <w:lang w:val="en-US"/>
+        </w:rPr>
+      </w:pPr>
+      <w:r>
+        <w:rPr>
+          <w:lang w:val="en-US"/>
+        </w:rPr>
+        <w:t xml:space="preserve">            </w:t>
+      </w:r>
+      <w:proofErr w:type="spellStart"/>
+      <w:r>
+        <w:rPr>
+          <w:lang w:val="en-US"/>
+        </w:rPr>
+        <w:t>kafkajaas</w:t>
+      </w:r>
+      <w:proofErr w:type="spellEnd"/>
+      <w:r>
+        <w:rPr>
+          <w:lang w:val="en-US"/>
+        </w:rPr>
+        <w:t>="$KAFKA_SASL_JAAS_CONFIG" \</w:t>
+      </w:r>
+    </w:p>
+    <w:p>
+      <w:pPr>
+        <w:tabs>
+          <w:tab w:val="left" w:pos="2115"/>
+        </w:tabs>
+        <w:rPr>
+          <w:lang w:val="en-US"/>
+        </w:rPr>
+      </w:pPr>
+      <w:r>
+        <w:rPr>
+          <w:lang w:val="en-US"/>
+        </w:rPr>
+        <w:t xml:space="preserve">            </w:t>
+      </w:r>
+      <w:proofErr w:type="spellStart"/>
+      <w:r>
+        <w:rPr>
+          <w:lang w:val="en-US"/>
+        </w:rPr>
+        <w:t>srauth</w:t>
+      </w:r>
+      <w:proofErr w:type="spellEnd"/>
+      <w:r>
+        <w:rPr>
+          <w:lang w:val="en-US"/>
+        </w:rPr>
+        <w:t>="$SCHEMA_REGISTRY_AUTH_USER_INFO" \</w:t>
+      </w:r>
+    </w:p>
+    <w:p>
+      <w:pPr>
+        <w:tabs>
+          <w:tab w:val="left" w:pos="2115"/>
+        </w:tabs>
+        <w:rPr>
+          <w:lang w:val="en-US"/>
+        </w:rPr>
+      </w:pPr>
+      <w:r>
+        <w:rPr>
+          <w:lang w:val="en-US"/>
+        </w:rPr>
+        <w:t xml:space="preserve">  --env-vars \</w:t>
+      </w:r>
+    </w:p>
+    <w:p>
+      <w:pPr>
+        <w:tabs>
+          <w:tab w:val="left" w:pos="2115"/>
+        </w:tabs>
+        <w:rPr>
+          <w:lang w:val="en-US"/>
+        </w:rPr>
+      </w:pPr>
+      <w:r>
+        <w:rPr>
+          <w:lang w:val="en-US"/>
+        </w:rPr>
+        <w:t xml:space="preserve">    DB_HOST="$DB_HOST" DB_PORT="$DB_PORT" DB_NAME="$DB_NAME" \</w:t>
+      </w:r>
+    </w:p>
+    <w:p>
+      <w:pPr>
+        <w:tabs>
+          <w:tab w:val="left" w:pos="2115"/>
+        </w:tabs>
+        <w:rPr>
+          <w:lang w:val="en-US"/>
+        </w:rPr>
+      </w:pPr>
+      <w:r>
+        <w:rPr>
+          <w:lang w:val="en-US"/>
+        </w:rPr>
+        <w:t xml:space="preserve">    "DB_EXTRA_PARAMS=$DB_EXTRA_PARAMS" \</w:t>
+      </w:r>
+    </w:p>
+    <w:p>
+      <w:pPr>
+        <w:tabs>
+          <w:tab w:val="left" w:pos="2115"/>
+        </w:tabs>
+        <w:rPr>
+          <w:lang w:val="en-US"/>
+        </w:rPr>
+      </w:pPr>
+      <w:r>
+        <w:rPr>
+          <w:lang w:val="en-US"/>
+        </w:rPr>
+        <w:t xml:space="preserve">    POSTGRES_USER="$POSTGRES_USER" POSTGRES_PASSWORD=</w:t>
+      </w:r>
+      <w:proofErr w:type="spellStart"/>
+      <w:proofErr w:type="gramStart"/>
+      <w:r>
+        <w:rPr>
+          <w:lang w:val="en-US"/>
+        </w:rPr>
+        <w:t>secretref:pgpass</w:t>
+      </w:r>
+      <w:proofErr w:type="spellEnd"/>
+      <w:proofErr w:type="gramEnd"/>
+      <w:r>
+        <w:rPr>
+          <w:lang w:val="en-US"/>
+        </w:rPr>
+        <w:t xml:space="preserve"> \</w:t>
+      </w:r>
+    </w:p>
+    <w:p>
+      <w:pPr>
+        <w:tabs>
+          <w:tab w:val="left" w:pos="2115"/>
+        </w:tabs>
+        <w:rPr>
+          <w:lang w:val="en-US"/>
+        </w:rPr>
+      </w:pPr>
+      <w:r>
+        <w:rPr>
+          <w:lang w:val="en-US"/>
+        </w:rPr>
+        <w:t xml:space="preserve">    SQL_INIT_MODE="$SQL_INIT_MODE" \</w:t>
+      </w:r>
+    </w:p>
+    <w:p>
+      <w:pPr>
+        <w:tabs>
+          <w:tab w:val="left" w:pos="2115"/>
+        </w:tabs>
+        <w:rPr>
+          <w:lang w:val="en-US"/>
+        </w:rPr>
+      </w:pPr>
+      <w:r>
+        <w:rPr>
+          <w:lang w:val="en-US"/>
+        </w:rPr>
+        <w:t xml:space="preserve">    KAFKA_BOOTSTRAP_SERVERS="$KAFKA_BOOTSTRAP_SERVERS" \</w:t>
+      </w:r>
+    </w:p>
+    <w:p>
+      <w:pPr>
+        <w:tabs>
+          <w:tab w:val="left" w:pos="2115"/>
+        </w:tabs>
+        <w:rPr>
+          <w:lang w:val="en-US"/>
+        </w:rPr>
+      </w:pPr>
+      <w:r>
+        <w:rPr>
+          <w:lang w:val="en-US"/>
+        </w:rPr>
+        <w:t xml:space="preserve">    KAFKA_SECURITY_PROTOCOL="$KAFKA_SECURITY_PROTOCOL" \</w:t>
+      </w:r>
+    </w:p>
+    <w:p>
+      <w:pPr>
+        <w:tabs>
+          <w:tab w:val="left" w:pos="2115"/>
+        </w:tabs>
+        <w:rPr>
+          <w:lang w:val="en-US"/>
+        </w:rPr>
+      </w:pPr>
+      <w:r>
+        <w:rPr>
+          <w:lang w:val="en-US"/>
+        </w:rPr>
+        <w:t xml:space="preserve">    KAFKA_SASL_MECHANISM="$KAFKA_SASL_MECHANISM" \</w:t>
+      </w:r>
+    </w:p>
+    <w:p>
+      <w:pPr>
+        <w:tabs>
+          <w:tab w:val="left" w:pos="2115"/>
+        </w:tabs>
+        <w:rPr>
+          <w:lang w:val="en-US"/>
+        </w:rPr>
+      </w:pPr>
+      <w:r>
+        <w:rPr>
+          <w:lang w:val="en-US"/>
+        </w:rPr>
+        <w:t xml:space="preserve">    KAFKA_SASL_JAAS_CONFIG=</w:t>
+      </w:r>
+      <w:proofErr w:type="spellStart"/>
+      <w:proofErr w:type="gramStart"/>
+      <w:r>
+        <w:rPr>
+          <w:lang w:val="en-US"/>
+        </w:rPr>
+        <w:t>secretref:kafkajaas</w:t>
+      </w:r>
+      <w:proofErr w:type="spellEnd"/>
+      <w:proofErr w:type="gramEnd"/>
+      <w:r>
+        <w:rPr>
+          <w:lang w:val="en-US"/>
+        </w:rPr>
+        <w:t xml:space="preserve"> \</w:t>
+      </w:r>
+    </w:p>
+    <w:p>
+      <w:pPr>
+        <w:tabs>
+          <w:tab w:val="left" w:pos="2115"/>
+        </w:tabs>
+        <w:rPr>
+          <w:lang w:val="en-US"/>
+        </w:rPr>
+      </w:pPr>
+      <w:r>
+        <w:rPr>
+          <w:lang w:val="en-US"/>
+        </w:rPr>
+        <w:t xml:space="preserve">    SCHEMA_REGISTRY_URL="$SCHEMA_REGISTRY_URL" \</w:t>
+      </w:r>
+    </w:p>
+    <w:p>
+      <w:pPr>
+        <w:tabs>
+          <w:tab w:val="left" w:pos="2115"/>
+        </w:tabs>
+        <w:rPr>
+          <w:lang w:val="en-US"/>
+        </w:rPr>
+      </w:pPr>
+      <w:r>
+        <w:rPr>
+          <w:lang w:val="en-US"/>
+        </w:rPr>
+        <w:t xml:space="preserve">    SCHEMA_REGISTRY_AUTH_USER_INFO=</w:t>
+      </w:r>
+      <w:proofErr w:type="spellStart"/>
+      <w:proofErr w:type="gramStart"/>
+      <w:r>
+        <w:rPr>
+          <w:lang w:val="en-US"/>
+        </w:rPr>
+        <w:t>secretref:srauth</w:t>
+      </w:r>
+      <w:proofErr w:type="spellEnd"/>
+      <w:proofErr w:type="gramEnd"/>
+      <w:r>
+        <w:rPr>
+          <w:lang w:val="en-US"/>
+        </w:rPr>
+        <w:t xml:space="preserve"> \</w:t>
+      </w:r>
+    </w:p>
+    <w:p>
+      <w:pPr>
+        <w:tabs>
+          <w:tab w:val="left" w:pos="2115"/>
+        </w:tabs>
+        <w:rPr>
+          <w:lang w:val="en-US"/>
+        </w:rPr>
+      </w:pPr>
+      <w:r>
+        <w:rPr>
+          <w:lang w:val="en-US"/>
+        </w:rPr>
+        <w:t xml:space="preserve">    APP_LOG_LEVEL="$APP_LOG_LEVEL"</w:t>
+      </w:r>
+    </w:p>
+    <w:p>
+      <w:pPr>
+        <w:tabs>
+          <w:tab w:val="left" w:pos="2115"/>
+        </w:tabs>
+        <w:rPr>
+          <w:lang w:val="en-US"/>
+        </w:rPr>
+      </w:pPr>
+    </w:p>
+    <w:p>
+      <w:pPr>
+        <w:tabs>
+          <w:tab w:val="left" w:pos="2115"/>
+        </w:tabs>
+        <w:rPr>
+          <w:lang w:val="en-US"/>
+        </w:rPr>
+      </w:pPr>
+      <w:r>
+        <w:rPr>
+          <w:noProof/>
+          <w:lang w:val="en-US"/>
+        </w:rPr>
+        <w:lastRenderedPageBreak/>
+        <w:drawing>
+          <wp:inline distT="0" distB="0" distL="0" distR="0" wp14:anchorId="406A6D69" wp14:editId="4DF41DD3">
+            <wp:extent cx="5429721" cy="2122354"/>
+            <wp:effectExtent l="0" t="0" r="0" b="0"/>
+            <wp:docPr id="422463346" name="Imagen 1"/>
+            <wp:cNvGraphicFramePr>
+              <a:graphicFrameLocks xmlns:a="http://schemas.openxmlformats.org/drawingml/2006/main" noChangeAspect="1"/>
+            </wp:cNvGraphicFramePr>
+            <a:graphic xmlns:a="http://schemas.openxmlformats.org/drawingml/2006/main">
+              <a:graphicData uri="http://schemas.openxmlformats.org/drawingml/2006/picture">
+                <pic:pic xmlns:pic="http://schemas.openxmlformats.org/drawingml/2006/picture">
+                  <pic:nvPicPr>
+                    <pic:cNvPr id="422463346" name=""/>
+                    <pic:cNvPicPr/>
+                  </pic:nvPicPr>
+                  <pic:blipFill>
+                    <a:blip r:embed="rId39"/>
+                    <a:stretch>
+                      <a:fillRect/>
+                    </a:stretch>
+                  </pic:blipFill>
+                  <pic:spPr>
+                    <a:xfrm>
+                      <a:off x="0" y="0"/>
+                      <a:ext cx="5429721" cy="2122354"/>
+                    </a:xfrm>
+                    <a:prstGeom prst="rect">
+                      <a:avLst/>
+                    </a:prstGeom>
+                  </pic:spPr>
+                </pic:pic>
+              </a:graphicData>
+            </a:graphic>
+          </wp:inline>
+        </w:drawing>
+      </w:r>
+    </w:p>
+    <w:p>
+      <w:pPr>
+        <w:tabs>
+          <w:tab w:val="left" w:pos="2115"/>
+        </w:tabs>
+        <w:rPr>
+          <w:lang w:val="en-US"/>
+        </w:rPr>
+      </w:pPr>
+    </w:p>
+    <w:p>
+      <w:pPr>
+        <w:tabs>
+          <w:tab w:val="left" w:pos="2115"/>
+        </w:tabs>
+        <w:rPr>
+          <w:b/>
+          <w:bCs/>
+        </w:rPr>
+      </w:pPr>
+      <w:r>
+        <w:rPr>
+          <w:b/>
+          <w:bCs/>
+        </w:rPr>
+        <w:t>Verificar que todo funciona</w:t>
+      </w:r>
+    </w:p>
+    <w:p>
+      <w:pPr>
+        <w:tabs>
+          <w:tab w:val="left" w:pos="2115"/>
+        </w:tabs>
+        <w:rPr>
+          <w:lang w:val="en-US"/>
+        </w:rPr>
+      </w:pPr>
+      <w:r>
+        <w:rPr>
+          <w:noProof/>
+          <w:lang w:val="en-US"/>
+        </w:rPr>
+        <w:drawing>
+          <wp:inline distT="0" distB="0" distL="0" distR="0" wp14:anchorId="7B8EE9EE" wp14:editId="48441FA2">
+            <wp:extent cx="5943600" cy="452120"/>
+            <wp:effectExtent l="0" t="0" r="0" b="5080"/>
+            <wp:docPr id="257212334" name="Imagen 1"/>
+            <wp:cNvGraphicFramePr>
+              <a:graphicFrameLocks xmlns:a="http://schemas.openxmlformats.org/drawingml/2006/main" noChangeAspect="1"/>
+            </wp:cNvGraphicFramePr>
+            <a:graphic xmlns:a="http://schemas.openxmlformats.org/drawingml/2006/main">
+              <a:graphicData uri="http://schemas.openxmlformats.org/drawingml/2006/picture">
+                <pic:pic xmlns:pic="http://schemas.openxmlformats.org/drawingml/2006/picture">
+                  <pic:nvPicPr>
+                    <pic:cNvPr id="257212334" name=""/>
+                    <pic:cNvPicPr/>
+                  </pic:nvPicPr>
+                  <pic:blipFill>
+                    <a:blip r:embed="rId40"/>
+                    <a:stretch>
+                      <a:fillRect/>
+                    </a:stretch>
+                  </pic:blipFill>
+                  <pic:spPr>
+                    <a:xfrm>
+                      <a:off x="0" y="0"/>
+                      <a:ext cx="5943600" cy="452120"/>
+                    </a:xfrm>
+                    <a:prstGeom prst="rect">
+                      <a:avLst/>
+                    </a:prstGeom>
+                  </pic:spPr>
+                </pic:pic>
+              </a:graphicData>
+            </a:graphic>
+          </wp:inline>
+        </w:drawing>
+      </w:r>
+    </w:p>
+    <w:p>
+      <w:pPr>
+        <w:tabs>
+          <w:tab w:val="left" w:pos="2115"/>
+        </w:tabs>
+        <w:rPr>
+          <w:lang w:val="en-US"/>
+        </w:rPr>
+      </w:pPr>
+    </w:p>
+    <w:p>
+      <w:pPr>
+        <w:tabs>
+          <w:tab w:val="left" w:pos="2115"/>
+        </w:tabs>
+      </w:pPr>
+      <w:proofErr w:type="spellStart"/>
+      <w:r>
+        <w:t>Commando</w:t>
+      </w:r>
+      <w:proofErr w:type="spellEnd"/>
+      <w:r>
+        <w:t xml:space="preserve"> para ver logs </w:t>
+      </w:r>
+    </w:p>
+    <w:p>
+      <w:pPr>
+        <w:tabs>
+          <w:tab w:val="left" w:pos="2115"/>
+        </w:tabs>
+      </w:pPr>
+      <w:proofErr w:type="spellStart"/>
+      <w:r>
+        <w:t>az</w:t>
+      </w:r>
+      <w:proofErr w:type="spellEnd"/>
+      <w:r>
+        <w:t xml:space="preserve"> </w:t>
+      </w:r>
+      <w:proofErr w:type="spellStart"/>
+      <w:r>
+        <w:t>containerapp</w:t>
+      </w:r>
+      <w:proofErr w:type="spellEnd"/>
+      <w:r>
+        <w:t xml:space="preserve"> logs </w:t>
+      </w:r>
+      <w:proofErr w:type="gramStart"/>
+      <w:r>
+        <w:t>show</w:t>
+      </w:r>
+      <w:proofErr w:type="gramEnd"/>
+      <w:r>
+        <w:t xml:space="preserve"> \</w:t>
+      </w:r>
+    </w:p>
+    <w:p>
+      <w:pPr>
+        <w:tabs>
+          <w:tab w:val="left" w:pos="2115"/>
+        </w:tabs>
+        <w:rPr>
+          <w:lang w:val="en-US"/>
+        </w:rPr>
+      </w:pPr>
+      <w:r>
+        <w:t xml:space="preserve">  </w:t>
+      </w:r>
+      <w:r>
+        <w:rPr>
+          <w:lang w:val="en-US"/>
+        </w:rPr>
+        <w:t>--name document-service \</w:t>
+      </w:r>
+    </w:p>
+    <w:p>
+      <w:pPr>
+        <w:tabs>
+          <w:tab w:val="left" w:pos="2115"/>
+        </w:tabs>
+        <w:rPr>
+          <w:lang w:val="en-US"/>
+        </w:rPr>
+      </w:pPr>
+      <w:r>
+        <w:rPr>
+          <w:lang w:val="en-US"/>
+        </w:rPr>
+        <w:t xml:space="preserve">  --resource-group </w:t>
+      </w:r>
+      <w:proofErr w:type="spellStart"/>
+      <w:r>
+        <w:rPr>
+          <w:lang w:val="en-US"/>
+        </w:rPr>
+        <w:t>dns</w:t>
+      </w:r>
+      <w:proofErr w:type="spellEnd"/>
+      <w:r>
+        <w:rPr>
+          <w:lang w:val="en-US"/>
+        </w:rPr>
+        <w:t>-student-</w:t>
+      </w:r>
+      <w:proofErr w:type="spellStart"/>
+      <w:r>
+        <w:rPr>
+          <w:lang w:val="en-US"/>
+        </w:rPr>
+        <w:t>rg</w:t>
+      </w:r>
+      <w:proofErr w:type="spellEnd"/>
+      <w:r>
+        <w:rPr>
+          <w:lang w:val="en-US"/>
+        </w:rPr>
+        <w:t xml:space="preserve"> \</w:t>
+      </w:r>
+    </w:p>
+    <w:p>
+      <w:pPr>
+        <w:tabs>
+          <w:tab w:val="left" w:pos="2115"/>
+        </w:tabs>
+        <w:rPr>
+          <w:lang w:val="en-US"/>
+        </w:rPr>
+      </w:pPr>
+      <w:r>
+        <w:rPr>
+          <w:lang w:val="en-US"/>
+        </w:rPr>
+        <w:t xml:space="preserve">  --type system \</w:t>
+      </w:r>
+    </w:p>
+    <w:p>
+      <w:pPr>
+        <w:tabs>
+          <w:tab w:val="left" w:pos="2115"/>
+        </w:tabs>
+        <w:rPr>
+          <w:lang w:val="en-US"/>
+        </w:rPr>
+      </w:pPr>
+      <w:r>
+        <w:rPr>
+          <w:lang w:val="en-US"/>
+        </w:rPr>
+        <w:t xml:space="preserve">  --tail 50</w:t>
+      </w:r>
+    </w:p>
+    <w:p>
+      <w:pPr>
+        <w:tabs>
+          <w:tab w:val="left" w:pos="2115"/>
+        </w:tabs>
+        <w:rPr>
+          <w:lang w:val="en-US"/>
+        </w:rPr>
+      </w:pPr>
+    </w:p>
+    <w:p>
+      <w:pPr>
+        <w:tabs>
+          <w:tab w:val="left" w:pos="2115"/>
+        </w:tabs>
+        <w:rPr>
+          <w:lang w:val="en-US"/>
+        </w:rPr>
+      </w:pPr>
+      <w:proofErr w:type="spellStart"/>
+      <w:r>
+        <w:rPr>
+          <w:lang w:val="en-US"/>
+        </w:rPr>
+        <w:t>az</w:t>
+      </w:r>
+      <w:proofErr w:type="spellEnd"/>
+      <w:r>
+        <w:rPr>
+          <w:lang w:val="en-US"/>
+        </w:rPr>
+        <w:t xml:space="preserve"> </w:t>
+      </w:r>
+      <w:proofErr w:type="spellStart"/>
+      <w:r>
+        <w:rPr>
+          <w:lang w:val="en-US"/>
+        </w:rPr>
+        <w:t>containerapp</w:t>
+      </w:r>
+      <w:proofErr w:type="spellEnd"/>
+      <w:r>
+        <w:rPr>
+          <w:lang w:val="en-US"/>
+        </w:rPr>
+        <w:t xml:space="preserve"> logs show   --name document-service   --resource-group </w:t>
+      </w:r>
+      <w:proofErr w:type="spellStart"/>
+      <w:r>
+        <w:rPr>
+          <w:lang w:val="en-US"/>
+        </w:rPr>
+        <w:t>dns</w:t>
+      </w:r>
+      <w:proofErr w:type="spellEnd"/>
+      <w:r>
+        <w:rPr>
+          <w:lang w:val="en-US"/>
+        </w:rPr>
+        <w:t>-student-</w:t>
+      </w:r>
+      <w:proofErr w:type="spellStart"/>
+      <w:r>
+        <w:rPr>
+          <w:lang w:val="en-US"/>
+        </w:rPr>
+        <w:t>rg</w:t>
+      </w:r>
+      <w:proofErr w:type="spellEnd"/>
+      <w:r>
+        <w:rPr>
+          <w:lang w:val="en-US"/>
+        </w:rPr>
+        <w:t xml:space="preserve">   --type console   --tail</w:t>
+      </w:r>
+    </w:p>
+    <w:p>
+      <w:pPr>
+        <w:tabs>
+          <w:tab w:val="left" w:pos="2115"/>
+        </w:tabs>
+        <w:rPr>
+          <w:lang w:val="en-US"/>
+        </w:rPr>
+      </w:pPr>
+      <w:r>
+        <w:rPr>
+          <w:lang w:val="en-US"/>
+        </w:rPr>
+        <w:t>50</w:t>
+      </w:r>
+    </w:p>
+    <w:p>
+      <w:pPr>
+        <w:tabs>
+          <w:tab w:val="left" w:pos="2115"/>
+        </w:tabs>
+        <w:rPr>
+          <w:lang w:val="en-US"/>
+        </w:rPr>
+      </w:pPr>
+    </w:p>
+    <w:p>
+      <w:pPr>
+        <w:tabs>
+          <w:tab w:val="left" w:pos="2115"/>
+        </w:tabs>
+        <w:rPr>
+          <w:lang w:val="en-US"/>
+        </w:rPr>
+      </w:pPr>
+      <w:proofErr w:type="spellStart"/>
+      <w:r>
+        <w:rPr>
+          <w:lang w:val="en-US"/>
+        </w:rPr>
+        <w:t>Validacion</w:t>
+      </w:r>
+      <w:proofErr w:type="spellEnd"/>
+      <w:r>
+        <w:rPr>
+          <w:lang w:val="en-US"/>
+        </w:rPr>
+        <w:t xml:space="preserve"> de </w:t>
+      </w:r>
+      <w:proofErr w:type="spellStart"/>
+      <w:r>
+        <w:rPr>
+          <w:lang w:val="en-US"/>
+        </w:rPr>
+        <w:t>errores</w:t>
+      </w:r>
+      <w:proofErr w:type="spellEnd"/>
+      <w:r>
+        <w:rPr>
+          <w:lang w:val="en-US"/>
+        </w:rPr>
+        <w:t xml:space="preserve"> </w:t>
+      </w:r>
+    </w:p>
+    <w:p>
+      <w:pPr>
+        <w:tabs>
+          <w:tab w:val="left" w:pos="2115"/>
+        </w:tabs>
+        <w:rPr>
+          <w:lang w:val="en-US"/>
+        </w:rPr>
+      </w:pPr>
+      <w:r>
+        <w:rPr>
+          <w:noProof/>
+          <w:lang w:val="en-US"/>
+        </w:rPr>
+        <w:lastRenderedPageBreak/>
+        <w:drawing>
+          <wp:inline distT="0" distB="0" distL="0" distR="0" wp14:anchorId="05A4217F" wp14:editId="7B32D125">
+            <wp:extent cx="5943600" cy="1932305"/>
+            <wp:effectExtent l="0" t="0" r="0" b="0"/>
+            <wp:docPr id="1140849222" name="Imagen 1"/>
+            <wp:cNvGraphicFramePr>
+              <a:graphicFrameLocks xmlns:a="http://schemas.openxmlformats.org/drawingml/2006/main" noChangeAspect="1"/>
+            </wp:cNvGraphicFramePr>
+            <a:graphic xmlns:a="http://schemas.openxmlformats.org/drawingml/2006/main">
+              <a:graphicData uri="http://schemas.openxmlformats.org/drawingml/2006/picture">
+                <pic:pic xmlns:pic="http://schemas.openxmlformats.org/drawingml/2006/picture">
+                  <pic:nvPicPr>
+                    <pic:cNvPr id="1140849222" name=""/>
+                    <pic:cNvPicPr/>
+                  </pic:nvPicPr>
+                  <pic:blipFill>
+                    <a:blip r:embed="rId41"/>
+                    <a:stretch>
+                      <a:fillRect/>
+                    </a:stretch>
+                  </pic:blipFill>
+                  <pic:spPr>
+                    <a:xfrm>
+                      <a:off x="0" y="0"/>
+                      <a:ext cx="5943600" cy="1932305"/>
+                    </a:xfrm>
+                    <a:prstGeom prst="rect">
+                      <a:avLst/>
+                    </a:prstGeom>
+                  </pic:spPr>
+                </pic:pic>
+              </a:graphicData>
+            </a:graphic>
+          </wp:inline>
+        </w:drawing>
+      </w:r>
+    </w:p>
+    <w:p>
+      <w:pPr>
+        <w:tabs>
+          <w:tab w:val="left" w:pos="2115"/>
+        </w:tabs>
+        <w:rPr>
+          <w:lang w:val="en-US"/>
+        </w:rPr>
+      </w:pPr>
+    </w:p>
+    <w:p>
+      <w:pPr>
+        <w:tabs>
+          <w:tab w:val="left" w:pos="2115"/>
+        </w:tabs>
+        <w:rPr>
+          <w:lang w:val="en-US"/>
+        </w:rPr>
+      </w:pPr>
+      <w:r>
+        <w:rPr>
+          <w:lang w:val="en-US"/>
+        </w:rPr>
+        <w:t xml:space="preserve">Cuando se </w:t>
+      </w:r>
+      <w:proofErr w:type="spellStart"/>
+      <w:r>
+        <w:rPr>
+          <w:lang w:val="en-US"/>
+        </w:rPr>
+        <w:t>corrigen</w:t>
+      </w:r>
+      <w:proofErr w:type="spellEnd"/>
+      <w:r>
+        <w:rPr>
+          <w:lang w:val="en-US"/>
+        </w:rPr>
+        <w:t xml:space="preserve"> se </w:t>
+      </w:r>
+      <w:proofErr w:type="spellStart"/>
+      <w:r>
+        <w:rPr>
+          <w:lang w:val="en-US"/>
+        </w:rPr>
+        <w:t>hace</w:t>
+      </w:r>
+      <w:proofErr w:type="spellEnd"/>
+      <w:r>
+        <w:rPr>
+          <w:lang w:val="en-US"/>
+        </w:rPr>
+        <w:t xml:space="preserve"> un health check </w:t>
+      </w:r>
+      <w:r>
+        <w:rPr>
+          <w:lang w:val="en-US"/>
+        </w:rPr>
+        <w:br/>
+      </w:r>
+      <w:proofErr w:type="spellStart"/>
+      <w:r>
+        <w:rPr>
+          <w:lang w:val="en-US"/>
+        </w:rPr>
+        <w:t>az</w:t>
+      </w:r>
+      <w:proofErr w:type="spellEnd"/>
+      <w:r>
+        <w:rPr>
+          <w:lang w:val="en-US"/>
+        </w:rPr>
+        <w:t xml:space="preserve"> </w:t>
+      </w:r>
+      <w:proofErr w:type="spellStart"/>
+      <w:r>
+        <w:rPr>
+          <w:lang w:val="en-US"/>
+        </w:rPr>
+        <w:t>containerapp</w:t>
+      </w:r>
+      <w:proofErr w:type="spellEnd"/>
+      <w:r>
+        <w:rPr>
+          <w:lang w:val="en-US"/>
+        </w:rPr>
+        <w:t xml:space="preserve"> show -g </w:t>
+      </w:r>
+      <w:proofErr w:type="spellStart"/>
+      <w:r>
+        <w:rPr>
+          <w:lang w:val="en-US"/>
+        </w:rPr>
+        <w:t>dns</w:t>
+      </w:r>
+      <w:proofErr w:type="spellEnd"/>
+      <w:r>
+        <w:rPr>
+          <w:lang w:val="en-US"/>
+        </w:rPr>
+        <w:t>-student-</w:t>
+      </w:r>
+      <w:proofErr w:type="spellStart"/>
+      <w:r>
+        <w:rPr>
+          <w:lang w:val="en-US"/>
+        </w:rPr>
+        <w:t>rg</w:t>
+      </w:r>
+      <w:proofErr w:type="spellEnd"/>
+      <w:r>
+        <w:rPr>
+          <w:lang w:val="en-US"/>
+        </w:rPr>
+        <w:t xml:space="preserve"> -n document-service \</w:t>
+      </w:r>
+    </w:p>
+    <w:p>
+      <w:pPr>
+        <w:tabs>
+          <w:tab w:val="left" w:pos="2115"/>
+        </w:tabs>
+        <w:rPr>
+          <w:lang w:val="en-US"/>
+        </w:rPr>
+      </w:pPr>
+      <w:r>
+        <w:rPr>
+          <w:lang w:val="en-US"/>
+        </w:rPr>
+        <w:t xml:space="preserve">  --query </w:t>
+      </w:r>
+      <w:proofErr w:type="spellStart"/>
+      <w:proofErr w:type="gramStart"/>
+      <w:r>
+        <w:rPr>
+          <w:lang w:val="en-US"/>
+        </w:rPr>
+        <w:t>properties.configuration</w:t>
+      </w:r>
+      <w:proofErr w:type="gramEnd"/>
+      <w:r>
+        <w:rPr>
+          <w:lang w:val="en-US"/>
+        </w:rPr>
+        <w:t>.</w:t>
+      </w:r>
+      <w:proofErr w:type="gramStart"/>
+      <w:r>
+        <w:rPr>
+          <w:lang w:val="en-US"/>
+        </w:rPr>
+        <w:t>ingress.fqdn</w:t>
+      </w:r>
+      <w:proofErr w:type="spellEnd"/>
+      <w:proofErr w:type="gramEnd"/>
+      <w:r>
+        <w:rPr>
+          <w:lang w:val="en-US"/>
+        </w:rPr>
+        <w:t xml:space="preserve"> -o </w:t>
+      </w:r>
+      <w:proofErr w:type="spellStart"/>
+      <w:r>
+        <w:rPr>
+          <w:lang w:val="en-US"/>
+        </w:rPr>
+        <w:t>tsv</w:t>
+      </w:r>
+      <w:proofErr w:type="spellEnd"/>
+    </w:p>
+    <w:p>
+      <w:pPr>
+        <w:tabs>
+          <w:tab w:val="left" w:pos="2115"/>
+        </w:tabs>
+        <w:rPr>
+          <w:lang w:val="en-US"/>
+        </w:rPr>
+      </w:pPr>
+    </w:p>
+    <w:p>
+      <w:pPr>
+        <w:tabs>
+          <w:tab w:val="left" w:pos="2115"/>
+        </w:tabs>
+        <w:rPr>
+          <w:lang w:val="en-US"/>
+        </w:rPr>
+      </w:pPr>
+    </w:p>
+    <w:p>
+      <w:pPr>
+        <w:tabs>
+          <w:tab w:val="left" w:pos="2115"/>
+        </w:tabs>
+        <w:rPr>
+          <w:lang w:val="en-US"/>
+        </w:rPr>
+      </w:pPr>
+      <w:r>
+        <w:rPr>
+          <w:lang w:val="en-US"/>
+        </w:rPr>
+        <w:t xml:space="preserve">Curl </w:t>
+      </w:r>
+      <w:r>
+        <w:rPr>
+          <w:lang w:val="en-US"/>
+        </w:rPr>
+        <w:t>https://&lt;fqdn-que-te-dio-el-comando-anterior&gt;/actuator/health</w:t>
+      </w:r>
+    </w:p>
+    <w:p>
+      <w:pPr>
+        <w:tabs>
+          <w:tab w:val="left" w:pos="2115"/>
+        </w:tabs>
+        <w:rPr>
+          <w:lang w:val="en-US"/>
+        </w:rPr>
+      </w:pPr>
+    </w:p>
+    <w:p>
+      <w:pPr>
+        <w:tabs>
+          <w:tab w:val="left" w:pos="2115"/>
+        </w:tabs>
+        <w:rPr>
+          <w:lang w:val="en-US"/>
+        </w:rPr>
+      </w:pPr>
+      <w:r>
+        <w:rPr>
+          <w:lang w:val="en-US"/>
+        </w:rPr>
+        <w:drawing>
+          <wp:inline distT="0" distB="0" distL="0" distR="0" wp14:anchorId="088EBE25" wp14:editId="44999E92">
+            <wp:extent cx="5943600" cy="501650"/>
+            <wp:effectExtent l="0" t="0" r="0" b="0"/>
+            <wp:docPr id="1516973662" name="Imagen 1"/>
+            <wp:cNvGraphicFramePr>
+              <a:graphicFrameLocks xmlns:a="http://schemas.openxmlformats.org/drawingml/2006/main" noChangeAspect="1"/>
+            </wp:cNvGraphicFramePr>
+            <a:graphic xmlns:a="http://schemas.openxmlformats.org/drawingml/2006/main">
+              <a:graphicData uri="http://schemas.openxmlformats.org/drawingml/2006/picture">
+                <pic:pic xmlns:pic="http://schemas.openxmlformats.org/drawingml/2006/picture">
+                  <pic:nvPicPr>
+                    <pic:cNvPr id="1516973662" name=""/>
+                    <pic:cNvPicPr/>
+                  </pic:nvPicPr>
+                  <pic:blipFill>
+                    <a:blip r:embed="rId42"/>
+                    <a:stretch>
+                      <a:fillRect/>
+                    </a:stretch>
+                  </pic:blipFill>
+                  <pic:spPr>
+                    <a:xfrm>
+                      <a:off x="0" y="0"/>
+                      <a:ext cx="5943600" cy="501650"/>
+                    </a:xfrm>
+                    <a:prstGeom prst="rect">
+                      <a:avLst/>
+                    </a:prstGeom>
+                  </pic:spPr>
+                </pic:pic>
+              </a:graphicData>
+            </a:graphic>
+          </wp:inline>
+        </w:drawing>
+      </w:r>
+    </w:p>
+    <w:p>
+      <w:pPr>
+        <w:tabs>
+          <w:tab w:val="left" w:pos="2115"/>
+        </w:tabs>
+        <w:rPr>
+          <w:lang w:val="en-US"/>
+        </w:rPr>
+      </w:pPr>
+    </w:p>
+    <w:p>
+      <w:pPr>
+        <w:tabs>
+          <w:tab w:val="left" w:pos="2115"/>
+        </w:tabs>
         <w:rPr>
           <w:lang w:val="en-US"/>
         </w:rPr>
@@ -5050,11 +7921,23 @@
       <w:r>
         <w:t xml:space="preserve">  de </w:t>
       </w:r>
-      <w:proofErr w:type="spellStart"/>
-      <w:r>
-        <w:t>docker</w:t>
-      </w:r>
-      <w:proofErr w:type="spellEnd"/>
+      <w:r>
+        <w:t>Docker</w:t>
+      </w:r>
+    </w:p>
+    <w:p>
+      <w:pPr>
+        <w:tabs>
+          <w:tab w:val="left" w:pos="2115"/>
+        </w:tabs>
+      </w:pPr>
+    </w:p>
+    <w:p>
+      <w:pPr>
+        <w:tabs>
+          <w:tab w:val="left" w:pos="2115"/>
+        </w:tabs>
+      </w:pPr>
     </w:p>
     <w:p>
       <w:pPr>
@@ -5064,6 +7947,9 @@
         <w:ind w:left="2115" w:hanging="2115"/>
       </w:pPr>
       <w:r>
+        <w:rPr>
+          <w:noProof/>
+        </w:rPr>
         <w:lastRenderedPageBreak/>
         <w:drawing>
           <wp:inline distT="0" distB="0" distL="0" distR="0" wp14:anchorId="33EF4BB1" wp14:editId="2DC227BA">
@@ -5081,7 +7967,7 @@
                     <pic:cNvPicPr/>
                   </pic:nvPicPr>
                   <pic:blipFill>
-                    <a:blip r:embed="rId33"/>
+                    <a:blip r:embed="rId43"/>
                     <a:stretch>
                       <a:fillRect/>
                     </a:stretch>
@@ -5109,6 +7995,1035 @@
         </w:tabs>
       </w:pPr>
     </w:p>
+    <w:p>
+      <w:pPr>
+        <w:tabs>
+          <w:tab w:val="left" w:pos="2115"/>
+        </w:tabs>
+        <w:rPr>
+          <w:lang w:val="en-US"/>
+        </w:rPr>
+      </w:pPr>
+      <w:r>
+        <w:t>Recursos creados</w:t>
+      </w:r>
+    </w:p>
+    <w:p>
+      <w:pPr>
+        <w:tabs>
+          <w:tab w:val="left" w:pos="2115"/>
+        </w:tabs>
+        <w:rPr>
+          <w:lang w:val="en-US"/>
+        </w:rPr>
+      </w:pPr>
+      <w:r>
+        <w:drawing>
+          <wp:inline distT="0" distB="0" distL="0" distR="0" wp14:anchorId="4E6B461F" wp14:editId="48709CB6">
+            <wp:extent cx="5943600" cy="3138170"/>
+            <wp:effectExtent l="0" t="0" r="0" b="5080"/>
+            <wp:docPr id="832027921" name="Imagen 1"/>
+            <wp:cNvGraphicFramePr>
+              <a:graphicFrameLocks xmlns:a="http://schemas.openxmlformats.org/drawingml/2006/main" noChangeAspect="1"/>
+            </wp:cNvGraphicFramePr>
+            <a:graphic xmlns:a="http://schemas.openxmlformats.org/drawingml/2006/main">
+              <a:graphicData uri="http://schemas.openxmlformats.org/drawingml/2006/picture">
+                <pic:pic xmlns:pic="http://schemas.openxmlformats.org/drawingml/2006/picture">
+                  <pic:nvPicPr>
+                    <pic:cNvPr id="832027921" name=""/>
+                    <pic:cNvPicPr/>
+                  </pic:nvPicPr>
+                  <pic:blipFill>
+                    <a:blip r:embed="rId44"/>
+                    <a:stretch>
+                      <a:fillRect/>
+                    </a:stretch>
+                  </pic:blipFill>
+                  <pic:spPr>
+                    <a:xfrm>
+                      <a:off x="0" y="0"/>
+                      <a:ext cx="5943600" cy="3138170"/>
+                    </a:xfrm>
+                    <a:prstGeom prst="rect">
+                      <a:avLst/>
+                    </a:prstGeom>
+                  </pic:spPr>
+                </pic:pic>
+              </a:graphicData>
+            </a:graphic>
+          </wp:inline>
+        </w:drawing>
+      </w:r>
+    </w:p>
+    <w:p>
+      <w:pPr>
+        <w:tabs>
+          <w:tab w:val="left" w:pos="2115"/>
+        </w:tabs>
+        <w:rPr>
+          <w:lang w:val="en-US"/>
+        </w:rPr>
+      </w:pPr>
+    </w:p>
+    <w:p>
+      <w:pPr>
+        <w:tabs>
+          <w:tab w:val="left" w:pos="2115"/>
+        </w:tabs>
+        <w:rPr>
+          <w:lang w:val="en-US"/>
+        </w:rPr>
+      </w:pPr>
+      <w:proofErr w:type="spellStart"/>
+      <w:r>
+        <w:rPr>
+          <w:lang w:val="en-US"/>
+        </w:rPr>
+        <w:t>Pruebas</w:t>
+      </w:r>
+      <w:proofErr w:type="spellEnd"/>
+      <w:r>
+        <w:rPr>
+          <w:lang w:val="en-US"/>
+        </w:rPr>
+        <w:t xml:space="preserve"> </w:t>
+      </w:r>
+    </w:p>
+    <w:p>
+      <w:pPr>
+        <w:tabs>
+          <w:tab w:val="left" w:pos="2115"/>
+        </w:tabs>
+        <w:rPr>
+          <w:lang w:val="en-US"/>
+        </w:rPr>
+      </w:pPr>
+      <w:r>
+        <w:rPr>
+          <w:lang w:val="en-US"/>
+        </w:rPr>
+        <w:t>curl --request POST \</w:t>
+      </w:r>
+    </w:p>
+    <w:p>
+      <w:pPr>
+        <w:tabs>
+          <w:tab w:val="left" w:pos="2115"/>
+        </w:tabs>
+        <w:rPr>
+          <w:lang w:val="en-US"/>
+        </w:rPr>
+      </w:pPr>
+      <w:r>
+        <w:rPr>
+          <w:lang w:val="en-US"/>
+        </w:rPr>
+        <w:t xml:space="preserve">  --</w:t>
+      </w:r>
+      <w:proofErr w:type="spellStart"/>
+      <w:r>
+        <w:rPr>
+          <w:lang w:val="en-US"/>
+        </w:rPr>
+        <w:t>url</w:t>
+      </w:r>
+      <w:proofErr w:type="spellEnd"/>
+      <w:r>
+        <w:rPr>
+          <w:lang w:val="en-US"/>
+        </w:rPr>
+        <w:t xml:space="preserve"> https://document-service.kindcoast-fa2a82d8.eastus.azurecontainerapps.io/documents \</w:t>
+      </w:r>
+    </w:p>
+    <w:p>
+      <w:pPr>
+        <w:tabs>
+          <w:tab w:val="left" w:pos="2115"/>
+        </w:tabs>
+        <w:rPr>
+          <w:lang w:val="en-US"/>
+        </w:rPr>
+      </w:pPr>
+      <w:r>
+        <w:rPr>
+          <w:lang w:val="en-US"/>
+        </w:rPr>
+        <w:lastRenderedPageBreak/>
+        <w:t xml:space="preserve">  --header 'Content-Type: application/</w:t>
+      </w:r>
+      <w:proofErr w:type="spellStart"/>
+      <w:r>
+        <w:rPr>
+          <w:lang w:val="en-US"/>
+        </w:rPr>
+        <w:t>json</w:t>
+      </w:r>
+      <w:proofErr w:type="spellEnd"/>
+      <w:r>
+        <w:rPr>
+          <w:lang w:val="en-US"/>
+        </w:rPr>
+        <w:t>' \</w:t>
+      </w:r>
+    </w:p>
+    <w:p>
+      <w:pPr>
+        <w:tabs>
+          <w:tab w:val="left" w:pos="2115"/>
+        </w:tabs>
+        <w:rPr>
+          <w:lang w:val="en-US"/>
+        </w:rPr>
+      </w:pPr>
+      <w:r>
+        <w:rPr>
+          <w:lang w:val="en-US"/>
+        </w:rPr>
+        <w:t xml:space="preserve">  --</w:t>
+      </w:r>
+      <w:proofErr w:type="gramStart"/>
+      <w:r>
+        <w:rPr>
+          <w:lang w:val="en-US"/>
+        </w:rPr>
+        <w:t>data '{</w:t>
+      </w:r>
+      <w:proofErr w:type="gramEnd"/>
+    </w:p>
+    <w:p>
+      <w:pPr>
+        <w:tabs>
+          <w:tab w:val="left" w:pos="2115"/>
+        </w:tabs>
+        <w:rPr>
+          <w:lang w:val="en-US"/>
+        </w:rPr>
+      </w:pPr>
+      <w:r>
+        <w:rPr>
+          <w:lang w:val="en-US"/>
+        </w:rPr>
+        <w:t xml:space="preserve">  "</w:t>
+      </w:r>
+      <w:proofErr w:type="spellStart"/>
+      <w:r>
+        <w:rPr>
+          <w:lang w:val="en-US"/>
+        </w:rPr>
+        <w:t>customerId</w:t>
+      </w:r>
+      <w:proofErr w:type="spellEnd"/>
+      <w:r>
+        <w:rPr>
+          <w:lang w:val="en-US"/>
+        </w:rPr>
+        <w:t>": "d215b5f8-0249-4dc5-89a3-51fd148cfb56",</w:t>
+      </w:r>
+    </w:p>
+    <w:p>
+      <w:pPr>
+        <w:tabs>
+          <w:tab w:val="left" w:pos="2115"/>
+        </w:tabs>
+      </w:pPr>
+      <w:r>
+        <w:rPr>
+          <w:lang w:val="en-US"/>
+        </w:rPr>
+        <w:t xml:space="preserve">  </w:t>
+      </w:r>
+      <w:r>
+        <w:t>"</w:t>
+      </w:r>
+      <w:proofErr w:type="spellStart"/>
+      <w:r>
+        <w:t>labels</w:t>
+      </w:r>
+      <w:proofErr w:type="spellEnd"/>
+      <w:r>
+        <w:t>": [</w:t>
+      </w:r>
+    </w:p>
+    <w:p>
+      <w:pPr>
+        <w:tabs>
+          <w:tab w:val="left" w:pos="2115"/>
+        </w:tabs>
+      </w:pPr>
+      <w:r>
+        <w:t xml:space="preserve">    {</w:t>
+      </w:r>
+    </w:p>
+    <w:p>
+      <w:pPr>
+        <w:tabs>
+          <w:tab w:val="left" w:pos="2115"/>
+        </w:tabs>
+      </w:pPr>
+      <w:r>
+        <w:t xml:space="preserve">      "</w:t>
+      </w:r>
+      <w:proofErr w:type="spellStart"/>
+      <w:r>
+        <w:t>itemId</w:t>
+      </w:r>
+      <w:proofErr w:type="spellEnd"/>
+      <w:r>
+        <w:t>": "123e4567-e89b-12d3-a456-426614174001",</w:t>
+      </w:r>
+    </w:p>
+    <w:p>
+      <w:pPr>
+        <w:tabs>
+          <w:tab w:val="left" w:pos="2115"/>
+        </w:tabs>
+        <w:rPr>
+          <w:lang w:val="en-US"/>
+        </w:rPr>
+      </w:pPr>
+      <w:r>
+        <w:t xml:space="preserve">      </w:t>
+      </w:r>
+      <w:r>
+        <w:rPr>
+          <w:lang w:val="en-US"/>
+        </w:rPr>
+        <w:t>"amount": 1500.00,</w:t>
+      </w:r>
+    </w:p>
+    <w:p>
+      <w:pPr>
+        <w:tabs>
+          <w:tab w:val="left" w:pos="2115"/>
+        </w:tabs>
+        <w:rPr>
+          <w:lang w:val="en-US"/>
+        </w:rPr>
+      </w:pPr>
+      <w:r>
+        <w:rPr>
+          <w:lang w:val="en-US"/>
+        </w:rPr>
+        <w:t xml:space="preserve">      "</w:t>
+      </w:r>
+      <w:proofErr w:type="spellStart"/>
+      <w:r>
+        <w:rPr>
+          <w:lang w:val="en-US"/>
+        </w:rPr>
+        <w:t>lateInterest</w:t>
+      </w:r>
+      <w:proofErr w:type="spellEnd"/>
+      <w:r>
+        <w:rPr>
+          <w:lang w:val="en-US"/>
+        </w:rPr>
+        <w:t>": 45.00,</w:t>
+      </w:r>
+    </w:p>
+    <w:p>
+      <w:pPr>
+        <w:tabs>
+          <w:tab w:val="left" w:pos="2115"/>
+        </w:tabs>
+        <w:rPr>
+          <w:lang w:val="en-US"/>
+        </w:rPr>
+      </w:pPr>
+      <w:r>
+        <w:rPr>
+          <w:lang w:val="en-US"/>
+        </w:rPr>
+        <w:t xml:space="preserve">      "</w:t>
+      </w:r>
+      <w:proofErr w:type="spellStart"/>
+      <w:r>
+        <w:rPr>
+          <w:lang w:val="en-US"/>
+        </w:rPr>
+        <w:t>regularInterest</w:t>
+      </w:r>
+      <w:proofErr w:type="spellEnd"/>
+      <w:r>
+        <w:rPr>
+          <w:lang w:val="en-US"/>
+        </w:rPr>
+        <w:t>": 30.00,</w:t>
+      </w:r>
+    </w:p>
+    <w:p>
+      <w:pPr>
+        <w:tabs>
+          <w:tab w:val="left" w:pos="2115"/>
+        </w:tabs>
+        <w:rPr>
+          <w:lang w:val="en-US"/>
+        </w:rPr>
+      </w:pPr>
+      <w:r>
+        <w:rPr>
+          <w:lang w:val="en-US"/>
+        </w:rPr>
+        <w:t xml:space="preserve">      "</w:t>
+      </w:r>
+      <w:proofErr w:type="spellStart"/>
+      <w:r>
+        <w:rPr>
+          <w:lang w:val="en-US"/>
+        </w:rPr>
+        <w:t>subTotal</w:t>
+      </w:r>
+      <w:proofErr w:type="spellEnd"/>
+      <w:r>
+        <w:rPr>
+          <w:lang w:val="en-US"/>
+        </w:rPr>
+        <w:t>": 1575.00</w:t>
+      </w:r>
+    </w:p>
+    <w:p>
+      <w:pPr>
+        <w:tabs>
+          <w:tab w:val="left" w:pos="2115"/>
+        </w:tabs>
+        <w:rPr>
+          <w:lang w:val="en-US"/>
+        </w:rPr>
+      </w:pPr>
+      <w:r>
+        <w:rPr>
+          <w:lang w:val="en-US"/>
+        </w:rPr>
+        <w:t xml:space="preserve">    },</w:t>
+      </w:r>
+    </w:p>
+    <w:p>
+      <w:pPr>
+        <w:tabs>
+          <w:tab w:val="left" w:pos="2115"/>
+        </w:tabs>
+        <w:rPr>
+          <w:lang w:val="en-US"/>
+        </w:rPr>
+      </w:pPr>
+      <w:r>
+        <w:rPr>
+          <w:lang w:val="en-US"/>
+        </w:rPr>
+        <w:t xml:space="preserve">    {</w:t>
+      </w:r>
+    </w:p>
+    <w:p>
+      <w:pPr>
+        <w:tabs>
+          <w:tab w:val="left" w:pos="2115"/>
+        </w:tabs>
+        <w:rPr>
+          <w:lang w:val="en-US"/>
+        </w:rPr>
+      </w:pPr>
+      <w:r>
+        <w:rPr>
+          <w:lang w:val="en-US"/>
+        </w:rPr>
+        <w:t xml:space="preserve">      "</w:t>
+      </w:r>
+      <w:proofErr w:type="spellStart"/>
+      <w:r>
+        <w:rPr>
+          <w:lang w:val="en-US"/>
+        </w:rPr>
+        <w:t>itemId</w:t>
+      </w:r>
+      <w:proofErr w:type="spellEnd"/>
+      <w:r>
+        <w:rPr>
+          <w:lang w:val="en-US"/>
+        </w:rPr>
+        <w:t>": "123e4567-e89b-12d3-a456-426614174002",</w:t>
+      </w:r>
+    </w:p>
+    <w:p>
+      <w:pPr>
+        <w:tabs>
+          <w:tab w:val="left" w:pos="2115"/>
+        </w:tabs>
+        <w:rPr>
+          <w:lang w:val="en-US"/>
+        </w:rPr>
+      </w:pPr>
+      <w:r>
+        <w:rPr>
+          <w:lang w:val="en-US"/>
+        </w:rPr>
+        <w:t xml:space="preserve">      "amount": 850.50,</w:t>
+      </w:r>
+    </w:p>
+    <w:p>
+      <w:pPr>
+        <w:tabs>
+          <w:tab w:val="left" w:pos="2115"/>
+        </w:tabs>
+        <w:rPr>
+          <w:lang w:val="en-US"/>
+        </w:rPr>
+      </w:pPr>
+      <w:r>
+        <w:rPr>
+          <w:lang w:val="en-US"/>
+        </w:rPr>
+        <w:t xml:space="preserve">      "</w:t>
+      </w:r>
+      <w:proofErr w:type="spellStart"/>
+      <w:r>
+        <w:rPr>
+          <w:lang w:val="en-US"/>
+        </w:rPr>
+        <w:t>lateInterest</w:t>
+      </w:r>
+      <w:proofErr w:type="spellEnd"/>
+      <w:r>
+        <w:rPr>
+          <w:lang w:val="en-US"/>
+        </w:rPr>
+        <w:t>": 25.50,</w:t>
+      </w:r>
+    </w:p>
+    <w:p>
+      <w:pPr>
+        <w:tabs>
+          <w:tab w:val="left" w:pos="2115"/>
+        </w:tabs>
+        <w:rPr>
+          <w:lang w:val="en-US"/>
+        </w:rPr>
+      </w:pPr>
+      <w:r>
+        <w:rPr>
+          <w:lang w:val="en-US"/>
+        </w:rPr>
+        <w:t xml:space="preserve">      "</w:t>
+      </w:r>
+      <w:proofErr w:type="spellStart"/>
+      <w:r>
+        <w:rPr>
+          <w:lang w:val="en-US"/>
+        </w:rPr>
+        <w:t>regularInterest</w:t>
+      </w:r>
+      <w:proofErr w:type="spellEnd"/>
+      <w:r>
+        <w:rPr>
+          <w:lang w:val="en-US"/>
+        </w:rPr>
+        <w:t>": 17.00,</w:t>
+      </w:r>
+    </w:p>
+    <w:p>
+      <w:pPr>
+        <w:tabs>
+          <w:tab w:val="left" w:pos="2115"/>
+        </w:tabs>
+        <w:rPr>
+          <w:lang w:val="en-US"/>
+        </w:rPr>
+      </w:pPr>
+      <w:r>
+        <w:rPr>
+          <w:lang w:val="en-US"/>
+        </w:rPr>
+        <w:t xml:space="preserve">      "</w:t>
+      </w:r>
+      <w:proofErr w:type="spellStart"/>
+      <w:r>
+        <w:rPr>
+          <w:lang w:val="en-US"/>
+        </w:rPr>
+        <w:t>subTotal</w:t>
+      </w:r>
+      <w:proofErr w:type="spellEnd"/>
+      <w:r>
+        <w:rPr>
+          <w:lang w:val="en-US"/>
+        </w:rPr>
+        <w:t>": 893.00</w:t>
+      </w:r>
+    </w:p>
+    <w:p>
+      <w:pPr>
+        <w:tabs>
+          <w:tab w:val="left" w:pos="2115"/>
+        </w:tabs>
+        <w:rPr>
+          <w:lang w:val="en-US"/>
+        </w:rPr>
+      </w:pPr>
+      <w:r>
+        <w:rPr>
+          <w:lang w:val="en-US"/>
+        </w:rPr>
+        <w:t xml:space="preserve">    }</w:t>
+      </w:r>
+    </w:p>
+    <w:p>
+      <w:pPr>
+        <w:tabs>
+          <w:tab w:val="left" w:pos="2115"/>
+        </w:tabs>
+        <w:rPr>
+          <w:lang w:val="en-US"/>
+        </w:rPr>
+      </w:pPr>
+      <w:r>
+        <w:rPr>
+          <w:lang w:val="en-US"/>
+        </w:rPr>
+        <w:t xml:space="preserve">  ],</w:t>
+      </w:r>
+    </w:p>
+    <w:p>
+      <w:pPr>
+        <w:tabs>
+          <w:tab w:val="left" w:pos="2115"/>
+        </w:tabs>
+        <w:rPr>
+          <w:lang w:val="en-US"/>
+        </w:rPr>
+      </w:pPr>
+      <w:r>
+        <w:rPr>
+          <w:lang w:val="en-US"/>
+        </w:rPr>
+        <w:t xml:space="preserve">  "</w:t>
+      </w:r>
+      <w:proofErr w:type="spellStart"/>
+      <w:r>
+        <w:rPr>
+          <w:lang w:val="en-US"/>
+        </w:rPr>
+        <w:t>documentInformation</w:t>
+      </w:r>
+      <w:proofErr w:type="spellEnd"/>
+      <w:proofErr w:type="gramStart"/>
+      <w:r>
+        <w:rPr>
+          <w:lang w:val="en-US"/>
+        </w:rPr>
+        <w:t>": {</w:t>
+      </w:r>
+      <w:proofErr w:type="gramEnd"/>
+    </w:p>
+    <w:p>
+      <w:pPr>
+        <w:tabs>
+          <w:tab w:val="left" w:pos="2115"/>
+        </w:tabs>
+        <w:rPr>
+          <w:lang w:val="en-US"/>
+        </w:rPr>
+      </w:pPr>
+      <w:r>
+        <w:rPr>
+          <w:lang w:val="en-US"/>
+        </w:rPr>
+        <w:t xml:space="preserve">    "address</w:t>
+      </w:r>
+      <w:proofErr w:type="gramStart"/>
+      <w:r>
+        <w:rPr>
+          <w:lang w:val="en-US"/>
+        </w:rPr>
+        <w:t>": {</w:t>
+      </w:r>
+      <w:proofErr w:type="gramEnd"/>
+    </w:p>
+    <w:p>
+      <w:pPr>
+        <w:tabs>
+          <w:tab w:val="left" w:pos="2115"/>
+        </w:tabs>
+        <w:rPr>
+          <w:lang w:val="en-US"/>
+        </w:rPr>
+      </w:pPr>
+      <w:r>
+        <w:rPr>
+          <w:lang w:val="en-US"/>
+        </w:rPr>
+        <w:t xml:space="preserve">      "</w:t>
+      </w:r>
+      <w:proofErr w:type="spellStart"/>
+      <w:r>
+        <w:rPr>
+          <w:lang w:val="en-US"/>
+        </w:rPr>
+        <w:t>postalCode</w:t>
+      </w:r>
+      <w:proofErr w:type="spellEnd"/>
+      <w:r>
+        <w:rPr>
+          <w:lang w:val="en-US"/>
+        </w:rPr>
+        <w:t>": "10001",</w:t>
+      </w:r>
+    </w:p>
+    <w:p>
+      <w:pPr>
+        <w:tabs>
+          <w:tab w:val="left" w:pos="2115"/>
+        </w:tabs>
+        <w:rPr>
+          <w:lang w:val="en-US"/>
+        </w:rPr>
+      </w:pPr>
+      <w:r>
+        <w:rPr>
+          <w:lang w:val="en-US"/>
+        </w:rPr>
+        <w:t xml:space="preserve">      "</w:t>
+      </w:r>
+      <w:proofErr w:type="gramStart"/>
+      <w:r>
+        <w:rPr>
+          <w:lang w:val="en-US"/>
+        </w:rPr>
+        <w:t>street": "</w:t>
+      </w:r>
+      <w:proofErr w:type="gramEnd"/>
+      <w:r>
+        <w:rPr>
+          <w:lang w:val="en-US"/>
+        </w:rPr>
+        <w:t>123 Main Street",</w:t>
+      </w:r>
+    </w:p>
+    <w:p>
+      <w:pPr>
+        <w:tabs>
+          <w:tab w:val="left" w:pos="2115"/>
+        </w:tabs>
+        <w:rPr>
+          <w:lang w:val="en-US"/>
+        </w:rPr>
+      </w:pPr>
+      <w:r>
+        <w:rPr>
+          <w:lang w:val="en-US"/>
+        </w:rPr>
+        <w:t xml:space="preserve">      "city": "New York",</w:t>
+      </w:r>
+    </w:p>
+    <w:p>
+      <w:pPr>
+        <w:tabs>
+          <w:tab w:val="left" w:pos="2115"/>
+        </w:tabs>
+        <w:rPr>
+          <w:lang w:val="en-US"/>
+        </w:rPr>
+      </w:pPr>
+      <w:r>
+        <w:rPr>
+          <w:lang w:val="en-US"/>
+        </w:rPr>
+        <w:t xml:space="preserve">      "state": "NY",</w:t>
+      </w:r>
+    </w:p>
+    <w:p>
+      <w:pPr>
+        <w:tabs>
+          <w:tab w:val="left" w:pos="2115"/>
+        </w:tabs>
+        <w:rPr>
+          <w:lang w:val="en-US"/>
+        </w:rPr>
+      </w:pPr>
+      <w:r>
+        <w:rPr>
+          <w:lang w:val="en-US"/>
+        </w:rPr>
+        <w:t xml:space="preserve">      "</w:t>
+      </w:r>
+      <w:proofErr w:type="spellStart"/>
+      <w:r>
+        <w:rPr>
+          <w:lang w:val="en-US"/>
+        </w:rPr>
+        <w:t>zipCode</w:t>
+      </w:r>
+      <w:proofErr w:type="spellEnd"/>
+      <w:r>
+        <w:rPr>
+          <w:lang w:val="en-US"/>
+        </w:rPr>
+        <w:t>": "10001",</w:t>
+      </w:r>
+    </w:p>
+    <w:p>
+      <w:pPr>
+        <w:tabs>
+          <w:tab w:val="left" w:pos="2115"/>
+        </w:tabs>
+        <w:rPr>
+          <w:lang w:val="en-US"/>
+        </w:rPr>
+      </w:pPr>
+      <w:r>
+        <w:rPr>
+          <w:lang w:val="en-US"/>
+        </w:rPr>
+        <w:lastRenderedPageBreak/>
+        <w:t xml:space="preserve">      "country": "USA"</w:t>
+      </w:r>
+    </w:p>
+    <w:p>
+      <w:pPr>
+        <w:tabs>
+          <w:tab w:val="left" w:pos="2115"/>
+        </w:tabs>
+        <w:rPr>
+          <w:lang w:val="en-US"/>
+        </w:rPr>
+      </w:pPr>
+      <w:r>
+        <w:rPr>
+          <w:lang w:val="en-US"/>
+        </w:rPr>
+        <w:t xml:space="preserve">    },</w:t>
+      </w:r>
+    </w:p>
+    <w:p>
+      <w:pPr>
+        <w:tabs>
+          <w:tab w:val="left" w:pos="2115"/>
+        </w:tabs>
+        <w:rPr>
+          <w:lang w:val="en-US"/>
+        </w:rPr>
+      </w:pPr>
+      <w:r>
+        <w:rPr>
+          <w:lang w:val="en-US"/>
+        </w:rPr>
+        <w:t xml:space="preserve">    "</w:t>
+      </w:r>
+      <w:proofErr w:type="spellStart"/>
+      <w:r>
+        <w:rPr>
+          <w:lang w:val="en-US"/>
+        </w:rPr>
+        <w:t>periodStartDate</w:t>
+      </w:r>
+      <w:proofErr w:type="spellEnd"/>
+      <w:r>
+        <w:rPr>
+          <w:lang w:val="en-US"/>
+        </w:rPr>
+        <w:t>": "2026-01-01",</w:t>
+      </w:r>
+    </w:p>
+    <w:p>
+      <w:pPr>
+        <w:tabs>
+          <w:tab w:val="left" w:pos="2115"/>
+        </w:tabs>
+        <w:rPr>
+          <w:lang w:val="en-US"/>
+        </w:rPr>
+      </w:pPr>
+      <w:r>
+        <w:rPr>
+          <w:lang w:val="en-US"/>
+        </w:rPr>
+        <w:t xml:space="preserve">    "</w:t>
+      </w:r>
+      <w:proofErr w:type="spellStart"/>
+      <w:r>
+        <w:rPr>
+          <w:lang w:val="en-US"/>
+        </w:rPr>
+        <w:t>periodEndDate</w:t>
+      </w:r>
+      <w:proofErr w:type="spellEnd"/>
+      <w:r>
+        <w:rPr>
+          <w:lang w:val="en-US"/>
+        </w:rPr>
+        <w:t>": "2026-01-31",</w:t>
+      </w:r>
+    </w:p>
+    <w:p>
+      <w:pPr>
+        <w:tabs>
+          <w:tab w:val="left" w:pos="2115"/>
+        </w:tabs>
+        <w:rPr>
+          <w:lang w:val="en-US"/>
+        </w:rPr>
+      </w:pPr>
+      <w:r>
+        <w:rPr>
+          <w:lang w:val="en-US"/>
+        </w:rPr>
+        <w:t xml:space="preserve">    "</w:t>
+      </w:r>
+      <w:proofErr w:type="spellStart"/>
+      <w:r>
+        <w:rPr>
+          <w:lang w:val="en-US"/>
+        </w:rPr>
+        <w:t>totalLateInterest</w:t>
+      </w:r>
+      <w:proofErr w:type="spellEnd"/>
+      <w:r>
+        <w:rPr>
+          <w:lang w:val="en-US"/>
+        </w:rPr>
+        <w:t>": 70.50,</w:t>
+      </w:r>
+    </w:p>
+    <w:p>
+      <w:pPr>
+        <w:tabs>
+          <w:tab w:val="left" w:pos="2115"/>
+        </w:tabs>
+        <w:rPr>
+          <w:lang w:val="en-US"/>
+        </w:rPr>
+      </w:pPr>
+      <w:r>
+        <w:rPr>
+          <w:lang w:val="en-US"/>
+        </w:rPr>
+        <w:t xml:space="preserve">    "</w:t>
+      </w:r>
+      <w:proofErr w:type="spellStart"/>
+      <w:r>
+        <w:rPr>
+          <w:lang w:val="en-US"/>
+        </w:rPr>
+        <w:t>totalRegularInterest</w:t>
+      </w:r>
+      <w:proofErr w:type="spellEnd"/>
+      <w:r>
+        <w:rPr>
+          <w:lang w:val="en-US"/>
+        </w:rPr>
+        <w:t>": 47.00,</w:t>
+      </w:r>
+    </w:p>
+    <w:p>
+      <w:pPr>
+        <w:tabs>
+          <w:tab w:val="left" w:pos="2115"/>
+        </w:tabs>
+        <w:rPr>
+          <w:lang w:val="en-US"/>
+        </w:rPr>
+      </w:pPr>
+      <w:r>
+        <w:rPr>
+          <w:lang w:val="en-US"/>
+        </w:rPr>
+        <w:t xml:space="preserve">    "</w:t>
+      </w:r>
+      <w:proofErr w:type="spellStart"/>
+      <w:r>
+        <w:rPr>
+          <w:lang w:val="en-US"/>
+        </w:rPr>
+        <w:t>totalAmount</w:t>
+      </w:r>
+      <w:proofErr w:type="spellEnd"/>
+      <w:r>
+        <w:rPr>
+          <w:lang w:val="en-US"/>
+        </w:rPr>
+        <w:t>": 2468.00,</w:t>
+      </w:r>
+    </w:p>
+    <w:p>
+      <w:pPr>
+        <w:tabs>
+          <w:tab w:val="left" w:pos="2115"/>
+        </w:tabs>
+        <w:rPr>
+          <w:lang w:val="en-US"/>
+        </w:rPr>
+      </w:pPr>
+      <w:r>
+        <w:rPr>
+          <w:lang w:val="en-US"/>
+        </w:rPr>
+        <w:t xml:space="preserve">    "</w:t>
+      </w:r>
+      <w:proofErr w:type="spellStart"/>
+      <w:r>
+        <w:rPr>
+          <w:lang w:val="en-US"/>
+        </w:rPr>
+        <w:t>documentType</w:t>
+      </w:r>
+      <w:proofErr w:type="spellEnd"/>
+      <w:r>
+        <w:rPr>
+          <w:lang w:val="en-US"/>
+        </w:rPr>
+        <w:t>": "PDF"</w:t>
+      </w:r>
+    </w:p>
+    <w:p>
+      <w:pPr>
+        <w:tabs>
+          <w:tab w:val="left" w:pos="2115"/>
+        </w:tabs>
+        <w:rPr>
+          <w:lang w:val="en-US"/>
+        </w:rPr>
+      </w:pPr>
+      <w:r>
+        <w:rPr>
+          <w:lang w:val="en-US"/>
+        </w:rPr>
+        <w:t xml:space="preserve">  }</w:t>
+      </w:r>
+    </w:p>
+    <w:p>
+      <w:pPr>
+        <w:tabs>
+          <w:tab w:val="left" w:pos="2115"/>
+        </w:tabs>
+        <w:rPr>
+          <w:lang w:val="en-US"/>
+        </w:rPr>
+      </w:pPr>
+      <w:r>
+        <w:rPr>
+          <w:lang w:val="en-US"/>
+        </w:rPr>
+        <w:t>}'</w:t>
+      </w:r>
+    </w:p>
+    <w:p>
+      <w:pPr>
+        <w:tabs>
+          <w:tab w:val="left" w:pos="2115"/>
+        </w:tabs>
+        <w:rPr>
+          <w:lang w:val="en-US"/>
+        </w:rPr>
+      </w:pPr>
+    </w:p>
+    <w:p>
+      <w:pPr>
+        <w:tabs>
+          <w:tab w:val="left" w:pos="2115"/>
+        </w:tabs>
+        <w:rPr>
+          <w:lang w:val="en-US"/>
+        </w:rPr>
+      </w:pPr>
+    </w:p>
     <w:sectPr>
       <w:pgSz w:w="12240" w:h="15840"/>
       <w:pgMar w:top="1440" w:right="1440" w:bottom="1440" w:left="1440" w:header="708" w:footer="708" w:gutter="0"/>
@@ -5117,6 +9032,56 @@
     </w:sectPr>
   </w:body>
 </w:document>
+</file>
+
+<file path=word/endnotes.xml><?xml version="1.0" encoding="utf-8"?>
+<w:endnotes xmlns:wpc="http://schemas.microsoft.com/office/word/2010/wordprocessingCanvas" xmlns:cx="http://schemas.microsoft.com/office/drawing/2014/chartex" xmlns:cx1="http://schemas.microsoft.com/office/drawing/2015/9/8/chartex" xmlns:cx2="http://schemas.microsoft.com/office/drawing/2015/10/21/chartex" xmlns:cx3="http://schemas.microsoft.com/office/drawing/2016/5/9/chartex" xmlns:cx4="http://schemas.microsoft.com/office/drawing/2016/5/10/chartex" xmlns:cx5="http://schemas.microsoft.com/office/drawing/2016/5/11/chartex" xmlns:cx6="http://schemas.microsoft.com/office/drawing/2016/5/12/chartex" xmlns:cx7="http://schemas.microsoft.com/office/drawing/2016/5/13/chartex" xmlns:cx8="http://schemas.microsoft.com/office/drawing/2016/5/14/chartex" xmlns:mc="http://schemas.openxmlformats.org/markup-compatibility/2006" xmlns:aink="http://schemas.microsoft.com/office/drawing/2016/ink" xmlns:am3d="http://schemas.microsoft.com/office/drawing/2017/model3d" xmlns:o="urn:schemas-microsoft-com:office:office" xmlns:oel="http://schemas.microsoft.com/office/2019/extlst" xmlns:r="http://schemas.openxmlformats.org/officeDocument/2006/relationships" xmlns:m="http://schemas.openxmlformats.org/officeDocument/2006/math" xmlns:v="urn:schemas-microsoft-com:vml" xmlns:wp14="http://schemas.microsoft.com/office/word/2010/wordprocessingDrawing" xmlns:wp="http://schemas.openxmlformats.org/drawingml/2006/wordprocessingDrawing" xmlns:w10="urn:schemas-microsoft-com:office:word" xmlns:w="http://schemas.openxmlformats.org/wordprocessingml/2006/main" xmlns:w14="http://schemas.microsoft.com/office/word/2010/wordml" xmlns:w15="http://schemas.microsoft.com/office/word/2012/wordml" xmlns:w16cei="http://schemas.microsoft.com/office/word/2026/wordml/cei" xmlns:w16cex="http://schemas.microsoft.com/office/word/2018/wordml/cex" xmlns:w16cid="http://schemas.microsoft.com/office/word/2016/wordml/cid" xmlns:w16="http://schemas.microsoft.com/office/word/2018/wordml" xmlns:w16du="http://schemas.microsoft.com/office/word/2023/wordml/word16du" xmlns:w16sdtdh="http://schemas.microsoft.com/office/word/2020/wordml/sdtdatahash" xmlns:w16sdtfl="http://schemas.microsoft.com/office/word/2024/wordml/sdtformatlock" xmlns:w16se="http://schemas.microsoft.com/office/word/2015/wordml/symex" xmlns:wpg="http://schemas.microsoft.com/office/word/2010/wordprocessingGroup" xmlns:wpi="http://schemas.microsoft.com/office/word/2010/wordprocessingInk" xmlns:wne="http://schemas.microsoft.com/office/word/2006/wordml" xmlns:wps="http://schemas.microsoft.com/office/word/2010/wordprocessingShape" mc:Ignorable="w14 w15 w16se w16cid w16 w16cex w16sdtdh w16sdtfl w16du wp14">
+  <w:endnote w:type="separator" w:id="-1">
+    <w:p>
+      <w:pPr>
+        <w:spacing w:after="0" w:line="240" w:lineRule="auto"/>
+      </w:pPr>
+      <w:r>
+        <w:separator/>
+      </w:r>
+    </w:p>
+  </w:endnote>
+  <w:endnote w:type="continuationSeparator" w:id="0">
+    <w:p>
+      <w:pPr>
+        <w:spacing w:after="0" w:line="240" w:lineRule="auto"/>
+      </w:pPr>
+      <w:r>
+        <w:continuationSeparator/>
+      </w:r>
+    </w:p>
+  </w:endnote>
+</w:endnotes>
+</file>
+
+<file path=word/footnotes.xml><?xml version="1.0" encoding="utf-8"?>
+<w:footnotes xmlns:wpc="http://schemas.microsoft.com/office/word/2010/wordprocessingCanvas" xmlns:cx="http://schemas.microsoft.com/office/drawing/2014/chartex" xmlns:cx1="http://schemas.microsoft.com/office/drawing/2015/9/8/chartex" xmlns:cx2="http://schemas.microsoft.com/office/drawing/2015/10/21/chartex" xmlns:cx3="http://schemas.microsoft.com/office/drawing/2016/5/9/chartex" xmlns:cx4="http://schemas.microsoft.com/office/drawing/2016/5/10/chartex" xmlns:cx5="http://schemas.microsoft.com/office/drawing/2016/5/11/chartex" xmlns:cx6="http://schemas.microsoft.com/office/drawing/2016/5/12/chartex" xmlns:cx7="http://schemas.microsoft.com/office/drawing/2016/5/13/chartex" xmlns:cx8="http://schemas.microsoft.com/office/drawing/2016/5/14/chartex" xmlns:mc="http://schemas.openxmlformats.org/markup-compatibility/2006" xmlns:aink="http://schemas.microsoft.com/office/drawing/2016/ink" xmlns:am3d="http://schemas.microsoft.com/office/drawing/2017/model3d" xmlns:o="urn:schemas-microsoft-com:office:office" xmlns:oel="http://schemas.microsoft.com/office/2019/extlst" xmlns:r="http://schemas.openxmlformats.org/officeDocument/2006/relationships" xmlns:m="http://schemas.openxmlformats.org/officeDocument/2006/math" xmlns:v="urn:schemas-microsoft-com:vml" xmlns:wp14="http://schemas.microsoft.com/office/word/2010/wordprocessingDrawing" xmlns:wp="http://schemas.openxmlformats.org/drawingml/2006/wordprocessingDrawing" xmlns:w10="urn:schemas-microsoft-com:office:word" xmlns:w="http://schemas.openxmlformats.org/wordprocessingml/2006/main" xmlns:w14="http://schemas.microsoft.com/office/word/2010/wordml" xmlns:w15="http://schemas.microsoft.com/office/word/2012/wordml" xmlns:w16cei="http://schemas.microsoft.com/office/word/2026/wordml/cei" xmlns:w16cex="http://schemas.microsoft.com/office/word/2018/wordml/cex" xmlns:w16cid="http://schemas.microsoft.com/office/word/2016/wordml/cid" xmlns:w16="http://schemas.microsoft.com/office/word/2018/wordml" xmlns:w16du="http://schemas.microsoft.com/office/word/2023/wordml/word16du" xmlns:w16sdtdh="http://schemas.microsoft.com/office/word/2020/wordml/sdtdatahash" xmlns:w16sdtfl="http://schemas.microsoft.com/office/word/2024/wordml/sdtformatlock" xmlns:w16se="http://schemas.microsoft.com/office/word/2015/wordml/symex" xmlns:wpg="http://schemas.microsoft.com/office/word/2010/wordprocessingGroup" xmlns:wpi="http://schemas.microsoft.com/office/word/2010/wordprocessingInk" xmlns:wne="http://schemas.microsoft.com/office/word/2006/wordml" xmlns:wps="http://schemas.microsoft.com/office/word/2010/wordprocessingShape" mc:Ignorable="w14 w15 w16se w16cid w16 w16cex w16sdtdh w16sdtfl w16du wp14">
+  <w:footnote w:type="separator" w:id="-1">
+    <w:p>
+      <w:pPr>
+        <w:spacing w:after="0" w:line="240" w:lineRule="auto"/>
+      </w:pPr>
+      <w:r>
+        <w:separator/>
+      </w:r>
+    </w:p>
+  </w:footnote>
+  <w:footnote w:type="continuationSeparator" w:id="0">
+    <w:p>
+      <w:pPr>
+        <w:spacing w:after="0" w:line="240" w:lineRule="auto"/>
+      </w:pPr>
+      <w:r>
+        <w:continuationSeparator/>
+      </w:r>
+    </w:p>
+  </w:footnote>
+</w:footnotes>
 </file>
 
 <file path=word/styles.xml><?xml version="1.0" encoding="utf-8"?>
@@ -6085,6 +10050,50 @@
       <w:shd w:val="clear" w:color="auto" w:fill="E1DFDD"/>
     </w:rPr>
   </w:style>
+  <w:style w:type="paragraph" w:styleId="Encabezado">
+    <w:name w:val="header"/>
+    <w:basedOn w:val="Normal"/>
+    <w:link w:val="EncabezadoCar"/>
+    <w:uiPriority w:val="99"/>
+    <w:unhideWhenUsed/>
+    <w:rsid w:val="009F5A28"/>
+    <w:pPr>
+      <w:tabs>
+        <w:tab w:val="center" w:pos="4680"/>
+        <w:tab w:val="right" w:pos="9360"/>
+      </w:tabs>
+      <w:spacing w:after="0" w:line="240" w:lineRule="auto"/>
+    </w:pPr>
+  </w:style>
+  <w:style w:type="character" w:customStyle="1" w:styleId="EncabezadoCar">
+    <w:name w:val="Encabezado Car"/>
+    <w:basedOn w:val="Fuentedeprrafopredeter"/>
+    <w:link w:val="Encabezado"/>
+    <w:uiPriority w:val="99"/>
+    <w:rsid w:val="009F5A28"/>
+  </w:style>
+  <w:style w:type="paragraph" w:styleId="Piedepgina">
+    <w:name w:val="footer"/>
+    <w:basedOn w:val="Normal"/>
+    <w:link w:val="PiedepginaCar"/>
+    <w:uiPriority w:val="99"/>
+    <w:unhideWhenUsed/>
+    <w:rsid w:val="009F5A28"/>
+    <w:pPr>
+      <w:tabs>
+        <w:tab w:val="center" w:pos="4680"/>
+        <w:tab w:val="right" w:pos="9360"/>
+      </w:tabs>
+      <w:spacing w:after="0" w:line="240" w:lineRule="auto"/>
+    </w:pPr>
+  </w:style>
+  <w:style w:type="character" w:customStyle="1" w:styleId="PiedepginaCar">
+    <w:name w:val="Pie de página Car"/>
+    <w:basedOn w:val="Fuentedeprrafopredeter"/>
+    <w:link w:val="Piedepgina"/>
+    <w:uiPriority w:val="99"/>
+    <w:rsid w:val="009F5A28"/>
+  </w:style>
 </w:styles>
 </file>
 

--- a/04-deploy-step-by-step.docx
+++ b/04-deploy-step-by-step.docx
@@ -1,6 +1,6 @@
 
 <file path=word/document.xml><?xml version="1.0" encoding="utf-8"?>
-<w:document xmlns:wpc="http://schemas.microsoft.com/office/word/2010/wordprocessingCanvas" xmlns:cx="http://schemas.microsoft.com/office/drawing/2014/chartex" xmlns:cx1="http://schemas.microsoft.com/office/drawing/2015/9/8/chartex" xmlns:cx2="http://schemas.microsoft.com/office/drawing/2015/10/21/chartex" xmlns:cx3="http://schemas.microsoft.com/office/drawing/2016/5/9/chartex" xmlns:cx4="http://schemas.microsoft.com/office/drawing/2016/5/10/chartex" xmlns:cx5="http://schemas.microsoft.com/office/drawing/2016/5/11/chartex" xmlns:cx6="http://schemas.microsoft.com/office/drawing/2016/5/12/chartex" xmlns:cx7="http://schemas.microsoft.com/office/drawing/2016/5/13/chartex" xmlns:cx8="http://schemas.microsoft.com/office/drawing/2016/5/14/chartex" xmlns:mc="http://schemas.openxmlformats.org/markup-compatibility/2006" xmlns:aink="http://schemas.microsoft.com/office/drawing/2016/ink" xmlns:am3d="http://schemas.microsoft.com/office/drawing/2017/model3d" xmlns:o="urn:schemas-microsoft-com:office:office" xmlns:oel="http://schemas.microsoft.com/office/2019/extlst" xmlns:r="http://schemas.openxmlformats.org/officeDocument/2006/relationships" xmlns:m="http://schemas.openxmlformats.org/officeDocument/2006/math" xmlns:v="urn:schemas-microsoft-com:vml" xmlns:wp14="http://schemas.microsoft.com/office/word/2010/wordprocessingDrawing" xmlns:wp="http://schemas.openxmlformats.org/drawingml/2006/wordprocessingDrawing" xmlns:w10="urn:schemas-microsoft-com:office:word" xmlns:w="http://schemas.openxmlformats.org/wordprocessingml/2006/main" xmlns:w14="http://schemas.microsoft.com/office/word/2010/wordml" xmlns:w15="http://schemas.microsoft.com/office/word/2012/wordml" xmlns:w16cei="http://schemas.microsoft.com/office/word/2026/wordml/cei" xmlns:w16cex="http://schemas.microsoft.com/office/word/2018/wordml/cex" xmlns:w16cid="http://schemas.microsoft.com/office/word/2016/wordml/cid" xmlns:w16="http://schemas.microsoft.com/office/word/2018/wordml" xmlns:w16du="http://schemas.microsoft.com/office/word/2023/wordml/word16du" xmlns:w16sdtdh="http://schemas.microsoft.com/office/word/2020/wordml/sdtdatahash" xmlns:w16sdtfl="http://schemas.microsoft.com/office/word/2024/wordml/sdtformatlock" xmlns:w16se="http://schemas.microsoft.com/office/word/2015/wordml/symex" xmlns:wpg="http://schemas.microsoft.com/office/word/2010/wordprocessingGroup" xmlns:wpi="http://schemas.microsoft.com/office/word/2010/wordprocessingInk" xmlns:wne="http://schemas.microsoft.com/office/word/2006/wordml" xmlns:wps="http://schemas.microsoft.com/office/word/2010/wordprocessingShape" mc:Ignorable="w14 w15 w16se w16cid w16 w16cex w16sdtdh w16sdtfl w16du wp14">
+<w:document xmlns:wpc="http://schemas.microsoft.com/office/word/2010/wordprocessingCanvas" xmlns:cx="http://schemas.microsoft.com/office/drawing/2014/chartex" xmlns:cx1="http://schemas.microsoft.com/office/drawing/2015/9/8/chartex" xmlns:cx2="http://schemas.microsoft.com/office/drawing/2015/10/21/chartex" xmlns:cx3="http://schemas.microsoft.com/office/drawing/2016/5/9/chartex" xmlns:cx4="http://schemas.microsoft.com/office/drawing/2016/5/10/chartex" xmlns:cx5="http://schemas.microsoft.com/office/drawing/2016/5/11/chartex" xmlns:cx6="http://schemas.microsoft.com/office/drawing/2016/5/12/chartex" xmlns:cx7="http://schemas.microsoft.com/office/drawing/2016/5/13/chartex" xmlns:cx8="http://schemas.microsoft.com/office/drawing/2016/5/14/chartex" xmlns:mc="http://schemas.openxmlformats.org/markup-compatibility/2006" xmlns:aink="http://schemas.microsoft.com/office/drawing/2016/ink" xmlns:am3d="http://schemas.microsoft.com/office/drawing/2017/model3d" xmlns:o="urn:schemas-microsoft-com:office:office" xmlns:oel="http://schemas.microsoft.com/office/2019/extlst" xmlns:r="http://schemas.openxmlformats.org/officeDocument/2006/relationships" xmlns:m="http://schemas.openxmlformats.org/officeDocument/2006/math" xmlns:v="urn:schemas-microsoft-com:vml" xmlns:wp14="http://schemas.microsoft.com/office/word/2010/wordprocessingDrawing" xmlns:wp="http://schemas.openxmlformats.org/drawingml/2006/wordprocessingDrawing" xmlns:w10="urn:schemas-microsoft-com:office:word" xmlns:w="http://schemas.openxmlformats.org/wordprocessingml/2006/main" xmlns:w14="http://schemas.microsoft.com/office/word/2010/wordml" xmlns:w15="http://schemas.microsoft.com/office/word/2012/wordml" xmlns:w16cex="http://schemas.microsoft.com/office/word/2018/wordml/cex" xmlns:w16cid="http://schemas.microsoft.com/office/word/2016/wordml/cid" xmlns:w16="http://schemas.microsoft.com/office/word/2018/wordml" xmlns:w16du="http://schemas.microsoft.com/office/word/2023/wordml/word16du" xmlns:w16sdtdh="http://schemas.microsoft.com/office/word/2020/wordml/sdtdatahash" xmlns:w16sdtfl="http://schemas.microsoft.com/office/word/2024/wordml/sdtformatlock" xmlns:w16se="http://schemas.microsoft.com/office/word/2015/wordml/symex" xmlns:wpg="http://schemas.microsoft.com/office/word/2010/wordprocessingGroup" xmlns:wpi="http://schemas.microsoft.com/office/word/2010/wordprocessingInk" xmlns:wne="http://schemas.microsoft.com/office/word/2006/wordml" xmlns:wps="http://schemas.microsoft.com/office/word/2010/wordprocessingShape" mc:Ignorable="w14 w15 w16se w16cid w16 w16cex w16sdtdh w16sdtfl w16du wp14">
   <w:body>
     <w:p>
       <w:pPr>
@@ -21,19 +21,11 @@
           <w:lang w:val="en-US"/>
         </w:rPr>
       </w:pPr>
-      <w:proofErr w:type="spellStart"/>
-      <w:r>
-        <w:rPr>
-          <w:lang w:val="en-US"/>
-        </w:rPr>
-        <w:t>az</w:t>
-      </w:r>
-      <w:proofErr w:type="spellEnd"/>
-      <w:r>
-        <w:rPr>
-          <w:lang w:val="en-US"/>
-        </w:rPr>
-        <w:t xml:space="preserve"> account show --output table</w:t>
+      <w:r>
+        <w:rPr>
+          <w:lang w:val="en-US"/>
+        </w:rPr>
+        <w:t>az account show --output table</w:t>
       </w:r>
     </w:p>
     <w:p>
@@ -43,42 +35,12 @@
           <w:lang w:val="en-US"/>
         </w:rPr>
       </w:pPr>
-      <w:proofErr w:type="spellStart"/>
-      <w:r>
-        <w:rPr>
-          <w:lang w:val="en-US"/>
-        </w:rPr>
-        <w:t>az</w:t>
-      </w:r>
-      <w:proofErr w:type="spellEnd"/>
-      <w:r>
-        <w:rPr>
-          <w:lang w:val="en-US"/>
-        </w:rPr>
-        <w:t xml:space="preserve"> </w:t>
-      </w:r>
-      <w:proofErr w:type="spellStart"/>
-      <w:r>
-        <w:rPr>
-          <w:lang w:val="en-US"/>
-        </w:rPr>
-        <w:t>acr</w:t>
-      </w:r>
-      <w:proofErr w:type="spellEnd"/>
-      <w:r>
-        <w:rPr>
-          <w:lang w:val="en-US"/>
-        </w:rPr>
-        <w:t xml:space="preserve"> login --name </w:t>
-      </w:r>
-      <w:proofErr w:type="spellStart"/>
-      <w:r>
-        <w:rPr>
-          <w:lang w:val="en-US"/>
-        </w:rPr>
-        <w:t>dnsstudentacr</w:t>
-      </w:r>
-      <w:proofErr w:type="spellEnd"/>
+      <w:r>
+        <w:rPr>
+          <w:lang w:val="en-US"/>
+        </w:rPr>
+        <w:t>az acr login --name dnsstudentacr</w:t>
+      </w:r>
     </w:p>
     <w:p>
       <w:pPr>
@@ -133,56 +95,12 @@
           </wp:inline>
         </w:drawing>
       </w:r>
-      <w:proofErr w:type="spellStart"/>
-      <w:r>
-        <w:rPr>
-          <w:lang w:val="en-US"/>
-        </w:rPr>
-        <w:t>az</w:t>
-      </w:r>
-      <w:proofErr w:type="spellEnd"/>
-      <w:r>
-        <w:rPr>
-          <w:lang w:val="en-US"/>
-        </w:rPr>
-        <w:t xml:space="preserve"> group create --name </w:t>
-      </w:r>
-      <w:proofErr w:type="spellStart"/>
-      <w:r>
-        <w:rPr>
-          <w:lang w:val="en-US"/>
-        </w:rPr>
-        <w:t>dns</w:t>
-      </w:r>
-      <w:proofErr w:type="spellEnd"/>
-      <w:r>
-        <w:rPr>
-          <w:lang w:val="en-US"/>
-        </w:rPr>
-        <w:t>-student-</w:t>
-      </w:r>
-      <w:proofErr w:type="spellStart"/>
-      <w:r>
-        <w:rPr>
-          <w:lang w:val="en-US"/>
-        </w:rPr>
-        <w:t>rg</w:t>
-      </w:r>
-      <w:proofErr w:type="spellEnd"/>
-      <w:r>
-        <w:rPr>
-          <w:lang w:val="en-US"/>
-        </w:rPr>
-        <w:t xml:space="preserve"> --location </w:t>
-      </w:r>
-      <w:proofErr w:type="spellStart"/>
-      <w:r>
-        <w:rPr>
-          <w:lang w:val="en-US"/>
-        </w:rPr>
-        <w:t>eastus</w:t>
-      </w:r>
-      <w:proofErr w:type="spellEnd"/>
+      <w:r>
+        <w:rPr>
+          <w:lang w:val="en-US"/>
+        </w:rPr>
+        <w:t>az group create --name dns-student-rg --location eastus</w:t>
+      </w:r>
     </w:p>
     <w:p>
       <w:pPr>
@@ -241,152 +159,54 @@
     </w:p>
     <w:p>
       <w:r>
-        <w:t xml:space="preserve">Ese error significa que tu suscripción de Azure todavía no tiene registrado el proveedor de recursos que necesita Azure Container </w:t>
-      </w:r>
-      <w:proofErr w:type="spellStart"/>
-      <w:r>
-        <w:t>Registry</w:t>
-      </w:r>
-      <w:proofErr w:type="spellEnd"/>
-      <w:r>
-        <w:t xml:space="preserve">: </w:t>
-      </w:r>
-      <w:proofErr w:type="spellStart"/>
-      <w:r>
-        <w:t>Microsoft.ContainerRegistry</w:t>
-      </w:r>
-      <w:proofErr w:type="spellEnd"/>
-      <w:r>
-        <w:t>. Microsoft indica que debes registrar el proveedor en la suscripción antes de usar ese tipo de recurso.</w:t>
-      </w:r>
-    </w:p>
-    <w:p>
-      <w:pPr>
-        <w:rPr>
-          <w:lang w:val="en-US"/>
-        </w:rPr>
-      </w:pPr>
-      <w:proofErr w:type="spellStart"/>
-      <w:r>
-        <w:rPr>
-          <w:lang w:val="en-US"/>
-        </w:rPr>
-        <w:t>az</w:t>
-      </w:r>
-      <w:proofErr w:type="spellEnd"/>
-      <w:r>
-        <w:rPr>
-          <w:lang w:val="en-US"/>
-        </w:rPr>
-        <w:t xml:space="preserve"> provider register --namespace </w:t>
-      </w:r>
-      <w:proofErr w:type="spellStart"/>
-      <w:r>
-        <w:rPr>
-          <w:lang w:val="en-US"/>
-        </w:rPr>
-        <w:t>Microsoft.ContainerRegistry</w:t>
-      </w:r>
-      <w:proofErr w:type="spellEnd"/>
-    </w:p>
-    <w:p>
-      <w:pPr>
-        <w:rPr>
-          <w:lang w:val="en-US"/>
-        </w:rPr>
-      </w:pPr>
-    </w:p>
-    <w:p>
-      <w:pPr>
-        <w:rPr>
-          <w:lang w:val="en-US"/>
-        </w:rPr>
-      </w:pPr>
-      <w:r>
-        <w:rPr>
-          <w:lang w:val="en-US"/>
-        </w:rPr>
-        <w:t xml:space="preserve">para </w:t>
-      </w:r>
-      <w:proofErr w:type="spellStart"/>
-      <w:r>
-        <w:rPr>
-          <w:lang w:val="en-US"/>
-        </w:rPr>
-        <w:t>revisar</w:t>
-      </w:r>
-      <w:proofErr w:type="spellEnd"/>
-      <w:r>
-        <w:rPr>
-          <w:lang w:val="en-US"/>
-        </w:rPr>
-        <w:t xml:space="preserve"> el </w:t>
-      </w:r>
-      <w:proofErr w:type="spellStart"/>
-      <w:r>
-        <w:rPr>
-          <w:lang w:val="en-US"/>
-        </w:rPr>
-        <w:t>estado</w:t>
-      </w:r>
-      <w:proofErr w:type="spellEnd"/>
-    </w:p>
-    <w:p>
-      <w:pPr>
-        <w:rPr>
-          <w:lang w:val="en-US"/>
-        </w:rPr>
-      </w:pPr>
-      <w:proofErr w:type="spellStart"/>
-      <w:r>
-        <w:rPr>
-          <w:lang w:val="en-US"/>
-        </w:rPr>
-        <w:t>az</w:t>
-      </w:r>
-      <w:proofErr w:type="spellEnd"/>
-      <w:r>
-        <w:rPr>
-          <w:lang w:val="en-US"/>
-        </w:rPr>
-        <w:t xml:space="preserve"> provider show --namespace </w:t>
-      </w:r>
-      <w:proofErr w:type="spellStart"/>
-      <w:r>
-        <w:rPr>
-          <w:lang w:val="en-US"/>
-        </w:rPr>
-        <w:t>Microsoft.ContainerRegistry</w:t>
-      </w:r>
-      <w:proofErr w:type="spellEnd"/>
-      <w:r>
-        <w:rPr>
-          <w:lang w:val="en-US"/>
-        </w:rPr>
-        <w:t xml:space="preserve"> --query "</w:t>
-      </w:r>
-      <w:proofErr w:type="spellStart"/>
-      <w:r>
-        <w:rPr>
-          <w:lang w:val="en-US"/>
-        </w:rPr>
-        <w:t>registrationState</w:t>
-      </w:r>
-      <w:proofErr w:type="spellEnd"/>
-      <w:r>
-        <w:rPr>
-          <w:lang w:val="en-US"/>
-        </w:rPr>
-        <w:t xml:space="preserve">" -o </w:t>
-      </w:r>
-      <w:proofErr w:type="spellStart"/>
-      <w:r>
-        <w:rPr>
-          <w:lang w:val="en-US"/>
-        </w:rPr>
-        <w:t>tsv</w:t>
-      </w:r>
-      <w:proofErr w:type="spellEnd"/>
+        <w:t>Ese error significa que tu suscripción de Azure todavía no tiene registrado el proveedor de recursos que necesita Azure Container Registry: Microsoft.ContainerRegistry. Microsoft indica que debes registrar el proveedor en la suscripción antes de usar ese tipo de recurso.</w:t>
+      </w:r>
+    </w:p>
+    <w:p>
+      <w:pPr>
+        <w:rPr>
+          <w:lang w:val="en-US"/>
+        </w:rPr>
+      </w:pPr>
+      <w:r>
+        <w:rPr>
+          <w:lang w:val="en-US"/>
+        </w:rPr>
+        <w:t>az provider register --namespace Microsoft.ContainerRegistry</w:t>
+      </w:r>
+    </w:p>
+    <w:p>
+      <w:pPr>
+        <w:rPr>
+          <w:lang w:val="en-US"/>
+        </w:rPr>
+      </w:pPr>
+    </w:p>
+    <w:p>
+      <w:pPr>
+        <w:rPr>
+          <w:lang w:val="en-US"/>
+        </w:rPr>
+      </w:pPr>
+      <w:r>
+        <w:rPr>
+          <w:lang w:val="en-US"/>
+        </w:rPr>
+        <w:t>para revisar el estado</w:t>
+      </w:r>
+    </w:p>
+    <w:p>
+      <w:pPr>
+        <w:rPr>
+          <w:lang w:val="en-US"/>
+        </w:rPr>
+      </w:pPr>
+      <w:r>
+        <w:rPr>
+          <w:lang w:val="en-US"/>
+        </w:rPr>
+        <w:t>az provider show --namespace Microsoft.ContainerRegistry --query "registrationState" -o tsv</w:t>
+      </w:r>
     </w:p>
     <w:p>
       <w:pPr>
@@ -443,89 +263,11 @@
           <w:lang w:val="en-US"/>
         </w:rPr>
       </w:pPr>
-      <w:proofErr w:type="spellStart"/>
-      <w:r>
-        <w:rPr>
-          <w:lang w:val="en-US"/>
-        </w:rPr>
-        <w:t>az</w:t>
-      </w:r>
-      <w:proofErr w:type="spellEnd"/>
-      <w:r>
-        <w:rPr>
-          <w:lang w:val="en-US"/>
-        </w:rPr>
-        <w:t xml:space="preserve"> </w:t>
-      </w:r>
-      <w:proofErr w:type="spellStart"/>
-      <w:r>
-        <w:rPr>
-          <w:lang w:val="en-US"/>
-        </w:rPr>
-        <w:t>acr</w:t>
-      </w:r>
-      <w:proofErr w:type="spellEnd"/>
-      <w:r>
-        <w:rPr>
-          <w:lang w:val="en-US"/>
-        </w:rPr>
-        <w:t xml:space="preserve"> create --resource-group </w:t>
-      </w:r>
-      <w:proofErr w:type="spellStart"/>
-      <w:r>
-        <w:rPr>
-          <w:lang w:val="en-US"/>
-        </w:rPr>
-        <w:t>dns</w:t>
-      </w:r>
-      <w:proofErr w:type="spellEnd"/>
-      <w:r>
-        <w:rPr>
-          <w:lang w:val="en-US"/>
-        </w:rPr>
-        <w:t>-student-</w:t>
-      </w:r>
-      <w:proofErr w:type="spellStart"/>
-      <w:r>
-        <w:rPr>
-          <w:lang w:val="en-US"/>
-        </w:rPr>
-        <w:t>rg</w:t>
-      </w:r>
-      <w:proofErr w:type="spellEnd"/>
-      <w:r>
-        <w:rPr>
-          <w:lang w:val="en-US"/>
-        </w:rPr>
-        <w:t xml:space="preserve"> --name </w:t>
-      </w:r>
-      <w:proofErr w:type="spellStart"/>
-      <w:r>
-        <w:rPr>
-          <w:lang w:val="en-US"/>
-        </w:rPr>
-        <w:t>dnsstudentacr</w:t>
-      </w:r>
-      <w:proofErr w:type="spellEnd"/>
-      <w:r>
-        <w:rPr>
-          <w:lang w:val="en-US"/>
-        </w:rPr>
-        <w:t xml:space="preserve"> --</w:t>
-      </w:r>
-      <w:proofErr w:type="spellStart"/>
-      <w:r>
-        <w:rPr>
-          <w:lang w:val="en-US"/>
-        </w:rPr>
-        <w:t>sku</w:t>
-      </w:r>
-      <w:proofErr w:type="spellEnd"/>
-      <w:r>
-        <w:rPr>
-          <w:lang w:val="en-US"/>
-        </w:rPr>
-        <w:t xml:space="preserve"> Basic --admin-enabled true</w:t>
+      <w:r>
+        <w:rPr>
+          <w:lang w:val="en-US"/>
+        </w:rPr>
+        <w:t>az acr create --resource-group dns-student-rg --name dnsstudentacr --sku Basic --admin-enabled true</w:t>
       </w:r>
     </w:p>
     <w:p>
@@ -536,36 +278,18 @@
         <w:br/>
       </w:r>
       <w:r>
-        <w:t xml:space="preserve">ahora a crear las </w:t>
-      </w:r>
-      <w:proofErr w:type="spellStart"/>
-      <w:r>
-        <w:t>imagenes</w:t>
-      </w:r>
-      <w:proofErr w:type="spellEnd"/>
-      <w:r>
-        <w:t xml:space="preserve"> e</w:t>
-      </w:r>
-      <w:r>
-        <w:t xml:space="preserve">n </w:t>
-      </w:r>
-      <w:proofErr w:type="spellStart"/>
-      <w:r>
-        <w:t>azure</w:t>
-      </w:r>
-      <w:proofErr w:type="spellEnd"/>
+        <w:t>ahora a crear las imagenes e</w:t>
+      </w:r>
+      <w:r>
+        <w:t>n azure</w:t>
+      </w:r>
       <w:r>
         <w:br/>
       </w:r>
       <w:r>
         <w:br/>
-        <w:t xml:space="preserve">cd </w:t>
-      </w:r>
-      <w:proofErr w:type="spellStart"/>
-      <w:r>
-        <w:t>document-notification-system</w:t>
-      </w:r>
-      <w:proofErr w:type="spellEnd"/>
+        <w:t>cd document-notification-system</w:t>
+      </w:r>
     </w:p>
     <w:p/>
     <w:p>
@@ -575,45 +299,21 @@
         </w:rPr>
       </w:pPr>
       <w:r>
-        <w:t xml:space="preserve">hacer un </w:t>
-      </w:r>
-      <w:proofErr w:type="spellStart"/>
-      <w:r>
-        <w:t>build</w:t>
-      </w:r>
-      <w:proofErr w:type="spellEnd"/>
-      <w:r>
-        <w:t xml:space="preserve"> por cada imagen que tenga</w:t>
-      </w:r>
-    </w:p>
-    <w:p>
-      <w:pPr>
-        <w:rPr>
-          <w:lang w:val="en-US"/>
-        </w:rPr>
-      </w:pPr>
-      <w:r>
-        <w:rPr>
-          <w:lang w:val="en-US"/>
-        </w:rPr>
-        <w:t>docker build --no-cache -t document-service:1.0 -f document-service/</w:t>
-      </w:r>
-      <w:proofErr w:type="spellStart"/>
-      <w:proofErr w:type="gramStart"/>
-      <w:r>
-        <w:rPr>
-          <w:lang w:val="en-US"/>
-        </w:rPr>
-        <w:t>Dockerfile</w:t>
-      </w:r>
-      <w:proofErr w:type="spellEnd"/>
-      <w:r>
-        <w:rPr>
-          <w:lang w:val="en-US"/>
-        </w:rPr>
-        <w:t xml:space="preserve"> .</w:t>
-      </w:r>
-      <w:proofErr w:type="gramEnd"/>
+        <w:t>hacer un build por cada imagen que tenga</w:t>
+      </w:r>
+    </w:p>
+    <w:p>
+      <w:pPr>
+        <w:rPr>
+          <w:lang w:val="en-US"/>
+        </w:rPr>
+      </w:pPr>
+      <w:r>
+        <w:rPr>
+          <w:lang w:val="en-US"/>
+        </w:rPr>
+        <w:t>docker build --no-cache -t document-service:1.0 -f document-service/Dockerfile .</w:t>
+      </w:r>
     </w:p>
     <w:p>
       <w:r>
@@ -709,13 +409,8 @@
       <w:r>
         <w:t xml:space="preserve">saber a que </w:t>
       </w:r>
-      <w:proofErr w:type="gramStart"/>
-      <w:r>
-        <w:t>server</w:t>
-      </w:r>
-      <w:proofErr w:type="gramEnd"/>
-      <w:r>
-        <w:t xml:space="preserve"> de tu ACR</w:t>
+      <w:r>
+        <w:t>server de tu ACR</w:t>
       </w:r>
       <w:r>
         <w:t xml:space="preserve"> subir</w:t>
@@ -731,70 +426,12 @@
           <w:lang w:val="en-US"/>
         </w:rPr>
       </w:pPr>
-      <w:proofErr w:type="spellStart"/>
-      <w:r>
-        <w:rPr>
-          <w:lang w:val="en-US"/>
-        </w:rPr>
-        <w:t>az</w:t>
-      </w:r>
-      <w:proofErr w:type="spellEnd"/>
-      <w:r>
-        <w:rPr>
-          <w:lang w:val="en-US"/>
-        </w:rPr>
-        <w:t xml:space="preserve"> </w:t>
-      </w:r>
-      <w:proofErr w:type="spellStart"/>
-      <w:r>
-        <w:rPr>
-          <w:lang w:val="en-US"/>
-        </w:rPr>
-        <w:t>acr</w:t>
-      </w:r>
-      <w:proofErr w:type="spellEnd"/>
-      <w:r>
-        <w:rPr>
-          <w:lang w:val="en-US"/>
-        </w:rPr>
-        <w:t xml:space="preserve"> show --name </w:t>
-      </w:r>
-      <w:proofErr w:type="spellStart"/>
-      <w:r>
-        <w:rPr>
-          <w:lang w:val="en-US"/>
-        </w:rPr>
-        <w:t>dnsstudentacr</w:t>
-      </w:r>
-      <w:proofErr w:type="spellEnd"/>
-      <w:r>
-        <w:rPr>
-          <w:lang w:val="en-US"/>
-        </w:rPr>
-        <w:t xml:space="preserve"> --query </w:t>
-      </w:r>
-      <w:proofErr w:type="spellStart"/>
-      <w:r>
-        <w:rPr>
-          <w:lang w:val="en-US"/>
-        </w:rPr>
-        <w:t>loginServer</w:t>
-      </w:r>
-      <w:proofErr w:type="spellEnd"/>
-      <w:r>
-        <w:rPr>
-          <w:lang w:val="en-US"/>
-        </w:rPr>
-        <w:t xml:space="preserve"> --output </w:t>
-      </w:r>
-      <w:proofErr w:type="spellStart"/>
-      <w:r>
-        <w:rPr>
-          <w:lang w:val="en-US"/>
-        </w:rPr>
-        <w:t>tsv</w:t>
-      </w:r>
-      <w:proofErr w:type="spellEnd"/>
+      <w:r>
+        <w:rPr>
+          <w:lang w:val="en-US"/>
+        </w:rPr>
+        <w:t>az acr show --name dnsstudentacr --query loginServer --output tsv</w:t>
+      </w:r>
     </w:p>
     <w:p>
       <w:pPr>
@@ -815,13 +452,8 @@
       </w:r>
     </w:p>
     <w:p>
-      <w:proofErr w:type="spellStart"/>
-      <w:r>
-        <w:t>docker</w:t>
-      </w:r>
-      <w:proofErr w:type="spellEnd"/>
-      <w:r>
-        <w:t xml:space="preserve"> tag document-service:1.0 dnsstudentacr.azurecr.io/document-service:1.0</w:t>
+      <w:r>
+        <w:t>docker tag document-service:1.0 dnsstudentacr.azurecr.io/document-service:1.0</w:t>
       </w:r>
     </w:p>
     <w:p/>
@@ -921,72 +553,20 @@
           <w:lang w:val="en-US"/>
         </w:rPr>
         <w:lastRenderedPageBreak/>
-        <w:t xml:space="preserve">Para </w:t>
-      </w:r>
-      <w:proofErr w:type="spellStart"/>
-      <w:r>
-        <w:rPr>
-          <w:u w:val="single"/>
-          <w:lang w:val="en-US"/>
-        </w:rPr>
-        <w:t>confirmar</w:t>
-      </w:r>
-      <w:proofErr w:type="spellEnd"/>
-      <w:r>
-        <w:rPr>
-          <w:u w:val="single"/>
-          <w:lang w:val="en-US"/>
-        </w:rPr>
-        <w:t xml:space="preserve"> </w:t>
-      </w:r>
-    </w:p>
-    <w:p>
-      <w:pPr>
-        <w:rPr>
-          <w:lang w:val="en-US"/>
-        </w:rPr>
-      </w:pPr>
-      <w:proofErr w:type="spellStart"/>
-      <w:r>
-        <w:rPr>
-          <w:lang w:val="en-US"/>
-        </w:rPr>
-        <w:t>az</w:t>
-      </w:r>
-      <w:proofErr w:type="spellEnd"/>
-      <w:r>
-        <w:rPr>
-          <w:lang w:val="en-US"/>
-        </w:rPr>
-        <w:t xml:space="preserve"> </w:t>
-      </w:r>
-      <w:proofErr w:type="spellStart"/>
-      <w:r>
-        <w:rPr>
-          <w:lang w:val="en-US"/>
-        </w:rPr>
-        <w:t>acr</w:t>
-      </w:r>
-      <w:proofErr w:type="spellEnd"/>
-      <w:r>
-        <w:rPr>
-          <w:lang w:val="en-US"/>
-        </w:rPr>
-        <w:t xml:space="preserve"> repository list --name </w:t>
-      </w:r>
-      <w:proofErr w:type="spellStart"/>
-      <w:r>
-        <w:rPr>
-          <w:lang w:val="en-US"/>
-        </w:rPr>
-        <w:t>dnsstudentacr</w:t>
-      </w:r>
-      <w:proofErr w:type="spellEnd"/>
-      <w:r>
-        <w:rPr>
-          <w:lang w:val="en-US"/>
-        </w:rPr>
-        <w:t xml:space="preserve"> --output table</w:t>
+        <w:t xml:space="preserve">Para confirmar </w:t>
+      </w:r>
+    </w:p>
+    <w:p>
+      <w:pPr>
+        <w:rPr>
+          <w:lang w:val="en-US"/>
+        </w:rPr>
+      </w:pPr>
+      <w:r>
+        <w:rPr>
+          <w:lang w:val="en-US"/>
+        </w:rPr>
+        <w:t>az acr repository list --name dnsstudentacr --output table</w:t>
       </w:r>
     </w:p>
     <w:p>
@@ -1053,63 +633,7 @@
     </w:p>
     <w:p>
       <w:r>
-        <w:t xml:space="preserve">Esto evita completamente el </w:t>
-      </w:r>
-      <w:proofErr w:type="spellStart"/>
-      <w:r>
-        <w:t>TasksOperationsNotAllowed</w:t>
-      </w:r>
-      <w:proofErr w:type="spellEnd"/>
-      <w:r>
-        <w:t>. Microsoft también ha indicado que cambiar una suscripción gratuita a Pay-As-You-</w:t>
-      </w:r>
-      <w:proofErr w:type="spellStart"/>
-      <w:r>
-        <w:t>Go</w:t>
-      </w:r>
-      <w:proofErr w:type="spellEnd"/>
-      <w:r>
-        <w:t xml:space="preserve"> puede habilitar </w:t>
-      </w:r>
-      <w:proofErr w:type="spellStart"/>
-      <w:r>
-        <w:t>az</w:t>
-      </w:r>
-      <w:proofErr w:type="spellEnd"/>
-      <w:r>
-        <w:t xml:space="preserve"> </w:t>
-      </w:r>
-      <w:proofErr w:type="spellStart"/>
-      <w:r>
-        <w:t>acr</w:t>
-      </w:r>
-      <w:proofErr w:type="spellEnd"/>
-      <w:r>
-        <w:t xml:space="preserve"> </w:t>
-      </w:r>
-      <w:proofErr w:type="spellStart"/>
-      <w:r>
-        <w:t>build</w:t>
-      </w:r>
-      <w:proofErr w:type="spellEnd"/>
-      <w:r>
-        <w:t xml:space="preserve">, pero para un proyecto universitario normalmente no necesitas hacerlo; construir localmente y hacer </w:t>
-      </w:r>
-      <w:proofErr w:type="spellStart"/>
-      <w:r>
-        <w:t>docker</w:t>
-      </w:r>
-      <w:proofErr w:type="spellEnd"/>
-      <w:r>
-        <w:t xml:space="preserve"> </w:t>
-      </w:r>
-      <w:proofErr w:type="spellStart"/>
-      <w:r>
-        <w:t>push</w:t>
-      </w:r>
-      <w:proofErr w:type="spellEnd"/>
-      <w:r>
-        <w:t xml:space="preserve"> es suficiente</w:t>
+        <w:t>Esto evita completamente el TasksOperationsNotAllowed. Microsoft también ha indicado que cambiar una suscripción gratuita a Pay-As-You-Go puede habilitar az acr build, pero para un proyecto universitario normalmente no necesitas hacerlo; construir localmente y hacer docker push es suficiente</w:t>
       </w:r>
     </w:p>
     <w:p/>
@@ -1136,24 +660,8 @@
         <w:rPr>
           <w:lang w:val="en-US"/>
         </w:rPr>
-        <w:t>-service:1.0 -f customer-service/</w:t>
-      </w:r>
-      <w:proofErr w:type="spellStart"/>
-      <w:proofErr w:type="gramStart"/>
-      <w:r>
-        <w:rPr>
-          <w:lang w:val="en-US"/>
-        </w:rPr>
-        <w:t>Dockerfile</w:t>
-      </w:r>
-      <w:proofErr w:type="spellEnd"/>
-      <w:r>
-        <w:rPr>
-          <w:lang w:val="en-US"/>
-        </w:rPr>
-        <w:t xml:space="preserve"> .</w:t>
-      </w:r>
-      <w:proofErr w:type="gramEnd"/>
+        <w:t>-service:1.0 -f customer-service/Dockerfile .</w:t>
+      </w:r>
     </w:p>
     <w:p>
       <w:pPr>
@@ -1242,24 +750,8 @@
         <w:rPr>
           <w:lang w:val="en-US"/>
         </w:rPr>
-        <w:t>-service/</w:t>
-      </w:r>
-      <w:proofErr w:type="spellStart"/>
-      <w:proofErr w:type="gramStart"/>
-      <w:r>
-        <w:rPr>
-          <w:lang w:val="en-US"/>
-        </w:rPr>
-        <w:t>Dockerfile</w:t>
-      </w:r>
-      <w:proofErr w:type="spellEnd"/>
-      <w:r>
-        <w:rPr>
-          <w:lang w:val="en-US"/>
-        </w:rPr>
-        <w:t xml:space="preserve"> .</w:t>
-      </w:r>
-      <w:proofErr w:type="gramEnd"/>
+        <w:t>-service/Dockerfile .</w:t>
+      </w:r>
     </w:p>
     <w:p>
       <w:pPr>
@@ -1377,24 +869,8 @@
         <w:rPr>
           <w:lang w:val="en-US"/>
         </w:rPr>
-        <w:t>-service/</w:t>
-      </w:r>
-      <w:proofErr w:type="spellStart"/>
-      <w:proofErr w:type="gramStart"/>
-      <w:r>
-        <w:rPr>
-          <w:lang w:val="en-US"/>
-        </w:rPr>
-        <w:t>Dockerfile</w:t>
-      </w:r>
-      <w:proofErr w:type="spellEnd"/>
-      <w:r>
-        <w:rPr>
-          <w:lang w:val="en-US"/>
-        </w:rPr>
-        <w:t xml:space="preserve"> .</w:t>
-      </w:r>
-      <w:proofErr w:type="gramEnd"/>
+        <w:t>-service/Dockerfile .</w:t>
+      </w:r>
     </w:p>
     <w:p>
       <w:pPr>
@@ -1474,15 +950,7 @@
     <w:p>
       <w:r>
         <w:lastRenderedPageBreak/>
-        <w:t xml:space="preserve">validamos la </w:t>
-      </w:r>
-      <w:proofErr w:type="spellStart"/>
-      <w:r>
-        <w:t>creacion</w:t>
-      </w:r>
-      <w:proofErr w:type="spellEnd"/>
-      <w:r>
-        <w:t xml:space="preserve"> de cada u</w:t>
+        <w:t>validamos la creacion de cada u</w:t>
       </w:r>
       <w:r>
         <w:t>no</w:t>
@@ -1495,47 +963,11 @@
           <w:lang w:val="en-US"/>
         </w:rPr>
       </w:pPr>
-      <w:proofErr w:type="spellStart"/>
-      <w:r>
-        <w:rPr>
-          <w:lang w:val="en-US"/>
-        </w:rPr>
-        <w:t>az</w:t>
-      </w:r>
-      <w:proofErr w:type="spellEnd"/>
-      <w:r>
-        <w:rPr>
-          <w:lang w:val="en-US"/>
-        </w:rPr>
-        <w:t xml:space="preserve"> </w:t>
-      </w:r>
-      <w:proofErr w:type="spellStart"/>
-      <w:r>
-        <w:rPr>
-          <w:lang w:val="en-US"/>
-        </w:rPr>
-        <w:t>acr</w:t>
-      </w:r>
-      <w:proofErr w:type="spellEnd"/>
-      <w:r>
-        <w:rPr>
-          <w:lang w:val="en-US"/>
-        </w:rPr>
-        <w:t xml:space="preserve"> repository list --name </w:t>
-      </w:r>
-      <w:proofErr w:type="spellStart"/>
-      <w:r>
-        <w:rPr>
-          <w:lang w:val="en-US"/>
-        </w:rPr>
-        <w:t>dnsstudentacr</w:t>
-      </w:r>
-      <w:proofErr w:type="spellEnd"/>
-      <w:r>
-        <w:rPr>
-          <w:lang w:val="en-US"/>
-        </w:rPr>
-        <w:t xml:space="preserve"> -o table</w:t>
+      <w:r>
+        <w:rPr>
+          <w:lang w:val="en-US"/>
+        </w:rPr>
+        <w:t>az acr repository list --name dnsstudentacr -o table</w:t>
       </w:r>
     </w:p>
     <w:p>
@@ -1606,48 +1038,17 @@
         <w:t>Va</w:t>
       </w:r>
       <w:r>
-        <w:t xml:space="preserve">mos a ver que </w:t>
-      </w:r>
-      <w:proofErr w:type="spellStart"/>
-      <w:r>
-        <w:t>reginones</w:t>
-      </w:r>
-      <w:proofErr w:type="spellEnd"/>
-      <w:r>
-        <w:t xml:space="preserve"> podemos usar </w:t>
-      </w:r>
-      <w:proofErr w:type="gramStart"/>
-      <w:r>
-        <w:t xml:space="preserve">en  </w:t>
-      </w:r>
-      <w:proofErr w:type="spellStart"/>
-      <w:r>
-        <w:t>postgres</w:t>
-      </w:r>
-      <w:proofErr w:type="spellEnd"/>
-      <w:proofErr w:type="gramEnd"/>
-    </w:p>
-    <w:p>
-      <w:pPr>
-        <w:tabs>
-          <w:tab w:val="left" w:pos="2115"/>
-        </w:tabs>
-      </w:pPr>
-      <w:proofErr w:type="spellStart"/>
-      <w:r>
-        <w:t>list-skus</w:t>
-      </w:r>
-      <w:proofErr w:type="spellEnd"/>
-      <w:r>
-        <w:t xml:space="preserve"> es precisamente el comando oficial para consultar qué </w:t>
-      </w:r>
-      <w:proofErr w:type="spellStart"/>
-      <w:r>
-        <w:t>SKUs</w:t>
-      </w:r>
-      <w:proofErr w:type="spellEnd"/>
-      <w:r>
-        <w:t xml:space="preserve"> de PostgreSQL Flexible Server están disponibles en una región.</w:t>
+        <w:t>mos a ver que reginones podemos usar en  postgres</w:t>
+      </w:r>
+    </w:p>
+    <w:p>
+      <w:pPr>
+        <w:tabs>
+          <w:tab w:val="left" w:pos="2115"/>
+        </w:tabs>
+      </w:pPr>
+      <w:r>
+        <w:t>list-skus es precisamente el comando oficial para consultar qué SKUs de PostgreSQL Flexible Server están disponibles en una región.</w:t>
       </w:r>
       <w:r>
         <w:tab/>
@@ -1669,373 +1070,131 @@
           <w:tab w:val="left" w:pos="2115"/>
         </w:tabs>
       </w:pPr>
-      <w:proofErr w:type="spellStart"/>
-      <w:r>
-        <w:t>az</w:t>
-      </w:r>
-      <w:proofErr w:type="spellEnd"/>
-      <w:r>
+      <w:r>
+        <w:t>az postgres flexible-server list-skus --location centralus</w:t>
+      </w:r>
+    </w:p>
+    <w:p>
+      <w:pPr>
+        <w:tabs>
+          <w:tab w:val="left" w:pos="2115"/>
+        </w:tabs>
+      </w:pPr>
+      <w:r>
+        <w:t xml:space="preserve">si muestra </w:t>
+      </w:r>
+      <w:r>
+        <w:t>Standard_B1ms, entonces crea el servidor especificando explícitamente esa región:</w:t>
+      </w:r>
+    </w:p>
+    <w:p>
+      <w:pPr>
+        <w:tabs>
+          <w:tab w:val="left" w:pos="2115"/>
+        </w:tabs>
+      </w:pPr>
+      <w:r>
+        <w:t xml:space="preserve">Creando la base de datos </w:t>
+      </w:r>
+    </w:p>
+    <w:p>
+      <w:pPr>
+        <w:tabs>
+          <w:tab w:val="left" w:pos="2115"/>
+        </w:tabs>
+      </w:pPr>
+      <w:r>
+        <w:t>az provider register --namespace Microsoft.DBforPostgreSQL</w:t>
+      </w:r>
+    </w:p>
+    <w:p>
+      <w:pPr>
+        <w:tabs>
+          <w:tab w:val="left" w:pos="2115"/>
+        </w:tabs>
+        <w:rPr>
+          <w:lang w:val="en-US"/>
+        </w:rPr>
+      </w:pPr>
+      <w:r>
+        <w:rPr>
+          <w:lang w:val="en-US"/>
+        </w:rPr>
+        <w:t>az provider show --namespace Microsoft.DBforPostgreSQL --query registrationState --output tsv</w:t>
+      </w:r>
+      <w:r>
+        <w:rPr>
+          <w:lang w:val="en-US"/>
+        </w:rPr>
         <w:t xml:space="preserve"> </w:t>
       </w:r>
-      <w:proofErr w:type="spellStart"/>
-      <w:r>
-        <w:t>postgres</w:t>
-      </w:r>
-      <w:proofErr w:type="spellEnd"/>
-      <w:r>
-        <w:t xml:space="preserve"> flexible-server </w:t>
-      </w:r>
-      <w:proofErr w:type="spellStart"/>
-      <w:r>
-        <w:t>list-skus</w:t>
-      </w:r>
-      <w:proofErr w:type="spellEnd"/>
-      <w:r>
-        <w:t xml:space="preserve"> --</w:t>
-      </w:r>
-      <w:proofErr w:type="spellStart"/>
-      <w:r>
-        <w:t>location</w:t>
-      </w:r>
-      <w:proofErr w:type="spellEnd"/>
-      <w:r>
-        <w:t xml:space="preserve"> </w:t>
-      </w:r>
-      <w:proofErr w:type="spellStart"/>
-      <w:r>
-        <w:t>centralus</w:t>
-      </w:r>
-      <w:proofErr w:type="spellEnd"/>
-    </w:p>
-    <w:p>
-      <w:pPr>
-        <w:tabs>
-          <w:tab w:val="left" w:pos="2115"/>
-        </w:tabs>
-      </w:pPr>
-      <w:r>
-        <w:t xml:space="preserve">si muestra </w:t>
-      </w:r>
-      <w:r>
-        <w:t>Standard_B1ms, entonces crea el servidor especificando explícitamente esa región:</w:t>
-      </w:r>
-    </w:p>
-    <w:p>
-      <w:pPr>
-        <w:tabs>
-          <w:tab w:val="left" w:pos="2115"/>
-        </w:tabs>
-      </w:pPr>
-      <w:r>
-        <w:t xml:space="preserve">Creando la base de datos </w:t>
-      </w:r>
-    </w:p>
-    <w:p>
-      <w:pPr>
-        <w:tabs>
-          <w:tab w:val="left" w:pos="2115"/>
-        </w:tabs>
-      </w:pPr>
-      <w:proofErr w:type="spellStart"/>
-      <w:r>
-        <w:t>az</w:t>
-      </w:r>
-      <w:proofErr w:type="spellEnd"/>
-      <w:r>
-        <w:t xml:space="preserve"> </w:t>
-      </w:r>
-      <w:proofErr w:type="spellStart"/>
-      <w:r>
-        <w:t>provider</w:t>
-      </w:r>
-      <w:proofErr w:type="spellEnd"/>
-      <w:r>
-        <w:t xml:space="preserve"> </w:t>
-      </w:r>
-      <w:proofErr w:type="spellStart"/>
-      <w:r>
-        <w:t>register</w:t>
-      </w:r>
-      <w:proofErr w:type="spellEnd"/>
-      <w:r>
-        <w:t xml:space="preserve"> --</w:t>
-      </w:r>
-      <w:proofErr w:type="spellStart"/>
-      <w:r>
-        <w:t>namespace</w:t>
-      </w:r>
-      <w:proofErr w:type="spellEnd"/>
-      <w:r>
-        <w:t xml:space="preserve"> </w:t>
-      </w:r>
-      <w:proofErr w:type="spellStart"/>
-      <w:r>
-        <w:t>Microsoft.DBforPostgreSQL</w:t>
-      </w:r>
-      <w:proofErr w:type="spellEnd"/>
-    </w:p>
-    <w:p>
-      <w:pPr>
-        <w:tabs>
-          <w:tab w:val="left" w:pos="2115"/>
-        </w:tabs>
-        <w:rPr>
-          <w:lang w:val="en-US"/>
-        </w:rPr>
-      </w:pPr>
-      <w:proofErr w:type="spellStart"/>
-      <w:r>
-        <w:rPr>
-          <w:lang w:val="en-US"/>
-        </w:rPr>
-        <w:t>az</w:t>
-      </w:r>
-      <w:proofErr w:type="spellEnd"/>
-      <w:r>
-        <w:rPr>
-          <w:lang w:val="en-US"/>
-        </w:rPr>
-        <w:t xml:space="preserve"> provider show --namespace </w:t>
-      </w:r>
-      <w:proofErr w:type="spellStart"/>
-      <w:r>
-        <w:rPr>
-          <w:lang w:val="en-US"/>
-        </w:rPr>
-        <w:t>Microsoft.DBforPostgreSQL</w:t>
-      </w:r>
-      <w:proofErr w:type="spellEnd"/>
-      <w:r>
-        <w:rPr>
-          <w:lang w:val="en-US"/>
-        </w:rPr>
-        <w:t xml:space="preserve"> --query </w:t>
-      </w:r>
-      <w:proofErr w:type="spellStart"/>
-      <w:r>
-        <w:rPr>
-          <w:lang w:val="en-US"/>
-        </w:rPr>
-        <w:t>registrationState</w:t>
-      </w:r>
-      <w:proofErr w:type="spellEnd"/>
-      <w:r>
-        <w:rPr>
-          <w:lang w:val="en-US"/>
-        </w:rPr>
-        <w:t xml:space="preserve"> --output </w:t>
-      </w:r>
-      <w:proofErr w:type="spellStart"/>
-      <w:r>
-        <w:rPr>
-          <w:lang w:val="en-US"/>
-        </w:rPr>
-        <w:t>tsv</w:t>
-      </w:r>
-      <w:proofErr w:type="spellEnd"/>
-      <w:r>
-        <w:rPr>
-          <w:lang w:val="en-US"/>
-        </w:rPr>
-        <w:t xml:space="preserve"> </w:t>
-      </w:r>
-    </w:p>
-    <w:p>
-      <w:pPr>
-        <w:tabs>
-          <w:tab w:val="left" w:pos="2115"/>
-        </w:tabs>
-        <w:rPr>
-          <w:lang w:val="en-US"/>
-        </w:rPr>
-      </w:pPr>
-      <w:proofErr w:type="spellStart"/>
-      <w:r>
-        <w:rPr>
-          <w:lang w:val="en-US"/>
-        </w:rPr>
-        <w:t>deberia</w:t>
-      </w:r>
-      <w:proofErr w:type="spellEnd"/>
-      <w:r>
-        <w:rPr>
-          <w:lang w:val="en-US"/>
-        </w:rPr>
-        <w:t xml:space="preserve"> </w:t>
-      </w:r>
-      <w:proofErr w:type="spellStart"/>
-      <w:r>
-        <w:rPr>
-          <w:lang w:val="en-US"/>
-        </w:rPr>
-        <w:t>salir</w:t>
-      </w:r>
-      <w:proofErr w:type="spellEnd"/>
-      <w:r>
-        <w:rPr>
-          <w:lang w:val="en-US"/>
-        </w:rPr>
-        <w:t xml:space="preserve"> registered</w:t>
-      </w:r>
-    </w:p>
-    <w:p>
-      <w:pPr>
-        <w:tabs>
-          <w:tab w:val="left" w:pos="2115"/>
-        </w:tabs>
-        <w:rPr>
-          <w:lang w:val="en-US"/>
-        </w:rPr>
-      </w:pPr>
-    </w:p>
-    <w:p>
-      <w:pPr>
-        <w:tabs>
-          <w:tab w:val="left" w:pos="2115"/>
-        </w:tabs>
-        <w:rPr>
-          <w:lang w:val="en-US"/>
-        </w:rPr>
-      </w:pPr>
-    </w:p>
-    <w:p>
-      <w:pPr>
-        <w:tabs>
-          <w:tab w:val="left" w:pos="2115"/>
-        </w:tabs>
-        <w:rPr>
-          <w:lang w:val="en-US"/>
-        </w:rPr>
-      </w:pPr>
-      <w:proofErr w:type="spellStart"/>
+    </w:p>
+    <w:p>
+      <w:pPr>
+        <w:tabs>
+          <w:tab w:val="left" w:pos="2115"/>
+        </w:tabs>
+        <w:rPr>
+          <w:lang w:val="en-US"/>
+        </w:rPr>
+      </w:pPr>
+      <w:r>
+        <w:rPr>
+          <w:lang w:val="en-US"/>
+        </w:rPr>
+        <w:t>deberia salir registered</w:t>
+      </w:r>
+    </w:p>
+    <w:p>
+      <w:pPr>
+        <w:tabs>
+          <w:tab w:val="left" w:pos="2115"/>
+        </w:tabs>
+        <w:rPr>
+          <w:lang w:val="en-US"/>
+        </w:rPr>
+      </w:pPr>
+    </w:p>
+    <w:p>
+      <w:pPr>
+        <w:tabs>
+          <w:tab w:val="left" w:pos="2115"/>
+        </w:tabs>
+        <w:rPr>
+          <w:lang w:val="en-US"/>
+        </w:rPr>
+      </w:pPr>
+    </w:p>
+    <w:p>
+      <w:pPr>
+        <w:tabs>
+          <w:tab w:val="left" w:pos="2115"/>
+        </w:tabs>
+        <w:rPr>
+          <w:lang w:val="en-US"/>
+        </w:rPr>
+      </w:pPr>
       <w:r>
         <w:rPr>
           <w:lang w:val="en-US"/>
         </w:rPr>
         <w:t>creacion</w:t>
       </w:r>
-      <w:proofErr w:type="spellEnd"/>
-    </w:p>
-    <w:p>
-      <w:pPr>
-        <w:tabs>
-          <w:tab w:val="left" w:pos="2115"/>
-        </w:tabs>
-        <w:rPr>
-          <w:lang w:val="en-US"/>
-        </w:rPr>
-      </w:pPr>
-      <w:proofErr w:type="spellStart"/>
-      <w:r>
-        <w:rPr>
-          <w:lang w:val="en-US"/>
-        </w:rPr>
-        <w:t>az</w:t>
-      </w:r>
-      <w:proofErr w:type="spellEnd"/>
-      <w:r>
-        <w:rPr>
-          <w:lang w:val="en-US"/>
-        </w:rPr>
-        <w:t xml:space="preserve"> </w:t>
-      </w:r>
-      <w:proofErr w:type="spellStart"/>
-      <w:r>
-        <w:rPr>
-          <w:lang w:val="en-US"/>
-        </w:rPr>
-        <w:t>postgres</w:t>
-      </w:r>
-      <w:proofErr w:type="spellEnd"/>
-      <w:r>
-        <w:rPr>
-          <w:lang w:val="en-US"/>
-        </w:rPr>
-        <w:t xml:space="preserve"> flexible-server create --resource-group </w:t>
-      </w:r>
-      <w:proofErr w:type="spellStart"/>
-      <w:r>
-        <w:rPr>
-          <w:lang w:val="en-US"/>
-        </w:rPr>
-        <w:t>dns</w:t>
-      </w:r>
-      <w:proofErr w:type="spellEnd"/>
-      <w:r>
-        <w:rPr>
-          <w:lang w:val="en-US"/>
-        </w:rPr>
-        <w:t>-student-</w:t>
-      </w:r>
-      <w:proofErr w:type="spellStart"/>
-      <w:r>
-        <w:rPr>
-          <w:lang w:val="en-US"/>
-        </w:rPr>
-        <w:t>rg</w:t>
-      </w:r>
-      <w:proofErr w:type="spellEnd"/>
-      <w:r>
-        <w:rPr>
-          <w:lang w:val="en-US"/>
-        </w:rPr>
-        <w:t xml:space="preserve"> --name </w:t>
-      </w:r>
-      <w:proofErr w:type="spellStart"/>
-      <w:r>
-        <w:rPr>
-          <w:lang w:val="en-US"/>
-        </w:rPr>
-        <w:t>dns</w:t>
-      </w:r>
-      <w:proofErr w:type="spellEnd"/>
-      <w:r>
-        <w:rPr>
-          <w:lang w:val="en-US"/>
-        </w:rPr>
-        <w:t>-student-</w:t>
-      </w:r>
-      <w:proofErr w:type="spellStart"/>
-      <w:r>
-        <w:rPr>
-          <w:lang w:val="en-US"/>
-        </w:rPr>
-        <w:t>pg</w:t>
-      </w:r>
-      <w:proofErr w:type="spellEnd"/>
-      <w:r>
-        <w:rPr>
-          <w:lang w:val="en-US"/>
-        </w:rPr>
-        <w:t xml:space="preserve"> --location </w:t>
-      </w:r>
-      <w:proofErr w:type="spellStart"/>
-      <w:r>
-        <w:rPr>
-          <w:lang w:val="en-US"/>
-        </w:rPr>
-        <w:t>centralus</w:t>
-      </w:r>
-      <w:proofErr w:type="spellEnd"/>
-      <w:r>
-        <w:rPr>
-          <w:lang w:val="en-US"/>
-        </w:rPr>
-        <w:t xml:space="preserve"> --admin-user </w:t>
-      </w:r>
-      <w:proofErr w:type="spellStart"/>
-      <w:r>
-        <w:rPr>
-          <w:lang w:val="en-US"/>
-        </w:rPr>
-        <w:t>dnsadmin</w:t>
-      </w:r>
-      <w:proofErr w:type="spellEnd"/>
-      <w:r>
-        <w:rPr>
-          <w:lang w:val="en-US"/>
-        </w:rPr>
-        <w:t xml:space="preserve"> --admin-password "</w:t>
+    </w:p>
+    <w:p>
+      <w:pPr>
+        <w:tabs>
+          <w:tab w:val="left" w:pos="2115"/>
+        </w:tabs>
+        <w:rPr>
+          <w:lang w:val="en-US"/>
+        </w:rPr>
+      </w:pPr>
+      <w:r>
+        <w:rPr>
+          <w:lang w:val="en-US"/>
+        </w:rPr>
+        <w:t>az postgres flexible-server create --resource-group dns-student-rg --name dns-student-pg --location centralus --admin-user dnsadmin --admin-password "</w:t>
       </w:r>
       <w:r>
         <w:rPr>
@@ -2047,21 +1206,7 @@
         <w:rPr>
           <w:lang w:val="en-US"/>
         </w:rPr>
-        <w:t>" --</w:t>
-      </w:r>
-      <w:proofErr w:type="spellStart"/>
-      <w:r>
-        <w:rPr>
-          <w:lang w:val="en-US"/>
-        </w:rPr>
-        <w:t>sku</w:t>
-      </w:r>
-      <w:proofErr w:type="spellEnd"/>
-      <w:r>
-        <w:rPr>
-          <w:lang w:val="en-US"/>
-        </w:rPr>
-        <w:t>-name Standard_B1ms --tier Burstable --storage-size 32 --version 15 --public-access 0.0.0.0</w:t>
+        <w:t>" --sku-name Standard_B1ms --tier Burstable --storage-size 32 --version 15 --public-access 0.0.0.0</w:t>
       </w:r>
     </w:p>
     <w:p>
@@ -2142,21 +1287,8 @@
           <w:tab w:val="left" w:pos="2115"/>
         </w:tabs>
       </w:pPr>
-      <w:proofErr w:type="spellStart"/>
-      <w:r>
-        <w:t>Conectandose</w:t>
-      </w:r>
-      <w:proofErr w:type="spellEnd"/>
-      <w:r>
-        <w:t xml:space="preserve"> a la </w:t>
-      </w:r>
-      <w:proofErr w:type="spellStart"/>
-      <w:r>
-        <w:t>db</w:t>
-      </w:r>
-      <w:proofErr w:type="spellEnd"/>
-      <w:r>
-        <w:t xml:space="preserve"> y corriendo script inicial </w:t>
+      <w:r>
+        <w:t xml:space="preserve">Conectandose a la db y corriendo script inicial </w:t>
       </w:r>
     </w:p>
     <w:p>
@@ -2174,98 +1306,12 @@
         </w:rPr>
         <w:br/>
       </w:r>
-      <w:proofErr w:type="spellStart"/>
-      <w:r>
-        <w:rPr>
-          <w:lang w:val="en-US"/>
-        </w:rPr>
-        <w:t>psql</w:t>
-      </w:r>
-      <w:proofErr w:type="spellEnd"/>
-      <w:r>
-        <w:rPr>
-          <w:lang w:val="en-US"/>
-        </w:rPr>
-        <w:t xml:space="preserve"> "host=dns-student-pg.postgres.database.azure.com port=5432 </w:t>
-      </w:r>
-      <w:proofErr w:type="spellStart"/>
-      <w:r>
-        <w:rPr>
-          <w:lang w:val="en-US"/>
-        </w:rPr>
-        <w:t>dbname</w:t>
-      </w:r>
-      <w:proofErr w:type="spellEnd"/>
-      <w:r>
-        <w:rPr>
-          <w:lang w:val="en-US"/>
-        </w:rPr>
-        <w:t>=</w:t>
-      </w:r>
-      <w:proofErr w:type="spellStart"/>
-      <w:r>
-        <w:rPr>
-          <w:lang w:val="en-US"/>
-        </w:rPr>
-        <w:t>postgres</w:t>
-      </w:r>
-      <w:proofErr w:type="spellEnd"/>
-      <w:r>
-        <w:rPr>
-          <w:lang w:val="en-US"/>
-        </w:rPr>
-        <w:t xml:space="preserve"> user=</w:t>
-      </w:r>
-      <w:proofErr w:type="spellStart"/>
-      <w:r>
-        <w:rPr>
-          <w:lang w:val="en-US"/>
-        </w:rPr>
-        <w:t>dnsadmin</w:t>
-      </w:r>
-      <w:proofErr w:type="spellEnd"/>
-      <w:r>
-        <w:rPr>
-          <w:lang w:val="en-US"/>
-        </w:rPr>
-        <w:t xml:space="preserve"> </w:t>
-      </w:r>
-      <w:proofErr w:type="spellStart"/>
-      <w:r>
-        <w:rPr>
-          <w:lang w:val="en-US"/>
-        </w:rPr>
-        <w:t>sslmode</w:t>
-      </w:r>
-      <w:proofErr w:type="spellEnd"/>
-      <w:r>
-        <w:rPr>
-          <w:lang w:val="en-US"/>
-        </w:rPr>
-        <w:t xml:space="preserve">=require" -f </w:t>
-      </w:r>
-      <w:proofErr w:type="spellStart"/>
-      <w:r>
-        <w:rPr>
-          <w:lang w:val="en-US"/>
-        </w:rPr>
-        <w:t>infraestructure</w:t>
-      </w:r>
-      <w:proofErr w:type="spellEnd"/>
-      <w:r>
-        <w:rPr>
-          <w:lang w:val="en-US"/>
-        </w:rPr>
-        <w:t>/docker-compose/</w:t>
-      </w:r>
-      <w:proofErr w:type="spellStart"/>
-      <w:r>
-        <w:rPr>
-          <w:lang w:val="en-US"/>
-        </w:rPr>
-        <w:t>init-db.sql</w:t>
-      </w:r>
-      <w:proofErr w:type="spellEnd"/>
+      <w:r>
+        <w:rPr>
+          <w:lang w:val="en-US"/>
+        </w:rPr>
+        <w:t>psql "host=dns-student-pg.postgres.database.azure.com port=5432 dbname=postgres user=dnsadmin sslmode=require" -f infraestructure/docker-compose/init-db.sql</w:t>
+      </w:r>
     </w:p>
     <w:p>
       <w:pPr>
@@ -2363,12 +1409,10 @@
           <w:tab w:val="left" w:pos="2115"/>
         </w:tabs>
       </w:pPr>
-      <w:proofErr w:type="spellStart"/>
       <w:r>
         <w:lastRenderedPageBreak/>
         <w:t>creadsad</w:t>
       </w:r>
-      <w:proofErr w:type="spellEnd"/>
       <w:r>
         <w:rPr>
           <w:noProof/>
@@ -2411,36 +1455,10 @@
         </w:drawing>
       </w:r>
       <w:r>
-        <w:t xml:space="preserve">creando un </w:t>
-      </w:r>
-      <w:proofErr w:type="spellStart"/>
-      <w:proofErr w:type="gramStart"/>
-      <w:r>
-        <w:t>cluster</w:t>
-      </w:r>
-      <w:proofErr w:type="spellEnd"/>
-      <w:proofErr w:type="gramEnd"/>
-      <w:r>
-        <w:t xml:space="preserve"> de </w:t>
-      </w:r>
-      <w:r>
-        <w:t xml:space="preserve">Kafka en </w:t>
-      </w:r>
-      <w:proofErr w:type="spellStart"/>
-      <w:r>
-        <w:t>confluent</w:t>
-      </w:r>
-      <w:proofErr w:type="spellEnd"/>
-      <w:r>
-        <w:t xml:space="preserve"> </w:t>
-      </w:r>
-      <w:proofErr w:type="spellStart"/>
-      <w:r>
-        <w:t>cloud</w:t>
-      </w:r>
-      <w:proofErr w:type="spellEnd"/>
-      <w:r>
-        <w:t xml:space="preserve"> </w:t>
+        <w:t xml:space="preserve">creando un cluster de </w:t>
+      </w:r>
+      <w:r>
+        <w:t xml:space="preserve">Kafka en confluent cloud </w:t>
       </w:r>
     </w:p>
     <w:p>
@@ -2511,15 +1529,7 @@
         </w:tabs>
       </w:pPr>
       <w:r>
-        <w:t xml:space="preserve">Para no usar tarjeta usar el siguiente </w:t>
-      </w:r>
-      <w:proofErr w:type="spellStart"/>
-      <w:r>
-        <w:t>codigo</w:t>
-      </w:r>
-      <w:proofErr w:type="spellEnd"/>
-      <w:r>
-        <w:t xml:space="preserve"> </w:t>
+        <w:t xml:space="preserve">Para no usar tarjeta usar el siguiente codigo </w:t>
       </w:r>
       <w:r>
         <w:t>CONFLUENTDEV1</w:t>
@@ -2541,13 +1551,8 @@
           <w:tab w:val="left" w:pos="2115"/>
         </w:tabs>
       </w:pPr>
-      <w:proofErr w:type="spellStart"/>
-      <w:r>
-        <w:t>Creacion</w:t>
-      </w:r>
-      <w:proofErr w:type="spellEnd"/>
-      <w:r>
-        <w:t xml:space="preserve"> de ambiente </w:t>
+      <w:r>
+        <w:t xml:space="preserve">Creacion de ambiente </w:t>
       </w:r>
     </w:p>
     <w:p>
@@ -2604,15 +1609,8 @@
         </w:tabs>
       </w:pPr>
       <w:r>
-        <w:t xml:space="preserve">Creación de </w:t>
-      </w:r>
-      <w:proofErr w:type="spellStart"/>
-      <w:proofErr w:type="gramStart"/>
-      <w:r>
-        <w:t>cluster</w:t>
-      </w:r>
-      <w:proofErr w:type="spellEnd"/>
-      <w:proofErr w:type="gramEnd"/>
+        <w:t>Creación de cluster</w:t>
+      </w:r>
     </w:p>
     <w:p>
       <w:pPr>
@@ -2676,15 +1674,8 @@
       </w:pPr>
       <w:r>
         <w:lastRenderedPageBreak/>
-        <w:t xml:space="preserve">New </w:t>
-      </w:r>
-      <w:proofErr w:type="spellStart"/>
-      <w:proofErr w:type="gramStart"/>
-      <w:r>
-        <w:t>cluster</w:t>
-      </w:r>
-      <w:proofErr w:type="spellEnd"/>
-      <w:proofErr w:type="gramEnd"/>
+        <w:t>New cluster</w:t>
+      </w:r>
     </w:p>
     <w:p>
       <w:pPr>
@@ -2753,29 +1744,8 @@
           <w:tab w:val="left" w:pos="2115"/>
         </w:tabs>
       </w:pPr>
-      <w:proofErr w:type="spellStart"/>
-      <w:r>
-        <w:t>Creacion</w:t>
-      </w:r>
-      <w:proofErr w:type="spellEnd"/>
-      <w:r>
-        <w:t xml:space="preserve"> de </w:t>
-      </w:r>
-      <w:proofErr w:type="spellStart"/>
-      <w:r>
-        <w:t>topics</w:t>
-      </w:r>
-      <w:proofErr w:type="spellEnd"/>
-      <w:r>
-        <w:t xml:space="preserve"> con la misma estructura de </w:t>
-      </w:r>
-      <w:proofErr w:type="spellStart"/>
-      <w:r>
-        <w:t>avro</w:t>
-      </w:r>
-      <w:proofErr w:type="spellEnd"/>
-      <w:r>
-        <w:t xml:space="preserve"> </w:t>
+      <w:r>
+        <w:t xml:space="preserve">Creacion de topics con la misma estructura de avro </w:t>
       </w:r>
     </w:p>
     <w:p>
@@ -2843,13 +1813,8 @@
       </w:pPr>
       <w:r>
         <w:lastRenderedPageBreak/>
-        <w:t xml:space="preserve">Todos los </w:t>
-      </w:r>
-      <w:proofErr w:type="spellStart"/>
-      <w:r>
-        <w:t>topics</w:t>
-      </w:r>
-      <w:proofErr w:type="spellEnd"/>
+        <w:t>Todos los topics</w:t>
+      </w:r>
       <w:r>
         <w:br/>
       </w:r>
@@ -2901,84 +1866,20 @@
         </w:tabs>
       </w:pPr>
       <w:r>
-        <w:t>los **</w:t>
-      </w:r>
-      <w:proofErr w:type="spellStart"/>
-      <w:r>
-        <w:t>consumer</w:t>
-      </w:r>
-      <w:proofErr w:type="spellEnd"/>
-      <w:r>
-        <w:t xml:space="preserve"> </w:t>
-      </w:r>
-      <w:proofErr w:type="spellStart"/>
-      <w:r>
-        <w:t>groups</w:t>
-      </w:r>
-      <w:proofErr w:type="spellEnd"/>
-      <w:r>
-        <w:t>** (`</w:t>
-      </w:r>
-      <w:proofErr w:type="spellStart"/>
-      <w:r>
-        <w:t>generator-topic-consumer</w:t>
-      </w:r>
-      <w:proofErr w:type="spellEnd"/>
-      <w:r>
-        <w:t>`, `</w:t>
-      </w:r>
-      <w:proofErr w:type="spellStart"/>
-      <w:r>
-        <w:t>notification-topic-consumer</w:t>
-      </w:r>
-      <w:proofErr w:type="spellEnd"/>
-      <w:r>
-        <w:t>`, `</w:t>
-      </w:r>
-      <w:proofErr w:type="spellStart"/>
-      <w:r>
-        <w:t>customer-topic-consumer</w:t>
-      </w:r>
-      <w:proofErr w:type="spellEnd"/>
-      <w:r>
-        <w:t>`)</w:t>
-      </w:r>
-    </w:p>
-    <w:p>
-      <w:pPr>
-        <w:tabs>
-          <w:tab w:val="left" w:pos="2115"/>
-        </w:tabs>
-      </w:pPr>
-      <w:r>
-        <w:t xml:space="preserve">ahora </w:t>
-      </w:r>
-      <w:proofErr w:type="gramStart"/>
-      <w:r>
-        <w:t>vamos</w:t>
-      </w:r>
-      <w:proofErr w:type="gramEnd"/>
-      <w:r>
-        <w:t xml:space="preserve"> activar el </w:t>
-      </w:r>
-      <w:proofErr w:type="spellStart"/>
-      <w:r>
-        <w:t>schema</w:t>
-      </w:r>
-      <w:proofErr w:type="spellEnd"/>
-      <w:r>
-        <w:t xml:space="preserve"> </w:t>
-      </w:r>
-      <w:proofErr w:type="spellStart"/>
-      <w:r>
-        <w:t>r</w:t>
-      </w:r>
-      <w:r>
-        <w:t>egistry</w:t>
-      </w:r>
-      <w:proofErr w:type="spellEnd"/>
-      <w:r>
-        <w:t xml:space="preserve"> </w:t>
+        <w:t>los **consumer groups** (`generator-topic-consumer`, `notification-topic-consumer`, `customer-topic-consumer`)</w:t>
+      </w:r>
+    </w:p>
+    <w:p>
+      <w:pPr>
+        <w:tabs>
+          <w:tab w:val="left" w:pos="2115"/>
+        </w:tabs>
+      </w:pPr>
+      <w:r>
+        <w:t>ahora vamos activar el schema r</w:t>
+      </w:r>
+      <w:r>
+        <w:t xml:space="preserve">egistry </w:t>
       </w:r>
     </w:p>
     <w:p>
@@ -3062,21 +1963,8 @@
         <w:t>Ahora se generar las credenciales</w:t>
       </w:r>
       <w:r>
-        <w:t xml:space="preserve"> </w:t>
-      </w:r>
-      <w:proofErr w:type="gramStart"/>
-      <w:r>
-        <w:t>de la api</w:t>
-      </w:r>
-      <w:proofErr w:type="gramEnd"/>
-      <w:r>
-        <w:t xml:space="preserve"> </w:t>
-      </w:r>
-      <w:proofErr w:type="spellStart"/>
-      <w:r>
-        <w:t>key</w:t>
-      </w:r>
-      <w:proofErr w:type="spellEnd"/>
+        <w:t xml:space="preserve"> de la api key</w:t>
+      </w:r>
       <w:r>
         <w:br/>
       </w:r>
@@ -3294,19 +2182,11 @@
           <w:lang w:val="en-US"/>
         </w:rPr>
       </w:pPr>
-      <w:proofErr w:type="gramStart"/>
-      <w:r>
-        <w:rPr>
-          <w:lang w:val="en-US"/>
-        </w:rPr>
-        <w:t>Resource</w:t>
-      </w:r>
-      <w:proofErr w:type="gramEnd"/>
-      <w:r>
-        <w:rPr>
-          <w:lang w:val="en-US"/>
-        </w:rPr>
-        <w:t>:</w:t>
+      <w:r>
+        <w:rPr>
+          <w:lang w:val="en-US"/>
+        </w:rPr>
+        <w:t>Resource:</w:t>
       </w:r>
     </w:p>
     <w:p>
@@ -3375,48 +2255,15 @@
         </w:tabs>
       </w:pPr>
       <w:r>
-        <w:t xml:space="preserve">Ahora se </w:t>
-      </w:r>
-      <w:proofErr w:type="gramStart"/>
-      <w:r>
-        <w:t>generaran</w:t>
-      </w:r>
-      <w:proofErr w:type="gramEnd"/>
-      <w:r>
-        <w:t xml:space="preserve"> las </w:t>
+        <w:t xml:space="preserve">Ahora se generaran las </w:t>
       </w:r>
       <w:r>
         <w:rPr>
           <w:b/>
           <w:bCs/>
         </w:rPr>
-        <w:t xml:space="preserve">) API </w:t>
-      </w:r>
-      <w:proofErr w:type="spellStart"/>
-      <w:r>
-        <w:rPr>
-          <w:b/>
-          <w:bCs/>
-        </w:rPr>
-        <w:t>key</w:t>
-      </w:r>
-      <w:proofErr w:type="spellEnd"/>
-      <w:r>
-        <w:rPr>
-          <w:b/>
-          <w:bCs/>
-        </w:rPr>
-        <w:t xml:space="preserve"> del Schema </w:t>
-      </w:r>
-      <w:proofErr w:type="spellStart"/>
-      <w:r>
-        <w:rPr>
-          <w:b/>
-          <w:bCs/>
-        </w:rPr>
-        <w:t>Registry</w:t>
-      </w:r>
-      <w:proofErr w:type="spellEnd"/>
+        <w:t>) API key del Schema Registry</w:t>
+      </w:r>
       <w:r>
         <w:t xml:space="preserve"> (es un servicio aparte, con llaves propias):</w:t>
       </w:r>
@@ -3496,114 +2343,24 @@
           <w:bCs/>
         </w:rPr>
         <w:lastRenderedPageBreak/>
-        <w:t xml:space="preserve">El correo: Azure </w:t>
-      </w:r>
-      <w:proofErr w:type="spellStart"/>
-      <w:r>
-        <w:rPr>
-          <w:b/>
-          <w:bCs/>
-        </w:rPr>
-        <w:t>Communication</w:t>
-      </w:r>
-      <w:proofErr w:type="spellEnd"/>
-      <w:r>
-        <w:rPr>
-          <w:b/>
-          <w:bCs/>
-        </w:rPr>
-        <w:t xml:space="preserve"> </w:t>
-      </w:r>
-      <w:proofErr w:type="spellStart"/>
-      <w:r>
-        <w:rPr>
-          <w:b/>
-          <w:bCs/>
-        </w:rPr>
-        <w:t>Services</w:t>
-      </w:r>
-      <w:proofErr w:type="spellEnd"/>
-      <w:r>
-        <w:rPr>
-          <w:b/>
-          <w:bCs/>
-        </w:rPr>
-        <w:t xml:space="preserve"> Email (el proveedor del sistema)</w:t>
-      </w:r>
-    </w:p>
-    <w:p>
-      <w:pPr>
-        <w:tabs>
-          <w:tab w:val="left" w:pos="2115"/>
-        </w:tabs>
-        <w:rPr>
-          <w:lang w:val="en-US"/>
-        </w:rPr>
-      </w:pPr>
-      <w:proofErr w:type="spellStart"/>
-      <w:r>
-        <w:rPr>
-          <w:lang w:val="en-US"/>
-        </w:rPr>
-        <w:t>az</w:t>
-      </w:r>
-      <w:proofErr w:type="spellEnd"/>
-      <w:r>
-        <w:rPr>
-          <w:lang w:val="en-US"/>
-        </w:rPr>
-        <w:t xml:space="preserve"> communication create -g </w:t>
-      </w:r>
-      <w:proofErr w:type="spellStart"/>
-      <w:r>
-        <w:rPr>
-          <w:lang w:val="en-US"/>
-        </w:rPr>
-        <w:t>dns</w:t>
-      </w:r>
-      <w:proofErr w:type="spellEnd"/>
-      <w:r>
-        <w:rPr>
-          <w:lang w:val="en-US"/>
-        </w:rPr>
-        <w:t>-student-</w:t>
-      </w:r>
-      <w:proofErr w:type="spellStart"/>
-      <w:r>
-        <w:rPr>
-          <w:lang w:val="en-US"/>
-        </w:rPr>
-        <w:t>rg</w:t>
-      </w:r>
-      <w:proofErr w:type="spellEnd"/>
-      <w:r>
-        <w:rPr>
-          <w:lang w:val="en-US"/>
-        </w:rPr>
-        <w:t xml:space="preserve"> -n </w:t>
-      </w:r>
-      <w:proofErr w:type="spellStart"/>
-      <w:r>
-        <w:rPr>
-          <w:lang w:val="en-US"/>
-        </w:rPr>
-        <w:t>dns</w:t>
-      </w:r>
-      <w:proofErr w:type="spellEnd"/>
-      <w:r>
-        <w:rPr>
-          <w:lang w:val="en-US"/>
-        </w:rPr>
-        <w:t xml:space="preserve">-comm --location global --data-location </w:t>
-      </w:r>
-      <w:proofErr w:type="spellStart"/>
-      <w:r>
-        <w:rPr>
-          <w:lang w:val="en-US"/>
-        </w:rPr>
-        <w:t>UnitedStates</w:t>
-      </w:r>
-      <w:proofErr w:type="spellEnd"/>
+        <w:t>El correo: Azure Communication Services Email (el proveedor del sistema)</w:t>
+      </w:r>
+    </w:p>
+    <w:p>
+      <w:pPr>
+        <w:tabs>
+          <w:tab w:val="left" w:pos="2115"/>
+        </w:tabs>
+        <w:rPr>
+          <w:lang w:val="en-US"/>
+        </w:rPr>
+      </w:pPr>
+      <w:r>
+        <w:rPr>
+          <w:lang w:val="en-US"/>
+        </w:rPr>
+        <w:t>az communication create -g dns-student-rg -n dns-comm --location global --data-location UnitedStates</w:t>
+      </w:r>
     </w:p>
     <w:p>
       <w:pPr>
@@ -3675,70 +2432,12 @@
           <w:lang w:val="en-US"/>
         </w:rPr>
       </w:pPr>
-      <w:proofErr w:type="spellStart"/>
-      <w:r>
-        <w:rPr>
-          <w:lang w:val="en-US"/>
-        </w:rPr>
-        <w:t>az</w:t>
-      </w:r>
-      <w:proofErr w:type="spellEnd"/>
-      <w:r>
-        <w:rPr>
-          <w:lang w:val="en-US"/>
-        </w:rPr>
-        <w:t xml:space="preserve"> communication email create -g </w:t>
-      </w:r>
-      <w:proofErr w:type="spellStart"/>
-      <w:r>
-        <w:rPr>
-          <w:lang w:val="en-US"/>
-        </w:rPr>
-        <w:t>dns</w:t>
-      </w:r>
-      <w:proofErr w:type="spellEnd"/>
-      <w:r>
-        <w:rPr>
-          <w:lang w:val="en-US"/>
-        </w:rPr>
-        <w:t>-student-</w:t>
-      </w:r>
-      <w:proofErr w:type="spellStart"/>
-      <w:r>
-        <w:rPr>
-          <w:lang w:val="en-US"/>
-        </w:rPr>
-        <w:t>rg</w:t>
-      </w:r>
-      <w:proofErr w:type="spellEnd"/>
-      <w:r>
-        <w:rPr>
-          <w:lang w:val="en-US"/>
-        </w:rPr>
-        <w:t xml:space="preserve"> -n </w:t>
-      </w:r>
-      <w:proofErr w:type="spellStart"/>
-      <w:r>
-        <w:rPr>
-          <w:lang w:val="en-US"/>
-        </w:rPr>
-        <w:t>dns</w:t>
-      </w:r>
-      <w:proofErr w:type="spellEnd"/>
-      <w:r>
-        <w:rPr>
-          <w:lang w:val="en-US"/>
-        </w:rPr>
-        <w:t xml:space="preserve">-email --location global --data-location </w:t>
-      </w:r>
-      <w:proofErr w:type="spellStart"/>
-      <w:r>
-        <w:rPr>
-          <w:lang w:val="en-US"/>
-        </w:rPr>
-        <w:t>UnitedStates</w:t>
-      </w:r>
-      <w:proofErr w:type="spellEnd"/>
+      <w:r>
+        <w:rPr>
+          <w:lang w:val="en-US"/>
+        </w:rPr>
+        <w:t>az communication email create -g dns-student-rg -n dns-email --location global --data-location UnitedStates</w:t>
+      </w:r>
     </w:p>
     <w:p>
       <w:pPr>
@@ -3820,84 +2519,12 @@
           <w:lang w:val="en-US"/>
         </w:rPr>
       </w:pPr>
-      <w:proofErr w:type="spellStart"/>
-      <w:r>
-        <w:rPr>
-          <w:lang w:val="en-US"/>
-        </w:rPr>
-        <w:t>az</w:t>
-      </w:r>
-      <w:proofErr w:type="spellEnd"/>
-      <w:r>
-        <w:rPr>
-          <w:lang w:val="en-US"/>
-        </w:rPr>
-        <w:t xml:space="preserve"> communication email domain create -g </w:t>
-      </w:r>
-      <w:proofErr w:type="spellStart"/>
-      <w:r>
-        <w:rPr>
-          <w:lang w:val="en-US"/>
-        </w:rPr>
-        <w:t>dns</w:t>
-      </w:r>
-      <w:proofErr w:type="spellEnd"/>
-      <w:r>
-        <w:rPr>
-          <w:lang w:val="en-US"/>
-        </w:rPr>
-        <w:t>-student-</w:t>
-      </w:r>
-      <w:proofErr w:type="spellStart"/>
-      <w:r>
-        <w:rPr>
-          <w:lang w:val="en-US"/>
-        </w:rPr>
-        <w:t>rg</w:t>
-      </w:r>
-      <w:proofErr w:type="spellEnd"/>
-      <w:r>
-        <w:rPr>
-          <w:lang w:val="en-US"/>
-        </w:rPr>
-        <w:t xml:space="preserve"> --email-service-name </w:t>
-      </w:r>
-      <w:proofErr w:type="spellStart"/>
-      <w:r>
-        <w:rPr>
-          <w:lang w:val="en-US"/>
-        </w:rPr>
-        <w:t>dns</w:t>
-      </w:r>
-      <w:proofErr w:type="spellEnd"/>
-      <w:r>
-        <w:rPr>
-          <w:lang w:val="en-US"/>
-        </w:rPr>
-        <w:t xml:space="preserve">-email --name </w:t>
-      </w:r>
-      <w:proofErr w:type="spellStart"/>
-      <w:r>
-        <w:rPr>
-          <w:lang w:val="en-US"/>
-        </w:rPr>
-        <w:t>AzureManagedDomain</w:t>
-      </w:r>
-      <w:proofErr w:type="spellEnd"/>
-      <w:r>
-        <w:rPr>
-          <w:lang w:val="en-US"/>
-        </w:rPr>
-        <w:t xml:space="preserve"> --location global --domain-management </w:t>
-      </w:r>
-      <w:proofErr w:type="spellStart"/>
-      <w:r>
-        <w:rPr>
-          <w:lang w:val="en-US"/>
-        </w:rPr>
-        <w:t>AzureManaged</w:t>
-      </w:r>
-      <w:proofErr w:type="spellEnd"/>
+      <w:r>
+        <w:rPr>
+          <w:lang w:val="en-US"/>
+        </w:rPr>
+        <w:t>az communication email domain create -g dns-student-rg --email-service-name dns-email --name AzureManagedDomain --location global --domain-management AzureManaged</w:t>
+      </w:r>
     </w:p>
     <w:p>
       <w:pPr>
@@ -3974,91 +2601,7 @@
         <w:rPr>
           <w:lang w:val="en-US"/>
         </w:rPr>
-        <w:t>DOMAIN_ID=$(</w:t>
-      </w:r>
-      <w:proofErr w:type="spellStart"/>
-      <w:r>
-        <w:rPr>
-          <w:lang w:val="en-US"/>
-        </w:rPr>
-        <w:t>az</w:t>
-      </w:r>
-      <w:proofErr w:type="spellEnd"/>
-      <w:r>
-        <w:rPr>
-          <w:lang w:val="en-US"/>
-        </w:rPr>
-        <w:t xml:space="preserve"> communication email domain show -g </w:t>
-      </w:r>
-      <w:proofErr w:type="spellStart"/>
-      <w:r>
-        <w:rPr>
-          <w:lang w:val="en-US"/>
-        </w:rPr>
-        <w:t>dns</w:t>
-      </w:r>
-      <w:proofErr w:type="spellEnd"/>
-      <w:r>
-        <w:rPr>
-          <w:lang w:val="en-US"/>
-        </w:rPr>
-        <w:t>-student-</w:t>
-      </w:r>
-      <w:proofErr w:type="spellStart"/>
-      <w:r>
-        <w:rPr>
-          <w:lang w:val="en-US"/>
-        </w:rPr>
-        <w:t>rg</w:t>
-      </w:r>
-      <w:proofErr w:type="spellEnd"/>
-      <w:r>
-        <w:rPr>
-          <w:lang w:val="en-US"/>
-        </w:rPr>
-        <w:t xml:space="preserve"> --email-service-name </w:t>
-      </w:r>
-      <w:proofErr w:type="spellStart"/>
-      <w:r>
-        <w:rPr>
-          <w:lang w:val="en-US"/>
-        </w:rPr>
-        <w:t>dns</w:t>
-      </w:r>
-      <w:proofErr w:type="spellEnd"/>
-      <w:r>
-        <w:rPr>
-          <w:lang w:val="en-US"/>
-        </w:rPr>
-        <w:t xml:space="preserve">-email --name </w:t>
-      </w:r>
-      <w:proofErr w:type="spellStart"/>
-      <w:r>
-        <w:rPr>
-          <w:lang w:val="en-US"/>
-        </w:rPr>
-        <w:t>AzureManagedDomain</w:t>
-      </w:r>
-      <w:proofErr w:type="spellEnd"/>
-      <w:r>
-        <w:rPr>
-          <w:lang w:val="en-US"/>
-        </w:rPr>
-        <w:t xml:space="preserve"> --query id -o </w:t>
-      </w:r>
-      <w:proofErr w:type="spellStart"/>
-      <w:r>
-        <w:rPr>
-          <w:lang w:val="en-US"/>
-        </w:rPr>
-        <w:t>tsv</w:t>
-      </w:r>
-      <w:proofErr w:type="spellEnd"/>
-      <w:r>
-        <w:rPr>
-          <w:lang w:val="en-US"/>
-        </w:rPr>
-        <w:t>)</w:t>
+        <w:t>DOMAIN_ID=$(az communication email domain show -g dns-student-rg --email-service-name dns-email --name AzureManagedDomain --query id -o tsv)</w:t>
       </w:r>
     </w:p>
     <w:p>
@@ -4106,61 +2649,11 @@
           <w:lang w:val="en-US"/>
         </w:rPr>
       </w:pPr>
-      <w:proofErr w:type="spellStart"/>
-      <w:r>
-        <w:rPr>
-          <w:lang w:val="en-US"/>
-        </w:rPr>
-        <w:t>az</w:t>
-      </w:r>
-      <w:proofErr w:type="spellEnd"/>
-      <w:r>
-        <w:rPr>
-          <w:lang w:val="en-US"/>
-        </w:rPr>
-        <w:t xml:space="preserve"> communication update -g </w:t>
-      </w:r>
-      <w:proofErr w:type="spellStart"/>
-      <w:r>
-        <w:rPr>
-          <w:lang w:val="en-US"/>
-        </w:rPr>
-        <w:t>dns</w:t>
-      </w:r>
-      <w:proofErr w:type="spellEnd"/>
-      <w:r>
-        <w:rPr>
-          <w:lang w:val="en-US"/>
-        </w:rPr>
-        <w:t>-student-</w:t>
-      </w:r>
-      <w:proofErr w:type="spellStart"/>
-      <w:r>
-        <w:rPr>
-          <w:lang w:val="en-US"/>
-        </w:rPr>
-        <w:t>rg</w:t>
-      </w:r>
-      <w:proofErr w:type="spellEnd"/>
-      <w:r>
-        <w:rPr>
-          <w:lang w:val="en-US"/>
-        </w:rPr>
-        <w:t xml:space="preserve"> -n </w:t>
-      </w:r>
-      <w:proofErr w:type="spellStart"/>
-      <w:r>
-        <w:rPr>
-          <w:lang w:val="en-US"/>
-        </w:rPr>
-        <w:t>dns</w:t>
-      </w:r>
-      <w:proofErr w:type="spellEnd"/>
-      <w:r>
-        <w:rPr>
-          <w:lang w:val="en-US"/>
-        </w:rPr>
-        <w:t>-comm --linked-domains /subscriptions/7ae6dfa7-ae47-4f98-ad69-4cd34f6c52f0/resourceGroups/dns-student-rg/providers/Microsoft.Communication/emailServices/dns-email/domains/AzureManagedDomain</w:t>
+      <w:r>
+        <w:rPr>
+          <w:lang w:val="en-US"/>
+        </w:rPr>
+        <w:t>az communication update -g dns-student-rg -n dns-comm --linked-domains /subscriptions/7ae6dfa7-ae47-4f98-ad69-4cd34f6c52f0/resourceGroups/dns-student-rg/providers/Microsoft.Communication/emailServices/dns-email/domains/AzureManagedDomain</w:t>
       </w:r>
     </w:p>
     <w:p>
@@ -4253,205 +2746,67 @@
           <w:lang w:val="en-US"/>
         </w:rPr>
       </w:pPr>
-      <w:proofErr w:type="spellStart"/>
-      <w:r>
-        <w:rPr>
-          <w:lang w:val="en-US"/>
-        </w:rPr>
-        <w:t>az</w:t>
-      </w:r>
-      <w:proofErr w:type="spellEnd"/>
-      <w:r>
-        <w:rPr>
-          <w:lang w:val="en-US"/>
-        </w:rPr>
-        <w:t xml:space="preserve"> communication list-key -g </w:t>
-      </w:r>
-      <w:proofErr w:type="spellStart"/>
-      <w:r>
-        <w:rPr>
-          <w:lang w:val="en-US"/>
-        </w:rPr>
-        <w:t>dns</w:t>
-      </w:r>
-      <w:proofErr w:type="spellEnd"/>
-      <w:r>
-        <w:rPr>
-          <w:lang w:val="en-US"/>
-        </w:rPr>
-        <w:t>-student-</w:t>
-      </w:r>
-      <w:proofErr w:type="spellStart"/>
-      <w:r>
-        <w:rPr>
-          <w:lang w:val="en-US"/>
-        </w:rPr>
-        <w:t>rg</w:t>
-      </w:r>
-      <w:proofErr w:type="spellEnd"/>
-      <w:r>
-        <w:rPr>
-          <w:lang w:val="en-US"/>
-        </w:rPr>
-        <w:t xml:space="preserve"> -n </w:t>
-      </w:r>
-      <w:proofErr w:type="spellStart"/>
-      <w:r>
-        <w:rPr>
-          <w:lang w:val="en-US"/>
-        </w:rPr>
-        <w:t>dns</w:t>
-      </w:r>
-      <w:proofErr w:type="spellEnd"/>
-      <w:r>
-        <w:rPr>
-          <w:lang w:val="en-US"/>
-        </w:rPr>
-        <w:t xml:space="preserve">-comm --query </w:t>
-      </w:r>
-      <w:proofErr w:type="spellStart"/>
-      <w:r>
-        <w:rPr>
-          <w:lang w:val="en-US"/>
-        </w:rPr>
-        <w:t>primaryConnectionString</w:t>
-      </w:r>
-      <w:proofErr w:type="spellEnd"/>
-      <w:r>
-        <w:rPr>
-          <w:lang w:val="en-US"/>
-        </w:rPr>
-        <w:t xml:space="preserve"> -o </w:t>
-      </w:r>
-      <w:proofErr w:type="spellStart"/>
-      <w:r>
-        <w:rPr>
-          <w:lang w:val="en-US"/>
-        </w:rPr>
-        <w:t>tsv</w:t>
-      </w:r>
-      <w:proofErr w:type="spellEnd"/>
-    </w:p>
-    <w:p>
-      <w:pPr>
-        <w:tabs>
-          <w:tab w:val="left" w:pos="2115"/>
-        </w:tabs>
-        <w:rPr>
-          <w:lang w:val="en-US"/>
-        </w:rPr>
-      </w:pPr>
-    </w:p>
-    <w:p>
-      <w:pPr>
-        <w:tabs>
-          <w:tab w:val="left" w:pos="2115"/>
-        </w:tabs>
-        <w:rPr>
-          <w:lang w:val="en-US"/>
-        </w:rPr>
-      </w:pPr>
-    </w:p>
-    <w:p>
-      <w:pPr>
-        <w:tabs>
-          <w:tab w:val="left" w:pos="2115"/>
-        </w:tabs>
-        <w:rPr>
-          <w:lang w:val="en-US"/>
-        </w:rPr>
-      </w:pPr>
-      <w:proofErr w:type="spellStart"/>
-      <w:r>
-        <w:rPr>
-          <w:lang w:val="en-US"/>
-        </w:rPr>
-        <w:t>az</w:t>
-      </w:r>
-      <w:proofErr w:type="spellEnd"/>
-      <w:r>
-        <w:rPr>
-          <w:lang w:val="en-US"/>
-        </w:rPr>
-        <w:t xml:space="preserve"> communication email domain show -g </w:t>
-      </w:r>
-      <w:proofErr w:type="spellStart"/>
-      <w:r>
-        <w:rPr>
-          <w:lang w:val="en-US"/>
-        </w:rPr>
-        <w:t>dns</w:t>
-      </w:r>
-      <w:proofErr w:type="spellEnd"/>
-      <w:r>
-        <w:rPr>
-          <w:lang w:val="en-US"/>
-        </w:rPr>
-        <w:t>-student-</w:t>
-      </w:r>
-      <w:proofErr w:type="spellStart"/>
-      <w:r>
-        <w:rPr>
-          <w:lang w:val="en-US"/>
-        </w:rPr>
-        <w:t>rg</w:t>
-      </w:r>
-      <w:proofErr w:type="spellEnd"/>
-      <w:r>
-        <w:rPr>
-          <w:lang w:val="en-US"/>
-        </w:rPr>
-        <w:t xml:space="preserve"> --email-service-name </w:t>
-      </w:r>
-      <w:proofErr w:type="spellStart"/>
-      <w:r>
-        <w:rPr>
-          <w:lang w:val="en-US"/>
-        </w:rPr>
-        <w:t>dns</w:t>
-      </w:r>
-      <w:proofErr w:type="spellEnd"/>
-      <w:r>
-        <w:rPr>
-          <w:lang w:val="en-US"/>
-        </w:rPr>
-        <w:t xml:space="preserve">-email --name </w:t>
-      </w:r>
-      <w:proofErr w:type="spellStart"/>
-      <w:r>
-        <w:rPr>
-          <w:lang w:val="en-US"/>
-        </w:rPr>
-        <w:t>AzureManagedDomain</w:t>
-      </w:r>
-      <w:proofErr w:type="spellEnd"/>
-    </w:p>
-    <w:p>
-      <w:pPr>
-        <w:tabs>
-          <w:tab w:val="left" w:pos="2115"/>
-        </w:tabs>
-        <w:rPr>
-          <w:lang w:val="en-US"/>
-        </w:rPr>
-      </w:pPr>
-    </w:p>
-    <w:p>
-      <w:pPr>
-        <w:tabs>
-          <w:tab w:val="left" w:pos="2115"/>
-        </w:tabs>
-      </w:pPr>
-      <w:r>
-        <w:t>"</w:t>
-      </w:r>
-      <w:proofErr w:type="spellStart"/>
-      <w:r>
-        <w:t>fromSenderDomain</w:t>
-      </w:r>
-      <w:proofErr w:type="spellEnd"/>
-      <w:r>
-        <w:t>": "9d0daf71-78e9-4ee0-b251-5e2929db499e.azurecomm.net"</w:t>
+      <w:r>
+        <w:rPr>
+          <w:lang w:val="en-US"/>
+        </w:rPr>
+        <w:t>az communication list-key -g dns-student-rg -n dns-comm --query primaryConnectionString -o tsv</w:t>
+      </w:r>
+    </w:p>
+    <w:p>
+      <w:pPr>
+        <w:tabs>
+          <w:tab w:val="left" w:pos="2115"/>
+        </w:tabs>
+        <w:rPr>
+          <w:lang w:val="en-US"/>
+        </w:rPr>
+      </w:pPr>
+    </w:p>
+    <w:p>
+      <w:pPr>
+        <w:tabs>
+          <w:tab w:val="left" w:pos="2115"/>
+        </w:tabs>
+        <w:rPr>
+          <w:lang w:val="en-US"/>
+        </w:rPr>
+      </w:pPr>
+    </w:p>
+    <w:p>
+      <w:pPr>
+        <w:tabs>
+          <w:tab w:val="left" w:pos="2115"/>
+        </w:tabs>
+        <w:rPr>
+          <w:lang w:val="en-US"/>
+        </w:rPr>
+      </w:pPr>
+      <w:r>
+        <w:rPr>
+          <w:lang w:val="en-US"/>
+        </w:rPr>
+        <w:t>az communication email domain show -g dns-student-rg --email-service-name dns-email --name AzureManagedDomain</w:t>
+      </w:r>
+    </w:p>
+    <w:p>
+      <w:pPr>
+        <w:tabs>
+          <w:tab w:val="left" w:pos="2115"/>
+        </w:tabs>
+        <w:rPr>
+          <w:lang w:val="en-US"/>
+        </w:rPr>
+      </w:pPr>
+    </w:p>
+    <w:p>
+      <w:pPr>
+        <w:tabs>
+          <w:tab w:val="left" w:pos="2115"/>
+        </w:tabs>
+      </w:pPr>
+      <w:r>
+        <w:t>"fromSenderDomain": "9d0daf71-78e9-4ee0-b251-5e2929db499e.azurecomm.net"</w:t>
       </w:r>
     </w:p>
     <w:p>
@@ -4601,156 +2956,54 @@
           <w:lang w:val="en-US"/>
         </w:rPr>
       </w:pPr>
-      <w:proofErr w:type="spellStart"/>
       <w:r>
         <w:rPr>
           <w:lang w:val="en-US"/>
         </w:rPr>
         <w:lastRenderedPageBreak/>
-        <w:t>az</w:t>
-      </w:r>
-      <w:proofErr w:type="spellEnd"/>
-      <w:r>
-        <w:rPr>
-          <w:lang w:val="en-US"/>
-        </w:rPr>
-        <w:t xml:space="preserve"> provider register -</w:t>
-      </w:r>
-      <w:proofErr w:type="gramStart"/>
-      <w:r>
-        <w:rPr>
-          <w:lang w:val="en-US"/>
-        </w:rPr>
-        <w:t xml:space="preserve">n </w:t>
-      </w:r>
-      <w:proofErr w:type="spellStart"/>
-      <w:r>
-        <w:rPr>
-          <w:lang w:val="en-US"/>
-        </w:rPr>
-        <w:t>Microsoft</w:t>
-      </w:r>
-      <w:proofErr w:type="gramEnd"/>
-      <w:r>
-        <w:rPr>
-          <w:lang w:val="en-US"/>
-        </w:rPr>
-        <w:t>.OperationalInsights</w:t>
-      </w:r>
-      <w:proofErr w:type="spellEnd"/>
-      <w:r>
-        <w:rPr>
-          <w:lang w:val="en-US"/>
-        </w:rPr>
-        <w:t xml:space="preserve"> </w:t>
-      </w:r>
-    </w:p>
-    <w:p>
-      <w:pPr>
-        <w:tabs>
-          <w:tab w:val="left" w:pos="2115"/>
-        </w:tabs>
-        <w:rPr>
-          <w:lang w:val="en-US"/>
-        </w:rPr>
-      </w:pPr>
-      <w:proofErr w:type="spellStart"/>
-      <w:r>
-        <w:rPr>
-          <w:lang w:val="en-US"/>
-        </w:rPr>
-        <w:t>az</w:t>
-      </w:r>
-      <w:proofErr w:type="spellEnd"/>
-      <w:r>
-        <w:rPr>
-          <w:lang w:val="en-US"/>
-        </w:rPr>
-        <w:t xml:space="preserve"> provider show -n </w:t>
-      </w:r>
-      <w:proofErr w:type="spellStart"/>
-      <w:r>
-        <w:rPr>
-          <w:lang w:val="en-US"/>
-        </w:rPr>
-        <w:t>Microsoft.OperationalInsights</w:t>
-      </w:r>
-      <w:proofErr w:type="spellEnd"/>
-      <w:r>
-        <w:rPr>
-          <w:lang w:val="en-US"/>
-        </w:rPr>
-        <w:t xml:space="preserve"> --query </w:t>
-      </w:r>
-      <w:proofErr w:type="spellStart"/>
-      <w:r>
-        <w:rPr>
-          <w:lang w:val="en-US"/>
-        </w:rPr>
-        <w:t>registrationState</w:t>
-      </w:r>
-      <w:proofErr w:type="spellEnd"/>
-      <w:r>
-        <w:rPr>
-          <w:lang w:val="en-US"/>
-        </w:rPr>
-        <w:t xml:space="preserve"> -o </w:t>
-      </w:r>
-      <w:proofErr w:type="spellStart"/>
-      <w:r>
-        <w:rPr>
-          <w:lang w:val="en-US"/>
-        </w:rPr>
-        <w:t>tsv</w:t>
-      </w:r>
-      <w:proofErr w:type="spellEnd"/>
-    </w:p>
-    <w:p>
-      <w:pPr>
-        <w:tabs>
-          <w:tab w:val="left" w:pos="2115"/>
-        </w:tabs>
-        <w:rPr>
-          <w:lang w:val="en-US"/>
-        </w:rPr>
-      </w:pPr>
-    </w:p>
-    <w:p>
-      <w:pPr>
-        <w:tabs>
-          <w:tab w:val="left" w:pos="2115"/>
-        </w:tabs>
-        <w:rPr>
-          <w:lang w:val="en-US"/>
-        </w:rPr>
-      </w:pPr>
-      <w:proofErr w:type="spellStart"/>
-      <w:r>
-        <w:rPr>
-          <w:lang w:val="en-US"/>
-        </w:rPr>
-        <w:t>debe</w:t>
-      </w:r>
-      <w:proofErr w:type="spellEnd"/>
-      <w:r>
-        <w:rPr>
-          <w:lang w:val="en-US"/>
-        </w:rPr>
-        <w:t xml:space="preserve"> </w:t>
-      </w:r>
-      <w:proofErr w:type="spellStart"/>
-      <w:r>
-        <w:rPr>
-          <w:lang w:val="en-US"/>
-        </w:rPr>
-        <w:t>salir</w:t>
-      </w:r>
-      <w:proofErr w:type="spellEnd"/>
-      <w:r>
-        <w:rPr>
-          <w:lang w:val="en-US"/>
-        </w:rPr>
-        <w:t xml:space="preserve"> registered</w:t>
+        <w:t xml:space="preserve">az provider register -n Microsoft.OperationalInsights </w:t>
+      </w:r>
+    </w:p>
+    <w:p>
+      <w:pPr>
+        <w:tabs>
+          <w:tab w:val="left" w:pos="2115"/>
+        </w:tabs>
+        <w:rPr>
+          <w:lang w:val="en-US"/>
+        </w:rPr>
+      </w:pPr>
+      <w:r>
+        <w:rPr>
+          <w:lang w:val="en-US"/>
+        </w:rPr>
+        <w:t>az provider show -n Microsoft.OperationalInsights --query registrationState -o tsv</w:t>
+      </w:r>
+    </w:p>
+    <w:p>
+      <w:pPr>
+        <w:tabs>
+          <w:tab w:val="left" w:pos="2115"/>
+        </w:tabs>
+        <w:rPr>
+          <w:lang w:val="en-US"/>
+        </w:rPr>
+      </w:pPr>
+    </w:p>
+    <w:p>
+      <w:pPr>
+        <w:tabs>
+          <w:tab w:val="left" w:pos="2115"/>
+        </w:tabs>
+        <w:rPr>
+          <w:lang w:val="en-US"/>
+        </w:rPr>
+      </w:pPr>
+      <w:r>
+        <w:rPr>
+          <w:lang w:val="en-US"/>
+        </w:rPr>
+        <w:t>debe salir registered</w:t>
       </w:r>
     </w:p>
     <w:p>
@@ -4833,84 +3086,12 @@
           <w:lang w:val="en-US"/>
         </w:rPr>
       </w:pPr>
-      <w:proofErr w:type="spellStart"/>
-      <w:r>
-        <w:rPr>
-          <w:lang w:val="en-US"/>
-        </w:rPr>
-        <w:t>az</w:t>
-      </w:r>
-      <w:proofErr w:type="spellEnd"/>
-      <w:r>
-        <w:rPr>
-          <w:lang w:val="en-US"/>
-        </w:rPr>
-        <w:t xml:space="preserve"> </w:t>
-      </w:r>
-      <w:proofErr w:type="spellStart"/>
-      <w:r>
-        <w:rPr>
-          <w:lang w:val="en-US"/>
-        </w:rPr>
-        <w:t>containerapp</w:t>
-      </w:r>
-      <w:proofErr w:type="spellEnd"/>
-      <w:r>
-        <w:rPr>
-          <w:lang w:val="en-US"/>
-        </w:rPr>
-        <w:t xml:space="preserve"> env create --resource-group </w:t>
-      </w:r>
-      <w:proofErr w:type="spellStart"/>
-      <w:r>
-        <w:rPr>
-          <w:lang w:val="en-US"/>
-        </w:rPr>
-        <w:t>dns</w:t>
-      </w:r>
-      <w:proofErr w:type="spellEnd"/>
-      <w:r>
-        <w:rPr>
-          <w:lang w:val="en-US"/>
-        </w:rPr>
-        <w:t>-student-</w:t>
-      </w:r>
-      <w:proofErr w:type="spellStart"/>
-      <w:r>
-        <w:rPr>
-          <w:lang w:val="en-US"/>
-        </w:rPr>
-        <w:t>rg</w:t>
-      </w:r>
-      <w:proofErr w:type="spellEnd"/>
-      <w:r>
-        <w:rPr>
-          <w:lang w:val="en-US"/>
-        </w:rPr>
-        <w:t xml:space="preserve"> --name </w:t>
-      </w:r>
-      <w:proofErr w:type="spellStart"/>
-      <w:r>
-        <w:rPr>
-          <w:lang w:val="en-US"/>
-        </w:rPr>
-        <w:t>dns</w:t>
-      </w:r>
-      <w:proofErr w:type="spellEnd"/>
-      <w:r>
-        <w:rPr>
-          <w:lang w:val="en-US"/>
-        </w:rPr>
-        <w:t xml:space="preserve">-student-env --location </w:t>
-      </w:r>
-      <w:proofErr w:type="spellStart"/>
-      <w:r>
-        <w:rPr>
-          <w:lang w:val="en-US"/>
-        </w:rPr>
-        <w:t>eastus</w:t>
-      </w:r>
-      <w:proofErr w:type="spellEnd"/>
+      <w:r>
+        <w:rPr>
+          <w:lang w:val="en-US"/>
+        </w:rPr>
+        <w:t>az containerapp env create --resource-group dns-student-rg --name dns-student-env --location eastus</w:t>
+      </w:r>
     </w:p>
     <w:p>
       <w:pPr>
@@ -4997,13 +3178,8 @@
       </w:pPr>
       <w:r>
         <w:lastRenderedPageBreak/>
-        <w:t xml:space="preserve">cd </w:t>
-      </w:r>
-      <w:proofErr w:type="spellStart"/>
-      <w:r>
-        <w:t>document-notification-system</w:t>
-      </w:r>
-      <w:proofErr w:type="spellEnd"/>
+        <w:t>cd document-notification-system</w:t>
+      </w:r>
     </w:p>
     <w:p>
       <w:pPr>
@@ -5023,21 +3199,8 @@
         </w:tabs>
         <w:ind w:firstLine="708"/>
       </w:pPr>
-      <w:proofErr w:type="spellStart"/>
-      <w:r>
-        <w:t>source</w:t>
-      </w:r>
-      <w:proofErr w:type="spellEnd"/>
-      <w:r>
-        <w:t xml:space="preserve"> .</w:t>
-      </w:r>
-      <w:proofErr w:type="spellStart"/>
-      <w:r>
-        <w:t>env-cloud</w:t>
-      </w:r>
-      <w:proofErr w:type="spellEnd"/>
-      <w:r>
-        <w:t xml:space="preserve"> # ...al leer el archivo</w:t>
+      <w:r>
+        <w:t>source .env-cloud # ...al leer el archivo</w:t>
       </w:r>
     </w:p>
     <w:p>
@@ -5101,21 +3264,7 @@
         <w:rPr>
           <w:lang w:val="en-US"/>
         </w:rPr>
-        <w:t>echo "${ACS_CONNECTION_</w:t>
-      </w:r>
-      <w:proofErr w:type="gramStart"/>
-      <w:r>
-        <w:rPr>
-          <w:lang w:val="en-US"/>
-        </w:rPr>
-        <w:t>STRING:0:30</w:t>
-      </w:r>
-      <w:proofErr w:type="gramEnd"/>
-      <w:r>
-        <w:rPr>
-          <w:lang w:val="en-US"/>
-        </w:rPr>
-        <w:t>}..."</w:t>
+        <w:t>echo "${ACS_CONNECTION_STRING:0:30}..."</w:t>
       </w:r>
     </w:p>
     <w:p>
@@ -5263,33 +3412,11 @@
           <w:lang w:val="en-US"/>
         </w:rPr>
       </w:pPr>
-      <w:proofErr w:type="spellStart"/>
-      <w:r>
-        <w:rPr>
-          <w:lang w:val="en-US"/>
-        </w:rPr>
-        <w:t>az</w:t>
-      </w:r>
-      <w:proofErr w:type="spellEnd"/>
-      <w:r>
-        <w:rPr>
-          <w:lang w:val="en-US"/>
-        </w:rPr>
-        <w:t xml:space="preserve"> </w:t>
-      </w:r>
-      <w:proofErr w:type="spellStart"/>
-      <w:r>
-        <w:rPr>
-          <w:lang w:val="en-US"/>
-        </w:rPr>
-        <w:t>containerapp</w:t>
-      </w:r>
-      <w:proofErr w:type="spellEnd"/>
-      <w:r>
-        <w:rPr>
-          <w:lang w:val="en-US"/>
-        </w:rPr>
-        <w:t xml:space="preserve"> create \</w:t>
+      <w:r>
+        <w:rPr>
+          <w:lang w:val="en-US"/>
+        </w:rPr>
+        <w:t>az containerapp create \</w:t>
       </w:r>
     </w:p>
     <w:p>
@@ -5391,21 +3518,7 @@
         <w:rPr>
           <w:lang w:val="en-US"/>
         </w:rPr>
-        <w:t xml:space="preserve">  --</w:t>
-      </w:r>
-      <w:proofErr w:type="spellStart"/>
-      <w:r>
-        <w:rPr>
-          <w:lang w:val="en-US"/>
-        </w:rPr>
-        <w:t>cpu</w:t>
-      </w:r>
-      <w:proofErr w:type="spellEnd"/>
-      <w:r>
-        <w:rPr>
-          <w:lang w:val="en-US"/>
-        </w:rPr>
-        <w:t xml:space="preserve"> 0.5 --memory 1.0Gi \</w:t>
+        <w:t xml:space="preserve">  --cpu 0.5 --memory 1.0Gi \</w:t>
       </w:r>
     </w:p>
     <w:p>
@@ -5456,21 +3569,7 @@
         <w:rPr>
           <w:lang w:val="en-US"/>
         </w:rPr>
-        <w:t xml:space="preserve">  --secrets </w:t>
-      </w:r>
-      <w:proofErr w:type="spellStart"/>
-      <w:r>
-        <w:rPr>
-          <w:lang w:val="en-US"/>
-        </w:rPr>
-        <w:t>pgpass</w:t>
-      </w:r>
-      <w:proofErr w:type="spellEnd"/>
-      <w:r>
-        <w:rPr>
-          <w:lang w:val="en-US"/>
-        </w:rPr>
-        <w:t>="$POSTGRES_PASSWORD" \</w:t>
+        <w:t xml:space="preserve">  --secrets pgpass="$POSTGRES_PASSWORD" \</w:t>
       </w:r>
     </w:p>
     <w:p>
@@ -5487,21 +3586,7 @@
         <w:rPr>
           <w:lang w:val="en-US"/>
         </w:rPr>
-        <w:t xml:space="preserve">            </w:t>
-      </w:r>
-      <w:proofErr w:type="spellStart"/>
-      <w:r>
-        <w:rPr>
-          <w:lang w:val="en-US"/>
-        </w:rPr>
-        <w:t>kafkajaas</w:t>
-      </w:r>
-      <w:proofErr w:type="spellEnd"/>
-      <w:r>
-        <w:rPr>
-          <w:lang w:val="en-US"/>
-        </w:rPr>
-        <w:t>="$KAFKA_SASL_JAAS_CONFIG" \</w:t>
+        <w:t xml:space="preserve">            kafkajaas="$KAFKA_SASL_JAAS_CONFIG" \</w:t>
       </w:r>
     </w:p>
     <w:p>
@@ -5519,21 +3604,7 @@
           <w:lang w:val="en-US"/>
         </w:rPr>
         <w:lastRenderedPageBreak/>
-        <w:t xml:space="preserve">            </w:t>
-      </w:r>
-      <w:proofErr w:type="spellStart"/>
-      <w:r>
-        <w:rPr>
-          <w:lang w:val="en-US"/>
-        </w:rPr>
-        <w:t>srauth</w:t>
-      </w:r>
-      <w:proofErr w:type="spellEnd"/>
-      <w:r>
-        <w:rPr>
-          <w:lang w:val="en-US"/>
-        </w:rPr>
-        <w:t>="$SCHEMA_REGISTRY_AUTH_USER_INFO" \</w:t>
+        <w:t xml:space="preserve">            srauth="$SCHEMA_REGISTRY_AUTH_USER_INFO" \</w:t>
       </w:r>
     </w:p>
     <w:p>
@@ -5550,21 +3621,7 @@
         <w:rPr>
           <w:lang w:val="en-US"/>
         </w:rPr>
-        <w:t xml:space="preserve">            </w:t>
-      </w:r>
-      <w:proofErr w:type="spellStart"/>
-      <w:r>
-        <w:rPr>
-          <w:lang w:val="en-US"/>
-        </w:rPr>
-        <w:t>acsconn</w:t>
-      </w:r>
-      <w:proofErr w:type="spellEnd"/>
-      <w:r>
-        <w:rPr>
-          <w:lang w:val="en-US"/>
-        </w:rPr>
-        <w:t>="$ACS_CONNECTION_STRING" \</w:t>
+        <w:t xml:space="preserve">            acsconn="$ACS_CONNECTION_STRING" \</w:t>
       </w:r>
     </w:p>
     <w:p>
@@ -5632,23 +3689,7 @@
         <w:rPr>
           <w:lang w:val="en-US"/>
         </w:rPr>
-        <w:t xml:space="preserve">    POSTGRES_USER="$POSTGRES_USER" POSTGRES_PASSWORD=</w:t>
-      </w:r>
-      <w:proofErr w:type="spellStart"/>
-      <w:proofErr w:type="gramStart"/>
-      <w:r>
-        <w:rPr>
-          <w:lang w:val="en-US"/>
-        </w:rPr>
-        <w:t>secretref:pgpass</w:t>
-      </w:r>
-      <w:proofErr w:type="spellEnd"/>
-      <w:proofErr w:type="gramEnd"/>
-      <w:r>
-        <w:rPr>
-          <w:lang w:val="en-US"/>
-        </w:rPr>
-        <w:t xml:space="preserve"> \</w:t>
+        <w:t xml:space="preserve">    POSTGRES_USER="$POSTGRES_USER" POSTGRES_PASSWORD=secretref:pgpass \</w:t>
       </w:r>
     </w:p>
     <w:p>
@@ -5733,23 +3774,7 @@
         <w:rPr>
           <w:lang w:val="en-US"/>
         </w:rPr>
-        <w:t xml:space="preserve">    KAFKA_SASL_JAAS_CONFIG=</w:t>
-      </w:r>
-      <w:proofErr w:type="spellStart"/>
-      <w:proofErr w:type="gramStart"/>
-      <w:r>
-        <w:rPr>
-          <w:lang w:val="en-US"/>
-        </w:rPr>
-        <w:t>secretref:kafkajaas</w:t>
-      </w:r>
-      <w:proofErr w:type="spellEnd"/>
-      <w:proofErr w:type="gramEnd"/>
-      <w:r>
-        <w:rPr>
-          <w:lang w:val="en-US"/>
-        </w:rPr>
-        <w:t xml:space="preserve"> \</w:t>
+        <w:t xml:space="preserve">    KAFKA_SASL_JAAS_CONFIG=secretref:kafkajaas \</w:t>
       </w:r>
     </w:p>
     <w:p>
@@ -5783,23 +3808,7 @@
         <w:rPr>
           <w:lang w:val="en-US"/>
         </w:rPr>
-        <w:t xml:space="preserve">    SCHEMA_REGISTRY_AUTH_USER_INFO=</w:t>
-      </w:r>
-      <w:proofErr w:type="spellStart"/>
-      <w:proofErr w:type="gramStart"/>
-      <w:r>
-        <w:rPr>
-          <w:lang w:val="en-US"/>
-        </w:rPr>
-        <w:t>secretref:srauth</w:t>
-      </w:r>
-      <w:proofErr w:type="spellEnd"/>
-      <w:proofErr w:type="gramEnd"/>
-      <w:r>
-        <w:rPr>
-          <w:lang w:val="en-US"/>
-        </w:rPr>
-        <w:t xml:space="preserve"> \</w:t>
+        <w:t xml:space="preserve">    SCHEMA_REGISTRY_AUTH_USER_INFO=secretref:srauth \</w:t>
       </w:r>
     </w:p>
     <w:p>
@@ -5816,23 +3825,7 @@
         <w:rPr>
           <w:lang w:val="en-US"/>
         </w:rPr>
-        <w:t xml:space="preserve">    ACS_CONNECTION_STRING=</w:t>
-      </w:r>
-      <w:proofErr w:type="spellStart"/>
-      <w:proofErr w:type="gramStart"/>
-      <w:r>
-        <w:rPr>
-          <w:lang w:val="en-US"/>
-        </w:rPr>
-        <w:t>secretref:acsconn</w:t>
-      </w:r>
-      <w:proofErr w:type="spellEnd"/>
-      <w:proofErr w:type="gramEnd"/>
-      <w:r>
-        <w:rPr>
-          <w:lang w:val="en-US"/>
-        </w:rPr>
-        <w:t xml:space="preserve"> \</w:t>
+        <w:t xml:space="preserve">    ACS_CONNECTION_STRING=secretref:acsconn \</w:t>
       </w:r>
     </w:p>
     <w:p>
@@ -5983,67 +3976,37 @@
           <w:lang w:val="en-US"/>
         </w:rPr>
       </w:pPr>
-      <w:proofErr w:type="spellStart"/>
-      <w:r>
-        <w:rPr>
-          <w:lang w:val="en-US"/>
-        </w:rPr>
-        <w:t>Docuemtn</w:t>
-      </w:r>
-      <w:proofErr w:type="spellEnd"/>
-      <w:r>
-        <w:rPr>
-          <w:lang w:val="en-US"/>
-        </w:rPr>
-        <w:t xml:space="preserve"> </w:t>
-      </w:r>
-    </w:p>
-    <w:p>
-      <w:pPr>
-        <w:tabs>
-          <w:tab w:val="left" w:pos="2115"/>
-        </w:tabs>
-        <w:rPr>
-          <w:lang w:val="en-US"/>
-        </w:rPr>
-      </w:pPr>
-    </w:p>
-    <w:p>
-      <w:pPr>
-        <w:tabs>
-          <w:tab w:val="left" w:pos="2115"/>
-        </w:tabs>
-        <w:rPr>
-          <w:lang w:val="en-US"/>
-        </w:rPr>
-      </w:pPr>
-      <w:proofErr w:type="spellStart"/>
-      <w:r>
-        <w:rPr>
-          <w:lang w:val="en-US"/>
-        </w:rPr>
-        <w:t>az</w:t>
-      </w:r>
-      <w:proofErr w:type="spellEnd"/>
-      <w:r>
-        <w:rPr>
-          <w:lang w:val="en-US"/>
-        </w:rPr>
-        <w:t xml:space="preserve"> </w:t>
-      </w:r>
-      <w:proofErr w:type="spellStart"/>
-      <w:r>
-        <w:rPr>
-          <w:lang w:val="en-US"/>
-        </w:rPr>
-        <w:t>containerapp</w:t>
-      </w:r>
-      <w:proofErr w:type="spellEnd"/>
-      <w:r>
-        <w:rPr>
-          <w:lang w:val="en-US"/>
-        </w:rPr>
-        <w:t xml:space="preserve"> create \</w:t>
+      <w:r>
+        <w:rPr>
+          <w:lang w:val="en-US"/>
+        </w:rPr>
+        <w:t xml:space="preserve">Docuemtn </w:t>
+      </w:r>
+    </w:p>
+    <w:p>
+      <w:pPr>
+        <w:tabs>
+          <w:tab w:val="left" w:pos="2115"/>
+        </w:tabs>
+        <w:rPr>
+          <w:lang w:val="en-US"/>
+        </w:rPr>
+      </w:pPr>
+    </w:p>
+    <w:p>
+      <w:pPr>
+        <w:tabs>
+          <w:tab w:val="left" w:pos="2115"/>
+        </w:tabs>
+        <w:rPr>
+          <w:lang w:val="en-US"/>
+        </w:rPr>
+      </w:pPr>
+      <w:r>
+        <w:rPr>
+          <w:lang w:val="en-US"/>
+        </w:rPr>
+        <w:t>az containerapp create \</w:t>
       </w:r>
     </w:p>
     <w:p>
@@ -6139,21 +4102,7 @@
         <w:rPr>
           <w:lang w:val="en-US"/>
         </w:rPr>
-        <w:t xml:space="preserve">  --</w:t>
-      </w:r>
-      <w:proofErr w:type="spellStart"/>
-      <w:r>
-        <w:rPr>
-          <w:lang w:val="en-US"/>
-        </w:rPr>
-        <w:t>cpu</w:t>
-      </w:r>
-      <w:proofErr w:type="spellEnd"/>
-      <w:r>
-        <w:rPr>
-          <w:lang w:val="en-US"/>
-        </w:rPr>
-        <w:t xml:space="preserve"> 0.5 --memory 1.0Gi \</w:t>
+        <w:t xml:space="preserve">  --cpu 0.5 --memory 1.0Gi \</w:t>
       </w:r>
     </w:p>
     <w:p>
@@ -6201,51 +4150,23 @@
         <w:rPr>
           <w:lang w:val="en-US"/>
         </w:rPr>
-        <w:t xml:space="preserve">  --secrets </w:t>
-      </w:r>
-      <w:proofErr w:type="spellStart"/>
-      <w:r>
-        <w:rPr>
-          <w:lang w:val="en-US"/>
-        </w:rPr>
-        <w:t>pgpass</w:t>
-      </w:r>
-      <w:proofErr w:type="spellEnd"/>
-      <w:r>
-        <w:rPr>
-          <w:lang w:val="en-US"/>
-        </w:rPr>
-        <w:t>="$POSTGRES_PASSWORD" \</w:t>
-      </w:r>
-    </w:p>
-    <w:p>
-      <w:pPr>
-        <w:tabs>
-          <w:tab w:val="left" w:pos="2115"/>
-        </w:tabs>
-        <w:rPr>
-          <w:lang w:val="en-US"/>
-        </w:rPr>
-      </w:pPr>
-      <w:r>
-        <w:rPr>
-          <w:lang w:val="en-US"/>
-        </w:rPr>
-        <w:t xml:space="preserve">            </w:t>
-      </w:r>
-      <w:proofErr w:type="spellStart"/>
-      <w:r>
-        <w:rPr>
-          <w:lang w:val="en-US"/>
-        </w:rPr>
-        <w:t>kafkajaas</w:t>
-      </w:r>
-      <w:proofErr w:type="spellEnd"/>
-      <w:r>
-        <w:rPr>
-          <w:lang w:val="en-US"/>
-        </w:rPr>
-        <w:t>="$KAFKA_SASL_JAAS_CONFIG" \</w:t>
+        <w:t xml:space="preserve">  --secrets pgpass="$POSTGRES_PASSWORD" \</w:t>
+      </w:r>
+    </w:p>
+    <w:p>
+      <w:pPr>
+        <w:tabs>
+          <w:tab w:val="left" w:pos="2115"/>
+        </w:tabs>
+        <w:rPr>
+          <w:lang w:val="en-US"/>
+        </w:rPr>
+      </w:pPr>
+      <w:r>
+        <w:rPr>
+          <w:lang w:val="en-US"/>
+        </w:rPr>
+        <w:t xml:space="preserve">            kafkajaas="$KAFKA_SASL_JAAS_CONFIG" \</w:t>
       </w:r>
     </w:p>
     <w:p>
@@ -6262,21 +4183,7 @@
           <w:lang w:val="en-US"/>
         </w:rPr>
         <w:lastRenderedPageBreak/>
-        <w:t xml:space="preserve">            </w:t>
-      </w:r>
-      <w:proofErr w:type="spellStart"/>
-      <w:r>
-        <w:rPr>
-          <w:lang w:val="en-US"/>
-        </w:rPr>
-        <w:t>srauth</w:t>
-      </w:r>
-      <w:proofErr w:type="spellEnd"/>
-      <w:r>
-        <w:rPr>
-          <w:lang w:val="en-US"/>
-        </w:rPr>
-        <w:t>="$SCHEMA_REGISTRY_AUTH_USER_INFO" \</w:t>
+        <w:t xml:space="preserve">            srauth="$SCHEMA_REGISTRY_AUTH_USER_INFO" \</w:t>
       </w:r>
     </w:p>
     <w:p>
@@ -6340,23 +4247,7 @@
         <w:rPr>
           <w:lang w:val="en-US"/>
         </w:rPr>
-        <w:t xml:space="preserve">    POSTGRES_USER="$POSTGRES_USER" POSTGRES_PASSWORD=</w:t>
-      </w:r>
-      <w:proofErr w:type="spellStart"/>
-      <w:proofErr w:type="gramStart"/>
-      <w:r>
-        <w:rPr>
-          <w:lang w:val="en-US"/>
-        </w:rPr>
-        <w:t>secretref:pgpass</w:t>
-      </w:r>
-      <w:proofErr w:type="spellEnd"/>
-      <w:proofErr w:type="gramEnd"/>
-      <w:r>
-        <w:rPr>
-          <w:lang w:val="en-US"/>
-        </w:rPr>
-        <w:t xml:space="preserve"> \</w:t>
+        <w:t xml:space="preserve">    POSTGRES_USER="$POSTGRES_USER" POSTGRES_PASSWORD=secretref:pgpass \</w:t>
       </w:r>
     </w:p>
     <w:p>
@@ -6436,23 +4327,7 @@
         <w:rPr>
           <w:lang w:val="en-US"/>
         </w:rPr>
-        <w:t xml:space="preserve">    KAFKA_SASL_JAAS_CONFIG=</w:t>
-      </w:r>
-      <w:proofErr w:type="spellStart"/>
-      <w:proofErr w:type="gramStart"/>
-      <w:r>
-        <w:rPr>
-          <w:lang w:val="en-US"/>
-        </w:rPr>
-        <w:t>secretref:kafkajaas</w:t>
-      </w:r>
-      <w:proofErr w:type="spellEnd"/>
-      <w:proofErr w:type="gramEnd"/>
-      <w:r>
-        <w:rPr>
-          <w:lang w:val="en-US"/>
-        </w:rPr>
-        <w:t xml:space="preserve"> \</w:t>
+        <w:t xml:space="preserve">    KAFKA_SASL_JAAS_CONFIG=secretref:kafkajaas \</w:t>
       </w:r>
     </w:p>
     <w:p>
@@ -6484,23 +4359,7 @@
         <w:rPr>
           <w:lang w:val="en-US"/>
         </w:rPr>
-        <w:t xml:space="preserve">    SCHEMA_REGISTRY_AUTH_USER_INFO=</w:t>
-      </w:r>
-      <w:proofErr w:type="spellStart"/>
-      <w:proofErr w:type="gramStart"/>
-      <w:r>
-        <w:rPr>
-          <w:lang w:val="en-US"/>
-        </w:rPr>
-        <w:t>secretref:srauth</w:t>
-      </w:r>
-      <w:proofErr w:type="spellEnd"/>
-      <w:proofErr w:type="gramEnd"/>
-      <w:r>
-        <w:rPr>
-          <w:lang w:val="en-US"/>
-        </w:rPr>
-        <w:t xml:space="preserve"> \</w:t>
+        <w:t xml:space="preserve">    SCHEMA_REGISTRY_AUTH_USER_INFO=secretref:srauth \</w:t>
       </w:r>
     </w:p>
     <w:p>
@@ -6605,34 +4464,12 @@
           <w:lang w:val="en-US"/>
         </w:rPr>
       </w:pPr>
-      <w:proofErr w:type="spellStart"/>
       <w:r>
         <w:rPr>
           <w:lang w:val="en-US"/>
         </w:rPr>
         <w:lastRenderedPageBreak/>
-        <w:t>az</w:t>
-      </w:r>
-      <w:proofErr w:type="spellEnd"/>
-      <w:r>
-        <w:rPr>
-          <w:lang w:val="en-US"/>
-        </w:rPr>
-        <w:t xml:space="preserve"> </w:t>
-      </w:r>
-      <w:proofErr w:type="spellStart"/>
-      <w:r>
-        <w:rPr>
-          <w:lang w:val="en-US"/>
-        </w:rPr>
-        <w:t>containerapp</w:t>
-      </w:r>
-      <w:proofErr w:type="spellEnd"/>
-      <w:r>
-        <w:rPr>
-          <w:lang w:val="en-US"/>
-        </w:rPr>
-        <w:t xml:space="preserve"> create \</w:t>
+        <w:t>az containerapp create \</w:t>
       </w:r>
     </w:p>
     <w:p>
@@ -6728,21 +4565,7 @@
         <w:rPr>
           <w:lang w:val="en-US"/>
         </w:rPr>
-        <w:t xml:space="preserve">  --</w:t>
-      </w:r>
-      <w:proofErr w:type="spellStart"/>
-      <w:r>
-        <w:rPr>
-          <w:lang w:val="en-US"/>
-        </w:rPr>
-        <w:t>cpu</w:t>
-      </w:r>
-      <w:proofErr w:type="spellEnd"/>
-      <w:r>
-        <w:rPr>
-          <w:lang w:val="en-US"/>
-        </w:rPr>
-        <w:t xml:space="preserve"> 0.5 --memory 1.0Gi \</w:t>
+        <w:t xml:space="preserve">  --cpu 0.5 --memory 1.0Gi \</w:t>
       </w:r>
     </w:p>
     <w:p>
@@ -6790,81 +4613,39 @@
         <w:rPr>
           <w:lang w:val="en-US"/>
         </w:rPr>
-        <w:t xml:space="preserve">  --secrets </w:t>
-      </w:r>
-      <w:proofErr w:type="spellStart"/>
-      <w:r>
-        <w:rPr>
-          <w:lang w:val="en-US"/>
-        </w:rPr>
-        <w:t>pgpass</w:t>
-      </w:r>
-      <w:proofErr w:type="spellEnd"/>
-      <w:r>
-        <w:rPr>
-          <w:lang w:val="en-US"/>
-        </w:rPr>
-        <w:t>="$POSTGRES_PASSWORD" \</w:t>
-      </w:r>
-    </w:p>
-    <w:p>
-      <w:pPr>
-        <w:tabs>
-          <w:tab w:val="left" w:pos="2115"/>
-        </w:tabs>
-        <w:rPr>
-          <w:lang w:val="en-US"/>
-        </w:rPr>
-      </w:pPr>
-      <w:r>
-        <w:rPr>
-          <w:lang w:val="en-US"/>
-        </w:rPr>
-        <w:t xml:space="preserve">            </w:t>
-      </w:r>
-      <w:proofErr w:type="spellStart"/>
-      <w:r>
-        <w:rPr>
-          <w:lang w:val="en-US"/>
-        </w:rPr>
-        <w:t>kafkajaas</w:t>
-      </w:r>
-      <w:proofErr w:type="spellEnd"/>
-      <w:r>
-        <w:rPr>
-          <w:lang w:val="en-US"/>
-        </w:rPr>
-        <w:t>="$KAFKA_SASL_JAAS_CONFIG" \</w:t>
-      </w:r>
-    </w:p>
-    <w:p>
-      <w:pPr>
-        <w:tabs>
-          <w:tab w:val="left" w:pos="2115"/>
-        </w:tabs>
-        <w:rPr>
-          <w:lang w:val="en-US"/>
-        </w:rPr>
-      </w:pPr>
-      <w:r>
-        <w:rPr>
-          <w:lang w:val="en-US"/>
-        </w:rPr>
-        <w:t xml:space="preserve">            </w:t>
-      </w:r>
-      <w:proofErr w:type="spellStart"/>
-      <w:r>
-        <w:rPr>
-          <w:lang w:val="en-US"/>
-        </w:rPr>
-        <w:t>srauth</w:t>
-      </w:r>
-      <w:proofErr w:type="spellEnd"/>
-      <w:r>
-        <w:rPr>
-          <w:lang w:val="en-US"/>
-        </w:rPr>
-        <w:t>="$SCHEMA_REGISTRY_AUTH_USER_INFO" \</w:t>
+        <w:t xml:space="preserve">  --secrets pgpass="$POSTGRES_PASSWORD" \</w:t>
+      </w:r>
+    </w:p>
+    <w:p>
+      <w:pPr>
+        <w:tabs>
+          <w:tab w:val="left" w:pos="2115"/>
+        </w:tabs>
+        <w:rPr>
+          <w:lang w:val="en-US"/>
+        </w:rPr>
+      </w:pPr>
+      <w:r>
+        <w:rPr>
+          <w:lang w:val="en-US"/>
+        </w:rPr>
+        <w:t xml:space="preserve">            kafkajaas="$KAFKA_SASL_JAAS_CONFIG" \</w:t>
+      </w:r>
+    </w:p>
+    <w:p>
+      <w:pPr>
+        <w:tabs>
+          <w:tab w:val="left" w:pos="2115"/>
+        </w:tabs>
+        <w:rPr>
+          <w:lang w:val="en-US"/>
+        </w:rPr>
+      </w:pPr>
+      <w:r>
+        <w:rPr>
+          <w:lang w:val="en-US"/>
+        </w:rPr>
+        <w:t xml:space="preserve">            srauth="$SCHEMA_REGISTRY_AUTH_USER_INFO" \</w:t>
       </w:r>
     </w:p>
     <w:p>
@@ -6928,23 +4709,7 @@
         <w:rPr>
           <w:lang w:val="en-US"/>
         </w:rPr>
-        <w:t xml:space="preserve">    POSTGRES_USER="$POSTGRES_USER" POSTGRES_PASSWORD=</w:t>
-      </w:r>
-      <w:proofErr w:type="spellStart"/>
-      <w:proofErr w:type="gramStart"/>
-      <w:r>
-        <w:rPr>
-          <w:lang w:val="en-US"/>
-        </w:rPr>
-        <w:t>secretref:pgpass</w:t>
-      </w:r>
-      <w:proofErr w:type="spellEnd"/>
-      <w:proofErr w:type="gramEnd"/>
-      <w:r>
-        <w:rPr>
-          <w:lang w:val="en-US"/>
-        </w:rPr>
-        <w:t xml:space="preserve"> \</w:t>
+        <w:t xml:space="preserve">    POSTGRES_USER="$POSTGRES_USER" POSTGRES_PASSWORD=secretref:pgpass \</w:t>
       </w:r>
     </w:p>
     <w:p>
@@ -7024,23 +4789,7 @@
         <w:rPr>
           <w:lang w:val="en-US"/>
         </w:rPr>
-        <w:t xml:space="preserve">    KAFKA_SASL_JAAS_CONFIG=</w:t>
-      </w:r>
-      <w:proofErr w:type="spellStart"/>
-      <w:proofErr w:type="gramStart"/>
-      <w:r>
-        <w:rPr>
-          <w:lang w:val="en-US"/>
-        </w:rPr>
-        <w:t>secretref:kafkajaas</w:t>
-      </w:r>
-      <w:proofErr w:type="spellEnd"/>
-      <w:proofErr w:type="gramEnd"/>
-      <w:r>
-        <w:rPr>
-          <w:lang w:val="en-US"/>
-        </w:rPr>
-        <w:t xml:space="preserve"> \</w:t>
+        <w:t xml:space="preserve">    KAFKA_SASL_JAAS_CONFIG=secretref:kafkajaas \</w:t>
       </w:r>
     </w:p>
     <w:p>
@@ -7072,23 +4821,7 @@
         <w:rPr>
           <w:lang w:val="en-US"/>
         </w:rPr>
-        <w:t xml:space="preserve">    SCHEMA_REGISTRY_AUTH_USER_INFO=</w:t>
-      </w:r>
-      <w:proofErr w:type="spellStart"/>
-      <w:proofErr w:type="gramStart"/>
-      <w:r>
-        <w:rPr>
-          <w:lang w:val="en-US"/>
-        </w:rPr>
-        <w:t>secretref:srauth</w:t>
-      </w:r>
-      <w:proofErr w:type="spellEnd"/>
-      <w:proofErr w:type="gramEnd"/>
-      <w:r>
-        <w:rPr>
-          <w:lang w:val="en-US"/>
-        </w:rPr>
-        <w:t xml:space="preserve"> \</w:t>
+        <w:t xml:space="preserve">    SCHEMA_REGISTRY_AUTH_USER_INFO=secretref:srauth \</w:t>
       </w:r>
     </w:p>
     <w:p>
@@ -7263,57 +4996,46 @@
         <w:tabs>
           <w:tab w:val="left" w:pos="2115"/>
         </w:tabs>
-      </w:pPr>
-      <w:proofErr w:type="spellStart"/>
-      <w:r>
-        <w:t>Commando</w:t>
-      </w:r>
-      <w:proofErr w:type="spellEnd"/>
-      <w:r>
-        <w:t xml:space="preserve"> para ver logs </w:t>
-      </w:r>
-    </w:p>
-    <w:p>
-      <w:pPr>
-        <w:tabs>
-          <w:tab w:val="left" w:pos="2115"/>
-        </w:tabs>
-      </w:pPr>
-      <w:proofErr w:type="spellStart"/>
-      <w:r>
-        <w:t>az</w:t>
-      </w:r>
-      <w:proofErr w:type="spellEnd"/>
-      <w:r>
-        <w:t xml:space="preserve"> </w:t>
-      </w:r>
-      <w:proofErr w:type="spellStart"/>
-      <w:r>
-        <w:t>containerapp</w:t>
-      </w:r>
-      <w:proofErr w:type="spellEnd"/>
-      <w:r>
-        <w:t xml:space="preserve"> logs </w:t>
-      </w:r>
-      <w:proofErr w:type="gramStart"/>
-      <w:r>
-        <w:t>show</w:t>
-      </w:r>
-      <w:proofErr w:type="gramEnd"/>
-      <w:r>
-        <w:t xml:space="preserve"> \</w:t>
-      </w:r>
-    </w:p>
-    <w:p>
-      <w:pPr>
-        <w:tabs>
-          <w:tab w:val="left" w:pos="2115"/>
-        </w:tabs>
-        <w:rPr>
-          <w:lang w:val="en-US"/>
-        </w:rPr>
-      </w:pPr>
-      <w:r>
+        <w:rPr>
+          <w:lang w:val="en-US"/>
+        </w:rPr>
+      </w:pPr>
+      <w:r>
+        <w:rPr>
+          <w:lang w:val="en-US"/>
+        </w:rPr>
+        <w:t xml:space="preserve">Commando para ver logs </w:t>
+      </w:r>
+    </w:p>
+    <w:p>
+      <w:pPr>
+        <w:tabs>
+          <w:tab w:val="left" w:pos="2115"/>
+        </w:tabs>
+        <w:rPr>
+          <w:lang w:val="en-US"/>
+        </w:rPr>
+      </w:pPr>
+      <w:r>
+        <w:rPr>
+          <w:lang w:val="en-US"/>
+        </w:rPr>
+        <w:t>az containerapp logs show \</w:t>
+      </w:r>
+    </w:p>
+    <w:p>
+      <w:pPr>
+        <w:tabs>
+          <w:tab w:val="left" w:pos="2115"/>
+        </w:tabs>
+        <w:rPr>
+          <w:lang w:val="en-US"/>
+        </w:rPr>
+      </w:pPr>
+      <w:r>
+        <w:rPr>
+          <w:lang w:val="en-US"/>
+        </w:rPr>
         <w:t xml:space="preserve">  </w:t>
       </w:r>
       <w:r>
@@ -7336,35 +5058,7 @@
         <w:rPr>
           <w:lang w:val="en-US"/>
         </w:rPr>
-        <w:t xml:space="preserve">  --resource-group </w:t>
-      </w:r>
-      <w:proofErr w:type="spellStart"/>
-      <w:r>
-        <w:rPr>
-          <w:lang w:val="en-US"/>
-        </w:rPr>
-        <w:t>dns</w:t>
-      </w:r>
-      <w:proofErr w:type="spellEnd"/>
-      <w:r>
-        <w:rPr>
-          <w:lang w:val="en-US"/>
-        </w:rPr>
-        <w:t>-student-</w:t>
-      </w:r>
-      <w:proofErr w:type="spellStart"/>
-      <w:r>
-        <w:rPr>
-          <w:lang w:val="en-US"/>
-        </w:rPr>
-        <w:t>rg</w:t>
-      </w:r>
-      <w:proofErr w:type="spellEnd"/>
-      <w:r>
-        <w:rPr>
-          <w:lang w:val="en-US"/>
-        </w:rPr>
-        <w:t xml:space="preserve"> \</w:t>
+        <w:t xml:space="preserve">  --resource-group dns-student-rg \</w:t>
       </w:r>
     </w:p>
     <w:p>
@@ -7408,71 +5102,39 @@
           <w:lang w:val="en-US"/>
         </w:rPr>
       </w:pPr>
-    </w:p>
-    <w:p>
-      <w:pPr>
-        <w:tabs>
-          <w:tab w:val="left" w:pos="2115"/>
-        </w:tabs>
-        <w:rPr>
-          <w:lang w:val="en-US"/>
-        </w:rPr>
-      </w:pPr>
-      <w:proofErr w:type="spellStart"/>
-      <w:r>
-        <w:rPr>
-          <w:lang w:val="en-US"/>
-        </w:rPr>
-        <w:t>az</w:t>
-      </w:r>
-      <w:proofErr w:type="spellEnd"/>
-      <w:r>
-        <w:rPr>
-          <w:lang w:val="en-US"/>
-        </w:rPr>
-        <w:t xml:space="preserve"> </w:t>
-      </w:r>
-      <w:proofErr w:type="spellStart"/>
-      <w:r>
-        <w:rPr>
-          <w:lang w:val="en-US"/>
-        </w:rPr>
-        <w:t>containerapp</w:t>
-      </w:r>
-      <w:proofErr w:type="spellEnd"/>
-      <w:r>
-        <w:rPr>
-          <w:lang w:val="en-US"/>
-        </w:rPr>
-        <w:t xml:space="preserve"> logs show   --name document-service   --resource-group </w:t>
-      </w:r>
-      <w:proofErr w:type="spellStart"/>
-      <w:r>
-        <w:rPr>
-          <w:lang w:val="en-US"/>
-        </w:rPr>
-        <w:t>dns</w:t>
-      </w:r>
-      <w:proofErr w:type="spellEnd"/>
-      <w:r>
-        <w:rPr>
-          <w:lang w:val="en-US"/>
-        </w:rPr>
-        <w:t>-student-</w:t>
-      </w:r>
-      <w:proofErr w:type="spellStart"/>
-      <w:r>
-        <w:rPr>
-          <w:lang w:val="en-US"/>
-        </w:rPr>
-        <w:t>rg</w:t>
-      </w:r>
-      <w:proofErr w:type="spellEnd"/>
-      <w:r>
-        <w:rPr>
-          <w:lang w:val="en-US"/>
-        </w:rPr>
-        <w:t xml:space="preserve">   --type console   --tail</w:t>
+      <w:r>
+        <w:rPr>
+          <w:lang w:val="en-US"/>
+        </w:rPr>
+        <w:t>az containerapp logs show   --name document-service   --resource-group dns-student-rg   --type console   --tail 300</w:t>
+      </w:r>
+    </w:p>
+    <w:p>
+      <w:pPr>
+        <w:tabs>
+          <w:tab w:val="left" w:pos="2115"/>
+        </w:tabs>
+        <w:rPr>
+          <w:lang w:val="en-US"/>
+        </w:rPr>
+      </w:pPr>
+      <w:r>
+        <w:rPr>
+          <w:lang w:val="en-US"/>
+        </w:rPr>
+        <w:t xml:space="preserve">az containerapp logs show   --name document-service   --resource-group dns-student-rg   --type </w:t>
+      </w:r>
+      <w:r>
+        <w:rPr>
+          <w:lang w:val="en-US"/>
+        </w:rPr>
+        <w:t>system</w:t>
+      </w:r>
+      <w:r>
+        <w:rPr>
+          <w:lang w:val="en-US"/>
+        </w:rPr>
+        <w:t xml:space="preserve">   --tail</w:t>
       </w:r>
     </w:p>
     <w:p>
@@ -7510,33 +5172,11 @@
           <w:lang w:val="en-US"/>
         </w:rPr>
       </w:pPr>
-      <w:proofErr w:type="spellStart"/>
-      <w:r>
-        <w:rPr>
-          <w:lang w:val="en-US"/>
-        </w:rPr>
-        <w:t>Validacion</w:t>
-      </w:r>
-      <w:proofErr w:type="spellEnd"/>
-      <w:r>
-        <w:rPr>
-          <w:lang w:val="en-US"/>
-        </w:rPr>
-        <w:t xml:space="preserve"> de </w:t>
-      </w:r>
-      <w:proofErr w:type="spellStart"/>
-      <w:r>
-        <w:rPr>
-          <w:lang w:val="en-US"/>
-        </w:rPr>
-        <w:t>errores</w:t>
-      </w:r>
-      <w:proofErr w:type="spellEnd"/>
-      <w:r>
-        <w:rPr>
-          <w:lang w:val="en-US"/>
-        </w:rPr>
-        <w:t xml:space="preserve"> </w:t>
+      <w:r>
+        <w:rPr>
+          <w:lang w:val="en-US"/>
+        </w:rPr>
+        <w:t xml:space="preserve">Validacion de errores </w:t>
       </w:r>
     </w:p>
     <w:p>
@@ -7614,152 +5254,31 @@
         <w:rPr>
           <w:lang w:val="en-US"/>
         </w:rPr>
-        <w:t xml:space="preserve">Cuando se </w:t>
-      </w:r>
-      <w:proofErr w:type="spellStart"/>
-      <w:r>
-        <w:rPr>
-          <w:lang w:val="en-US"/>
-        </w:rPr>
-        <w:t>corrigen</w:t>
-      </w:r>
-      <w:proofErr w:type="spellEnd"/>
-      <w:r>
-        <w:rPr>
-          <w:lang w:val="en-US"/>
-        </w:rPr>
-        <w:t xml:space="preserve"> se </w:t>
-      </w:r>
-      <w:proofErr w:type="spellStart"/>
-      <w:r>
-        <w:rPr>
-          <w:lang w:val="en-US"/>
-        </w:rPr>
-        <w:t>hace</w:t>
-      </w:r>
-      <w:proofErr w:type="spellEnd"/>
-      <w:r>
-        <w:rPr>
-          <w:lang w:val="en-US"/>
-        </w:rPr>
-        <w:t xml:space="preserve"> un health check </w:t>
+        <w:t xml:space="preserve">Cuando se corrigen se hace un health check </w:t>
       </w:r>
       <w:r>
         <w:rPr>
           <w:lang w:val="en-US"/>
         </w:rPr>
         <w:br/>
-      </w:r>
-      <w:proofErr w:type="spellStart"/>
-      <w:r>
-        <w:rPr>
-          <w:lang w:val="en-US"/>
-        </w:rPr>
-        <w:t>az</w:t>
-      </w:r>
-      <w:proofErr w:type="spellEnd"/>
-      <w:r>
-        <w:rPr>
-          <w:lang w:val="en-US"/>
-        </w:rPr>
-        <w:t xml:space="preserve"> </w:t>
-      </w:r>
-      <w:proofErr w:type="spellStart"/>
-      <w:r>
-        <w:rPr>
-          <w:lang w:val="en-US"/>
-        </w:rPr>
-        <w:t>containerapp</w:t>
-      </w:r>
-      <w:proofErr w:type="spellEnd"/>
-      <w:r>
-        <w:rPr>
-          <w:lang w:val="en-US"/>
-        </w:rPr>
-        <w:t xml:space="preserve"> show -g </w:t>
-      </w:r>
-      <w:proofErr w:type="spellStart"/>
-      <w:r>
-        <w:rPr>
-          <w:lang w:val="en-US"/>
-        </w:rPr>
-        <w:t>dns</w:t>
-      </w:r>
-      <w:proofErr w:type="spellEnd"/>
-      <w:r>
-        <w:rPr>
-          <w:lang w:val="en-US"/>
-        </w:rPr>
-        <w:t>-student-</w:t>
-      </w:r>
-      <w:proofErr w:type="spellStart"/>
-      <w:r>
-        <w:rPr>
-          <w:lang w:val="en-US"/>
-        </w:rPr>
-        <w:t>rg</w:t>
-      </w:r>
-      <w:proofErr w:type="spellEnd"/>
-      <w:r>
-        <w:rPr>
-          <w:lang w:val="en-US"/>
-        </w:rPr>
-        <w:t xml:space="preserve"> -n document-service \</w:t>
-      </w:r>
-    </w:p>
-    <w:p>
-      <w:pPr>
-        <w:tabs>
-          <w:tab w:val="left" w:pos="2115"/>
-        </w:tabs>
-        <w:rPr>
-          <w:lang w:val="en-US"/>
-        </w:rPr>
-      </w:pPr>
-      <w:r>
-        <w:rPr>
-          <w:lang w:val="en-US"/>
-        </w:rPr>
-        <w:t xml:space="preserve">  --query </w:t>
-      </w:r>
-      <w:proofErr w:type="spellStart"/>
-      <w:proofErr w:type="gramStart"/>
-      <w:r>
-        <w:rPr>
-          <w:lang w:val="en-US"/>
-        </w:rPr>
-        <w:t>properties.configuration</w:t>
-      </w:r>
-      <w:proofErr w:type="gramEnd"/>
-      <w:r>
-        <w:rPr>
-          <w:lang w:val="en-US"/>
-        </w:rPr>
-        <w:t>.</w:t>
-      </w:r>
-      <w:proofErr w:type="gramStart"/>
-      <w:r>
-        <w:rPr>
-          <w:lang w:val="en-US"/>
-        </w:rPr>
-        <w:t>ingress.fqdn</w:t>
-      </w:r>
-      <w:proofErr w:type="spellEnd"/>
-      <w:proofErr w:type="gramEnd"/>
-      <w:r>
-        <w:rPr>
-          <w:lang w:val="en-US"/>
-        </w:rPr>
-        <w:t xml:space="preserve"> -o </w:t>
-      </w:r>
-      <w:proofErr w:type="spellStart"/>
-      <w:r>
-        <w:rPr>
-          <w:lang w:val="en-US"/>
-        </w:rPr>
-        <w:t>tsv</w:t>
-      </w:r>
-      <w:proofErr w:type="spellEnd"/>
+        <w:t>az containerapp show -g dns-student-rg -n document-service \</w:t>
+      </w:r>
+    </w:p>
+    <w:p>
+      <w:pPr>
+        <w:tabs>
+          <w:tab w:val="left" w:pos="2115"/>
+        </w:tabs>
+        <w:rPr>
+          <w:lang w:val="en-US"/>
+        </w:rPr>
+      </w:pPr>
+      <w:r>
+        <w:rPr>
+          <w:lang w:val="en-US"/>
+        </w:rPr>
+        <w:t xml:space="preserve">  --query properties.configuration.ingress.fqdn -o tsv</w:t>
+      </w:r>
     </w:p>
     <w:p>
       <w:pPr>
@@ -7824,6 +5343,7 @@
       </w:pPr>
       <w:r>
         <w:rPr>
+          <w:noProof/>
           <w:lang w:val="en-US"/>
         </w:rPr>
         <w:drawing>
@@ -7890,36 +5410,10 @@
         </w:tabs>
       </w:pPr>
       <w:r>
-        <w:t xml:space="preserve">servicios en </w:t>
-      </w:r>
-      <w:proofErr w:type="spellStart"/>
-      <w:r>
-        <w:t>azure</w:t>
-      </w:r>
-      <w:proofErr w:type="spellEnd"/>
-      <w:r>
-        <w:t xml:space="preserve"> </w:t>
-      </w:r>
-      <w:proofErr w:type="spellStart"/>
-      <w:r>
-        <w:t>cloud</w:t>
-      </w:r>
-      <w:proofErr w:type="spellEnd"/>
-      <w:r>
-        <w:t xml:space="preserve"> </w:t>
-      </w:r>
-      <w:proofErr w:type="spellStart"/>
-      <w:proofErr w:type="gramStart"/>
-      <w:r>
-        <w:t>ui</w:t>
-      </w:r>
-      <w:proofErr w:type="spellEnd"/>
-      <w:r>
-        <w:t xml:space="preserve">  imagen</w:t>
-      </w:r>
-      <w:proofErr w:type="gramEnd"/>
-      <w:r>
-        <w:t xml:space="preserve">  de </w:t>
+        <w:t xml:space="preserve">servicios en azure cloud </w:t>
+      </w:r>
+      <w:r>
+        <w:t xml:space="preserve">ui  imagen  de </w:t>
       </w:r>
       <w:r>
         <w:t>Docker</w:t>
@@ -8018,6 +5512,9 @@
         </w:rPr>
       </w:pPr>
       <w:r>
+        <w:rPr>
+          <w:noProof/>
+        </w:rPr>
         <w:drawing>
           <wp:inline distT="0" distB="0" distL="0" distR="0" wp14:anchorId="4E6B461F" wp14:editId="48709CB6">
             <wp:extent cx="5943600" cy="3138170"/>
@@ -8074,19 +5571,11 @@
           <w:lang w:val="en-US"/>
         </w:rPr>
       </w:pPr>
-      <w:proofErr w:type="spellStart"/>
-      <w:r>
-        <w:rPr>
-          <w:lang w:val="en-US"/>
-        </w:rPr>
-        <w:t>Pruebas</w:t>
-      </w:r>
-      <w:proofErr w:type="spellEnd"/>
-      <w:r>
-        <w:rPr>
-          <w:lang w:val="en-US"/>
-        </w:rPr>
-        <w:t xml:space="preserve"> </w:t>
+      <w:r>
+        <w:rPr>
+          <w:lang w:val="en-US"/>
+        </w:rPr>
+        <w:t xml:space="preserve">Pruebas </w:t>
       </w:r>
     </w:p>
     <w:p>
@@ -8118,21 +5607,7 @@
         <w:rPr>
           <w:lang w:val="en-US"/>
         </w:rPr>
-        <w:t xml:space="preserve">  --</w:t>
-      </w:r>
-      <w:proofErr w:type="spellStart"/>
-      <w:r>
-        <w:rPr>
-          <w:lang w:val="en-US"/>
-        </w:rPr>
-        <w:t>url</w:t>
-      </w:r>
-      <w:proofErr w:type="spellEnd"/>
-      <w:r>
-        <w:rPr>
-          <w:lang w:val="en-US"/>
-        </w:rPr>
-        <w:t xml:space="preserve"> https://document-service.kindcoast-fa2a82d8.eastus.azurecontainerapps.io/documents \</w:t>
+        <w:t xml:space="preserve">  --url https://document-service.kindcoast-fa2a82d8.eastus.azurecontainerapps.io/documents \</w:t>
       </w:r>
     </w:p>
     <w:p>
@@ -8149,75 +5624,7 @@
           <w:lang w:val="en-US"/>
         </w:rPr>
         <w:lastRenderedPageBreak/>
-        <w:t xml:space="preserve">  --header 'Content-Type: application/</w:t>
-      </w:r>
-      <w:proofErr w:type="spellStart"/>
-      <w:r>
-        <w:rPr>
-          <w:lang w:val="en-US"/>
-        </w:rPr>
-        <w:t>json</w:t>
-      </w:r>
-      <w:proofErr w:type="spellEnd"/>
-      <w:r>
-        <w:rPr>
-          <w:lang w:val="en-US"/>
-        </w:rPr>
-        <w:t>' \</w:t>
-      </w:r>
-    </w:p>
-    <w:p>
-      <w:pPr>
-        <w:tabs>
-          <w:tab w:val="left" w:pos="2115"/>
-        </w:tabs>
-        <w:rPr>
-          <w:lang w:val="en-US"/>
-        </w:rPr>
-      </w:pPr>
-      <w:r>
-        <w:rPr>
-          <w:lang w:val="en-US"/>
-        </w:rPr>
-        <w:t xml:space="preserve">  --</w:t>
-      </w:r>
-      <w:proofErr w:type="gramStart"/>
-      <w:r>
-        <w:rPr>
-          <w:lang w:val="en-US"/>
-        </w:rPr>
-        <w:t>data '{</w:t>
-      </w:r>
-      <w:proofErr w:type="gramEnd"/>
-    </w:p>
-    <w:p>
-      <w:pPr>
-        <w:tabs>
-          <w:tab w:val="left" w:pos="2115"/>
-        </w:tabs>
-        <w:rPr>
-          <w:lang w:val="en-US"/>
-        </w:rPr>
-      </w:pPr>
-      <w:r>
-        <w:rPr>
-          <w:lang w:val="en-US"/>
-        </w:rPr>
-        <w:t xml:space="preserve">  "</w:t>
-      </w:r>
-      <w:proofErr w:type="spellStart"/>
-      <w:r>
-        <w:rPr>
-          <w:lang w:val="en-US"/>
-        </w:rPr>
-        <w:t>customerId</w:t>
-      </w:r>
-      <w:proofErr w:type="spellEnd"/>
-      <w:r>
-        <w:rPr>
-          <w:lang w:val="en-US"/>
-        </w:rPr>
-        <w:t>": "d215b5f8-0249-4dc5-89a3-51fd148cfb56",</w:t>
+        <w:t xml:space="preserve">  --header 'Content-Type: application/json' \</w:t>
       </w:r>
     </w:p>
     <w:p>
@@ -8233,15 +5640,36 @@
         <w:t xml:space="preserve">  </w:t>
       </w:r>
       <w:r>
-        <w:t>"</w:t>
-      </w:r>
-      <w:proofErr w:type="spellStart"/>
-      <w:r>
-        <w:t>labels</w:t>
-      </w:r>
-      <w:proofErr w:type="spellEnd"/>
-      <w:r>
-        <w:t>": [</w:t>
+        <w:t>--data '{</w:t>
+      </w:r>
+    </w:p>
+    <w:p>
+      <w:pPr>
+        <w:tabs>
+          <w:tab w:val="left" w:pos="2115"/>
+        </w:tabs>
+      </w:pPr>
+      <w:r>
+        <w:t xml:space="preserve">  "customerId": "</w:t>
+      </w:r>
+      <w:r>
+        <w:t>550e8400-e29b-41d4-a716-446655440001</w:t>
+      </w:r>
+      <w:r>
+        <w:t>",</w:t>
+      </w:r>
+    </w:p>
+    <w:p>
+      <w:pPr>
+        <w:tabs>
+          <w:tab w:val="left" w:pos="2115"/>
+        </w:tabs>
+      </w:pPr>
+      <w:r>
+        <w:t xml:space="preserve">  </w:t>
+      </w:r>
+      <w:r>
+        <w:t>"labels": [</w:t>
       </w:r>
     </w:p>
     <w:p>
@@ -8261,15 +5689,7 @@
         </w:tabs>
       </w:pPr>
       <w:r>
-        <w:t xml:space="preserve">      "</w:t>
-      </w:r>
-      <w:proofErr w:type="spellStart"/>
-      <w:r>
-        <w:t>itemId</w:t>
-      </w:r>
-      <w:proofErr w:type="spellEnd"/>
-      <w:r>
-        <w:t>": "123e4567-e89b-12d3-a456-426614174001",</w:t>
+        <w:t xml:space="preserve">      "itemId": "123e4567-e89b-12d3-a456-426614174001",</w:t>
       </w:r>
     </w:p>
     <w:p>
@@ -8304,81 +5724,39 @@
         <w:rPr>
           <w:lang w:val="en-US"/>
         </w:rPr>
-        <w:t xml:space="preserve">      "</w:t>
-      </w:r>
-      <w:proofErr w:type="spellStart"/>
-      <w:r>
-        <w:rPr>
-          <w:lang w:val="en-US"/>
-        </w:rPr>
-        <w:t>lateInterest</w:t>
-      </w:r>
-      <w:proofErr w:type="spellEnd"/>
-      <w:r>
-        <w:rPr>
-          <w:lang w:val="en-US"/>
-        </w:rPr>
-        <w:t>": 45.00,</w:t>
-      </w:r>
-    </w:p>
-    <w:p>
-      <w:pPr>
-        <w:tabs>
-          <w:tab w:val="left" w:pos="2115"/>
-        </w:tabs>
-        <w:rPr>
-          <w:lang w:val="en-US"/>
-        </w:rPr>
-      </w:pPr>
-      <w:r>
-        <w:rPr>
-          <w:lang w:val="en-US"/>
-        </w:rPr>
-        <w:t xml:space="preserve">      "</w:t>
-      </w:r>
-      <w:proofErr w:type="spellStart"/>
-      <w:r>
-        <w:rPr>
-          <w:lang w:val="en-US"/>
-        </w:rPr>
-        <w:t>regularInterest</w:t>
-      </w:r>
-      <w:proofErr w:type="spellEnd"/>
-      <w:r>
-        <w:rPr>
-          <w:lang w:val="en-US"/>
-        </w:rPr>
-        <w:t>": 30.00,</w:t>
-      </w:r>
-    </w:p>
-    <w:p>
-      <w:pPr>
-        <w:tabs>
-          <w:tab w:val="left" w:pos="2115"/>
-        </w:tabs>
-        <w:rPr>
-          <w:lang w:val="en-US"/>
-        </w:rPr>
-      </w:pPr>
-      <w:r>
-        <w:rPr>
-          <w:lang w:val="en-US"/>
-        </w:rPr>
-        <w:t xml:space="preserve">      "</w:t>
-      </w:r>
-      <w:proofErr w:type="spellStart"/>
-      <w:r>
-        <w:rPr>
-          <w:lang w:val="en-US"/>
-        </w:rPr>
-        <w:t>subTotal</w:t>
-      </w:r>
-      <w:proofErr w:type="spellEnd"/>
-      <w:r>
-        <w:rPr>
-          <w:lang w:val="en-US"/>
-        </w:rPr>
-        <w:t>": 1575.00</w:t>
+        <w:t xml:space="preserve">      "lateInterest": 45.00,</w:t>
+      </w:r>
+    </w:p>
+    <w:p>
+      <w:pPr>
+        <w:tabs>
+          <w:tab w:val="left" w:pos="2115"/>
+        </w:tabs>
+        <w:rPr>
+          <w:lang w:val="en-US"/>
+        </w:rPr>
+      </w:pPr>
+      <w:r>
+        <w:rPr>
+          <w:lang w:val="en-US"/>
+        </w:rPr>
+        <w:t xml:space="preserve">      "regularInterest": 30.00,</w:t>
+      </w:r>
+    </w:p>
+    <w:p>
+      <w:pPr>
+        <w:tabs>
+          <w:tab w:val="left" w:pos="2115"/>
+        </w:tabs>
+        <w:rPr>
+          <w:lang w:val="en-US"/>
+        </w:rPr>
+      </w:pPr>
+      <w:r>
+        <w:rPr>
+          <w:lang w:val="en-US"/>
+        </w:rPr>
+        <w:t xml:space="preserve">      "subTotal": 1575.00</w:t>
       </w:r>
     </w:p>
     <w:p>
@@ -8426,21 +5804,7 @@
         <w:rPr>
           <w:lang w:val="en-US"/>
         </w:rPr>
-        <w:t xml:space="preserve">      "</w:t>
-      </w:r>
-      <w:proofErr w:type="spellStart"/>
-      <w:r>
-        <w:rPr>
-          <w:lang w:val="en-US"/>
-        </w:rPr>
-        <w:t>itemId</w:t>
-      </w:r>
-      <w:proofErr w:type="spellEnd"/>
-      <w:r>
-        <w:rPr>
-          <w:lang w:val="en-US"/>
-        </w:rPr>
-        <w:t>": "123e4567-e89b-12d3-a456-426614174002",</w:t>
+        <w:t xml:space="preserve">      "itemId": "123e4567-e89b-12d3-a456-426614174002",</w:t>
       </w:r>
     </w:p>
     <w:p>
@@ -8472,81 +5836,39 @@
         <w:rPr>
           <w:lang w:val="en-US"/>
         </w:rPr>
-        <w:t xml:space="preserve">      "</w:t>
-      </w:r>
-      <w:proofErr w:type="spellStart"/>
-      <w:r>
-        <w:rPr>
-          <w:lang w:val="en-US"/>
-        </w:rPr>
-        <w:t>lateInterest</w:t>
-      </w:r>
-      <w:proofErr w:type="spellEnd"/>
-      <w:r>
-        <w:rPr>
-          <w:lang w:val="en-US"/>
-        </w:rPr>
-        <w:t>": 25.50,</w:t>
-      </w:r>
-    </w:p>
-    <w:p>
-      <w:pPr>
-        <w:tabs>
-          <w:tab w:val="left" w:pos="2115"/>
-        </w:tabs>
-        <w:rPr>
-          <w:lang w:val="en-US"/>
-        </w:rPr>
-      </w:pPr>
-      <w:r>
-        <w:rPr>
-          <w:lang w:val="en-US"/>
-        </w:rPr>
-        <w:t xml:space="preserve">      "</w:t>
-      </w:r>
-      <w:proofErr w:type="spellStart"/>
-      <w:r>
-        <w:rPr>
-          <w:lang w:val="en-US"/>
-        </w:rPr>
-        <w:t>regularInterest</w:t>
-      </w:r>
-      <w:proofErr w:type="spellEnd"/>
-      <w:r>
-        <w:rPr>
-          <w:lang w:val="en-US"/>
-        </w:rPr>
-        <w:t>": 17.00,</w:t>
-      </w:r>
-    </w:p>
-    <w:p>
-      <w:pPr>
-        <w:tabs>
-          <w:tab w:val="left" w:pos="2115"/>
-        </w:tabs>
-        <w:rPr>
-          <w:lang w:val="en-US"/>
-        </w:rPr>
-      </w:pPr>
-      <w:r>
-        <w:rPr>
-          <w:lang w:val="en-US"/>
-        </w:rPr>
-        <w:t xml:space="preserve">      "</w:t>
-      </w:r>
-      <w:proofErr w:type="spellStart"/>
-      <w:r>
-        <w:rPr>
-          <w:lang w:val="en-US"/>
-        </w:rPr>
-        <w:t>subTotal</w:t>
-      </w:r>
-      <w:proofErr w:type="spellEnd"/>
-      <w:r>
-        <w:rPr>
-          <w:lang w:val="en-US"/>
-        </w:rPr>
-        <w:t>": 893.00</w:t>
+        <w:t xml:space="preserve">      "lateInterest": 25.50,</w:t>
+      </w:r>
+    </w:p>
+    <w:p>
+      <w:pPr>
+        <w:tabs>
+          <w:tab w:val="left" w:pos="2115"/>
+        </w:tabs>
+        <w:rPr>
+          <w:lang w:val="en-US"/>
+        </w:rPr>
+      </w:pPr>
+      <w:r>
+        <w:rPr>
+          <w:lang w:val="en-US"/>
+        </w:rPr>
+        <w:t xml:space="preserve">      "regularInterest": 17.00,</w:t>
+      </w:r>
+    </w:p>
+    <w:p>
+      <w:pPr>
+        <w:tabs>
+          <w:tab w:val="left" w:pos="2115"/>
+        </w:tabs>
+        <w:rPr>
+          <w:lang w:val="en-US"/>
+        </w:rPr>
+      </w:pPr>
+      <w:r>
+        <w:rPr>
+          <w:lang w:val="en-US"/>
+        </w:rPr>
+        <w:t xml:space="preserve">      "subTotal": 893.00</w:t>
       </w:r>
     </w:p>
     <w:p>
@@ -8594,107 +5916,55 @@
         <w:rPr>
           <w:lang w:val="en-US"/>
         </w:rPr>
-        <w:t xml:space="preserve">  "</w:t>
-      </w:r>
-      <w:proofErr w:type="spellStart"/>
-      <w:r>
-        <w:rPr>
-          <w:lang w:val="en-US"/>
-        </w:rPr>
-        <w:t>documentInformation</w:t>
-      </w:r>
-      <w:proofErr w:type="spellEnd"/>
-      <w:proofErr w:type="gramStart"/>
-      <w:r>
-        <w:rPr>
-          <w:lang w:val="en-US"/>
-        </w:rPr>
-        <w:t>": {</w:t>
-      </w:r>
-      <w:proofErr w:type="gramEnd"/>
-    </w:p>
-    <w:p>
-      <w:pPr>
-        <w:tabs>
-          <w:tab w:val="left" w:pos="2115"/>
-        </w:tabs>
-        <w:rPr>
-          <w:lang w:val="en-US"/>
-        </w:rPr>
-      </w:pPr>
-      <w:r>
-        <w:rPr>
-          <w:lang w:val="en-US"/>
-        </w:rPr>
-        <w:t xml:space="preserve">    "address</w:t>
-      </w:r>
-      <w:proofErr w:type="gramStart"/>
-      <w:r>
-        <w:rPr>
-          <w:lang w:val="en-US"/>
-        </w:rPr>
-        <w:t>": {</w:t>
-      </w:r>
-      <w:proofErr w:type="gramEnd"/>
-    </w:p>
-    <w:p>
-      <w:pPr>
-        <w:tabs>
-          <w:tab w:val="left" w:pos="2115"/>
-        </w:tabs>
-        <w:rPr>
-          <w:lang w:val="en-US"/>
-        </w:rPr>
-      </w:pPr>
-      <w:r>
-        <w:rPr>
-          <w:lang w:val="en-US"/>
-        </w:rPr>
-        <w:t xml:space="preserve">      "</w:t>
-      </w:r>
-      <w:proofErr w:type="spellStart"/>
-      <w:r>
-        <w:rPr>
-          <w:lang w:val="en-US"/>
-        </w:rPr>
-        <w:t>postalCode</w:t>
-      </w:r>
-      <w:proofErr w:type="spellEnd"/>
-      <w:r>
-        <w:rPr>
-          <w:lang w:val="en-US"/>
-        </w:rPr>
-        <w:t>": "10001",</w:t>
-      </w:r>
-    </w:p>
-    <w:p>
-      <w:pPr>
-        <w:tabs>
-          <w:tab w:val="left" w:pos="2115"/>
-        </w:tabs>
-        <w:rPr>
-          <w:lang w:val="en-US"/>
-        </w:rPr>
-      </w:pPr>
-      <w:r>
-        <w:rPr>
-          <w:lang w:val="en-US"/>
-        </w:rPr>
-        <w:t xml:space="preserve">      "</w:t>
-      </w:r>
-      <w:proofErr w:type="gramStart"/>
-      <w:r>
-        <w:rPr>
-          <w:lang w:val="en-US"/>
-        </w:rPr>
-        <w:t>street": "</w:t>
-      </w:r>
-      <w:proofErr w:type="gramEnd"/>
-      <w:r>
-        <w:rPr>
-          <w:lang w:val="en-US"/>
-        </w:rPr>
-        <w:t>123 Main Street",</w:t>
+        <w:t xml:space="preserve">  "documentInformation": {</w:t>
+      </w:r>
+    </w:p>
+    <w:p>
+      <w:pPr>
+        <w:tabs>
+          <w:tab w:val="left" w:pos="2115"/>
+        </w:tabs>
+        <w:rPr>
+          <w:lang w:val="en-US"/>
+        </w:rPr>
+      </w:pPr>
+      <w:r>
+        <w:rPr>
+          <w:lang w:val="en-US"/>
+        </w:rPr>
+        <w:t xml:space="preserve">    "address": {</w:t>
+      </w:r>
+    </w:p>
+    <w:p>
+      <w:pPr>
+        <w:tabs>
+          <w:tab w:val="left" w:pos="2115"/>
+        </w:tabs>
+        <w:rPr>
+          <w:lang w:val="en-US"/>
+        </w:rPr>
+      </w:pPr>
+      <w:r>
+        <w:rPr>
+          <w:lang w:val="en-US"/>
+        </w:rPr>
+        <w:t xml:space="preserve">      "postalCode": "10001",</w:t>
+      </w:r>
+    </w:p>
+    <w:p>
+      <w:pPr>
+        <w:tabs>
+          <w:tab w:val="left" w:pos="2115"/>
+        </w:tabs>
+        <w:rPr>
+          <w:lang w:val="en-US"/>
+        </w:rPr>
+      </w:pPr>
+      <w:r>
+        <w:rPr>
+          <w:lang w:val="en-US"/>
+        </w:rPr>
+        <w:t xml:space="preserve">      "street": "123 Main Street",</w:t>
       </w:r>
     </w:p>
     <w:p>
@@ -8742,21 +6012,7 @@
         <w:rPr>
           <w:lang w:val="en-US"/>
         </w:rPr>
-        <w:t xml:space="preserve">      "</w:t>
-      </w:r>
-      <w:proofErr w:type="spellStart"/>
-      <w:r>
-        <w:rPr>
-          <w:lang w:val="en-US"/>
-        </w:rPr>
-        <w:t>zipCode</w:t>
-      </w:r>
-      <w:proofErr w:type="spellEnd"/>
-      <w:r>
-        <w:rPr>
-          <w:lang w:val="en-US"/>
-        </w:rPr>
-        <w:t>": "10001",</w:t>
+        <w:t xml:space="preserve">      "zipCode": "10001",</w:t>
       </w:r>
     </w:p>
     <w:p>
@@ -8805,171 +6061,87 @@
         <w:rPr>
           <w:lang w:val="en-US"/>
         </w:rPr>
-        <w:t xml:space="preserve">    "</w:t>
-      </w:r>
-      <w:proofErr w:type="spellStart"/>
-      <w:r>
-        <w:rPr>
-          <w:lang w:val="en-US"/>
-        </w:rPr>
-        <w:t>periodStartDate</w:t>
-      </w:r>
-      <w:proofErr w:type="spellEnd"/>
-      <w:r>
-        <w:rPr>
-          <w:lang w:val="en-US"/>
-        </w:rPr>
-        <w:t>": "2026-01-01",</w:t>
-      </w:r>
-    </w:p>
-    <w:p>
-      <w:pPr>
-        <w:tabs>
-          <w:tab w:val="left" w:pos="2115"/>
-        </w:tabs>
-        <w:rPr>
-          <w:lang w:val="en-US"/>
-        </w:rPr>
-      </w:pPr>
-      <w:r>
-        <w:rPr>
-          <w:lang w:val="en-US"/>
-        </w:rPr>
-        <w:t xml:space="preserve">    "</w:t>
-      </w:r>
-      <w:proofErr w:type="spellStart"/>
-      <w:r>
-        <w:rPr>
-          <w:lang w:val="en-US"/>
-        </w:rPr>
-        <w:t>periodEndDate</w:t>
-      </w:r>
-      <w:proofErr w:type="spellEnd"/>
-      <w:r>
-        <w:rPr>
-          <w:lang w:val="en-US"/>
-        </w:rPr>
-        <w:t>": "2026-01-31",</w:t>
-      </w:r>
-    </w:p>
-    <w:p>
-      <w:pPr>
-        <w:tabs>
-          <w:tab w:val="left" w:pos="2115"/>
-        </w:tabs>
-        <w:rPr>
-          <w:lang w:val="en-US"/>
-        </w:rPr>
-      </w:pPr>
-      <w:r>
-        <w:rPr>
-          <w:lang w:val="en-US"/>
-        </w:rPr>
-        <w:t xml:space="preserve">    "</w:t>
-      </w:r>
-      <w:proofErr w:type="spellStart"/>
-      <w:r>
-        <w:rPr>
-          <w:lang w:val="en-US"/>
-        </w:rPr>
-        <w:t>totalLateInterest</w:t>
-      </w:r>
-      <w:proofErr w:type="spellEnd"/>
-      <w:r>
-        <w:rPr>
-          <w:lang w:val="en-US"/>
-        </w:rPr>
-        <w:t>": 70.50,</w:t>
-      </w:r>
-    </w:p>
-    <w:p>
-      <w:pPr>
-        <w:tabs>
-          <w:tab w:val="left" w:pos="2115"/>
-        </w:tabs>
-        <w:rPr>
-          <w:lang w:val="en-US"/>
-        </w:rPr>
-      </w:pPr>
-      <w:r>
-        <w:rPr>
-          <w:lang w:val="en-US"/>
-        </w:rPr>
-        <w:t xml:space="preserve">    "</w:t>
-      </w:r>
-      <w:proofErr w:type="spellStart"/>
-      <w:r>
-        <w:rPr>
-          <w:lang w:val="en-US"/>
-        </w:rPr>
-        <w:t>totalRegularInterest</w:t>
-      </w:r>
-      <w:proofErr w:type="spellEnd"/>
-      <w:r>
-        <w:rPr>
-          <w:lang w:val="en-US"/>
-        </w:rPr>
-        <w:t>": 47.00,</w:t>
-      </w:r>
-    </w:p>
-    <w:p>
-      <w:pPr>
-        <w:tabs>
-          <w:tab w:val="left" w:pos="2115"/>
-        </w:tabs>
-        <w:rPr>
-          <w:lang w:val="en-US"/>
-        </w:rPr>
-      </w:pPr>
-      <w:r>
-        <w:rPr>
-          <w:lang w:val="en-US"/>
-        </w:rPr>
-        <w:t xml:space="preserve">    "</w:t>
-      </w:r>
-      <w:proofErr w:type="spellStart"/>
-      <w:r>
-        <w:rPr>
-          <w:lang w:val="en-US"/>
-        </w:rPr>
-        <w:t>totalAmount</w:t>
-      </w:r>
-      <w:proofErr w:type="spellEnd"/>
-      <w:r>
-        <w:rPr>
-          <w:lang w:val="en-US"/>
-        </w:rPr>
-        <w:t>": 2468.00,</w:t>
-      </w:r>
-    </w:p>
-    <w:p>
-      <w:pPr>
-        <w:tabs>
-          <w:tab w:val="left" w:pos="2115"/>
-        </w:tabs>
-        <w:rPr>
-          <w:lang w:val="en-US"/>
-        </w:rPr>
-      </w:pPr>
-      <w:r>
-        <w:rPr>
-          <w:lang w:val="en-US"/>
-        </w:rPr>
-        <w:t xml:space="preserve">    "</w:t>
-      </w:r>
-      <w:proofErr w:type="spellStart"/>
-      <w:r>
-        <w:rPr>
-          <w:lang w:val="en-US"/>
-        </w:rPr>
-        <w:t>documentType</w:t>
-      </w:r>
-      <w:proofErr w:type="spellEnd"/>
-      <w:r>
-        <w:rPr>
-          <w:lang w:val="en-US"/>
-        </w:rPr>
-        <w:t>": "PDF"</w:t>
+        <w:t xml:space="preserve">    "periodStartDate": "2026-01-01",</w:t>
+      </w:r>
+    </w:p>
+    <w:p>
+      <w:pPr>
+        <w:tabs>
+          <w:tab w:val="left" w:pos="2115"/>
+        </w:tabs>
+        <w:rPr>
+          <w:lang w:val="en-US"/>
+        </w:rPr>
+      </w:pPr>
+      <w:r>
+        <w:rPr>
+          <w:lang w:val="en-US"/>
+        </w:rPr>
+        <w:t xml:space="preserve">    "periodEndDate": "2026-01-31",</w:t>
+      </w:r>
+    </w:p>
+    <w:p>
+      <w:pPr>
+        <w:tabs>
+          <w:tab w:val="left" w:pos="2115"/>
+        </w:tabs>
+        <w:rPr>
+          <w:lang w:val="en-US"/>
+        </w:rPr>
+      </w:pPr>
+      <w:r>
+        <w:rPr>
+          <w:lang w:val="en-US"/>
+        </w:rPr>
+        <w:t xml:space="preserve">    "totalLateInterest": 70.50,</w:t>
+      </w:r>
+    </w:p>
+    <w:p>
+      <w:pPr>
+        <w:tabs>
+          <w:tab w:val="left" w:pos="2115"/>
+        </w:tabs>
+        <w:rPr>
+          <w:lang w:val="en-US"/>
+        </w:rPr>
+      </w:pPr>
+      <w:r>
+        <w:rPr>
+          <w:lang w:val="en-US"/>
+        </w:rPr>
+        <w:t xml:space="preserve">    "totalRegularInterest": 47.00,</w:t>
+      </w:r>
+    </w:p>
+    <w:p>
+      <w:pPr>
+        <w:tabs>
+          <w:tab w:val="left" w:pos="2115"/>
+        </w:tabs>
+        <w:rPr>
+          <w:lang w:val="en-US"/>
+        </w:rPr>
+      </w:pPr>
+      <w:r>
+        <w:rPr>
+          <w:lang w:val="en-US"/>
+        </w:rPr>
+        <w:t xml:space="preserve">    "totalAmount": 2468.00,</w:t>
+      </w:r>
+    </w:p>
+    <w:p>
+      <w:pPr>
+        <w:tabs>
+          <w:tab w:val="left" w:pos="2115"/>
+        </w:tabs>
+        <w:rPr>
+          <w:lang w:val="en-US"/>
+        </w:rPr>
+      </w:pPr>
+      <w:r>
+        <w:rPr>
+          <w:lang w:val="en-US"/>
+        </w:rPr>
+        <w:t xml:space="preserve">    "documentType": "PDF"</w:t>
       </w:r>
     </w:p>
     <w:p>
@@ -9023,6 +6195,124 @@
           <w:lang w:val="en-US"/>
         </w:rPr>
       </w:pPr>
+      <w:r>
+        <w:rPr>
+          <w:noProof/>
+          <w:lang w:val="en-US"/>
+        </w:rPr>
+        <w:drawing>
+          <wp:inline distT="0" distB="0" distL="0" distR="0" wp14:anchorId="6D0EA700" wp14:editId="6F3A2A4E">
+            <wp:extent cx="5943600" cy="3005455"/>
+            <wp:effectExtent l="0" t="0" r="0" b="4445"/>
+            <wp:docPr id="651889696" name="Imagen 1"/>
+            <wp:cNvGraphicFramePr>
+              <a:graphicFrameLocks xmlns:a="http://schemas.openxmlformats.org/drawingml/2006/main" noChangeAspect="1"/>
+            </wp:cNvGraphicFramePr>
+            <a:graphic xmlns:a="http://schemas.openxmlformats.org/drawingml/2006/main">
+              <a:graphicData uri="http://schemas.openxmlformats.org/drawingml/2006/picture">
+                <pic:pic xmlns:pic="http://schemas.openxmlformats.org/drawingml/2006/picture">
+                  <pic:nvPicPr>
+                    <pic:cNvPr id="651889696" name=""/>
+                    <pic:cNvPicPr/>
+                  </pic:nvPicPr>
+                  <pic:blipFill>
+                    <a:blip r:embed="rId45"/>
+                    <a:stretch>
+                      <a:fillRect/>
+                    </a:stretch>
+                  </pic:blipFill>
+                  <pic:spPr>
+                    <a:xfrm>
+                      <a:off x="0" y="0"/>
+                      <a:ext cx="5943600" cy="3005455"/>
+                    </a:xfrm>
+                    <a:prstGeom prst="rect">
+                      <a:avLst/>
+                    </a:prstGeom>
+                  </pic:spPr>
+                </pic:pic>
+              </a:graphicData>
+            </a:graphic>
+          </wp:inline>
+        </w:drawing>
+      </w:r>
+    </w:p>
+    <w:p>
+      <w:pPr>
+        <w:tabs>
+          <w:tab w:val="left" w:pos="2115"/>
+        </w:tabs>
+        <w:rPr>
+          <w:lang w:val="en-US"/>
+        </w:rPr>
+      </w:pPr>
+    </w:p>
+    <w:p>
+      <w:pPr>
+        <w:tabs>
+          <w:tab w:val="left" w:pos="2115"/>
+        </w:tabs>
+        <w:rPr>
+          <w:lang w:val="en-US"/>
+        </w:rPr>
+      </w:pPr>
+      <w:r>
+        <w:rPr>
+          <w:lang w:val="en-US"/>
+        </w:rPr>
+        <w:t xml:space="preserve">Vemos que los mensajes lleguen al cluster de kafka </w:t>
+      </w:r>
+    </w:p>
+    <w:p>
+      <w:pPr>
+        <w:tabs>
+          <w:tab w:val="left" w:pos="2115"/>
+        </w:tabs>
+        <w:rPr>
+          <w:lang w:val="en-US"/>
+        </w:rPr>
+      </w:pPr>
+      <w:r>
+        <w:rPr>
+          <w:lang w:val="en-US"/>
+        </w:rPr>
+        <w:lastRenderedPageBreak/>
+        <w:drawing>
+          <wp:inline distT="0" distB="0" distL="0" distR="0" wp14:anchorId="7D9B60FC" wp14:editId="416E9A9B">
+            <wp:extent cx="5943600" cy="3151505"/>
+            <wp:effectExtent l="0" t="0" r="0" b="0"/>
+            <wp:docPr id="961114264" name="Imagen 1"/>
+            <wp:cNvGraphicFramePr>
+              <a:graphicFrameLocks xmlns:a="http://schemas.openxmlformats.org/drawingml/2006/main" noChangeAspect="1"/>
+            </wp:cNvGraphicFramePr>
+            <a:graphic xmlns:a="http://schemas.openxmlformats.org/drawingml/2006/main">
+              <a:graphicData uri="http://schemas.openxmlformats.org/drawingml/2006/picture">
+                <pic:pic xmlns:pic="http://schemas.openxmlformats.org/drawingml/2006/picture">
+                  <pic:nvPicPr>
+                    <pic:cNvPr id="961114264" name=""/>
+                    <pic:cNvPicPr/>
+                  </pic:nvPicPr>
+                  <pic:blipFill>
+                    <a:blip r:embed="rId46"/>
+                    <a:stretch>
+                      <a:fillRect/>
+                    </a:stretch>
+                  </pic:blipFill>
+                  <pic:spPr>
+                    <a:xfrm>
+                      <a:off x="0" y="0"/>
+                      <a:ext cx="5943600" cy="3151505"/>
+                    </a:xfrm>
+                    <a:prstGeom prst="rect">
+                      <a:avLst/>
+                    </a:prstGeom>
+                  </pic:spPr>
+                </pic:pic>
+              </a:graphicData>
+            </a:graphic>
+          </wp:inline>
+        </w:drawing>
+      </w:r>
     </w:p>
     <w:sectPr>
       <w:pgSz w:w="12240" w:h="15840"/>
@@ -9035,7 +6325,7 @@
 </file>
 
 <file path=word/endnotes.xml><?xml version="1.0" encoding="utf-8"?>
-<w:endnotes xmlns:wpc="http://schemas.microsoft.com/office/word/2010/wordprocessingCanvas" xmlns:cx="http://schemas.microsoft.com/office/drawing/2014/chartex" xmlns:cx1="http://schemas.microsoft.com/office/drawing/2015/9/8/chartex" xmlns:cx2="http://schemas.microsoft.com/office/drawing/2015/10/21/chartex" xmlns:cx3="http://schemas.microsoft.com/office/drawing/2016/5/9/chartex" xmlns:cx4="http://schemas.microsoft.com/office/drawing/2016/5/10/chartex" xmlns:cx5="http://schemas.microsoft.com/office/drawing/2016/5/11/chartex" xmlns:cx6="http://schemas.microsoft.com/office/drawing/2016/5/12/chartex" xmlns:cx7="http://schemas.microsoft.com/office/drawing/2016/5/13/chartex" xmlns:cx8="http://schemas.microsoft.com/office/drawing/2016/5/14/chartex" xmlns:mc="http://schemas.openxmlformats.org/markup-compatibility/2006" xmlns:aink="http://schemas.microsoft.com/office/drawing/2016/ink" xmlns:am3d="http://schemas.microsoft.com/office/drawing/2017/model3d" xmlns:o="urn:schemas-microsoft-com:office:office" xmlns:oel="http://schemas.microsoft.com/office/2019/extlst" xmlns:r="http://schemas.openxmlformats.org/officeDocument/2006/relationships" xmlns:m="http://schemas.openxmlformats.org/officeDocument/2006/math" xmlns:v="urn:schemas-microsoft-com:vml" xmlns:wp14="http://schemas.microsoft.com/office/word/2010/wordprocessingDrawing" xmlns:wp="http://schemas.openxmlformats.org/drawingml/2006/wordprocessingDrawing" xmlns:w10="urn:schemas-microsoft-com:office:word" xmlns:w="http://schemas.openxmlformats.org/wordprocessingml/2006/main" xmlns:w14="http://schemas.microsoft.com/office/word/2010/wordml" xmlns:w15="http://schemas.microsoft.com/office/word/2012/wordml" xmlns:w16cei="http://schemas.microsoft.com/office/word/2026/wordml/cei" xmlns:w16cex="http://schemas.microsoft.com/office/word/2018/wordml/cex" xmlns:w16cid="http://schemas.microsoft.com/office/word/2016/wordml/cid" xmlns:w16="http://schemas.microsoft.com/office/word/2018/wordml" xmlns:w16du="http://schemas.microsoft.com/office/word/2023/wordml/word16du" xmlns:w16sdtdh="http://schemas.microsoft.com/office/word/2020/wordml/sdtdatahash" xmlns:w16sdtfl="http://schemas.microsoft.com/office/word/2024/wordml/sdtformatlock" xmlns:w16se="http://schemas.microsoft.com/office/word/2015/wordml/symex" xmlns:wpg="http://schemas.microsoft.com/office/word/2010/wordprocessingGroup" xmlns:wpi="http://schemas.microsoft.com/office/word/2010/wordprocessingInk" xmlns:wne="http://schemas.microsoft.com/office/word/2006/wordml" xmlns:wps="http://schemas.microsoft.com/office/word/2010/wordprocessingShape" mc:Ignorable="w14 w15 w16se w16cid w16 w16cex w16sdtdh w16sdtfl w16du wp14">
+<w:endnotes xmlns:wpc="http://schemas.microsoft.com/office/word/2010/wordprocessingCanvas" xmlns:cx="http://schemas.microsoft.com/office/drawing/2014/chartex" xmlns:cx1="http://schemas.microsoft.com/office/drawing/2015/9/8/chartex" xmlns:cx2="http://schemas.microsoft.com/office/drawing/2015/10/21/chartex" xmlns:cx3="http://schemas.microsoft.com/office/drawing/2016/5/9/chartex" xmlns:cx4="http://schemas.microsoft.com/office/drawing/2016/5/10/chartex" xmlns:cx5="http://schemas.microsoft.com/office/drawing/2016/5/11/chartex" xmlns:cx6="http://schemas.microsoft.com/office/drawing/2016/5/12/chartex" xmlns:cx7="http://schemas.microsoft.com/office/drawing/2016/5/13/chartex" xmlns:cx8="http://schemas.microsoft.com/office/drawing/2016/5/14/chartex" xmlns:mc="http://schemas.openxmlformats.org/markup-compatibility/2006" xmlns:aink="http://schemas.microsoft.com/office/drawing/2016/ink" xmlns:am3d="http://schemas.microsoft.com/office/drawing/2017/model3d" xmlns:o="urn:schemas-microsoft-com:office:office" xmlns:oel="http://schemas.microsoft.com/office/2019/extlst" xmlns:r="http://schemas.openxmlformats.org/officeDocument/2006/relationships" xmlns:m="http://schemas.openxmlformats.org/officeDocument/2006/math" xmlns:v="urn:schemas-microsoft-com:vml" xmlns:wp14="http://schemas.microsoft.com/office/word/2010/wordprocessingDrawing" xmlns:wp="http://schemas.openxmlformats.org/drawingml/2006/wordprocessingDrawing" xmlns:w10="urn:schemas-microsoft-com:office:word" xmlns:w="http://schemas.openxmlformats.org/wordprocessingml/2006/main" xmlns:w14="http://schemas.microsoft.com/office/word/2010/wordml" xmlns:w15="http://schemas.microsoft.com/office/word/2012/wordml" xmlns:w16cex="http://schemas.microsoft.com/office/word/2018/wordml/cex" xmlns:w16cid="http://schemas.microsoft.com/office/word/2016/wordml/cid" xmlns:w16="http://schemas.microsoft.com/office/word/2018/wordml" xmlns:w16du="http://schemas.microsoft.com/office/word/2023/wordml/word16du" xmlns:w16sdtdh="http://schemas.microsoft.com/office/word/2020/wordml/sdtdatahash" xmlns:w16sdtfl="http://schemas.microsoft.com/office/word/2024/wordml/sdtformatlock" xmlns:w16se="http://schemas.microsoft.com/office/word/2015/wordml/symex" xmlns:wpg="http://schemas.microsoft.com/office/word/2010/wordprocessingGroup" xmlns:wpi="http://schemas.microsoft.com/office/word/2010/wordprocessingInk" xmlns:wne="http://schemas.microsoft.com/office/word/2006/wordml" xmlns:wps="http://schemas.microsoft.com/office/word/2010/wordprocessingShape" mc:Ignorable="w14 w15 w16se w16cid w16 w16cex w16sdtdh w16sdtfl w16du wp14">
   <w:endnote w:type="separator" w:id="-1">
     <w:p>
       <w:pPr>
@@ -9060,7 +6350,7 @@
 </file>
 
 <file path=word/footnotes.xml><?xml version="1.0" encoding="utf-8"?>
-<w:footnotes xmlns:wpc="http://schemas.microsoft.com/office/word/2010/wordprocessingCanvas" xmlns:cx="http://schemas.microsoft.com/office/drawing/2014/chartex" xmlns:cx1="http://schemas.microsoft.com/office/drawing/2015/9/8/chartex" xmlns:cx2="http://schemas.microsoft.com/office/drawing/2015/10/21/chartex" xmlns:cx3="http://schemas.microsoft.com/office/drawing/2016/5/9/chartex" xmlns:cx4="http://schemas.microsoft.com/office/drawing/2016/5/10/chartex" xmlns:cx5="http://schemas.microsoft.com/office/drawing/2016/5/11/chartex" xmlns:cx6="http://schemas.microsoft.com/office/drawing/2016/5/12/chartex" xmlns:cx7="http://schemas.microsoft.com/office/drawing/2016/5/13/chartex" xmlns:cx8="http://schemas.microsoft.com/office/drawing/2016/5/14/chartex" xmlns:mc="http://schemas.openxmlformats.org/markup-compatibility/2006" xmlns:aink="http://schemas.microsoft.com/office/drawing/2016/ink" xmlns:am3d="http://schemas.microsoft.com/office/drawing/2017/model3d" xmlns:o="urn:schemas-microsoft-com:office:office" xmlns:oel="http://schemas.microsoft.com/office/2019/extlst" xmlns:r="http://schemas.openxmlformats.org/officeDocument/2006/relationships" xmlns:m="http://schemas.openxmlformats.org/officeDocument/2006/math" xmlns:v="urn:schemas-microsoft-com:vml" xmlns:wp14="http://schemas.microsoft.com/office/word/2010/wordprocessingDrawing" xmlns:wp="http://schemas.openxmlformats.org/drawingml/2006/wordprocessingDrawing" xmlns:w10="urn:schemas-microsoft-com:office:word" xmlns:w="http://schemas.openxmlformats.org/wordprocessingml/2006/main" xmlns:w14="http://schemas.microsoft.com/office/word/2010/wordml" xmlns:w15="http://schemas.microsoft.com/office/word/2012/wordml" xmlns:w16cei="http://schemas.microsoft.com/office/word/2026/wordml/cei" xmlns:w16cex="http://schemas.microsoft.com/office/word/2018/wordml/cex" xmlns:w16cid="http://schemas.microsoft.com/office/word/2016/wordml/cid" xmlns:w16="http://schemas.microsoft.com/office/word/2018/wordml" xmlns:w16du="http://schemas.microsoft.com/office/word/2023/wordml/word16du" xmlns:w16sdtdh="http://schemas.microsoft.com/office/word/2020/wordml/sdtdatahash" xmlns:w16sdtfl="http://schemas.microsoft.com/office/word/2024/wordml/sdtformatlock" xmlns:w16se="http://schemas.microsoft.com/office/word/2015/wordml/symex" xmlns:wpg="http://schemas.microsoft.com/office/word/2010/wordprocessingGroup" xmlns:wpi="http://schemas.microsoft.com/office/word/2010/wordprocessingInk" xmlns:wne="http://schemas.microsoft.com/office/word/2006/wordml" xmlns:wps="http://schemas.microsoft.com/office/word/2010/wordprocessingShape" mc:Ignorable="w14 w15 w16se w16cid w16 w16cex w16sdtdh w16sdtfl w16du wp14">
+<w:footnotes xmlns:wpc="http://schemas.microsoft.com/office/word/2010/wordprocessingCanvas" xmlns:cx="http://schemas.microsoft.com/office/drawing/2014/chartex" xmlns:cx1="http://schemas.microsoft.com/office/drawing/2015/9/8/chartex" xmlns:cx2="http://schemas.microsoft.com/office/drawing/2015/10/21/chartex" xmlns:cx3="http://schemas.microsoft.com/office/drawing/2016/5/9/chartex" xmlns:cx4="http://schemas.microsoft.com/office/drawing/2016/5/10/chartex" xmlns:cx5="http://schemas.microsoft.com/office/drawing/2016/5/11/chartex" xmlns:cx6="http://schemas.microsoft.com/office/drawing/2016/5/12/chartex" xmlns:cx7="http://schemas.microsoft.com/office/drawing/2016/5/13/chartex" xmlns:cx8="http://schemas.microsoft.com/office/drawing/2016/5/14/chartex" xmlns:mc="http://schemas.openxmlformats.org/markup-compatibility/2006" xmlns:aink="http://schemas.microsoft.com/office/drawing/2016/ink" xmlns:am3d="http://schemas.microsoft.com/office/drawing/2017/model3d" xmlns:o="urn:schemas-microsoft-com:office:office" xmlns:oel="http://schemas.microsoft.com/office/2019/extlst" xmlns:r="http://schemas.openxmlformats.org/officeDocument/2006/relationships" xmlns:m="http://schemas.openxmlformats.org/officeDocument/2006/math" xmlns:v="urn:schemas-microsoft-com:vml" xmlns:wp14="http://schemas.microsoft.com/office/word/2010/wordprocessingDrawing" xmlns:wp="http://schemas.openxmlformats.org/drawingml/2006/wordprocessingDrawing" xmlns:w10="urn:schemas-microsoft-com:office:word" xmlns:w="http://schemas.openxmlformats.org/wordprocessingml/2006/main" xmlns:w14="http://schemas.microsoft.com/office/word/2010/wordml" xmlns:w15="http://schemas.microsoft.com/office/word/2012/wordml" xmlns:w16cex="http://schemas.microsoft.com/office/word/2018/wordml/cex" xmlns:w16cid="http://schemas.microsoft.com/office/word/2016/wordml/cid" xmlns:w16="http://schemas.microsoft.com/office/word/2018/wordml" xmlns:w16du="http://schemas.microsoft.com/office/word/2023/wordml/word16du" xmlns:w16sdtdh="http://schemas.microsoft.com/office/word/2020/wordml/sdtdatahash" xmlns:w16sdtfl="http://schemas.microsoft.com/office/word/2024/wordml/sdtformatlock" xmlns:w16se="http://schemas.microsoft.com/office/word/2015/wordml/symex" xmlns:wpg="http://schemas.microsoft.com/office/word/2010/wordprocessingGroup" xmlns:wpi="http://schemas.microsoft.com/office/word/2010/wordprocessingInk" xmlns:wne="http://schemas.microsoft.com/office/word/2006/wordml" xmlns:wps="http://schemas.microsoft.com/office/word/2010/wordprocessingShape" mc:Ignorable="w14 w15 w16se w16cid w16 w16cex w16sdtdh w16sdtfl w16du wp14">
   <w:footnote w:type="separator" w:id="-1">
     <w:p>
       <w:pPr>
@@ -9686,6 +6976,7 @@
   <w:style w:type="character" w:default="1" w:styleId="Fuentedeprrafopredeter">
     <w:name w:val="Default Paragraph Font"/>
     <w:uiPriority w:val="1"/>
+    <w:semiHidden/>
     <w:unhideWhenUsed/>
   </w:style>
   <w:style w:type="table" w:default="1" w:styleId="Tablanormal">
